--- a/doc/详细设计文档.docx
+++ b/doc/详细设计文档.docx
@@ -13,9 +13,9 @@
           <w:szCs w:val="52"/>
         </w:rPr>
       </w:pPr>
-      <w:bookmarkStart w:id="0" w:name="_Toc24950"/>
+      <w:bookmarkStart w:id="0" w:name="_Toc246399168"/>
       <w:bookmarkStart w:id="1" w:name="_Toc246399499"/>
-      <w:bookmarkStart w:id="2" w:name="_Toc246399168"/>
+      <w:bookmarkStart w:id="2" w:name="_Toc24950"/>
       <w:r>
         <w:rPr>
           <w:rFonts w:hint="eastAsia" w:ascii="黑体" w:eastAsia="黑体"/>
@@ -49,9 +49,9 @@
       <w:bookmarkEnd w:id="0"/>
       <w:bookmarkEnd w:id="1"/>
       <w:bookmarkEnd w:id="2"/>
-      <w:bookmarkStart w:id="3" w:name="_Toc246399500"/>
-      <w:bookmarkStart w:id="4" w:name="_Toc246399169"/>
-      <w:bookmarkStart w:id="5" w:name="_Toc17740"/>
+      <w:bookmarkStart w:id="3" w:name="_Toc17740"/>
+      <w:bookmarkStart w:id="4" w:name="_Toc246399500"/>
+      <w:bookmarkStart w:id="5" w:name="_Toc246399169"/>
     </w:p>
     <w:p>
       <w:pPr>
@@ -103,9 +103,9 @@
       <w:bookmarkEnd w:id="6"/>
       <w:bookmarkEnd w:id="7"/>
       <w:bookmarkEnd w:id="8"/>
-      <w:bookmarkStart w:id="9" w:name="_Toc24889"/>
-      <w:bookmarkStart w:id="10" w:name="_Toc246399171"/>
-      <w:bookmarkStart w:id="11" w:name="_Toc246399502"/>
+      <w:bookmarkStart w:id="9" w:name="_Toc246399502"/>
+      <w:bookmarkStart w:id="10" w:name="_Toc24889"/>
+      <w:bookmarkStart w:id="11" w:name="_Toc246399171"/>
     </w:p>
     <w:p>
       <w:pPr>
@@ -2279,9 +2279,10 @@
       <w:pPr>
         <w:ind w:firstLine="480" w:firstLineChars="200"/>
         <w:rPr>
-          <w:rFonts w:asciiTheme="minorEastAsia" w:hAnsiTheme="minorEastAsia" w:cstheme="minorEastAsia"/>
-          <w:sz w:val="24"/>
-          <w:szCs w:val="24"/>
+          <w:rFonts w:hint="eastAsia" w:asciiTheme="minorEastAsia" w:hAnsiTheme="minorEastAsia" w:eastAsiaTheme="minorEastAsia" w:cstheme="minorEastAsia"/>
+          <w:sz w:val="24"/>
+          <w:szCs w:val="24"/>
+          <w:lang w:eastAsia="zh-CN"/>
         </w:rPr>
       </w:pPr>
       <w:r>
@@ -2290,8 +2291,19 @@
           <w:sz w:val="24"/>
           <w:szCs w:val="24"/>
         </w:rPr>
-        <w:t>详细设计说明书的重点是描述模块的执行流程。</w:t>
-      </w:r>
+        <w:t>详细设计说明书的重点是描述模块的执行流程</w:t>
+      </w:r>
+      <w:r>
+        <w:rPr>
+          <w:rFonts w:hint="eastAsia" w:asciiTheme="minorEastAsia" w:hAnsiTheme="minorEastAsia" w:cstheme="minorEastAsia"/>
+          <w:sz w:val="24"/>
+          <w:szCs w:val="24"/>
+          <w:lang w:eastAsia="zh-CN"/>
+        </w:rPr>
+        <w:t>。</w:t>
+      </w:r>
+      <w:bookmarkStart w:id="36" w:name="_GoBack"/>
+      <w:bookmarkEnd w:id="36"/>
     </w:p>
     <w:bookmarkEnd w:id="12"/>
     <w:p>
@@ -2913,7 +2925,6 @@
             <w:insideH w:val="none" w:color="auto" w:sz="0" w:space="0"/>
             <w:insideV w:val="none" w:color="auto" w:sz="0" w:space="0"/>
           </w:tblBorders>
-          <w:shd w:val="clear" w:color="auto" w:fill="FFFFFF"/>
           <w:tblCellMar>
             <w:top w:w="0" w:type="dxa"/>
             <w:left w:w="0" w:type="dxa"/>
@@ -3138,6 +3149,7 @@
             <w:insideH w:val="none" w:color="auto" w:sz="0" w:space="0"/>
             <w:insideV w:val="none" w:color="auto" w:sz="0" w:space="0"/>
           </w:tblBorders>
+          <w:shd w:val="clear" w:color="auto" w:fill="FFFFFF"/>
           <w:tblCellMar>
             <w:top w:w="0" w:type="dxa"/>
             <w:left w:w="0" w:type="dxa"/>
@@ -3236,230 +3248,6 @@
                 <w:lang w:val="en-US" w:eastAsia="zh-CN" w:bidi="ar-SA"/>
               </w:rPr>
               <w:t>数据访问层接口，基于 MyBatis Plus 实现数据库 CRUD 操作</w:t>
-            </w:r>
-          </w:p>
-        </w:tc>
-      </w:tr>
-      <w:tr>
-        <w:tblPrEx>
-          <w:tblBorders>
-            <w:top w:val="single" w:color="auto" w:sz="2" w:space="0"/>
-            <w:left w:val="single" w:color="auto" w:sz="2" w:space="0"/>
-            <w:bottom w:val="single" w:color="auto" w:sz="2" w:space="0"/>
-            <w:right w:val="single" w:color="auto" w:sz="2" w:space="0"/>
-            <w:insideH w:val="none" w:color="auto" w:sz="0" w:space="0"/>
-            <w:insideV w:val="none" w:color="auto" w:sz="0" w:space="0"/>
-          </w:tblBorders>
-          <w:tblCellMar>
-            <w:top w:w="0" w:type="dxa"/>
-            <w:left w:w="0" w:type="dxa"/>
-            <w:bottom w:w="0" w:type="dxa"/>
-            <w:right w:w="0" w:type="dxa"/>
-          </w:tblCellMar>
-        </w:tblPrEx>
-        <w:tc>
-          <w:tcPr>
-            <w:tcW w:w="0" w:type="auto"/>
-            <w:tcBorders>
-              <w:top w:val="nil"/>
-              <w:left w:val="nil"/>
-              <w:bottom w:val="nil"/>
-              <w:right w:val="single" w:color="auto" w:sz="2" w:space="0"/>
-            </w:tcBorders>
-            <w:shd w:val="clear" w:color="auto" w:fill="FFFFFF"/>
-            <w:tcMar>
-              <w:top w:w="120" w:type="dxa"/>
-              <w:left w:w="180" w:type="dxa"/>
-              <w:bottom w:w="120" w:type="dxa"/>
-              <w:right w:w="180" w:type="dxa"/>
-            </w:tcMar>
-            <w:vAlign w:val="center"/>
-          </w:tcPr>
-          <w:p>
-            <w:pPr>
-              <w:keepNext w:val="0"/>
-              <w:keepLines w:val="0"/>
-              <w:widowControl/>
-              <w:suppressLineNumbers w:val="0"/>
-              <w:spacing w:before="0" w:beforeAutospacing="0" w:after="0" w:afterAutospacing="0" w:line="280" w:lineRule="atLeast"/>
-              <w:ind w:left="0" w:right="0" w:firstLine="0"/>
-              <w:jc w:val="left"/>
-              <w:rPr>
-                <w:rFonts w:hint="default" w:cs="Times New Roman" w:asciiTheme="minorEastAsia" w:hAnsiTheme="minorEastAsia" w:eastAsiaTheme="minorEastAsia"/>
-                <w:kern w:val="2"/>
-                <w:sz w:val="24"/>
-                <w:szCs w:val="24"/>
-                <w:lang w:val="en-US" w:eastAsia="zh-CN" w:bidi="ar-SA"/>
-              </w:rPr>
-            </w:pPr>
-            <w:r>
-              <w:rPr>
-                <w:rFonts w:hint="default" w:cs="Times New Roman" w:asciiTheme="minorEastAsia" w:hAnsiTheme="minorEastAsia" w:eastAsiaTheme="minorEastAsia"/>
-                <w:kern w:val="2"/>
-                <w:sz w:val="24"/>
-                <w:szCs w:val="24"/>
-                <w:lang w:val="en-US" w:eastAsia="zh-CN" w:bidi="ar-SA"/>
-              </w:rPr>
-              <w:t>Service</w:t>
-            </w:r>
-          </w:p>
-        </w:tc>
-        <w:tc>
-          <w:tcPr>
-            <w:tcW w:w="0" w:type="auto"/>
-            <w:tcBorders>
-              <w:top w:val="nil"/>
-              <w:left w:val="nil"/>
-              <w:bottom w:val="nil"/>
-              <w:right w:val="nil"/>
-            </w:tcBorders>
-            <w:shd w:val="clear" w:color="auto" w:fill="FFFFFF"/>
-            <w:tcMar>
-              <w:top w:w="120" w:type="dxa"/>
-              <w:left w:w="180" w:type="dxa"/>
-              <w:bottom w:w="120" w:type="dxa"/>
-              <w:right w:w="180" w:type="dxa"/>
-            </w:tcMar>
-            <w:vAlign w:val="center"/>
-          </w:tcPr>
-          <w:p>
-            <w:pPr>
-              <w:keepNext w:val="0"/>
-              <w:keepLines w:val="0"/>
-              <w:widowControl/>
-              <w:suppressLineNumbers w:val="0"/>
-              <w:spacing w:before="0" w:beforeAutospacing="0" w:after="0" w:afterAutospacing="0" w:line="280" w:lineRule="atLeast"/>
-              <w:ind w:left="0" w:right="0" w:firstLine="0"/>
-              <w:jc w:val="left"/>
-              <w:rPr>
-                <w:rFonts w:hint="default" w:cs="Times New Roman" w:asciiTheme="minorEastAsia" w:hAnsiTheme="minorEastAsia" w:eastAsiaTheme="minorEastAsia"/>
-                <w:kern w:val="2"/>
-                <w:sz w:val="24"/>
-                <w:szCs w:val="24"/>
-                <w:lang w:val="en-US" w:eastAsia="zh-CN" w:bidi="ar-SA"/>
-              </w:rPr>
-            </w:pPr>
-            <w:r>
-              <w:rPr>
-                <w:rFonts w:hint="default" w:cs="Times New Roman" w:asciiTheme="minorEastAsia" w:hAnsiTheme="minorEastAsia" w:eastAsiaTheme="minorEastAsia"/>
-                <w:kern w:val="2"/>
-                <w:sz w:val="24"/>
-                <w:szCs w:val="24"/>
-                <w:lang w:val="en-US" w:eastAsia="zh-CN" w:bidi="ar-SA"/>
-              </w:rPr>
-              <w:t>业务逻辑层，封装核心业务规则与流程处理逻辑</w:t>
-            </w:r>
-          </w:p>
-        </w:tc>
-      </w:tr>
-      <w:tr>
-        <w:tblPrEx>
-          <w:tblBorders>
-            <w:top w:val="single" w:color="auto" w:sz="2" w:space="0"/>
-            <w:left w:val="single" w:color="auto" w:sz="2" w:space="0"/>
-            <w:bottom w:val="single" w:color="auto" w:sz="2" w:space="0"/>
-            <w:right w:val="single" w:color="auto" w:sz="2" w:space="0"/>
-            <w:insideH w:val="none" w:color="auto" w:sz="0" w:space="0"/>
-            <w:insideV w:val="none" w:color="auto" w:sz="0" w:space="0"/>
-          </w:tblBorders>
-          <w:tblCellMar>
-            <w:top w:w="0" w:type="dxa"/>
-            <w:left w:w="0" w:type="dxa"/>
-            <w:bottom w:w="0" w:type="dxa"/>
-            <w:right w:w="0" w:type="dxa"/>
-          </w:tblCellMar>
-        </w:tblPrEx>
-        <w:tc>
-          <w:tcPr>
-            <w:tcW w:w="0" w:type="auto"/>
-            <w:tcBorders>
-              <w:top w:val="nil"/>
-              <w:left w:val="nil"/>
-              <w:bottom w:val="nil"/>
-              <w:right w:val="single" w:color="auto" w:sz="2" w:space="0"/>
-            </w:tcBorders>
-            <w:shd w:val="clear" w:color="auto" w:fill="FFFFFF"/>
-            <w:tcMar>
-              <w:top w:w="120" w:type="dxa"/>
-              <w:left w:w="180" w:type="dxa"/>
-              <w:bottom w:w="120" w:type="dxa"/>
-              <w:right w:w="180" w:type="dxa"/>
-            </w:tcMar>
-            <w:vAlign w:val="center"/>
-          </w:tcPr>
-          <w:p>
-            <w:pPr>
-              <w:keepNext w:val="0"/>
-              <w:keepLines w:val="0"/>
-              <w:widowControl/>
-              <w:suppressLineNumbers w:val="0"/>
-              <w:spacing w:before="0" w:beforeAutospacing="0" w:after="0" w:afterAutospacing="0" w:line="280" w:lineRule="atLeast"/>
-              <w:ind w:left="0" w:right="0" w:firstLine="0"/>
-              <w:jc w:val="left"/>
-              <w:rPr>
-                <w:rFonts w:hint="default" w:cs="Times New Roman" w:asciiTheme="minorEastAsia" w:hAnsiTheme="minorEastAsia" w:eastAsiaTheme="minorEastAsia"/>
-                <w:kern w:val="2"/>
-                <w:sz w:val="24"/>
-                <w:szCs w:val="24"/>
-                <w:lang w:val="en-US" w:eastAsia="zh-CN" w:bidi="ar-SA"/>
-              </w:rPr>
-            </w:pPr>
-            <w:r>
-              <w:rPr>
-                <w:rFonts w:hint="default" w:cs="Times New Roman" w:asciiTheme="minorEastAsia" w:hAnsiTheme="minorEastAsia" w:eastAsiaTheme="minorEastAsia"/>
-                <w:kern w:val="2"/>
-                <w:sz w:val="24"/>
-                <w:szCs w:val="24"/>
-                <w:lang w:val="en-US" w:eastAsia="zh-CN" w:bidi="ar-SA"/>
-              </w:rPr>
-              <w:t>Controller</w:t>
-            </w:r>
-          </w:p>
-        </w:tc>
-        <w:tc>
-          <w:tcPr>
-            <w:tcW w:w="0" w:type="auto"/>
-            <w:tcBorders>
-              <w:top w:val="nil"/>
-              <w:left w:val="nil"/>
-              <w:bottom w:val="nil"/>
-              <w:right w:val="nil"/>
-            </w:tcBorders>
-            <w:shd w:val="clear" w:color="auto" w:fill="FFFFFF"/>
-            <w:tcMar>
-              <w:top w:w="120" w:type="dxa"/>
-              <w:left w:w="180" w:type="dxa"/>
-              <w:bottom w:w="120" w:type="dxa"/>
-              <w:right w:w="180" w:type="dxa"/>
-            </w:tcMar>
-            <w:vAlign w:val="center"/>
-          </w:tcPr>
-          <w:p>
-            <w:pPr>
-              <w:keepNext w:val="0"/>
-              <w:keepLines w:val="0"/>
-              <w:widowControl/>
-              <w:suppressLineNumbers w:val="0"/>
-              <w:spacing w:before="0" w:beforeAutospacing="0" w:after="0" w:afterAutospacing="0" w:line="280" w:lineRule="atLeast"/>
-              <w:ind w:left="0" w:right="0" w:firstLine="0"/>
-              <w:jc w:val="left"/>
-              <w:rPr>
-                <w:rFonts w:hint="default" w:cs="Times New Roman" w:asciiTheme="minorEastAsia" w:hAnsiTheme="minorEastAsia" w:eastAsiaTheme="minorEastAsia"/>
-                <w:kern w:val="2"/>
-                <w:sz w:val="24"/>
-                <w:szCs w:val="24"/>
-                <w:lang w:val="en-US" w:eastAsia="zh-CN" w:bidi="ar-SA"/>
-              </w:rPr>
-            </w:pPr>
-            <w:r>
-              <w:rPr>
-                <w:rFonts w:hint="default" w:cs="Times New Roman" w:asciiTheme="minorEastAsia" w:hAnsiTheme="minorEastAsia" w:eastAsiaTheme="minorEastAsia"/>
-                <w:kern w:val="2"/>
-                <w:sz w:val="24"/>
-                <w:szCs w:val="24"/>
-                <w:lang w:val="en-US" w:eastAsia="zh-CN" w:bidi="ar-SA"/>
-              </w:rPr>
-              <w:t>控制器层，接收前端请求，调用对应 Service 处理，返回响应结果</w:t>
             </w:r>
           </w:p>
         </w:tc>
@@ -3475,6 +3263,231 @@
             <w:insideV w:val="none" w:color="auto" w:sz="0" w:space="0"/>
           </w:tblBorders>
           <w:shd w:val="clear" w:color="auto" w:fill="FFFFFF"/>
+          <w:tblCellMar>
+            <w:top w:w="0" w:type="dxa"/>
+            <w:left w:w="0" w:type="dxa"/>
+            <w:bottom w:w="0" w:type="dxa"/>
+            <w:right w:w="0" w:type="dxa"/>
+          </w:tblCellMar>
+        </w:tblPrEx>
+        <w:tc>
+          <w:tcPr>
+            <w:tcW w:w="0" w:type="auto"/>
+            <w:tcBorders>
+              <w:top w:val="nil"/>
+              <w:left w:val="nil"/>
+              <w:bottom w:val="nil"/>
+              <w:right w:val="single" w:color="auto" w:sz="2" w:space="0"/>
+            </w:tcBorders>
+            <w:shd w:val="clear" w:color="auto" w:fill="FFFFFF"/>
+            <w:tcMar>
+              <w:top w:w="120" w:type="dxa"/>
+              <w:left w:w="180" w:type="dxa"/>
+              <w:bottom w:w="120" w:type="dxa"/>
+              <w:right w:w="180" w:type="dxa"/>
+            </w:tcMar>
+            <w:vAlign w:val="center"/>
+          </w:tcPr>
+          <w:p>
+            <w:pPr>
+              <w:keepNext w:val="0"/>
+              <w:keepLines w:val="0"/>
+              <w:widowControl/>
+              <w:suppressLineNumbers w:val="0"/>
+              <w:spacing w:before="0" w:beforeAutospacing="0" w:after="0" w:afterAutospacing="0" w:line="280" w:lineRule="atLeast"/>
+              <w:ind w:left="0" w:right="0" w:firstLine="0"/>
+              <w:jc w:val="left"/>
+              <w:rPr>
+                <w:rFonts w:hint="default" w:cs="Times New Roman" w:asciiTheme="minorEastAsia" w:hAnsiTheme="minorEastAsia" w:eastAsiaTheme="minorEastAsia"/>
+                <w:kern w:val="2"/>
+                <w:sz w:val="24"/>
+                <w:szCs w:val="24"/>
+                <w:lang w:val="en-US" w:eastAsia="zh-CN" w:bidi="ar-SA"/>
+              </w:rPr>
+            </w:pPr>
+            <w:r>
+              <w:rPr>
+                <w:rFonts w:hint="default" w:cs="Times New Roman" w:asciiTheme="minorEastAsia" w:hAnsiTheme="minorEastAsia" w:eastAsiaTheme="minorEastAsia"/>
+                <w:kern w:val="2"/>
+                <w:sz w:val="24"/>
+                <w:szCs w:val="24"/>
+                <w:lang w:val="en-US" w:eastAsia="zh-CN" w:bidi="ar-SA"/>
+              </w:rPr>
+              <w:t>Service</w:t>
+            </w:r>
+          </w:p>
+        </w:tc>
+        <w:tc>
+          <w:tcPr>
+            <w:tcW w:w="0" w:type="auto"/>
+            <w:tcBorders>
+              <w:top w:val="nil"/>
+              <w:left w:val="nil"/>
+              <w:bottom w:val="nil"/>
+              <w:right w:val="nil"/>
+            </w:tcBorders>
+            <w:shd w:val="clear" w:color="auto" w:fill="FFFFFF"/>
+            <w:tcMar>
+              <w:top w:w="120" w:type="dxa"/>
+              <w:left w:w="180" w:type="dxa"/>
+              <w:bottom w:w="120" w:type="dxa"/>
+              <w:right w:w="180" w:type="dxa"/>
+            </w:tcMar>
+            <w:vAlign w:val="center"/>
+          </w:tcPr>
+          <w:p>
+            <w:pPr>
+              <w:keepNext w:val="0"/>
+              <w:keepLines w:val="0"/>
+              <w:widowControl/>
+              <w:suppressLineNumbers w:val="0"/>
+              <w:spacing w:before="0" w:beforeAutospacing="0" w:after="0" w:afterAutospacing="0" w:line="280" w:lineRule="atLeast"/>
+              <w:ind w:left="0" w:right="0" w:firstLine="0"/>
+              <w:jc w:val="left"/>
+              <w:rPr>
+                <w:rFonts w:hint="default" w:cs="Times New Roman" w:asciiTheme="minorEastAsia" w:hAnsiTheme="minorEastAsia" w:eastAsiaTheme="minorEastAsia"/>
+                <w:kern w:val="2"/>
+                <w:sz w:val="24"/>
+                <w:szCs w:val="24"/>
+                <w:lang w:val="en-US" w:eastAsia="zh-CN" w:bidi="ar-SA"/>
+              </w:rPr>
+            </w:pPr>
+            <w:r>
+              <w:rPr>
+                <w:rFonts w:hint="default" w:cs="Times New Roman" w:asciiTheme="minorEastAsia" w:hAnsiTheme="minorEastAsia" w:eastAsiaTheme="minorEastAsia"/>
+                <w:kern w:val="2"/>
+                <w:sz w:val="24"/>
+                <w:szCs w:val="24"/>
+                <w:lang w:val="en-US" w:eastAsia="zh-CN" w:bidi="ar-SA"/>
+              </w:rPr>
+              <w:t>业务逻辑层，封装核心业务规则与流程处理逻辑</w:t>
+            </w:r>
+          </w:p>
+        </w:tc>
+      </w:tr>
+      <w:tr>
+        <w:tblPrEx>
+          <w:tblBorders>
+            <w:top w:val="single" w:color="auto" w:sz="2" w:space="0"/>
+            <w:left w:val="single" w:color="auto" w:sz="2" w:space="0"/>
+            <w:bottom w:val="single" w:color="auto" w:sz="2" w:space="0"/>
+            <w:right w:val="single" w:color="auto" w:sz="2" w:space="0"/>
+            <w:insideH w:val="none" w:color="auto" w:sz="0" w:space="0"/>
+            <w:insideV w:val="none" w:color="auto" w:sz="0" w:space="0"/>
+          </w:tblBorders>
+          <w:shd w:val="clear" w:color="auto" w:fill="FFFFFF"/>
+          <w:tblCellMar>
+            <w:top w:w="0" w:type="dxa"/>
+            <w:left w:w="0" w:type="dxa"/>
+            <w:bottom w:w="0" w:type="dxa"/>
+            <w:right w:w="0" w:type="dxa"/>
+          </w:tblCellMar>
+        </w:tblPrEx>
+        <w:tc>
+          <w:tcPr>
+            <w:tcW w:w="0" w:type="auto"/>
+            <w:tcBorders>
+              <w:top w:val="nil"/>
+              <w:left w:val="nil"/>
+              <w:bottom w:val="nil"/>
+              <w:right w:val="single" w:color="auto" w:sz="2" w:space="0"/>
+            </w:tcBorders>
+            <w:shd w:val="clear" w:color="auto" w:fill="FFFFFF"/>
+            <w:tcMar>
+              <w:top w:w="120" w:type="dxa"/>
+              <w:left w:w="180" w:type="dxa"/>
+              <w:bottom w:w="120" w:type="dxa"/>
+              <w:right w:w="180" w:type="dxa"/>
+            </w:tcMar>
+            <w:vAlign w:val="center"/>
+          </w:tcPr>
+          <w:p>
+            <w:pPr>
+              <w:keepNext w:val="0"/>
+              <w:keepLines w:val="0"/>
+              <w:widowControl/>
+              <w:suppressLineNumbers w:val="0"/>
+              <w:spacing w:before="0" w:beforeAutospacing="0" w:after="0" w:afterAutospacing="0" w:line="280" w:lineRule="atLeast"/>
+              <w:ind w:left="0" w:right="0" w:firstLine="0"/>
+              <w:jc w:val="left"/>
+              <w:rPr>
+                <w:rFonts w:hint="default" w:cs="Times New Roman" w:asciiTheme="minorEastAsia" w:hAnsiTheme="minorEastAsia" w:eastAsiaTheme="minorEastAsia"/>
+                <w:kern w:val="2"/>
+                <w:sz w:val="24"/>
+                <w:szCs w:val="24"/>
+                <w:lang w:val="en-US" w:eastAsia="zh-CN" w:bidi="ar-SA"/>
+              </w:rPr>
+            </w:pPr>
+            <w:r>
+              <w:rPr>
+                <w:rFonts w:hint="default" w:cs="Times New Roman" w:asciiTheme="minorEastAsia" w:hAnsiTheme="minorEastAsia" w:eastAsiaTheme="minorEastAsia"/>
+                <w:kern w:val="2"/>
+                <w:sz w:val="24"/>
+                <w:szCs w:val="24"/>
+                <w:lang w:val="en-US" w:eastAsia="zh-CN" w:bidi="ar-SA"/>
+              </w:rPr>
+              <w:t>Controller</w:t>
+            </w:r>
+          </w:p>
+        </w:tc>
+        <w:tc>
+          <w:tcPr>
+            <w:tcW w:w="0" w:type="auto"/>
+            <w:tcBorders>
+              <w:top w:val="nil"/>
+              <w:left w:val="nil"/>
+              <w:bottom w:val="nil"/>
+              <w:right w:val="nil"/>
+            </w:tcBorders>
+            <w:shd w:val="clear" w:color="auto" w:fill="FFFFFF"/>
+            <w:tcMar>
+              <w:top w:w="120" w:type="dxa"/>
+              <w:left w:w="180" w:type="dxa"/>
+              <w:bottom w:w="120" w:type="dxa"/>
+              <w:right w:w="180" w:type="dxa"/>
+            </w:tcMar>
+            <w:vAlign w:val="center"/>
+          </w:tcPr>
+          <w:p>
+            <w:pPr>
+              <w:keepNext w:val="0"/>
+              <w:keepLines w:val="0"/>
+              <w:widowControl/>
+              <w:suppressLineNumbers w:val="0"/>
+              <w:spacing w:before="0" w:beforeAutospacing="0" w:after="0" w:afterAutospacing="0" w:line="280" w:lineRule="atLeast"/>
+              <w:ind w:left="0" w:right="0" w:firstLine="0"/>
+              <w:jc w:val="left"/>
+              <w:rPr>
+                <w:rFonts w:hint="default" w:cs="Times New Roman" w:asciiTheme="minorEastAsia" w:hAnsiTheme="minorEastAsia" w:eastAsiaTheme="minorEastAsia"/>
+                <w:kern w:val="2"/>
+                <w:sz w:val="24"/>
+                <w:szCs w:val="24"/>
+                <w:lang w:val="en-US" w:eastAsia="zh-CN" w:bidi="ar-SA"/>
+              </w:rPr>
+            </w:pPr>
+            <w:r>
+              <w:rPr>
+                <w:rFonts w:hint="default" w:cs="Times New Roman" w:asciiTheme="minorEastAsia" w:hAnsiTheme="minorEastAsia" w:eastAsiaTheme="minorEastAsia"/>
+                <w:kern w:val="2"/>
+                <w:sz w:val="24"/>
+                <w:szCs w:val="24"/>
+                <w:lang w:val="en-US" w:eastAsia="zh-CN" w:bidi="ar-SA"/>
+              </w:rPr>
+              <w:t>控制器层，接收前端请求，调用对应 Service 处理，返回响应结果</w:t>
+            </w:r>
+          </w:p>
+        </w:tc>
+      </w:tr>
+      <w:tr>
+        <w:tblPrEx>
+          <w:tblBorders>
+            <w:top w:val="single" w:color="auto" w:sz="2" w:space="0"/>
+            <w:left w:val="single" w:color="auto" w:sz="2" w:space="0"/>
+            <w:bottom w:val="single" w:color="auto" w:sz="2" w:space="0"/>
+            <w:right w:val="single" w:color="auto" w:sz="2" w:space="0"/>
+            <w:insideH w:val="none" w:color="auto" w:sz="0" w:space="0"/>
+            <w:insideV w:val="none" w:color="auto" w:sz="0" w:space="0"/>
+          </w:tblBorders>
           <w:tblCellMar>
             <w:top w:w="0" w:type="dxa"/>
             <w:left w:w="0" w:type="dxa"/>
@@ -4063,6 +4076,7 @@
             <w:insideH w:val="none" w:color="auto" w:sz="0" w:space="0"/>
             <w:insideV w:val="none" w:color="auto" w:sz="0" w:space="0"/>
           </w:tblBorders>
+          <w:shd w:val="clear" w:color="auto" w:fill="FFFFFF"/>
           <w:tblCellMar>
             <w:top w:w="0" w:type="dxa"/>
             <w:left w:w="0" w:type="dxa"/>
@@ -5563,6 +5577,7 @@
             <w:insideH w:val="none" w:color="auto" w:sz="0" w:space="0"/>
             <w:insideV w:val="none" w:color="auto" w:sz="0" w:space="0"/>
           </w:tblBorders>
+          <w:shd w:val="clear" w:color="auto" w:fill="FFFFFF"/>
           <w:tblCellMar>
             <w:top w:w="0" w:type="dxa"/>
             <w:left w:w="0" w:type="dxa"/>
@@ -7904,7 +7919,6 @@
             <w:insideH w:val="none" w:color="auto" w:sz="0" w:space="0"/>
             <w:insideV w:val="none" w:color="auto" w:sz="0" w:space="0"/>
           </w:tblBorders>
-          <w:shd w:val="clear" w:color="auto" w:fill="auto"/>
           <w:tblCellMar>
             <w:top w:w="0" w:type="dxa"/>
             <w:left w:w="0" w:type="dxa"/>
@@ -8231,7 +8245,6 @@
             <w:insideH w:val="none" w:color="auto" w:sz="0" w:space="0"/>
             <w:insideV w:val="none" w:color="auto" w:sz="0" w:space="0"/>
           </w:tblBorders>
-          <w:shd w:val="clear" w:color="auto" w:fill="auto"/>
           <w:tblCellMar>
             <w:top w:w="0" w:type="dxa"/>
             <w:left w:w="0" w:type="dxa"/>
@@ -8525,7 +8538,6 @@
             <w:insideH w:val="none" w:color="auto" w:sz="0" w:space="0"/>
             <w:insideV w:val="none" w:color="auto" w:sz="0" w:space="0"/>
           </w:tblBorders>
-          <w:shd w:val="clear" w:color="auto" w:fill="auto"/>
           <w:tblCellMar>
             <w:top w:w="0" w:type="dxa"/>
             <w:left w:w="0" w:type="dxa"/>
@@ -8799,7 +8811,6 @@
             <w:insideH w:val="none" w:color="auto" w:sz="0" w:space="0"/>
             <w:insideV w:val="none" w:color="auto" w:sz="0" w:space="0"/>
           </w:tblBorders>
-          <w:shd w:val="clear" w:color="auto" w:fill="auto"/>
           <w:tblCellMar>
             <w:top w:w="0" w:type="dxa"/>
             <w:left w:w="0" w:type="dxa"/>
@@ -9063,7 +9074,6 @@
             <w:insideH w:val="none" w:color="auto" w:sz="0" w:space="0"/>
             <w:insideV w:val="none" w:color="auto" w:sz="0" w:space="0"/>
           </w:tblBorders>
-          <w:shd w:val="clear" w:color="auto" w:fill="auto"/>
           <w:tblCellMar>
             <w:top w:w="0" w:type="dxa"/>
             <w:left w:w="0" w:type="dxa"/>
@@ -9184,6 +9194,278 @@
                 <w:lang w:val="en-US" w:eastAsia="zh-CN" w:bidi="ar-SA"/>
               </w:rPr>
               <w:t>申请状态查询、面试提醒、结果通知</w:t>
+            </w:r>
+          </w:p>
+        </w:tc>
+      </w:tr>
+      <w:tr>
+        <w:tblPrEx>
+          <w:tblBorders>
+            <w:top w:val="single" w:color="auto" w:sz="2" w:space="0"/>
+            <w:left w:val="single" w:color="auto" w:sz="2" w:space="0"/>
+            <w:bottom w:val="single" w:color="auto" w:sz="2" w:space="0"/>
+            <w:right w:val="single" w:color="auto" w:sz="2" w:space="0"/>
+            <w:insideH w:val="none" w:color="auto" w:sz="0" w:space="0"/>
+            <w:insideV w:val="none" w:color="auto" w:sz="0" w:space="0"/>
+          </w:tblBorders>
+          <w:tblCellMar>
+            <w:top w:w="0" w:type="dxa"/>
+            <w:left w:w="0" w:type="dxa"/>
+            <w:bottom w:w="0" w:type="dxa"/>
+            <w:right w:w="0" w:type="dxa"/>
+          </w:tblCellMar>
+        </w:tblPrEx>
+        <w:tc>
+          <w:tcPr>
+            <w:tcW w:w="1355" w:type="dxa"/>
+            <w:tcBorders>
+              <w:top w:val="nil"/>
+              <w:left w:val="nil"/>
+              <w:bottom w:val="nil"/>
+              <w:right w:val="single" w:color="auto" w:sz="2" w:space="0"/>
+            </w:tcBorders>
+            <w:shd w:val="clear" w:color="auto" w:fill="auto"/>
+            <w:tcMar>
+              <w:top w:w="120" w:type="dxa"/>
+              <w:left w:w="180" w:type="dxa"/>
+              <w:bottom w:w="120" w:type="dxa"/>
+              <w:right w:w="180" w:type="dxa"/>
+            </w:tcMar>
+            <w:vAlign w:val="center"/>
+          </w:tcPr>
+          <w:p>
+            <w:pPr>
+              <w:ind w:firstLine="240" w:firstLineChars="100"/>
+              <w:rPr>
+                <w:rFonts w:hint="default" w:cs="Times New Roman" w:asciiTheme="minorEastAsia" w:hAnsiTheme="minorEastAsia" w:eastAsiaTheme="minorEastAsia"/>
+                <w:kern w:val="2"/>
+                <w:sz w:val="24"/>
+                <w:szCs w:val="24"/>
+                <w:lang w:val="en-US" w:eastAsia="zh-CN" w:bidi="ar-SA"/>
+              </w:rPr>
+            </w:pPr>
+            <w:r>
+              <w:rPr>
+                <w:rFonts w:hint="default" w:cs="Times New Roman" w:asciiTheme="minorEastAsia" w:hAnsiTheme="minorEastAsia" w:eastAsiaTheme="minorEastAsia"/>
+                <w:kern w:val="2"/>
+                <w:sz w:val="24"/>
+                <w:szCs w:val="24"/>
+                <w:lang w:val="en-US" w:eastAsia="zh-CN" w:bidi="ar-SA"/>
+              </w:rPr>
+              <w:t>企业招聘管理</w:t>
+            </w:r>
+          </w:p>
+        </w:tc>
+        <w:tc>
+          <w:tcPr>
+            <w:tcW w:w="1355" w:type="dxa"/>
+            <w:tcBorders>
+              <w:top w:val="nil"/>
+              <w:left w:val="nil"/>
+              <w:bottom w:val="nil"/>
+              <w:right w:val="single" w:color="auto" w:sz="2" w:space="0"/>
+            </w:tcBorders>
+            <w:shd w:val="clear" w:color="auto" w:fill="auto"/>
+            <w:tcMar>
+              <w:top w:w="120" w:type="dxa"/>
+              <w:left w:w="180" w:type="dxa"/>
+              <w:bottom w:w="120" w:type="dxa"/>
+              <w:right w:w="180" w:type="dxa"/>
+            </w:tcMar>
+            <w:vAlign w:val="center"/>
+          </w:tcPr>
+          <w:p>
+            <w:pPr>
+              <w:ind w:firstLine="240" w:firstLineChars="100"/>
+              <w:rPr>
+                <w:rFonts w:hint="default" w:cs="Times New Roman" w:asciiTheme="minorEastAsia" w:hAnsiTheme="minorEastAsia" w:eastAsiaTheme="minorEastAsia"/>
+                <w:kern w:val="2"/>
+                <w:sz w:val="24"/>
+                <w:szCs w:val="24"/>
+                <w:lang w:val="en-US" w:eastAsia="zh-CN" w:bidi="ar-SA"/>
+              </w:rPr>
+            </w:pPr>
+            <w:r>
+              <w:rPr>
+                <w:rFonts w:hint="default" w:cs="Times New Roman" w:asciiTheme="minorEastAsia" w:hAnsiTheme="minorEastAsia" w:eastAsiaTheme="minorEastAsia"/>
+                <w:kern w:val="2"/>
+                <w:sz w:val="24"/>
+                <w:szCs w:val="24"/>
+                <w:lang w:val="en-US" w:eastAsia="zh-CN" w:bidi="ar-SA"/>
+              </w:rPr>
+              <w:t>职位管理子模块</w:t>
+            </w:r>
+          </w:p>
+        </w:tc>
+        <w:tc>
+          <w:tcPr>
+            <w:tcW w:w="6611" w:type="dxa"/>
+            <w:tcBorders>
+              <w:top w:val="nil"/>
+              <w:left w:val="nil"/>
+              <w:bottom w:val="nil"/>
+              <w:right w:val="nil"/>
+            </w:tcBorders>
+            <w:shd w:val="clear" w:color="auto" w:fill="auto"/>
+            <w:tcMar>
+              <w:top w:w="120" w:type="dxa"/>
+              <w:left w:w="180" w:type="dxa"/>
+              <w:bottom w:w="120" w:type="dxa"/>
+              <w:right w:w="180" w:type="dxa"/>
+            </w:tcMar>
+            <w:vAlign w:val="center"/>
+          </w:tcPr>
+          <w:p>
+            <w:pPr>
+              <w:ind w:firstLine="240" w:firstLineChars="100"/>
+              <w:rPr>
+                <w:rFonts w:hint="default" w:cs="Times New Roman" w:asciiTheme="minorEastAsia" w:hAnsiTheme="minorEastAsia" w:eastAsiaTheme="minorEastAsia"/>
+                <w:kern w:val="2"/>
+                <w:sz w:val="24"/>
+                <w:szCs w:val="24"/>
+                <w:lang w:val="en-US" w:eastAsia="zh-CN" w:bidi="ar-SA"/>
+              </w:rPr>
+            </w:pPr>
+            <w:r>
+              <w:rPr>
+                <w:rFonts w:hint="default" w:cs="Times New Roman" w:asciiTheme="minorEastAsia" w:hAnsiTheme="minorEastAsia" w:eastAsiaTheme="minorEastAsia"/>
+                <w:kern w:val="2"/>
+                <w:sz w:val="24"/>
+                <w:szCs w:val="24"/>
+                <w:lang w:val="en-US" w:eastAsia="zh-CN" w:bidi="ar-SA"/>
+              </w:rPr>
+              <w:t>职位创建、发布、暂停、关闭、复制</w:t>
+            </w:r>
+          </w:p>
+        </w:tc>
+      </w:tr>
+      <w:tr>
+        <w:tblPrEx>
+          <w:tblBorders>
+            <w:top w:val="single" w:color="auto" w:sz="2" w:space="0"/>
+            <w:left w:val="single" w:color="auto" w:sz="2" w:space="0"/>
+            <w:bottom w:val="single" w:color="auto" w:sz="2" w:space="0"/>
+            <w:right w:val="single" w:color="auto" w:sz="2" w:space="0"/>
+            <w:insideH w:val="none" w:color="auto" w:sz="0" w:space="0"/>
+            <w:insideV w:val="none" w:color="auto" w:sz="0" w:space="0"/>
+          </w:tblBorders>
+          <w:tblCellMar>
+            <w:top w:w="0" w:type="dxa"/>
+            <w:left w:w="0" w:type="dxa"/>
+            <w:bottom w:w="0" w:type="dxa"/>
+            <w:right w:w="0" w:type="dxa"/>
+          </w:tblCellMar>
+        </w:tblPrEx>
+        <w:tc>
+          <w:tcPr>
+            <w:tcW w:w="1355" w:type="dxa"/>
+            <w:tcBorders>
+              <w:top w:val="nil"/>
+              <w:left w:val="nil"/>
+              <w:bottom w:val="nil"/>
+              <w:right w:val="single" w:color="auto" w:sz="2" w:space="0"/>
+            </w:tcBorders>
+            <w:shd w:val="clear" w:color="auto" w:fill="auto"/>
+            <w:tcMar>
+              <w:top w:w="120" w:type="dxa"/>
+              <w:left w:w="180" w:type="dxa"/>
+              <w:bottom w:w="120" w:type="dxa"/>
+              <w:right w:w="180" w:type="dxa"/>
+            </w:tcMar>
+            <w:vAlign w:val="center"/>
+          </w:tcPr>
+          <w:p>
+            <w:pPr>
+              <w:ind w:firstLine="240" w:firstLineChars="100"/>
+              <w:rPr>
+                <w:rFonts w:hint="eastAsia" w:cs="Times New Roman" w:asciiTheme="minorEastAsia" w:hAnsiTheme="minorEastAsia" w:eastAsiaTheme="minorEastAsia"/>
+                <w:kern w:val="2"/>
+                <w:sz w:val="24"/>
+                <w:szCs w:val="24"/>
+                <w:lang w:val="en-US" w:eastAsia="zh-CN" w:bidi="ar-SA"/>
+              </w:rPr>
+            </w:pPr>
+          </w:p>
+        </w:tc>
+        <w:tc>
+          <w:tcPr>
+            <w:tcW w:w="1355" w:type="dxa"/>
+            <w:tcBorders>
+              <w:top w:val="nil"/>
+              <w:left w:val="nil"/>
+              <w:bottom w:val="nil"/>
+              <w:right w:val="single" w:color="auto" w:sz="2" w:space="0"/>
+            </w:tcBorders>
+            <w:shd w:val="clear" w:color="auto" w:fill="auto"/>
+            <w:tcMar>
+              <w:top w:w="120" w:type="dxa"/>
+              <w:left w:w="180" w:type="dxa"/>
+              <w:bottom w:w="120" w:type="dxa"/>
+              <w:right w:w="180" w:type="dxa"/>
+            </w:tcMar>
+            <w:vAlign w:val="center"/>
+          </w:tcPr>
+          <w:p>
+            <w:pPr>
+              <w:ind w:firstLine="240" w:firstLineChars="100"/>
+              <w:rPr>
+                <w:rFonts w:hint="default" w:cs="Times New Roman" w:asciiTheme="minorEastAsia" w:hAnsiTheme="minorEastAsia" w:eastAsiaTheme="minorEastAsia"/>
+                <w:kern w:val="2"/>
+                <w:sz w:val="24"/>
+                <w:szCs w:val="24"/>
+                <w:lang w:val="en-US" w:eastAsia="zh-CN" w:bidi="ar-SA"/>
+              </w:rPr>
+            </w:pPr>
+            <w:r>
+              <w:rPr>
+                <w:rFonts w:hint="default" w:cs="Times New Roman" w:asciiTheme="minorEastAsia" w:hAnsiTheme="minorEastAsia" w:eastAsiaTheme="minorEastAsia"/>
+                <w:kern w:val="2"/>
+                <w:sz w:val="24"/>
+                <w:szCs w:val="24"/>
+                <w:lang w:val="en-US" w:eastAsia="zh-CN" w:bidi="ar-SA"/>
+              </w:rPr>
+              <w:t>候选人管理子模块</w:t>
+            </w:r>
+          </w:p>
+        </w:tc>
+        <w:tc>
+          <w:tcPr>
+            <w:tcW w:w="6611" w:type="dxa"/>
+            <w:tcBorders>
+              <w:top w:val="nil"/>
+              <w:left w:val="nil"/>
+              <w:bottom w:val="nil"/>
+              <w:right w:val="nil"/>
+            </w:tcBorders>
+            <w:shd w:val="clear" w:color="auto" w:fill="auto"/>
+            <w:tcMar>
+              <w:top w:w="120" w:type="dxa"/>
+              <w:left w:w="180" w:type="dxa"/>
+              <w:bottom w:w="120" w:type="dxa"/>
+              <w:right w:w="180" w:type="dxa"/>
+            </w:tcMar>
+            <w:vAlign w:val="center"/>
+          </w:tcPr>
+          <w:p>
+            <w:pPr>
+              <w:ind w:firstLine="240" w:firstLineChars="100"/>
+              <w:rPr>
+                <w:rFonts w:hint="default" w:cs="Times New Roman" w:asciiTheme="minorEastAsia" w:hAnsiTheme="minorEastAsia" w:eastAsiaTheme="minorEastAsia"/>
+                <w:kern w:val="2"/>
+                <w:sz w:val="24"/>
+                <w:szCs w:val="24"/>
+                <w:lang w:val="en-US" w:eastAsia="zh-CN" w:bidi="ar-SA"/>
+              </w:rPr>
+            </w:pPr>
+            <w:r>
+              <w:rPr>
+                <w:rFonts w:hint="default" w:cs="Times New Roman" w:asciiTheme="minorEastAsia" w:hAnsiTheme="minorEastAsia" w:eastAsiaTheme="minorEastAsia"/>
+                <w:kern w:val="2"/>
+                <w:sz w:val="24"/>
+                <w:szCs w:val="24"/>
+                <w:lang w:val="en-US" w:eastAsia="zh-CN" w:bidi="ar-SA"/>
+              </w:rPr>
+              <w:t>简历筛选、标签管理、人才库归档</w:t>
             </w:r>
           </w:p>
         </w:tc>
@@ -9228,23 +9510,13 @@
             <w:pPr>
               <w:ind w:firstLine="240" w:firstLineChars="100"/>
               <w:rPr>
-                <w:rFonts w:hint="default" w:cs="Times New Roman" w:asciiTheme="minorEastAsia" w:hAnsiTheme="minorEastAsia" w:eastAsiaTheme="minorEastAsia"/>
-                <w:kern w:val="2"/>
-                <w:sz w:val="24"/>
-                <w:szCs w:val="24"/>
-                <w:lang w:val="en-US" w:eastAsia="zh-CN" w:bidi="ar-SA"/>
-              </w:rPr>
-            </w:pPr>
-            <w:r>
-              <w:rPr>
-                <w:rFonts w:hint="default" w:cs="Times New Roman" w:asciiTheme="minorEastAsia" w:hAnsiTheme="minorEastAsia" w:eastAsiaTheme="minorEastAsia"/>
-                <w:kern w:val="2"/>
-                <w:sz w:val="24"/>
-                <w:szCs w:val="24"/>
-                <w:lang w:val="en-US" w:eastAsia="zh-CN" w:bidi="ar-SA"/>
-              </w:rPr>
-              <w:t>企业招聘管理</w:t>
-            </w:r>
+                <w:rFonts w:hint="eastAsia" w:cs="Times New Roman" w:asciiTheme="minorEastAsia" w:hAnsiTheme="minorEastAsia" w:eastAsiaTheme="minorEastAsia"/>
+                <w:kern w:val="2"/>
+                <w:sz w:val="24"/>
+                <w:szCs w:val="24"/>
+                <w:lang w:val="en-US" w:eastAsia="zh-CN" w:bidi="ar-SA"/>
+              </w:rPr>
+            </w:pPr>
           </w:p>
         </w:tc>
         <w:tc>
@@ -9284,7 +9556,7 @@
                 <w:szCs w:val="24"/>
                 <w:lang w:val="en-US" w:eastAsia="zh-CN" w:bidi="ar-SA"/>
               </w:rPr>
-              <w:t>职位管理子模块</w:t>
+              <w:t>面试管理子模块</w:t>
             </w:r>
           </w:p>
         </w:tc>
@@ -9325,7 +9597,138 @@
                 <w:szCs w:val="24"/>
                 <w:lang w:val="en-US" w:eastAsia="zh-CN" w:bidi="ar-SA"/>
               </w:rPr>
-              <w:t>职位创建、发布、暂停、关闭、复制</w:t>
+              <w:t>面试安排、面试官分配、面试反馈录入</w:t>
+            </w:r>
+          </w:p>
+        </w:tc>
+      </w:tr>
+      <w:tr>
+        <w:tblPrEx>
+          <w:tblBorders>
+            <w:top w:val="single" w:color="auto" w:sz="2" w:space="0"/>
+            <w:left w:val="single" w:color="auto" w:sz="2" w:space="0"/>
+            <w:bottom w:val="single" w:color="auto" w:sz="2" w:space="0"/>
+            <w:right w:val="single" w:color="auto" w:sz="2" w:space="0"/>
+            <w:insideH w:val="none" w:color="auto" w:sz="0" w:space="0"/>
+            <w:insideV w:val="none" w:color="auto" w:sz="0" w:space="0"/>
+          </w:tblBorders>
+          <w:tblCellMar>
+            <w:top w:w="0" w:type="dxa"/>
+            <w:left w:w="0" w:type="dxa"/>
+            <w:bottom w:w="0" w:type="dxa"/>
+            <w:right w:w="0" w:type="dxa"/>
+          </w:tblCellMar>
+        </w:tblPrEx>
+        <w:tc>
+          <w:tcPr>
+            <w:tcW w:w="1355" w:type="dxa"/>
+            <w:tcBorders>
+              <w:top w:val="nil"/>
+              <w:left w:val="nil"/>
+              <w:bottom w:val="nil"/>
+              <w:right w:val="single" w:color="auto" w:sz="2" w:space="0"/>
+            </w:tcBorders>
+            <w:shd w:val="clear" w:color="auto" w:fill="auto"/>
+            <w:tcMar>
+              <w:top w:w="120" w:type="dxa"/>
+              <w:left w:w="180" w:type="dxa"/>
+              <w:bottom w:w="120" w:type="dxa"/>
+              <w:right w:w="180" w:type="dxa"/>
+            </w:tcMar>
+            <w:vAlign w:val="center"/>
+          </w:tcPr>
+          <w:p>
+            <w:pPr>
+              <w:ind w:firstLine="240" w:firstLineChars="100"/>
+              <w:rPr>
+                <w:rFonts w:hint="eastAsia" w:cs="Times New Roman" w:asciiTheme="minorEastAsia" w:hAnsiTheme="minorEastAsia" w:eastAsiaTheme="minorEastAsia"/>
+                <w:kern w:val="2"/>
+                <w:sz w:val="24"/>
+                <w:szCs w:val="24"/>
+                <w:lang w:val="en-US" w:eastAsia="zh-CN" w:bidi="ar-SA"/>
+              </w:rPr>
+            </w:pPr>
+          </w:p>
+        </w:tc>
+        <w:tc>
+          <w:tcPr>
+            <w:tcW w:w="1355" w:type="dxa"/>
+            <w:tcBorders>
+              <w:top w:val="nil"/>
+              <w:left w:val="nil"/>
+              <w:bottom w:val="nil"/>
+              <w:right w:val="single" w:color="auto" w:sz="2" w:space="0"/>
+            </w:tcBorders>
+            <w:shd w:val="clear" w:color="auto" w:fill="auto"/>
+            <w:tcMar>
+              <w:top w:w="120" w:type="dxa"/>
+              <w:left w:w="180" w:type="dxa"/>
+              <w:bottom w:w="120" w:type="dxa"/>
+              <w:right w:w="180" w:type="dxa"/>
+            </w:tcMar>
+            <w:vAlign w:val="center"/>
+          </w:tcPr>
+          <w:p>
+            <w:pPr>
+              <w:ind w:firstLine="240" w:firstLineChars="100"/>
+              <w:rPr>
+                <w:rFonts w:hint="default" w:cs="Times New Roman" w:asciiTheme="minorEastAsia" w:hAnsiTheme="minorEastAsia" w:eastAsiaTheme="minorEastAsia"/>
+                <w:kern w:val="2"/>
+                <w:sz w:val="24"/>
+                <w:szCs w:val="24"/>
+                <w:lang w:val="en-US" w:eastAsia="zh-CN" w:bidi="ar-SA"/>
+              </w:rPr>
+            </w:pPr>
+            <w:r>
+              <w:rPr>
+                <w:rFonts w:hint="default" w:cs="Times New Roman" w:asciiTheme="minorEastAsia" w:hAnsiTheme="minorEastAsia" w:eastAsiaTheme="minorEastAsia"/>
+                <w:kern w:val="2"/>
+                <w:sz w:val="24"/>
+                <w:szCs w:val="24"/>
+                <w:lang w:val="en-US" w:eastAsia="zh-CN" w:bidi="ar-SA"/>
+              </w:rPr>
+              <w:t>数据统计子模块</w:t>
+            </w:r>
+          </w:p>
+        </w:tc>
+        <w:tc>
+          <w:tcPr>
+            <w:tcW w:w="6611" w:type="dxa"/>
+            <w:tcBorders>
+              <w:top w:val="nil"/>
+              <w:left w:val="nil"/>
+              <w:bottom w:val="nil"/>
+              <w:right w:val="nil"/>
+            </w:tcBorders>
+            <w:shd w:val="clear" w:color="auto" w:fill="auto"/>
+            <w:tcMar>
+              <w:top w:w="120" w:type="dxa"/>
+              <w:left w:w="180" w:type="dxa"/>
+              <w:bottom w:w="120" w:type="dxa"/>
+              <w:right w:w="180" w:type="dxa"/>
+            </w:tcMar>
+            <w:vAlign w:val="center"/>
+          </w:tcPr>
+          <w:p>
+            <w:pPr>
+              <w:ind w:firstLine="240" w:firstLineChars="100"/>
+              <w:rPr>
+                <w:rFonts w:hint="default" w:cs="Times New Roman" w:asciiTheme="minorEastAsia" w:hAnsiTheme="minorEastAsia" w:eastAsiaTheme="minorEastAsia"/>
+                <w:kern w:val="2"/>
+                <w:sz w:val="24"/>
+                <w:szCs w:val="24"/>
+                <w:lang w:val="en-US" w:eastAsia="zh-CN" w:bidi="ar-SA"/>
+              </w:rPr>
+            </w:pPr>
+            <w:r>
+              <w:rPr>
+                <w:rFonts w:hint="default" w:cs="Times New Roman" w:asciiTheme="minorEastAsia" w:hAnsiTheme="minorEastAsia" w:eastAsiaTheme="minorEastAsia"/>
+                <w:kern w:val="2"/>
+                <w:sz w:val="24"/>
+                <w:szCs w:val="24"/>
+                <w:lang w:val="en-US" w:eastAsia="zh-CN" w:bidi="ar-SA"/>
+              </w:rPr>
+              <w:t>招聘数据报表生成、竞争力分析</w:t>
             </w:r>
           </w:p>
         </w:tc>
@@ -9377,6 +9780,16 @@
                 <w:lang w:val="en-US" w:eastAsia="zh-CN" w:bidi="ar-SA"/>
               </w:rPr>
             </w:pPr>
+            <w:r>
+              <w:rPr>
+                <w:rFonts w:hint="default" w:cs="Times New Roman" w:asciiTheme="minorEastAsia" w:hAnsiTheme="minorEastAsia" w:eastAsiaTheme="minorEastAsia"/>
+                <w:kern w:val="2"/>
+                <w:sz w:val="24"/>
+                <w:szCs w:val="24"/>
+                <w:lang w:val="en-US" w:eastAsia="zh-CN" w:bidi="ar-SA"/>
+              </w:rPr>
+              <w:t>面试管理</w:t>
+            </w:r>
           </w:p>
         </w:tc>
         <w:tc>
@@ -9416,7 +9829,7 @@
                 <w:szCs w:val="24"/>
                 <w:lang w:val="en-US" w:eastAsia="zh-CN" w:bidi="ar-SA"/>
               </w:rPr>
-              <w:t>候选人管理子模块</w:t>
+              <w:t>面试安排子模块</w:t>
             </w:r>
           </w:p>
         </w:tc>
@@ -9457,7 +9870,138 @@
                 <w:szCs w:val="24"/>
                 <w:lang w:val="en-US" w:eastAsia="zh-CN" w:bidi="ar-SA"/>
               </w:rPr>
-              <w:t>简历筛选、标签管理、人才库归档</w:t>
+              <w:t>面试时间协调、面试形式配置、面试通知</w:t>
+            </w:r>
+          </w:p>
+        </w:tc>
+      </w:tr>
+      <w:tr>
+        <w:tblPrEx>
+          <w:tblBorders>
+            <w:top w:val="single" w:color="auto" w:sz="2" w:space="0"/>
+            <w:left w:val="single" w:color="auto" w:sz="2" w:space="0"/>
+            <w:bottom w:val="single" w:color="auto" w:sz="2" w:space="0"/>
+            <w:right w:val="single" w:color="auto" w:sz="2" w:space="0"/>
+            <w:insideH w:val="none" w:color="auto" w:sz="0" w:space="0"/>
+            <w:insideV w:val="none" w:color="auto" w:sz="0" w:space="0"/>
+          </w:tblBorders>
+          <w:tblCellMar>
+            <w:top w:w="0" w:type="dxa"/>
+            <w:left w:w="0" w:type="dxa"/>
+            <w:bottom w:w="0" w:type="dxa"/>
+            <w:right w:w="0" w:type="dxa"/>
+          </w:tblCellMar>
+        </w:tblPrEx>
+        <w:tc>
+          <w:tcPr>
+            <w:tcW w:w="1355" w:type="dxa"/>
+            <w:tcBorders>
+              <w:top w:val="nil"/>
+              <w:left w:val="nil"/>
+              <w:bottom w:val="nil"/>
+              <w:right w:val="single" w:color="auto" w:sz="2" w:space="0"/>
+            </w:tcBorders>
+            <w:shd w:val="clear" w:color="auto" w:fill="auto"/>
+            <w:tcMar>
+              <w:top w:w="120" w:type="dxa"/>
+              <w:left w:w="180" w:type="dxa"/>
+              <w:bottom w:w="120" w:type="dxa"/>
+              <w:right w:w="180" w:type="dxa"/>
+            </w:tcMar>
+            <w:vAlign w:val="center"/>
+          </w:tcPr>
+          <w:p>
+            <w:pPr>
+              <w:ind w:firstLine="240" w:firstLineChars="100"/>
+              <w:rPr>
+                <w:rFonts w:hint="eastAsia" w:cs="Times New Roman" w:asciiTheme="minorEastAsia" w:hAnsiTheme="minorEastAsia" w:eastAsiaTheme="minorEastAsia"/>
+                <w:kern w:val="2"/>
+                <w:sz w:val="24"/>
+                <w:szCs w:val="24"/>
+                <w:lang w:val="en-US" w:eastAsia="zh-CN" w:bidi="ar-SA"/>
+              </w:rPr>
+            </w:pPr>
+          </w:p>
+        </w:tc>
+        <w:tc>
+          <w:tcPr>
+            <w:tcW w:w="1355" w:type="dxa"/>
+            <w:tcBorders>
+              <w:top w:val="nil"/>
+              <w:left w:val="nil"/>
+              <w:bottom w:val="nil"/>
+              <w:right w:val="single" w:color="auto" w:sz="2" w:space="0"/>
+            </w:tcBorders>
+            <w:shd w:val="clear" w:color="auto" w:fill="auto"/>
+            <w:tcMar>
+              <w:top w:w="120" w:type="dxa"/>
+              <w:left w:w="180" w:type="dxa"/>
+              <w:bottom w:w="120" w:type="dxa"/>
+              <w:right w:w="180" w:type="dxa"/>
+            </w:tcMar>
+            <w:vAlign w:val="center"/>
+          </w:tcPr>
+          <w:p>
+            <w:pPr>
+              <w:ind w:firstLine="240" w:firstLineChars="100"/>
+              <w:rPr>
+                <w:rFonts w:hint="default" w:cs="Times New Roman" w:asciiTheme="minorEastAsia" w:hAnsiTheme="minorEastAsia" w:eastAsiaTheme="minorEastAsia"/>
+                <w:kern w:val="2"/>
+                <w:sz w:val="24"/>
+                <w:szCs w:val="24"/>
+                <w:lang w:val="en-US" w:eastAsia="zh-CN" w:bidi="ar-SA"/>
+              </w:rPr>
+            </w:pPr>
+            <w:r>
+              <w:rPr>
+                <w:rFonts w:hint="default" w:cs="Times New Roman" w:asciiTheme="minorEastAsia" w:hAnsiTheme="minorEastAsia" w:eastAsiaTheme="minorEastAsia"/>
+                <w:kern w:val="2"/>
+                <w:sz w:val="24"/>
+                <w:szCs w:val="24"/>
+                <w:lang w:val="en-US" w:eastAsia="zh-CN" w:bidi="ar-SA"/>
+              </w:rPr>
+              <w:t>超时处理子模块</w:t>
+            </w:r>
+          </w:p>
+        </w:tc>
+        <w:tc>
+          <w:tcPr>
+            <w:tcW w:w="6611" w:type="dxa"/>
+            <w:tcBorders>
+              <w:top w:val="nil"/>
+              <w:left w:val="nil"/>
+              <w:bottom w:val="nil"/>
+              <w:right w:val="nil"/>
+            </w:tcBorders>
+            <w:shd w:val="clear" w:color="auto" w:fill="auto"/>
+            <w:tcMar>
+              <w:top w:w="120" w:type="dxa"/>
+              <w:left w:w="180" w:type="dxa"/>
+              <w:bottom w:w="120" w:type="dxa"/>
+              <w:right w:w="180" w:type="dxa"/>
+            </w:tcMar>
+            <w:vAlign w:val="center"/>
+          </w:tcPr>
+          <w:p>
+            <w:pPr>
+              <w:ind w:firstLine="240" w:firstLineChars="100"/>
+              <w:rPr>
+                <w:rFonts w:hint="default" w:cs="Times New Roman" w:asciiTheme="minorEastAsia" w:hAnsiTheme="minorEastAsia" w:eastAsiaTheme="minorEastAsia"/>
+                <w:kern w:val="2"/>
+                <w:sz w:val="24"/>
+                <w:szCs w:val="24"/>
+                <w:lang w:val="en-US" w:eastAsia="zh-CN" w:bidi="ar-SA"/>
+              </w:rPr>
+            </w:pPr>
+            <w:r>
+              <w:rPr>
+                <w:rFonts w:hint="default" w:cs="Times New Roman" w:asciiTheme="minorEastAsia" w:hAnsiTheme="minorEastAsia" w:eastAsiaTheme="minorEastAsia"/>
+                <w:kern w:val="2"/>
+                <w:sz w:val="24"/>
+                <w:szCs w:val="24"/>
+                <w:lang w:val="en-US" w:eastAsia="zh-CN" w:bidi="ar-SA"/>
+              </w:rPr>
+              <w:t>申请超时提醒、面试过期自动处理</w:t>
             </w:r>
           </w:p>
         </w:tc>
@@ -9548,7 +10092,7 @@
                 <w:szCs w:val="24"/>
                 <w:lang w:val="en-US" w:eastAsia="zh-CN" w:bidi="ar-SA"/>
               </w:rPr>
-              <w:t>面试管理子模块</w:t>
+              <w:t>录用管理子模块</w:t>
             </w:r>
           </w:p>
         </w:tc>
@@ -9589,7 +10133,7 @@
                 <w:szCs w:val="24"/>
                 <w:lang w:val="en-US" w:eastAsia="zh-CN" w:bidi="ar-SA"/>
               </w:rPr>
-              <w:t>面试安排、面试官分配、面试反馈录入</w:t>
+              <w:t>录用通知生成、发送、候选人响应处理</w:t>
             </w:r>
           </w:p>
         </w:tc>
@@ -9604,545 +10148,6 @@
             <w:insideH w:val="none" w:color="auto" w:sz="0" w:space="0"/>
             <w:insideV w:val="none" w:color="auto" w:sz="0" w:space="0"/>
           </w:tblBorders>
-          <w:shd w:val="clear" w:color="auto" w:fill="auto"/>
-          <w:tblCellMar>
-            <w:top w:w="0" w:type="dxa"/>
-            <w:left w:w="0" w:type="dxa"/>
-            <w:bottom w:w="0" w:type="dxa"/>
-            <w:right w:w="0" w:type="dxa"/>
-          </w:tblCellMar>
-        </w:tblPrEx>
-        <w:tc>
-          <w:tcPr>
-            <w:tcW w:w="1355" w:type="dxa"/>
-            <w:tcBorders>
-              <w:top w:val="nil"/>
-              <w:left w:val="nil"/>
-              <w:bottom w:val="nil"/>
-              <w:right w:val="single" w:color="auto" w:sz="2" w:space="0"/>
-            </w:tcBorders>
-            <w:shd w:val="clear" w:color="auto" w:fill="auto"/>
-            <w:tcMar>
-              <w:top w:w="120" w:type="dxa"/>
-              <w:left w:w="180" w:type="dxa"/>
-              <w:bottom w:w="120" w:type="dxa"/>
-              <w:right w:w="180" w:type="dxa"/>
-            </w:tcMar>
-            <w:vAlign w:val="center"/>
-          </w:tcPr>
-          <w:p>
-            <w:pPr>
-              <w:ind w:firstLine="240" w:firstLineChars="100"/>
-              <w:rPr>
-                <w:rFonts w:hint="eastAsia" w:cs="Times New Roman" w:asciiTheme="minorEastAsia" w:hAnsiTheme="minorEastAsia" w:eastAsiaTheme="minorEastAsia"/>
-                <w:kern w:val="2"/>
-                <w:sz w:val="24"/>
-                <w:szCs w:val="24"/>
-                <w:lang w:val="en-US" w:eastAsia="zh-CN" w:bidi="ar-SA"/>
-              </w:rPr>
-            </w:pPr>
-          </w:p>
-        </w:tc>
-        <w:tc>
-          <w:tcPr>
-            <w:tcW w:w="1355" w:type="dxa"/>
-            <w:tcBorders>
-              <w:top w:val="nil"/>
-              <w:left w:val="nil"/>
-              <w:bottom w:val="nil"/>
-              <w:right w:val="single" w:color="auto" w:sz="2" w:space="0"/>
-            </w:tcBorders>
-            <w:shd w:val="clear" w:color="auto" w:fill="auto"/>
-            <w:tcMar>
-              <w:top w:w="120" w:type="dxa"/>
-              <w:left w:w="180" w:type="dxa"/>
-              <w:bottom w:w="120" w:type="dxa"/>
-              <w:right w:w="180" w:type="dxa"/>
-            </w:tcMar>
-            <w:vAlign w:val="center"/>
-          </w:tcPr>
-          <w:p>
-            <w:pPr>
-              <w:ind w:firstLine="240" w:firstLineChars="100"/>
-              <w:rPr>
-                <w:rFonts w:hint="default" w:cs="Times New Roman" w:asciiTheme="minorEastAsia" w:hAnsiTheme="minorEastAsia" w:eastAsiaTheme="minorEastAsia"/>
-                <w:kern w:val="2"/>
-                <w:sz w:val="24"/>
-                <w:szCs w:val="24"/>
-                <w:lang w:val="en-US" w:eastAsia="zh-CN" w:bidi="ar-SA"/>
-              </w:rPr>
-            </w:pPr>
-            <w:r>
-              <w:rPr>
-                <w:rFonts w:hint="default" w:cs="Times New Roman" w:asciiTheme="minorEastAsia" w:hAnsiTheme="minorEastAsia" w:eastAsiaTheme="minorEastAsia"/>
-                <w:kern w:val="2"/>
-                <w:sz w:val="24"/>
-                <w:szCs w:val="24"/>
-                <w:lang w:val="en-US" w:eastAsia="zh-CN" w:bidi="ar-SA"/>
-              </w:rPr>
-              <w:t>数据统计子模块</w:t>
-            </w:r>
-          </w:p>
-        </w:tc>
-        <w:tc>
-          <w:tcPr>
-            <w:tcW w:w="6611" w:type="dxa"/>
-            <w:tcBorders>
-              <w:top w:val="nil"/>
-              <w:left w:val="nil"/>
-              <w:bottom w:val="nil"/>
-              <w:right w:val="nil"/>
-            </w:tcBorders>
-            <w:shd w:val="clear" w:color="auto" w:fill="auto"/>
-            <w:tcMar>
-              <w:top w:w="120" w:type="dxa"/>
-              <w:left w:w="180" w:type="dxa"/>
-              <w:bottom w:w="120" w:type="dxa"/>
-              <w:right w:w="180" w:type="dxa"/>
-            </w:tcMar>
-            <w:vAlign w:val="center"/>
-          </w:tcPr>
-          <w:p>
-            <w:pPr>
-              <w:ind w:firstLine="240" w:firstLineChars="100"/>
-              <w:rPr>
-                <w:rFonts w:hint="default" w:cs="Times New Roman" w:asciiTheme="minorEastAsia" w:hAnsiTheme="minorEastAsia" w:eastAsiaTheme="minorEastAsia"/>
-                <w:kern w:val="2"/>
-                <w:sz w:val="24"/>
-                <w:szCs w:val="24"/>
-                <w:lang w:val="en-US" w:eastAsia="zh-CN" w:bidi="ar-SA"/>
-              </w:rPr>
-            </w:pPr>
-            <w:r>
-              <w:rPr>
-                <w:rFonts w:hint="default" w:cs="Times New Roman" w:asciiTheme="minorEastAsia" w:hAnsiTheme="minorEastAsia" w:eastAsiaTheme="minorEastAsia"/>
-                <w:kern w:val="2"/>
-                <w:sz w:val="24"/>
-                <w:szCs w:val="24"/>
-                <w:lang w:val="en-US" w:eastAsia="zh-CN" w:bidi="ar-SA"/>
-              </w:rPr>
-              <w:t>招聘数据报表生成、竞争力分析</w:t>
-            </w:r>
-          </w:p>
-        </w:tc>
-      </w:tr>
-      <w:tr>
-        <w:tblPrEx>
-          <w:tblBorders>
-            <w:top w:val="single" w:color="auto" w:sz="2" w:space="0"/>
-            <w:left w:val="single" w:color="auto" w:sz="2" w:space="0"/>
-            <w:bottom w:val="single" w:color="auto" w:sz="2" w:space="0"/>
-            <w:right w:val="single" w:color="auto" w:sz="2" w:space="0"/>
-            <w:insideH w:val="none" w:color="auto" w:sz="0" w:space="0"/>
-            <w:insideV w:val="none" w:color="auto" w:sz="0" w:space="0"/>
-          </w:tblBorders>
-          <w:shd w:val="clear" w:color="auto" w:fill="auto"/>
-          <w:tblCellMar>
-            <w:top w:w="0" w:type="dxa"/>
-            <w:left w:w="0" w:type="dxa"/>
-            <w:bottom w:w="0" w:type="dxa"/>
-            <w:right w:w="0" w:type="dxa"/>
-          </w:tblCellMar>
-        </w:tblPrEx>
-        <w:tc>
-          <w:tcPr>
-            <w:tcW w:w="1355" w:type="dxa"/>
-            <w:tcBorders>
-              <w:top w:val="nil"/>
-              <w:left w:val="nil"/>
-              <w:bottom w:val="nil"/>
-              <w:right w:val="single" w:color="auto" w:sz="2" w:space="0"/>
-            </w:tcBorders>
-            <w:shd w:val="clear" w:color="auto" w:fill="auto"/>
-            <w:tcMar>
-              <w:top w:w="120" w:type="dxa"/>
-              <w:left w:w="180" w:type="dxa"/>
-              <w:bottom w:w="120" w:type="dxa"/>
-              <w:right w:w="180" w:type="dxa"/>
-            </w:tcMar>
-            <w:vAlign w:val="center"/>
-          </w:tcPr>
-          <w:p>
-            <w:pPr>
-              <w:ind w:firstLine="240" w:firstLineChars="100"/>
-              <w:rPr>
-                <w:rFonts w:hint="eastAsia" w:cs="Times New Roman" w:asciiTheme="minorEastAsia" w:hAnsiTheme="minorEastAsia" w:eastAsiaTheme="minorEastAsia"/>
-                <w:kern w:val="2"/>
-                <w:sz w:val="24"/>
-                <w:szCs w:val="24"/>
-                <w:lang w:val="en-US" w:eastAsia="zh-CN" w:bidi="ar-SA"/>
-              </w:rPr>
-            </w:pPr>
-            <w:r>
-              <w:rPr>
-                <w:rFonts w:hint="default" w:cs="Times New Roman" w:asciiTheme="minorEastAsia" w:hAnsiTheme="minorEastAsia" w:eastAsiaTheme="minorEastAsia"/>
-                <w:kern w:val="2"/>
-                <w:sz w:val="24"/>
-                <w:szCs w:val="24"/>
-                <w:lang w:val="en-US" w:eastAsia="zh-CN" w:bidi="ar-SA"/>
-              </w:rPr>
-              <w:t>面试管理</w:t>
-            </w:r>
-          </w:p>
-        </w:tc>
-        <w:tc>
-          <w:tcPr>
-            <w:tcW w:w="1355" w:type="dxa"/>
-            <w:tcBorders>
-              <w:top w:val="nil"/>
-              <w:left w:val="nil"/>
-              <w:bottom w:val="nil"/>
-              <w:right w:val="single" w:color="auto" w:sz="2" w:space="0"/>
-            </w:tcBorders>
-            <w:shd w:val="clear" w:color="auto" w:fill="auto"/>
-            <w:tcMar>
-              <w:top w:w="120" w:type="dxa"/>
-              <w:left w:w="180" w:type="dxa"/>
-              <w:bottom w:w="120" w:type="dxa"/>
-              <w:right w:w="180" w:type="dxa"/>
-            </w:tcMar>
-            <w:vAlign w:val="center"/>
-          </w:tcPr>
-          <w:p>
-            <w:pPr>
-              <w:ind w:firstLine="240" w:firstLineChars="100"/>
-              <w:rPr>
-                <w:rFonts w:hint="default" w:cs="Times New Roman" w:asciiTheme="minorEastAsia" w:hAnsiTheme="minorEastAsia" w:eastAsiaTheme="minorEastAsia"/>
-                <w:kern w:val="2"/>
-                <w:sz w:val="24"/>
-                <w:szCs w:val="24"/>
-                <w:lang w:val="en-US" w:eastAsia="zh-CN" w:bidi="ar-SA"/>
-              </w:rPr>
-            </w:pPr>
-            <w:r>
-              <w:rPr>
-                <w:rFonts w:hint="default" w:cs="Times New Roman" w:asciiTheme="minorEastAsia" w:hAnsiTheme="minorEastAsia" w:eastAsiaTheme="minorEastAsia"/>
-                <w:kern w:val="2"/>
-                <w:sz w:val="24"/>
-                <w:szCs w:val="24"/>
-                <w:lang w:val="en-US" w:eastAsia="zh-CN" w:bidi="ar-SA"/>
-              </w:rPr>
-              <w:t>面试安排子模块</w:t>
-            </w:r>
-          </w:p>
-        </w:tc>
-        <w:tc>
-          <w:tcPr>
-            <w:tcW w:w="6611" w:type="dxa"/>
-            <w:tcBorders>
-              <w:top w:val="nil"/>
-              <w:left w:val="nil"/>
-              <w:bottom w:val="nil"/>
-              <w:right w:val="nil"/>
-            </w:tcBorders>
-            <w:shd w:val="clear" w:color="auto" w:fill="auto"/>
-            <w:tcMar>
-              <w:top w:w="120" w:type="dxa"/>
-              <w:left w:w="180" w:type="dxa"/>
-              <w:bottom w:w="120" w:type="dxa"/>
-              <w:right w:w="180" w:type="dxa"/>
-            </w:tcMar>
-            <w:vAlign w:val="center"/>
-          </w:tcPr>
-          <w:p>
-            <w:pPr>
-              <w:ind w:firstLine="240" w:firstLineChars="100"/>
-              <w:rPr>
-                <w:rFonts w:hint="default" w:cs="Times New Roman" w:asciiTheme="minorEastAsia" w:hAnsiTheme="minorEastAsia" w:eastAsiaTheme="minorEastAsia"/>
-                <w:kern w:val="2"/>
-                <w:sz w:val="24"/>
-                <w:szCs w:val="24"/>
-                <w:lang w:val="en-US" w:eastAsia="zh-CN" w:bidi="ar-SA"/>
-              </w:rPr>
-            </w:pPr>
-            <w:r>
-              <w:rPr>
-                <w:rFonts w:hint="default" w:cs="Times New Roman" w:asciiTheme="minorEastAsia" w:hAnsiTheme="minorEastAsia" w:eastAsiaTheme="minorEastAsia"/>
-                <w:kern w:val="2"/>
-                <w:sz w:val="24"/>
-                <w:szCs w:val="24"/>
-                <w:lang w:val="en-US" w:eastAsia="zh-CN" w:bidi="ar-SA"/>
-              </w:rPr>
-              <w:t>面试时间协调、面试形式配置、面试通知</w:t>
-            </w:r>
-          </w:p>
-        </w:tc>
-      </w:tr>
-      <w:tr>
-        <w:tblPrEx>
-          <w:tblBorders>
-            <w:top w:val="single" w:color="auto" w:sz="2" w:space="0"/>
-            <w:left w:val="single" w:color="auto" w:sz="2" w:space="0"/>
-            <w:bottom w:val="single" w:color="auto" w:sz="2" w:space="0"/>
-            <w:right w:val="single" w:color="auto" w:sz="2" w:space="0"/>
-            <w:insideH w:val="none" w:color="auto" w:sz="0" w:space="0"/>
-            <w:insideV w:val="none" w:color="auto" w:sz="0" w:space="0"/>
-          </w:tblBorders>
-          <w:shd w:val="clear" w:color="auto" w:fill="auto"/>
-          <w:tblCellMar>
-            <w:top w:w="0" w:type="dxa"/>
-            <w:left w:w="0" w:type="dxa"/>
-            <w:bottom w:w="0" w:type="dxa"/>
-            <w:right w:w="0" w:type="dxa"/>
-          </w:tblCellMar>
-        </w:tblPrEx>
-        <w:tc>
-          <w:tcPr>
-            <w:tcW w:w="1355" w:type="dxa"/>
-            <w:tcBorders>
-              <w:top w:val="nil"/>
-              <w:left w:val="nil"/>
-              <w:bottom w:val="nil"/>
-              <w:right w:val="single" w:color="auto" w:sz="2" w:space="0"/>
-            </w:tcBorders>
-            <w:shd w:val="clear" w:color="auto" w:fill="auto"/>
-            <w:tcMar>
-              <w:top w:w="120" w:type="dxa"/>
-              <w:left w:w="180" w:type="dxa"/>
-              <w:bottom w:w="120" w:type="dxa"/>
-              <w:right w:w="180" w:type="dxa"/>
-            </w:tcMar>
-            <w:vAlign w:val="center"/>
-          </w:tcPr>
-          <w:p>
-            <w:pPr>
-              <w:ind w:firstLine="240" w:firstLineChars="100"/>
-              <w:rPr>
-                <w:rFonts w:hint="eastAsia" w:cs="Times New Roman" w:asciiTheme="minorEastAsia" w:hAnsiTheme="minorEastAsia" w:eastAsiaTheme="minorEastAsia"/>
-                <w:kern w:val="2"/>
-                <w:sz w:val="24"/>
-                <w:szCs w:val="24"/>
-                <w:lang w:val="en-US" w:eastAsia="zh-CN" w:bidi="ar-SA"/>
-              </w:rPr>
-            </w:pPr>
-          </w:p>
-        </w:tc>
-        <w:tc>
-          <w:tcPr>
-            <w:tcW w:w="1355" w:type="dxa"/>
-            <w:tcBorders>
-              <w:top w:val="nil"/>
-              <w:left w:val="nil"/>
-              <w:bottom w:val="nil"/>
-              <w:right w:val="single" w:color="auto" w:sz="2" w:space="0"/>
-            </w:tcBorders>
-            <w:shd w:val="clear" w:color="auto" w:fill="auto"/>
-            <w:tcMar>
-              <w:top w:w="120" w:type="dxa"/>
-              <w:left w:w="180" w:type="dxa"/>
-              <w:bottom w:w="120" w:type="dxa"/>
-              <w:right w:w="180" w:type="dxa"/>
-            </w:tcMar>
-            <w:vAlign w:val="center"/>
-          </w:tcPr>
-          <w:p>
-            <w:pPr>
-              <w:ind w:firstLine="240" w:firstLineChars="100"/>
-              <w:rPr>
-                <w:rFonts w:hint="default" w:cs="Times New Roman" w:asciiTheme="minorEastAsia" w:hAnsiTheme="minorEastAsia" w:eastAsiaTheme="minorEastAsia"/>
-                <w:kern w:val="2"/>
-                <w:sz w:val="24"/>
-                <w:szCs w:val="24"/>
-                <w:lang w:val="en-US" w:eastAsia="zh-CN" w:bidi="ar-SA"/>
-              </w:rPr>
-            </w:pPr>
-            <w:r>
-              <w:rPr>
-                <w:rFonts w:hint="default" w:cs="Times New Roman" w:asciiTheme="minorEastAsia" w:hAnsiTheme="minorEastAsia" w:eastAsiaTheme="minorEastAsia"/>
-                <w:kern w:val="2"/>
-                <w:sz w:val="24"/>
-                <w:szCs w:val="24"/>
-                <w:lang w:val="en-US" w:eastAsia="zh-CN" w:bidi="ar-SA"/>
-              </w:rPr>
-              <w:t>超时处理子模块</w:t>
-            </w:r>
-          </w:p>
-        </w:tc>
-        <w:tc>
-          <w:tcPr>
-            <w:tcW w:w="6611" w:type="dxa"/>
-            <w:tcBorders>
-              <w:top w:val="nil"/>
-              <w:left w:val="nil"/>
-              <w:bottom w:val="nil"/>
-              <w:right w:val="nil"/>
-            </w:tcBorders>
-            <w:shd w:val="clear" w:color="auto" w:fill="auto"/>
-            <w:tcMar>
-              <w:top w:w="120" w:type="dxa"/>
-              <w:left w:w="180" w:type="dxa"/>
-              <w:bottom w:w="120" w:type="dxa"/>
-              <w:right w:w="180" w:type="dxa"/>
-            </w:tcMar>
-            <w:vAlign w:val="center"/>
-          </w:tcPr>
-          <w:p>
-            <w:pPr>
-              <w:ind w:firstLine="240" w:firstLineChars="100"/>
-              <w:rPr>
-                <w:rFonts w:hint="default" w:cs="Times New Roman" w:asciiTheme="minorEastAsia" w:hAnsiTheme="minorEastAsia" w:eastAsiaTheme="minorEastAsia"/>
-                <w:kern w:val="2"/>
-                <w:sz w:val="24"/>
-                <w:szCs w:val="24"/>
-                <w:lang w:val="en-US" w:eastAsia="zh-CN" w:bidi="ar-SA"/>
-              </w:rPr>
-            </w:pPr>
-            <w:r>
-              <w:rPr>
-                <w:rFonts w:hint="default" w:cs="Times New Roman" w:asciiTheme="minorEastAsia" w:hAnsiTheme="minorEastAsia" w:eastAsiaTheme="minorEastAsia"/>
-                <w:kern w:val="2"/>
-                <w:sz w:val="24"/>
-                <w:szCs w:val="24"/>
-                <w:lang w:val="en-US" w:eastAsia="zh-CN" w:bidi="ar-SA"/>
-              </w:rPr>
-              <w:t>申请超时提醒、面试过期自动处理</w:t>
-            </w:r>
-          </w:p>
-        </w:tc>
-      </w:tr>
-      <w:tr>
-        <w:tblPrEx>
-          <w:tblBorders>
-            <w:top w:val="single" w:color="auto" w:sz="2" w:space="0"/>
-            <w:left w:val="single" w:color="auto" w:sz="2" w:space="0"/>
-            <w:bottom w:val="single" w:color="auto" w:sz="2" w:space="0"/>
-            <w:right w:val="single" w:color="auto" w:sz="2" w:space="0"/>
-            <w:insideH w:val="none" w:color="auto" w:sz="0" w:space="0"/>
-            <w:insideV w:val="none" w:color="auto" w:sz="0" w:space="0"/>
-          </w:tblBorders>
-          <w:shd w:val="clear" w:color="auto" w:fill="auto"/>
-          <w:tblCellMar>
-            <w:top w:w="0" w:type="dxa"/>
-            <w:left w:w="0" w:type="dxa"/>
-            <w:bottom w:w="0" w:type="dxa"/>
-            <w:right w:w="0" w:type="dxa"/>
-          </w:tblCellMar>
-        </w:tblPrEx>
-        <w:tc>
-          <w:tcPr>
-            <w:tcW w:w="1355" w:type="dxa"/>
-            <w:tcBorders>
-              <w:top w:val="nil"/>
-              <w:left w:val="nil"/>
-              <w:bottom w:val="nil"/>
-              <w:right w:val="single" w:color="auto" w:sz="2" w:space="0"/>
-            </w:tcBorders>
-            <w:shd w:val="clear" w:color="auto" w:fill="auto"/>
-            <w:tcMar>
-              <w:top w:w="120" w:type="dxa"/>
-              <w:left w:w="180" w:type="dxa"/>
-              <w:bottom w:w="120" w:type="dxa"/>
-              <w:right w:w="180" w:type="dxa"/>
-            </w:tcMar>
-            <w:vAlign w:val="center"/>
-          </w:tcPr>
-          <w:p>
-            <w:pPr>
-              <w:ind w:firstLine="240" w:firstLineChars="100"/>
-              <w:rPr>
-                <w:rFonts w:hint="eastAsia" w:cs="Times New Roman" w:asciiTheme="minorEastAsia" w:hAnsiTheme="minorEastAsia" w:eastAsiaTheme="minorEastAsia"/>
-                <w:kern w:val="2"/>
-                <w:sz w:val="24"/>
-                <w:szCs w:val="24"/>
-                <w:lang w:val="en-US" w:eastAsia="zh-CN" w:bidi="ar-SA"/>
-              </w:rPr>
-            </w:pPr>
-          </w:p>
-        </w:tc>
-        <w:tc>
-          <w:tcPr>
-            <w:tcW w:w="1355" w:type="dxa"/>
-            <w:tcBorders>
-              <w:top w:val="nil"/>
-              <w:left w:val="nil"/>
-              <w:bottom w:val="nil"/>
-              <w:right w:val="single" w:color="auto" w:sz="2" w:space="0"/>
-            </w:tcBorders>
-            <w:shd w:val="clear" w:color="auto" w:fill="auto"/>
-            <w:tcMar>
-              <w:top w:w="120" w:type="dxa"/>
-              <w:left w:w="180" w:type="dxa"/>
-              <w:bottom w:w="120" w:type="dxa"/>
-              <w:right w:w="180" w:type="dxa"/>
-            </w:tcMar>
-            <w:vAlign w:val="center"/>
-          </w:tcPr>
-          <w:p>
-            <w:pPr>
-              <w:ind w:firstLine="240" w:firstLineChars="100"/>
-              <w:rPr>
-                <w:rFonts w:hint="default" w:cs="Times New Roman" w:asciiTheme="minorEastAsia" w:hAnsiTheme="minorEastAsia" w:eastAsiaTheme="minorEastAsia"/>
-                <w:kern w:val="2"/>
-                <w:sz w:val="24"/>
-                <w:szCs w:val="24"/>
-                <w:lang w:val="en-US" w:eastAsia="zh-CN" w:bidi="ar-SA"/>
-              </w:rPr>
-            </w:pPr>
-            <w:r>
-              <w:rPr>
-                <w:rFonts w:hint="default" w:cs="Times New Roman" w:asciiTheme="minorEastAsia" w:hAnsiTheme="minorEastAsia" w:eastAsiaTheme="minorEastAsia"/>
-                <w:kern w:val="2"/>
-                <w:sz w:val="24"/>
-                <w:szCs w:val="24"/>
-                <w:lang w:val="en-US" w:eastAsia="zh-CN" w:bidi="ar-SA"/>
-              </w:rPr>
-              <w:t>录用管理子模块</w:t>
-            </w:r>
-          </w:p>
-        </w:tc>
-        <w:tc>
-          <w:tcPr>
-            <w:tcW w:w="6611" w:type="dxa"/>
-            <w:tcBorders>
-              <w:top w:val="nil"/>
-              <w:left w:val="nil"/>
-              <w:bottom w:val="nil"/>
-              <w:right w:val="nil"/>
-            </w:tcBorders>
-            <w:shd w:val="clear" w:color="auto" w:fill="auto"/>
-            <w:tcMar>
-              <w:top w:w="120" w:type="dxa"/>
-              <w:left w:w="180" w:type="dxa"/>
-              <w:bottom w:w="120" w:type="dxa"/>
-              <w:right w:w="180" w:type="dxa"/>
-            </w:tcMar>
-            <w:vAlign w:val="center"/>
-          </w:tcPr>
-          <w:p>
-            <w:pPr>
-              <w:ind w:firstLine="240" w:firstLineChars="100"/>
-              <w:rPr>
-                <w:rFonts w:hint="default" w:cs="Times New Roman" w:asciiTheme="minorEastAsia" w:hAnsiTheme="minorEastAsia" w:eastAsiaTheme="minorEastAsia"/>
-                <w:kern w:val="2"/>
-                <w:sz w:val="24"/>
-                <w:szCs w:val="24"/>
-                <w:lang w:val="en-US" w:eastAsia="zh-CN" w:bidi="ar-SA"/>
-              </w:rPr>
-            </w:pPr>
-            <w:r>
-              <w:rPr>
-                <w:rFonts w:hint="default" w:cs="Times New Roman" w:asciiTheme="minorEastAsia" w:hAnsiTheme="minorEastAsia" w:eastAsiaTheme="minorEastAsia"/>
-                <w:kern w:val="2"/>
-                <w:sz w:val="24"/>
-                <w:szCs w:val="24"/>
-                <w:lang w:val="en-US" w:eastAsia="zh-CN" w:bidi="ar-SA"/>
-              </w:rPr>
-              <w:t>录用通知生成、发送、候选人响应处理</w:t>
-            </w:r>
-          </w:p>
-        </w:tc>
-      </w:tr>
-      <w:tr>
-        <w:tblPrEx>
-          <w:tblBorders>
-            <w:top w:val="single" w:color="auto" w:sz="2" w:space="0"/>
-            <w:left w:val="single" w:color="auto" w:sz="2" w:space="0"/>
-            <w:bottom w:val="single" w:color="auto" w:sz="2" w:space="0"/>
-            <w:right w:val="single" w:color="auto" w:sz="2" w:space="0"/>
-            <w:insideH w:val="none" w:color="auto" w:sz="0" w:space="0"/>
-            <w:insideV w:val="none" w:color="auto" w:sz="0" w:space="0"/>
-          </w:tblBorders>
-          <w:shd w:val="clear" w:color="auto" w:fill="auto"/>
           <w:tblCellMar>
             <w:top w:w="0" w:type="dxa"/>
             <w:left w:w="0" w:type="dxa"/>
@@ -10386,7 +10391,12 @@
             <w:insideH w:val="none" w:color="auto" w:sz="0" w:space="0"/>
             <w:insideV w:val="none" w:color="auto" w:sz="0" w:space="0"/>
           </w:tblBorders>
-          <w:shd w:val="clear" w:color="auto" w:fill="auto"/>
+          <w:tblCellMar>
+            <w:top w:w="0" w:type="dxa"/>
+            <w:left w:w="0" w:type="dxa"/>
+            <w:bottom w:w="0" w:type="dxa"/>
+            <w:right w:w="0" w:type="dxa"/>
+          </w:tblCellMar>
         </w:tblPrEx>
         <w:trPr>
           <w:tblHeader/>
@@ -11448,7 +11458,6 @@
             <w:insideH w:val="none" w:color="auto" w:sz="0" w:space="0"/>
             <w:insideV w:val="none" w:color="auto" w:sz="0" w:space="0"/>
           </w:tblBorders>
-          <w:shd w:val="clear" w:color="auto" w:fill="auto"/>
           <w:tblCellMar>
             <w:top w:w="0" w:type="dxa"/>
             <w:left w:w="0" w:type="dxa"/>
@@ -11660,7 +11669,6 @@
             <w:insideH w:val="none" w:color="auto" w:sz="0" w:space="0"/>
             <w:insideV w:val="none" w:color="auto" w:sz="0" w:space="0"/>
           </w:tblBorders>
-          <w:shd w:val="clear" w:color="auto" w:fill="auto"/>
           <w:tblCellMar>
             <w:top w:w="0" w:type="dxa"/>
             <w:left w:w="0" w:type="dxa"/>
@@ -11805,7 +11813,6 @@
             <w:insideH w:val="none" w:color="auto" w:sz="0" w:space="0"/>
             <w:insideV w:val="none" w:color="auto" w:sz="0" w:space="0"/>
           </w:tblBorders>
-          <w:shd w:val="clear" w:color="auto" w:fill="auto"/>
           <w:tblCellMar>
             <w:top w:w="0" w:type="dxa"/>
             <w:left w:w="0" w:type="dxa"/>
@@ -11947,7 +11954,6 @@
             <w:insideH w:val="none" w:color="auto" w:sz="0" w:space="0"/>
             <w:insideV w:val="none" w:color="auto" w:sz="0" w:space="0"/>
           </w:tblBorders>
-          <w:shd w:val="clear" w:color="auto" w:fill="auto"/>
           <w:tblCellMar>
             <w:top w:w="0" w:type="dxa"/>
             <w:left w:w="0" w:type="dxa"/>
@@ -12417,6 +12423,7 @@
             <w:insideH w:val="none" w:color="auto" w:sz="0" w:space="0"/>
             <w:insideV w:val="none" w:color="auto" w:sz="0" w:space="0"/>
           </w:tblBorders>
+          <w:shd w:val="clear" w:color="auto" w:fill="auto"/>
           <w:tblCellMar>
             <w:top w:w="0" w:type="dxa"/>
             <w:left w:w="0" w:type="dxa"/>
@@ -18161,6 +18168,7 @@
             <w:insideH w:val="none" w:color="auto" w:sz="0" w:space="0"/>
             <w:insideV w:val="none" w:color="auto" w:sz="0" w:space="0"/>
           </w:tblBorders>
+          <w:shd w:val="clear" w:color="auto" w:fill="auto"/>
           <w:tblCellMar>
             <w:top w:w="0" w:type="dxa"/>
             <w:left w:w="0" w:type="dxa"/>
@@ -19018,6 +19026,7 @@
             <w:insideH w:val="none" w:color="auto" w:sz="0" w:space="0"/>
             <w:insideV w:val="none" w:color="auto" w:sz="0" w:space="0"/>
           </w:tblBorders>
+          <w:shd w:val="clear" w:color="auto" w:fill="auto"/>
           <w:tblCellMar>
             <w:top w:w="0" w:type="dxa"/>
             <w:left w:w="0" w:type="dxa"/>
@@ -19865,6 +19874,7 @@
             <w:insideH w:val="none" w:color="auto" w:sz="0" w:space="0"/>
             <w:insideV w:val="none" w:color="auto" w:sz="0" w:space="0"/>
           </w:tblBorders>
+          <w:shd w:val="clear" w:color="auto" w:fill="auto"/>
           <w:tblCellMar>
             <w:top w:w="0" w:type="dxa"/>
             <w:left w:w="0" w:type="dxa"/>
@@ -20722,7 +20732,6 @@
             <w:insideH w:val="none" w:color="auto" w:sz="0" w:space="0"/>
             <w:insideV w:val="none" w:color="auto" w:sz="0" w:space="0"/>
           </w:tblBorders>
-          <w:shd w:val="clear" w:color="auto" w:fill="auto"/>
           <w:tblCellMar>
             <w:top w:w="0" w:type="dxa"/>
             <w:left w:w="0" w:type="dxa"/>
@@ -21204,431 +21213,7 @@
             <w:insideH w:val="none" w:color="auto" w:sz="0" w:space="0"/>
             <w:insideV w:val="none" w:color="auto" w:sz="0" w:space="0"/>
           </w:tblBorders>
-        </w:tblPrEx>
-        <w:trPr>
-          <w:tblHeader/>
-        </w:trPr>
-        <w:tc>
-          <w:tcPr>
-            <w:tcW w:w="1766" w:type="dxa"/>
-            <w:tcBorders>
-              <w:top w:val="nil"/>
-              <w:left w:val="nil"/>
-              <w:bottom w:val="nil"/>
-              <w:right w:val="single" w:color="auto" w:sz="2" w:space="0"/>
-            </w:tcBorders>
-            <w:shd w:val="clear" w:color="auto" w:fill="F2F2F2"/>
-            <w:tcMar>
-              <w:top w:w="120" w:type="dxa"/>
-              <w:left w:w="180" w:type="dxa"/>
-              <w:bottom w:w="120" w:type="dxa"/>
-              <w:right w:w="180" w:type="dxa"/>
-            </w:tcMar>
-            <w:vAlign w:val="center"/>
-          </w:tcPr>
-          <w:p>
-            <w:pPr>
-              <w:ind w:firstLine="240" w:firstLineChars="100"/>
-              <w:rPr>
-                <w:rFonts w:hint="default" w:cs="Times New Roman" w:asciiTheme="minorEastAsia" w:hAnsiTheme="minorEastAsia" w:eastAsiaTheme="minorEastAsia"/>
-                <w:kern w:val="2"/>
-                <w:sz w:val="24"/>
-                <w:szCs w:val="24"/>
-                <w:lang w:val="en-US" w:eastAsia="zh-CN" w:bidi="ar-SA"/>
-              </w:rPr>
-            </w:pPr>
-            <w:r>
-              <w:rPr>
-                <w:rFonts w:hint="default" w:cs="Times New Roman" w:asciiTheme="minorEastAsia" w:hAnsiTheme="minorEastAsia" w:eastAsiaTheme="minorEastAsia"/>
-                <w:kern w:val="2"/>
-                <w:sz w:val="24"/>
-                <w:szCs w:val="24"/>
-                <w:lang w:val="en-US" w:eastAsia="zh-CN" w:bidi="ar-SA"/>
-              </w:rPr>
-              <w:t>名称</w:t>
-            </w:r>
-          </w:p>
-        </w:tc>
-        <w:tc>
-          <w:tcPr>
-            <w:tcW w:w="1118" w:type="dxa"/>
-            <w:tcBorders>
-              <w:top w:val="nil"/>
-              <w:left w:val="nil"/>
-              <w:bottom w:val="nil"/>
-              <w:right w:val="single" w:color="auto" w:sz="2" w:space="0"/>
-            </w:tcBorders>
-            <w:shd w:val="clear" w:color="auto" w:fill="F2F2F2"/>
-            <w:tcMar>
-              <w:top w:w="120" w:type="dxa"/>
-              <w:left w:w="180" w:type="dxa"/>
-              <w:bottom w:w="120" w:type="dxa"/>
-              <w:right w:w="180" w:type="dxa"/>
-            </w:tcMar>
-            <w:vAlign w:val="center"/>
-          </w:tcPr>
-          <w:p>
-            <w:pPr>
-              <w:ind w:firstLine="240" w:firstLineChars="100"/>
-              <w:rPr>
-                <w:rFonts w:hint="default" w:cs="Times New Roman" w:asciiTheme="minorEastAsia" w:hAnsiTheme="minorEastAsia" w:eastAsiaTheme="minorEastAsia"/>
-                <w:kern w:val="2"/>
-                <w:sz w:val="24"/>
-                <w:szCs w:val="24"/>
-                <w:lang w:val="en-US" w:eastAsia="zh-CN" w:bidi="ar-SA"/>
-              </w:rPr>
-            </w:pPr>
-            <w:r>
-              <w:rPr>
-                <w:rFonts w:hint="default" w:cs="Times New Roman" w:asciiTheme="minorEastAsia" w:hAnsiTheme="minorEastAsia" w:eastAsiaTheme="minorEastAsia"/>
-                <w:kern w:val="2"/>
-                <w:sz w:val="24"/>
-                <w:szCs w:val="24"/>
-                <w:lang w:val="en-US" w:eastAsia="zh-CN" w:bidi="ar-SA"/>
-              </w:rPr>
-              <w:t>标识</w:t>
-            </w:r>
-          </w:p>
-        </w:tc>
-        <w:tc>
-          <w:tcPr>
-            <w:tcW w:w="842" w:type="dxa"/>
-            <w:tcBorders>
-              <w:top w:val="nil"/>
-              <w:left w:val="nil"/>
-              <w:bottom w:val="nil"/>
-              <w:right w:val="single" w:color="auto" w:sz="2" w:space="0"/>
-            </w:tcBorders>
-            <w:shd w:val="clear" w:color="auto" w:fill="F2F2F2"/>
-            <w:tcMar>
-              <w:top w:w="120" w:type="dxa"/>
-              <w:left w:w="180" w:type="dxa"/>
-              <w:bottom w:w="120" w:type="dxa"/>
-              <w:right w:w="180" w:type="dxa"/>
-            </w:tcMar>
-            <w:vAlign w:val="center"/>
-          </w:tcPr>
-          <w:p>
-            <w:pPr>
-              <w:ind w:firstLine="240" w:firstLineChars="100"/>
-              <w:rPr>
-                <w:rFonts w:hint="default" w:cs="Times New Roman" w:asciiTheme="minorEastAsia" w:hAnsiTheme="minorEastAsia" w:eastAsiaTheme="minorEastAsia"/>
-                <w:kern w:val="2"/>
-                <w:sz w:val="24"/>
-                <w:szCs w:val="24"/>
-                <w:lang w:val="en-US" w:eastAsia="zh-CN" w:bidi="ar-SA"/>
-              </w:rPr>
-            </w:pPr>
-            <w:r>
-              <w:rPr>
-                <w:rFonts w:hint="default" w:cs="Times New Roman" w:asciiTheme="minorEastAsia" w:hAnsiTheme="minorEastAsia" w:eastAsiaTheme="minorEastAsia"/>
-                <w:kern w:val="2"/>
-                <w:sz w:val="24"/>
-                <w:szCs w:val="24"/>
-                <w:lang w:val="en-US" w:eastAsia="zh-CN" w:bidi="ar-SA"/>
-              </w:rPr>
-              <w:t>数据类型</w:t>
-            </w:r>
-          </w:p>
-        </w:tc>
-        <w:tc>
-          <w:tcPr>
-            <w:tcW w:w="2630" w:type="dxa"/>
-            <w:tcBorders>
-              <w:top w:val="nil"/>
-              <w:left w:val="nil"/>
-              <w:bottom w:val="nil"/>
-              <w:right w:val="single" w:color="auto" w:sz="2" w:space="0"/>
-            </w:tcBorders>
-            <w:shd w:val="clear" w:color="auto" w:fill="F2F2F2"/>
-            <w:tcMar>
-              <w:top w:w="120" w:type="dxa"/>
-              <w:left w:w="180" w:type="dxa"/>
-              <w:bottom w:w="120" w:type="dxa"/>
-              <w:right w:w="180" w:type="dxa"/>
-            </w:tcMar>
-            <w:vAlign w:val="center"/>
-          </w:tcPr>
-          <w:p>
-            <w:pPr>
-              <w:ind w:firstLine="240" w:firstLineChars="100"/>
-              <w:rPr>
-                <w:rFonts w:hint="default" w:cs="Times New Roman" w:asciiTheme="minorEastAsia" w:hAnsiTheme="minorEastAsia" w:eastAsiaTheme="minorEastAsia"/>
-                <w:kern w:val="2"/>
-                <w:sz w:val="24"/>
-                <w:szCs w:val="24"/>
-                <w:lang w:val="en-US" w:eastAsia="zh-CN" w:bidi="ar-SA"/>
-              </w:rPr>
-            </w:pPr>
-            <w:r>
-              <w:rPr>
-                <w:rFonts w:hint="default" w:cs="Times New Roman" w:asciiTheme="minorEastAsia" w:hAnsiTheme="minorEastAsia" w:eastAsiaTheme="minorEastAsia"/>
-                <w:kern w:val="2"/>
-                <w:sz w:val="24"/>
-                <w:szCs w:val="24"/>
-                <w:lang w:val="en-US" w:eastAsia="zh-CN" w:bidi="ar-SA"/>
-              </w:rPr>
-              <w:t>格式</w:t>
-            </w:r>
-          </w:p>
-        </w:tc>
-        <w:tc>
-          <w:tcPr>
-            <w:tcW w:w="1234" w:type="dxa"/>
-            <w:tcBorders>
-              <w:top w:val="nil"/>
-              <w:left w:val="nil"/>
-              <w:bottom w:val="nil"/>
-              <w:right w:val="single" w:color="auto" w:sz="2" w:space="0"/>
-            </w:tcBorders>
-            <w:shd w:val="clear" w:color="auto" w:fill="F2F2F2"/>
-            <w:tcMar>
-              <w:top w:w="120" w:type="dxa"/>
-              <w:left w:w="180" w:type="dxa"/>
-              <w:bottom w:w="120" w:type="dxa"/>
-              <w:right w:w="180" w:type="dxa"/>
-            </w:tcMar>
-            <w:vAlign w:val="center"/>
-          </w:tcPr>
-          <w:p>
-            <w:pPr>
-              <w:ind w:firstLine="240" w:firstLineChars="100"/>
-              <w:rPr>
-                <w:rFonts w:hint="default" w:cs="Times New Roman" w:asciiTheme="minorEastAsia" w:hAnsiTheme="minorEastAsia" w:eastAsiaTheme="minorEastAsia"/>
-                <w:kern w:val="2"/>
-                <w:sz w:val="24"/>
-                <w:szCs w:val="24"/>
-                <w:lang w:val="en-US" w:eastAsia="zh-CN" w:bidi="ar-SA"/>
-              </w:rPr>
-            </w:pPr>
-            <w:r>
-              <w:rPr>
-                <w:rFonts w:hint="default" w:cs="Times New Roman" w:asciiTheme="minorEastAsia" w:hAnsiTheme="minorEastAsia" w:eastAsiaTheme="minorEastAsia"/>
-                <w:kern w:val="2"/>
-                <w:sz w:val="24"/>
-                <w:szCs w:val="24"/>
-                <w:lang w:val="en-US" w:eastAsia="zh-CN" w:bidi="ar-SA"/>
-              </w:rPr>
-              <w:t>有效范围</w:t>
-            </w:r>
-          </w:p>
-        </w:tc>
-        <w:tc>
-          <w:tcPr>
-            <w:tcW w:w="543" w:type="dxa"/>
-            <w:tcBorders>
-              <w:top w:val="nil"/>
-              <w:left w:val="nil"/>
-              <w:bottom w:val="nil"/>
-              <w:right w:val="single" w:color="auto" w:sz="2" w:space="0"/>
-            </w:tcBorders>
-            <w:shd w:val="clear" w:color="auto" w:fill="F2F2F2"/>
-            <w:tcMar>
-              <w:top w:w="120" w:type="dxa"/>
-              <w:left w:w="180" w:type="dxa"/>
-              <w:bottom w:w="120" w:type="dxa"/>
-              <w:right w:w="180" w:type="dxa"/>
-            </w:tcMar>
-            <w:vAlign w:val="center"/>
-          </w:tcPr>
-          <w:p>
-            <w:pPr>
-              <w:ind w:firstLine="240" w:firstLineChars="100"/>
-              <w:rPr>
-                <w:rFonts w:hint="default" w:cs="Times New Roman" w:asciiTheme="minorEastAsia" w:hAnsiTheme="minorEastAsia" w:eastAsiaTheme="minorEastAsia"/>
-                <w:kern w:val="2"/>
-                <w:sz w:val="24"/>
-                <w:szCs w:val="24"/>
-                <w:lang w:val="en-US" w:eastAsia="zh-CN" w:bidi="ar-SA"/>
-              </w:rPr>
-            </w:pPr>
-            <w:r>
-              <w:rPr>
-                <w:rFonts w:hint="default" w:cs="Times New Roman" w:asciiTheme="minorEastAsia" w:hAnsiTheme="minorEastAsia" w:eastAsiaTheme="minorEastAsia"/>
-                <w:kern w:val="2"/>
-                <w:sz w:val="24"/>
-                <w:szCs w:val="24"/>
-                <w:lang w:val="en-US" w:eastAsia="zh-CN" w:bidi="ar-SA"/>
-              </w:rPr>
-              <w:t>输入方式</w:t>
-            </w:r>
-          </w:p>
-        </w:tc>
-        <w:tc>
-          <w:tcPr>
-            <w:tcW w:w="1089" w:type="dxa"/>
-            <w:tcBorders>
-              <w:top w:val="nil"/>
-              <w:left w:val="nil"/>
-              <w:bottom w:val="nil"/>
-              <w:right w:val="single" w:color="auto" w:sz="2" w:space="0"/>
-            </w:tcBorders>
-            <w:shd w:val="clear" w:color="auto" w:fill="F2F2F2"/>
-            <w:tcMar>
-              <w:top w:w="120" w:type="dxa"/>
-              <w:left w:w="180" w:type="dxa"/>
-              <w:bottom w:w="120" w:type="dxa"/>
-              <w:right w:w="180" w:type="dxa"/>
-            </w:tcMar>
-            <w:vAlign w:val="center"/>
-          </w:tcPr>
-          <w:p>
-            <w:pPr>
-              <w:ind w:firstLine="240" w:firstLineChars="100"/>
-              <w:rPr>
-                <w:rFonts w:hint="default" w:cs="Times New Roman" w:asciiTheme="minorEastAsia" w:hAnsiTheme="minorEastAsia" w:eastAsiaTheme="minorEastAsia"/>
-                <w:kern w:val="2"/>
-                <w:sz w:val="24"/>
-                <w:szCs w:val="24"/>
-                <w:lang w:val="en-US" w:eastAsia="zh-CN" w:bidi="ar-SA"/>
-              </w:rPr>
-            </w:pPr>
-            <w:r>
-              <w:rPr>
-                <w:rFonts w:hint="default" w:cs="Times New Roman" w:asciiTheme="minorEastAsia" w:hAnsiTheme="minorEastAsia" w:eastAsiaTheme="minorEastAsia"/>
-                <w:kern w:val="2"/>
-                <w:sz w:val="24"/>
-                <w:szCs w:val="24"/>
-                <w:lang w:val="en-US" w:eastAsia="zh-CN" w:bidi="ar-SA"/>
-              </w:rPr>
-              <w:t>数量 / 频度</w:t>
-            </w:r>
-          </w:p>
-        </w:tc>
-        <w:tc>
-          <w:tcPr>
-            <w:tcW w:w="536" w:type="dxa"/>
-            <w:tcBorders>
-              <w:top w:val="nil"/>
-              <w:left w:val="nil"/>
-              <w:bottom w:val="nil"/>
-              <w:right w:val="single" w:color="auto" w:sz="2" w:space="0"/>
-            </w:tcBorders>
-            <w:shd w:val="clear" w:color="auto" w:fill="F2F2F2"/>
-            <w:tcMar>
-              <w:top w:w="120" w:type="dxa"/>
-              <w:left w:w="180" w:type="dxa"/>
-              <w:bottom w:w="120" w:type="dxa"/>
-              <w:right w:w="180" w:type="dxa"/>
-            </w:tcMar>
-            <w:vAlign w:val="center"/>
-          </w:tcPr>
-          <w:p>
-            <w:pPr>
-              <w:ind w:firstLine="240" w:firstLineChars="100"/>
-              <w:rPr>
-                <w:rFonts w:hint="default" w:cs="Times New Roman" w:asciiTheme="minorEastAsia" w:hAnsiTheme="minorEastAsia" w:eastAsiaTheme="minorEastAsia"/>
-                <w:kern w:val="2"/>
-                <w:sz w:val="24"/>
-                <w:szCs w:val="24"/>
-                <w:lang w:val="en-US" w:eastAsia="zh-CN" w:bidi="ar-SA"/>
-              </w:rPr>
-            </w:pPr>
-            <w:r>
-              <w:rPr>
-                <w:rFonts w:hint="default" w:cs="Times New Roman" w:asciiTheme="minorEastAsia" w:hAnsiTheme="minorEastAsia" w:eastAsiaTheme="minorEastAsia"/>
-                <w:kern w:val="2"/>
-                <w:sz w:val="24"/>
-                <w:szCs w:val="24"/>
-                <w:lang w:val="en-US" w:eastAsia="zh-CN" w:bidi="ar-SA"/>
-              </w:rPr>
-              <w:t>输入媒体</w:t>
-            </w:r>
-          </w:p>
-        </w:tc>
-        <w:tc>
-          <w:tcPr>
-            <w:tcW w:w="543" w:type="dxa"/>
-            <w:tcBorders>
-              <w:top w:val="nil"/>
-              <w:left w:val="nil"/>
-              <w:bottom w:val="nil"/>
-              <w:right w:val="single" w:color="auto" w:sz="2" w:space="0"/>
-            </w:tcBorders>
-            <w:shd w:val="clear" w:color="auto" w:fill="F2F2F2"/>
-            <w:tcMar>
-              <w:top w:w="120" w:type="dxa"/>
-              <w:left w:w="180" w:type="dxa"/>
-              <w:bottom w:w="120" w:type="dxa"/>
-              <w:right w:w="180" w:type="dxa"/>
-            </w:tcMar>
-            <w:vAlign w:val="center"/>
-          </w:tcPr>
-          <w:p>
-            <w:pPr>
-              <w:ind w:firstLine="240" w:firstLineChars="100"/>
-              <w:rPr>
-                <w:rFonts w:hint="default" w:cs="Times New Roman" w:asciiTheme="minorEastAsia" w:hAnsiTheme="minorEastAsia" w:eastAsiaTheme="minorEastAsia"/>
-                <w:kern w:val="2"/>
-                <w:sz w:val="24"/>
-                <w:szCs w:val="24"/>
-                <w:lang w:val="en-US" w:eastAsia="zh-CN" w:bidi="ar-SA"/>
-              </w:rPr>
-            </w:pPr>
-            <w:r>
-              <w:rPr>
-                <w:rFonts w:hint="default" w:cs="Times New Roman" w:asciiTheme="minorEastAsia" w:hAnsiTheme="minorEastAsia" w:eastAsiaTheme="minorEastAsia"/>
-                <w:kern w:val="2"/>
-                <w:sz w:val="24"/>
-                <w:szCs w:val="24"/>
-                <w:lang w:val="en-US" w:eastAsia="zh-CN" w:bidi="ar-SA"/>
-              </w:rPr>
-              <w:t>来源</w:t>
-            </w:r>
-          </w:p>
-        </w:tc>
-        <w:tc>
-          <w:tcPr>
-            <w:tcW w:w="988" w:type="dxa"/>
-            <w:tcBorders>
-              <w:top w:val="nil"/>
-              <w:left w:val="nil"/>
-              <w:bottom w:val="nil"/>
-              <w:right w:val="nil"/>
-            </w:tcBorders>
-            <w:shd w:val="clear" w:color="auto" w:fill="F2F2F2"/>
-            <w:tcMar>
-              <w:top w:w="120" w:type="dxa"/>
-              <w:left w:w="180" w:type="dxa"/>
-              <w:bottom w:w="120" w:type="dxa"/>
-              <w:right w:w="180" w:type="dxa"/>
-            </w:tcMar>
-            <w:vAlign w:val="center"/>
-          </w:tcPr>
-          <w:p>
-            <w:pPr>
-              <w:ind w:firstLine="240" w:firstLineChars="100"/>
-              <w:rPr>
-                <w:rFonts w:hint="default" w:cs="Times New Roman" w:asciiTheme="minorEastAsia" w:hAnsiTheme="minorEastAsia" w:eastAsiaTheme="minorEastAsia"/>
-                <w:kern w:val="2"/>
-                <w:sz w:val="24"/>
-                <w:szCs w:val="24"/>
-                <w:lang w:val="en-US" w:eastAsia="zh-CN" w:bidi="ar-SA"/>
-              </w:rPr>
-            </w:pPr>
-            <w:r>
-              <w:rPr>
-                <w:rFonts w:hint="default" w:cs="Times New Roman" w:asciiTheme="minorEastAsia" w:hAnsiTheme="minorEastAsia" w:eastAsiaTheme="minorEastAsia"/>
-                <w:kern w:val="2"/>
-                <w:sz w:val="24"/>
-                <w:szCs w:val="24"/>
-                <w:lang w:val="en-US" w:eastAsia="zh-CN" w:bidi="ar-SA"/>
-              </w:rPr>
-              <w:t>安全条件</w:t>
-            </w:r>
-          </w:p>
-        </w:tc>
-      </w:tr>
-      <w:tr>
-        <w:tblPrEx>
-          <w:tblBorders>
-            <w:top w:val="single" w:color="auto" w:sz="2" w:space="0"/>
-            <w:left w:val="single" w:color="auto" w:sz="2" w:space="0"/>
-            <w:bottom w:val="single" w:color="auto" w:sz="2" w:space="0"/>
-            <w:right w:val="single" w:color="auto" w:sz="2" w:space="0"/>
-            <w:insideH w:val="none" w:color="auto" w:sz="0" w:space="0"/>
-            <w:insideV w:val="none" w:color="auto" w:sz="0" w:space="0"/>
-          </w:tblBorders>
+          <w:shd w:val="clear" w:color="auto" w:fill="auto"/>
           <w:tblCellMar>
             <w:top w:w="0" w:type="dxa"/>
             <w:left w:w="0" w:type="dxa"/>
@@ -21636,6 +21221,9 @@
             <w:right w:w="0" w:type="dxa"/>
           </w:tblCellMar>
         </w:tblPrEx>
+        <w:trPr>
+          <w:tblHeader/>
+        </w:trPr>
         <w:tc>
           <w:tcPr>
             <w:tcW w:w="1766" w:type="dxa"/>
@@ -21645,35 +21233,35 @@
               <w:bottom w:val="nil"/>
               <w:right w:val="single" w:color="auto" w:sz="2" w:space="0"/>
             </w:tcBorders>
-            <w:shd w:val="clear" w:color="auto" w:fill="auto"/>
-            <w:tcMar>
-              <w:top w:w="120" w:type="dxa"/>
-              <w:left w:w="180" w:type="dxa"/>
-              <w:bottom w:w="120" w:type="dxa"/>
-              <w:right w:w="180" w:type="dxa"/>
-            </w:tcMar>
-            <w:vAlign w:val="center"/>
-          </w:tcPr>
-          <w:p>
-            <w:pPr>
-              <w:ind w:firstLine="240" w:firstLineChars="100"/>
-              <w:rPr>
-                <w:rFonts w:hint="default" w:cs="Times New Roman" w:asciiTheme="minorEastAsia" w:hAnsiTheme="minorEastAsia" w:eastAsiaTheme="minorEastAsia"/>
-                <w:kern w:val="2"/>
-                <w:sz w:val="24"/>
-                <w:szCs w:val="24"/>
-                <w:lang w:val="en-US" w:eastAsia="zh-CN" w:bidi="ar-SA"/>
-              </w:rPr>
-            </w:pPr>
-            <w:r>
-              <w:rPr>
-                <w:rFonts w:hint="default" w:cs="Times New Roman" w:asciiTheme="minorEastAsia" w:hAnsiTheme="minorEastAsia" w:eastAsiaTheme="minorEastAsia"/>
-                <w:kern w:val="2"/>
-                <w:sz w:val="24"/>
-                <w:szCs w:val="24"/>
-                <w:lang w:val="en-US" w:eastAsia="zh-CN" w:bidi="ar-SA"/>
-              </w:rPr>
-              <w:t>消息内容</w:t>
+            <w:shd w:val="clear" w:color="auto" w:fill="F2F2F2"/>
+            <w:tcMar>
+              <w:top w:w="120" w:type="dxa"/>
+              <w:left w:w="180" w:type="dxa"/>
+              <w:bottom w:w="120" w:type="dxa"/>
+              <w:right w:w="180" w:type="dxa"/>
+            </w:tcMar>
+            <w:vAlign w:val="center"/>
+          </w:tcPr>
+          <w:p>
+            <w:pPr>
+              <w:ind w:firstLine="240" w:firstLineChars="100"/>
+              <w:rPr>
+                <w:rFonts w:hint="default" w:cs="Times New Roman" w:asciiTheme="minorEastAsia" w:hAnsiTheme="minorEastAsia" w:eastAsiaTheme="minorEastAsia"/>
+                <w:kern w:val="2"/>
+                <w:sz w:val="24"/>
+                <w:szCs w:val="24"/>
+                <w:lang w:val="en-US" w:eastAsia="zh-CN" w:bidi="ar-SA"/>
+              </w:rPr>
+            </w:pPr>
+            <w:r>
+              <w:rPr>
+                <w:rFonts w:hint="default" w:cs="Times New Roman" w:asciiTheme="minorEastAsia" w:hAnsiTheme="minorEastAsia" w:eastAsiaTheme="minorEastAsia"/>
+                <w:kern w:val="2"/>
+                <w:sz w:val="24"/>
+                <w:szCs w:val="24"/>
+                <w:lang w:val="en-US" w:eastAsia="zh-CN" w:bidi="ar-SA"/>
+              </w:rPr>
+              <w:t>名称</w:t>
             </w:r>
           </w:p>
         </w:tc>
@@ -21686,35 +21274,35 @@
               <w:bottom w:val="nil"/>
               <w:right w:val="single" w:color="auto" w:sz="2" w:space="0"/>
             </w:tcBorders>
-            <w:shd w:val="clear" w:color="auto" w:fill="auto"/>
-            <w:tcMar>
-              <w:top w:w="120" w:type="dxa"/>
-              <w:left w:w="180" w:type="dxa"/>
-              <w:bottom w:w="120" w:type="dxa"/>
-              <w:right w:w="180" w:type="dxa"/>
-            </w:tcMar>
-            <w:vAlign w:val="center"/>
-          </w:tcPr>
-          <w:p>
-            <w:pPr>
-              <w:ind w:firstLine="240" w:firstLineChars="100"/>
-              <w:rPr>
-                <w:rFonts w:hint="default" w:cs="Times New Roman" w:asciiTheme="minorEastAsia" w:hAnsiTheme="minorEastAsia" w:eastAsiaTheme="minorEastAsia"/>
-                <w:kern w:val="2"/>
-                <w:sz w:val="24"/>
-                <w:szCs w:val="24"/>
-                <w:lang w:val="en-US" w:eastAsia="zh-CN" w:bidi="ar-SA"/>
-              </w:rPr>
-            </w:pPr>
-            <w:r>
-              <w:rPr>
-                <w:rFonts w:hint="default" w:cs="Times New Roman" w:asciiTheme="minorEastAsia" w:hAnsiTheme="minorEastAsia" w:eastAsiaTheme="minorEastAsia"/>
-                <w:kern w:val="2"/>
-                <w:sz w:val="24"/>
-                <w:szCs w:val="24"/>
-                <w:lang w:val="en-US" w:eastAsia="zh-CN" w:bidi="ar-SA"/>
-              </w:rPr>
-              <w:t>content</w:t>
+            <w:shd w:val="clear" w:color="auto" w:fill="F2F2F2"/>
+            <w:tcMar>
+              <w:top w:w="120" w:type="dxa"/>
+              <w:left w:w="180" w:type="dxa"/>
+              <w:bottom w:w="120" w:type="dxa"/>
+              <w:right w:w="180" w:type="dxa"/>
+            </w:tcMar>
+            <w:vAlign w:val="center"/>
+          </w:tcPr>
+          <w:p>
+            <w:pPr>
+              <w:ind w:firstLine="240" w:firstLineChars="100"/>
+              <w:rPr>
+                <w:rFonts w:hint="default" w:cs="Times New Roman" w:asciiTheme="minorEastAsia" w:hAnsiTheme="minorEastAsia" w:eastAsiaTheme="minorEastAsia"/>
+                <w:kern w:val="2"/>
+                <w:sz w:val="24"/>
+                <w:szCs w:val="24"/>
+                <w:lang w:val="en-US" w:eastAsia="zh-CN" w:bidi="ar-SA"/>
+              </w:rPr>
+            </w:pPr>
+            <w:r>
+              <w:rPr>
+                <w:rFonts w:hint="default" w:cs="Times New Roman" w:asciiTheme="minorEastAsia" w:hAnsiTheme="minorEastAsia" w:eastAsiaTheme="minorEastAsia"/>
+                <w:kern w:val="2"/>
+                <w:sz w:val="24"/>
+                <w:szCs w:val="24"/>
+                <w:lang w:val="en-US" w:eastAsia="zh-CN" w:bidi="ar-SA"/>
+              </w:rPr>
+              <w:t>标识</w:t>
             </w:r>
           </w:p>
         </w:tc>
@@ -21727,35 +21315,35 @@
               <w:bottom w:val="nil"/>
               <w:right w:val="single" w:color="auto" w:sz="2" w:space="0"/>
             </w:tcBorders>
-            <w:shd w:val="clear" w:color="auto" w:fill="auto"/>
-            <w:tcMar>
-              <w:top w:w="120" w:type="dxa"/>
-              <w:left w:w="180" w:type="dxa"/>
-              <w:bottom w:w="120" w:type="dxa"/>
-              <w:right w:w="180" w:type="dxa"/>
-            </w:tcMar>
-            <w:vAlign w:val="center"/>
-          </w:tcPr>
-          <w:p>
-            <w:pPr>
-              <w:ind w:firstLine="240" w:firstLineChars="100"/>
-              <w:rPr>
-                <w:rFonts w:hint="default" w:cs="Times New Roman" w:asciiTheme="minorEastAsia" w:hAnsiTheme="minorEastAsia" w:eastAsiaTheme="minorEastAsia"/>
-                <w:kern w:val="2"/>
-                <w:sz w:val="24"/>
-                <w:szCs w:val="24"/>
-                <w:lang w:val="en-US" w:eastAsia="zh-CN" w:bidi="ar-SA"/>
-              </w:rPr>
-            </w:pPr>
-            <w:r>
-              <w:rPr>
-                <w:rFonts w:hint="default" w:cs="Times New Roman" w:asciiTheme="minorEastAsia" w:hAnsiTheme="minorEastAsia" w:eastAsiaTheme="minorEastAsia"/>
-                <w:kern w:val="2"/>
-                <w:sz w:val="24"/>
-                <w:szCs w:val="24"/>
-                <w:lang w:val="en-US" w:eastAsia="zh-CN" w:bidi="ar-SA"/>
-              </w:rPr>
-              <w:t>字符串</w:t>
+            <w:shd w:val="clear" w:color="auto" w:fill="F2F2F2"/>
+            <w:tcMar>
+              <w:top w:w="120" w:type="dxa"/>
+              <w:left w:w="180" w:type="dxa"/>
+              <w:bottom w:w="120" w:type="dxa"/>
+              <w:right w:w="180" w:type="dxa"/>
+            </w:tcMar>
+            <w:vAlign w:val="center"/>
+          </w:tcPr>
+          <w:p>
+            <w:pPr>
+              <w:ind w:firstLine="240" w:firstLineChars="100"/>
+              <w:rPr>
+                <w:rFonts w:hint="default" w:cs="Times New Roman" w:asciiTheme="minorEastAsia" w:hAnsiTheme="minorEastAsia" w:eastAsiaTheme="minorEastAsia"/>
+                <w:kern w:val="2"/>
+                <w:sz w:val="24"/>
+                <w:szCs w:val="24"/>
+                <w:lang w:val="en-US" w:eastAsia="zh-CN" w:bidi="ar-SA"/>
+              </w:rPr>
+            </w:pPr>
+            <w:r>
+              <w:rPr>
+                <w:rFonts w:hint="default" w:cs="Times New Roman" w:asciiTheme="minorEastAsia" w:hAnsiTheme="minorEastAsia" w:eastAsiaTheme="minorEastAsia"/>
+                <w:kern w:val="2"/>
+                <w:sz w:val="24"/>
+                <w:szCs w:val="24"/>
+                <w:lang w:val="en-US" w:eastAsia="zh-CN" w:bidi="ar-SA"/>
+              </w:rPr>
+              <w:t>数据类型</w:t>
             </w:r>
           </w:p>
         </w:tc>
@@ -21768,35 +21356,35 @@
               <w:bottom w:val="nil"/>
               <w:right w:val="single" w:color="auto" w:sz="2" w:space="0"/>
             </w:tcBorders>
-            <w:shd w:val="clear" w:color="auto" w:fill="auto"/>
-            <w:tcMar>
-              <w:top w:w="120" w:type="dxa"/>
-              <w:left w:w="180" w:type="dxa"/>
-              <w:bottom w:w="120" w:type="dxa"/>
-              <w:right w:w="180" w:type="dxa"/>
-            </w:tcMar>
-            <w:vAlign w:val="center"/>
-          </w:tcPr>
-          <w:p>
-            <w:pPr>
-              <w:ind w:firstLine="240" w:firstLineChars="100"/>
-              <w:rPr>
-                <w:rFonts w:hint="default" w:cs="Times New Roman" w:asciiTheme="minorEastAsia" w:hAnsiTheme="minorEastAsia" w:eastAsiaTheme="minorEastAsia"/>
-                <w:kern w:val="2"/>
-                <w:sz w:val="24"/>
-                <w:szCs w:val="24"/>
-                <w:lang w:val="en-US" w:eastAsia="zh-CN" w:bidi="ar-SA"/>
-              </w:rPr>
-            </w:pPr>
-            <w:r>
-              <w:rPr>
-                <w:rFonts w:hint="default" w:cs="Times New Roman" w:asciiTheme="minorEastAsia" w:hAnsiTheme="minorEastAsia" w:eastAsiaTheme="minorEastAsia"/>
-                <w:kern w:val="2"/>
-                <w:sz w:val="24"/>
-                <w:szCs w:val="24"/>
-                <w:lang w:val="en-US" w:eastAsia="zh-CN" w:bidi="ar-SA"/>
-              </w:rPr>
-              <w:t>中文 + 字母 + 数字 + 符号</w:t>
+            <w:shd w:val="clear" w:color="auto" w:fill="F2F2F2"/>
+            <w:tcMar>
+              <w:top w:w="120" w:type="dxa"/>
+              <w:left w:w="180" w:type="dxa"/>
+              <w:bottom w:w="120" w:type="dxa"/>
+              <w:right w:w="180" w:type="dxa"/>
+            </w:tcMar>
+            <w:vAlign w:val="center"/>
+          </w:tcPr>
+          <w:p>
+            <w:pPr>
+              <w:ind w:firstLine="240" w:firstLineChars="100"/>
+              <w:rPr>
+                <w:rFonts w:hint="default" w:cs="Times New Roman" w:asciiTheme="minorEastAsia" w:hAnsiTheme="minorEastAsia" w:eastAsiaTheme="minorEastAsia"/>
+                <w:kern w:val="2"/>
+                <w:sz w:val="24"/>
+                <w:szCs w:val="24"/>
+                <w:lang w:val="en-US" w:eastAsia="zh-CN" w:bidi="ar-SA"/>
+              </w:rPr>
+            </w:pPr>
+            <w:r>
+              <w:rPr>
+                <w:rFonts w:hint="default" w:cs="Times New Roman" w:asciiTheme="minorEastAsia" w:hAnsiTheme="minorEastAsia" w:eastAsiaTheme="minorEastAsia"/>
+                <w:kern w:val="2"/>
+                <w:sz w:val="24"/>
+                <w:szCs w:val="24"/>
+                <w:lang w:val="en-US" w:eastAsia="zh-CN" w:bidi="ar-SA"/>
+              </w:rPr>
+              <w:t>格式</w:t>
             </w:r>
           </w:p>
         </w:tc>
@@ -21809,35 +21397,35 @@
               <w:bottom w:val="nil"/>
               <w:right w:val="single" w:color="auto" w:sz="2" w:space="0"/>
             </w:tcBorders>
-            <w:shd w:val="clear" w:color="auto" w:fill="auto"/>
-            <w:tcMar>
-              <w:top w:w="120" w:type="dxa"/>
-              <w:left w:w="180" w:type="dxa"/>
-              <w:bottom w:w="120" w:type="dxa"/>
-              <w:right w:w="180" w:type="dxa"/>
-            </w:tcMar>
-            <w:vAlign w:val="center"/>
-          </w:tcPr>
-          <w:p>
-            <w:pPr>
-              <w:ind w:firstLine="240" w:firstLineChars="100"/>
-              <w:rPr>
-                <w:rFonts w:hint="default" w:cs="Times New Roman" w:asciiTheme="minorEastAsia" w:hAnsiTheme="minorEastAsia" w:eastAsiaTheme="minorEastAsia"/>
-                <w:kern w:val="2"/>
-                <w:sz w:val="24"/>
-                <w:szCs w:val="24"/>
-                <w:lang w:val="en-US" w:eastAsia="zh-CN" w:bidi="ar-SA"/>
-              </w:rPr>
-            </w:pPr>
-            <w:r>
-              <w:rPr>
-                <w:rFonts w:hint="default" w:cs="Times New Roman" w:asciiTheme="minorEastAsia" w:hAnsiTheme="minorEastAsia" w:eastAsiaTheme="minorEastAsia"/>
-                <w:kern w:val="2"/>
-                <w:sz w:val="24"/>
-                <w:szCs w:val="24"/>
-                <w:lang w:val="en-US" w:eastAsia="zh-CN" w:bidi="ar-SA"/>
-              </w:rPr>
-              <w:t>10-500 字符</w:t>
+            <w:shd w:val="clear" w:color="auto" w:fill="F2F2F2"/>
+            <w:tcMar>
+              <w:top w:w="120" w:type="dxa"/>
+              <w:left w:w="180" w:type="dxa"/>
+              <w:bottom w:w="120" w:type="dxa"/>
+              <w:right w:w="180" w:type="dxa"/>
+            </w:tcMar>
+            <w:vAlign w:val="center"/>
+          </w:tcPr>
+          <w:p>
+            <w:pPr>
+              <w:ind w:firstLine="240" w:firstLineChars="100"/>
+              <w:rPr>
+                <w:rFonts w:hint="default" w:cs="Times New Roman" w:asciiTheme="minorEastAsia" w:hAnsiTheme="minorEastAsia" w:eastAsiaTheme="minorEastAsia"/>
+                <w:kern w:val="2"/>
+                <w:sz w:val="24"/>
+                <w:szCs w:val="24"/>
+                <w:lang w:val="en-US" w:eastAsia="zh-CN" w:bidi="ar-SA"/>
+              </w:rPr>
+            </w:pPr>
+            <w:r>
+              <w:rPr>
+                <w:rFonts w:hint="default" w:cs="Times New Roman" w:asciiTheme="minorEastAsia" w:hAnsiTheme="minorEastAsia" w:eastAsiaTheme="minorEastAsia"/>
+                <w:kern w:val="2"/>
+                <w:sz w:val="24"/>
+                <w:szCs w:val="24"/>
+                <w:lang w:val="en-US" w:eastAsia="zh-CN" w:bidi="ar-SA"/>
+              </w:rPr>
+              <w:t>有效范围</w:t>
             </w:r>
           </w:p>
         </w:tc>
@@ -21850,35 +21438,35 @@
               <w:bottom w:val="nil"/>
               <w:right w:val="single" w:color="auto" w:sz="2" w:space="0"/>
             </w:tcBorders>
-            <w:shd w:val="clear" w:color="auto" w:fill="auto"/>
-            <w:tcMar>
-              <w:top w:w="120" w:type="dxa"/>
-              <w:left w:w="180" w:type="dxa"/>
-              <w:bottom w:w="120" w:type="dxa"/>
-              <w:right w:w="180" w:type="dxa"/>
-            </w:tcMar>
-            <w:vAlign w:val="center"/>
-          </w:tcPr>
-          <w:p>
-            <w:pPr>
-              <w:ind w:firstLine="240" w:firstLineChars="100"/>
-              <w:rPr>
-                <w:rFonts w:hint="default" w:cs="Times New Roman" w:asciiTheme="minorEastAsia" w:hAnsiTheme="minorEastAsia" w:eastAsiaTheme="minorEastAsia"/>
-                <w:kern w:val="2"/>
-                <w:sz w:val="24"/>
-                <w:szCs w:val="24"/>
-                <w:lang w:val="en-US" w:eastAsia="zh-CN" w:bidi="ar-SA"/>
-              </w:rPr>
-            </w:pPr>
-            <w:r>
-              <w:rPr>
-                <w:rFonts w:hint="default" w:cs="Times New Roman" w:asciiTheme="minorEastAsia" w:hAnsiTheme="minorEastAsia" w:eastAsiaTheme="minorEastAsia"/>
-                <w:kern w:val="2"/>
-                <w:sz w:val="24"/>
-                <w:szCs w:val="24"/>
-                <w:lang w:val="en-US" w:eastAsia="zh-CN" w:bidi="ar-SA"/>
-              </w:rPr>
-              <w:t>系统自动生成 / 人工输入</w:t>
+            <w:shd w:val="clear" w:color="auto" w:fill="F2F2F2"/>
+            <w:tcMar>
+              <w:top w:w="120" w:type="dxa"/>
+              <w:left w:w="180" w:type="dxa"/>
+              <w:bottom w:w="120" w:type="dxa"/>
+              <w:right w:w="180" w:type="dxa"/>
+            </w:tcMar>
+            <w:vAlign w:val="center"/>
+          </w:tcPr>
+          <w:p>
+            <w:pPr>
+              <w:ind w:firstLine="240" w:firstLineChars="100"/>
+              <w:rPr>
+                <w:rFonts w:hint="default" w:cs="Times New Roman" w:asciiTheme="minorEastAsia" w:hAnsiTheme="minorEastAsia" w:eastAsiaTheme="minorEastAsia"/>
+                <w:kern w:val="2"/>
+                <w:sz w:val="24"/>
+                <w:szCs w:val="24"/>
+                <w:lang w:val="en-US" w:eastAsia="zh-CN" w:bidi="ar-SA"/>
+              </w:rPr>
+            </w:pPr>
+            <w:r>
+              <w:rPr>
+                <w:rFonts w:hint="default" w:cs="Times New Roman" w:asciiTheme="minorEastAsia" w:hAnsiTheme="minorEastAsia" w:eastAsiaTheme="minorEastAsia"/>
+                <w:kern w:val="2"/>
+                <w:sz w:val="24"/>
+                <w:szCs w:val="24"/>
+                <w:lang w:val="en-US" w:eastAsia="zh-CN" w:bidi="ar-SA"/>
+              </w:rPr>
+              <w:t>输入方式</w:t>
             </w:r>
           </w:p>
         </w:tc>
@@ -21891,35 +21479,35 @@
               <w:bottom w:val="nil"/>
               <w:right w:val="single" w:color="auto" w:sz="2" w:space="0"/>
             </w:tcBorders>
-            <w:shd w:val="clear" w:color="auto" w:fill="auto"/>
-            <w:tcMar>
-              <w:top w:w="120" w:type="dxa"/>
-              <w:left w:w="180" w:type="dxa"/>
-              <w:bottom w:w="120" w:type="dxa"/>
-              <w:right w:w="180" w:type="dxa"/>
-            </w:tcMar>
-            <w:vAlign w:val="center"/>
-          </w:tcPr>
-          <w:p>
-            <w:pPr>
-              <w:ind w:firstLine="240" w:firstLineChars="100"/>
-              <w:rPr>
-                <w:rFonts w:hint="default" w:cs="Times New Roman" w:asciiTheme="minorEastAsia" w:hAnsiTheme="minorEastAsia" w:eastAsiaTheme="minorEastAsia"/>
-                <w:kern w:val="2"/>
-                <w:sz w:val="24"/>
-                <w:szCs w:val="24"/>
-                <w:lang w:val="en-US" w:eastAsia="zh-CN" w:bidi="ar-SA"/>
-              </w:rPr>
-            </w:pPr>
-            <w:r>
-              <w:rPr>
-                <w:rFonts w:hint="default" w:cs="Times New Roman" w:asciiTheme="minorEastAsia" w:hAnsiTheme="minorEastAsia" w:eastAsiaTheme="minorEastAsia"/>
-                <w:kern w:val="2"/>
-                <w:sz w:val="24"/>
-                <w:szCs w:val="24"/>
-                <w:lang w:val="en-US" w:eastAsia="zh-CN" w:bidi="ar-SA"/>
-              </w:rPr>
-              <w:t>1 次 / 消息</w:t>
+            <w:shd w:val="clear" w:color="auto" w:fill="F2F2F2"/>
+            <w:tcMar>
+              <w:top w:w="120" w:type="dxa"/>
+              <w:left w:w="180" w:type="dxa"/>
+              <w:bottom w:w="120" w:type="dxa"/>
+              <w:right w:w="180" w:type="dxa"/>
+            </w:tcMar>
+            <w:vAlign w:val="center"/>
+          </w:tcPr>
+          <w:p>
+            <w:pPr>
+              <w:ind w:firstLine="240" w:firstLineChars="100"/>
+              <w:rPr>
+                <w:rFonts w:hint="default" w:cs="Times New Roman" w:asciiTheme="minorEastAsia" w:hAnsiTheme="minorEastAsia" w:eastAsiaTheme="minorEastAsia"/>
+                <w:kern w:val="2"/>
+                <w:sz w:val="24"/>
+                <w:szCs w:val="24"/>
+                <w:lang w:val="en-US" w:eastAsia="zh-CN" w:bidi="ar-SA"/>
+              </w:rPr>
+            </w:pPr>
+            <w:r>
+              <w:rPr>
+                <w:rFonts w:hint="default" w:cs="Times New Roman" w:asciiTheme="minorEastAsia" w:hAnsiTheme="minorEastAsia" w:eastAsiaTheme="minorEastAsia"/>
+                <w:kern w:val="2"/>
+                <w:sz w:val="24"/>
+                <w:szCs w:val="24"/>
+                <w:lang w:val="en-US" w:eastAsia="zh-CN" w:bidi="ar-SA"/>
+              </w:rPr>
+              <w:t>数量 / 频度</w:t>
             </w:r>
           </w:p>
         </w:tc>
@@ -21932,35 +21520,35 @@
               <w:bottom w:val="nil"/>
               <w:right w:val="single" w:color="auto" w:sz="2" w:space="0"/>
             </w:tcBorders>
-            <w:shd w:val="clear" w:color="auto" w:fill="auto"/>
-            <w:tcMar>
-              <w:top w:w="120" w:type="dxa"/>
-              <w:left w:w="180" w:type="dxa"/>
-              <w:bottom w:w="120" w:type="dxa"/>
-              <w:right w:w="180" w:type="dxa"/>
-            </w:tcMar>
-            <w:vAlign w:val="center"/>
-          </w:tcPr>
-          <w:p>
-            <w:pPr>
-              <w:ind w:firstLine="240" w:firstLineChars="100"/>
-              <w:rPr>
-                <w:rFonts w:hint="default" w:cs="Times New Roman" w:asciiTheme="minorEastAsia" w:hAnsiTheme="minorEastAsia" w:eastAsiaTheme="minorEastAsia"/>
-                <w:kern w:val="2"/>
-                <w:sz w:val="24"/>
-                <w:szCs w:val="24"/>
-                <w:lang w:val="en-US" w:eastAsia="zh-CN" w:bidi="ar-SA"/>
-              </w:rPr>
-            </w:pPr>
-            <w:r>
-              <w:rPr>
-                <w:rFonts w:hint="default" w:cs="Times New Roman" w:asciiTheme="minorEastAsia" w:hAnsiTheme="minorEastAsia" w:eastAsiaTheme="minorEastAsia"/>
-                <w:kern w:val="2"/>
-                <w:sz w:val="24"/>
-                <w:szCs w:val="24"/>
-                <w:lang w:val="en-US" w:eastAsia="zh-CN" w:bidi="ar-SA"/>
-              </w:rPr>
-              <w:t>后端接口 / PC 端表单</w:t>
+            <w:shd w:val="clear" w:color="auto" w:fill="F2F2F2"/>
+            <w:tcMar>
+              <w:top w:w="120" w:type="dxa"/>
+              <w:left w:w="180" w:type="dxa"/>
+              <w:bottom w:w="120" w:type="dxa"/>
+              <w:right w:w="180" w:type="dxa"/>
+            </w:tcMar>
+            <w:vAlign w:val="center"/>
+          </w:tcPr>
+          <w:p>
+            <w:pPr>
+              <w:ind w:firstLine="240" w:firstLineChars="100"/>
+              <w:rPr>
+                <w:rFonts w:hint="default" w:cs="Times New Roman" w:asciiTheme="minorEastAsia" w:hAnsiTheme="minorEastAsia" w:eastAsiaTheme="minorEastAsia"/>
+                <w:kern w:val="2"/>
+                <w:sz w:val="24"/>
+                <w:szCs w:val="24"/>
+                <w:lang w:val="en-US" w:eastAsia="zh-CN" w:bidi="ar-SA"/>
+              </w:rPr>
+            </w:pPr>
+            <w:r>
+              <w:rPr>
+                <w:rFonts w:hint="default" w:cs="Times New Roman" w:asciiTheme="minorEastAsia" w:hAnsiTheme="minorEastAsia" w:eastAsiaTheme="minorEastAsia"/>
+                <w:kern w:val="2"/>
+                <w:sz w:val="24"/>
+                <w:szCs w:val="24"/>
+                <w:lang w:val="en-US" w:eastAsia="zh-CN" w:bidi="ar-SA"/>
+              </w:rPr>
+              <w:t>输入媒体</w:t>
             </w:r>
           </w:p>
         </w:tc>
@@ -21973,35 +21561,35 @@
               <w:bottom w:val="nil"/>
               <w:right w:val="single" w:color="auto" w:sz="2" w:space="0"/>
             </w:tcBorders>
-            <w:shd w:val="clear" w:color="auto" w:fill="auto"/>
-            <w:tcMar>
-              <w:top w:w="120" w:type="dxa"/>
-              <w:left w:w="180" w:type="dxa"/>
-              <w:bottom w:w="120" w:type="dxa"/>
-              <w:right w:w="180" w:type="dxa"/>
-            </w:tcMar>
-            <w:vAlign w:val="center"/>
-          </w:tcPr>
-          <w:p>
-            <w:pPr>
-              <w:ind w:firstLine="240" w:firstLineChars="100"/>
-              <w:rPr>
-                <w:rFonts w:hint="default" w:cs="Times New Roman" w:asciiTheme="minorEastAsia" w:hAnsiTheme="minorEastAsia" w:eastAsiaTheme="minorEastAsia"/>
-                <w:kern w:val="2"/>
-                <w:sz w:val="24"/>
-                <w:szCs w:val="24"/>
-                <w:lang w:val="en-US" w:eastAsia="zh-CN" w:bidi="ar-SA"/>
-              </w:rPr>
-            </w:pPr>
-            <w:r>
-              <w:rPr>
-                <w:rFonts w:hint="default" w:cs="Times New Roman" w:asciiTheme="minorEastAsia" w:hAnsiTheme="minorEastAsia" w:eastAsiaTheme="minorEastAsia"/>
-                <w:kern w:val="2"/>
-                <w:sz w:val="24"/>
-                <w:szCs w:val="24"/>
-                <w:lang w:val="en-US" w:eastAsia="zh-CN" w:bidi="ar-SA"/>
-              </w:rPr>
-              <w:t>系统业务触发 / HR</w:t>
+            <w:shd w:val="clear" w:color="auto" w:fill="F2F2F2"/>
+            <w:tcMar>
+              <w:top w:w="120" w:type="dxa"/>
+              <w:left w:w="180" w:type="dxa"/>
+              <w:bottom w:w="120" w:type="dxa"/>
+              <w:right w:w="180" w:type="dxa"/>
+            </w:tcMar>
+            <w:vAlign w:val="center"/>
+          </w:tcPr>
+          <w:p>
+            <w:pPr>
+              <w:ind w:firstLine="240" w:firstLineChars="100"/>
+              <w:rPr>
+                <w:rFonts w:hint="default" w:cs="Times New Roman" w:asciiTheme="minorEastAsia" w:hAnsiTheme="minorEastAsia" w:eastAsiaTheme="minorEastAsia"/>
+                <w:kern w:val="2"/>
+                <w:sz w:val="24"/>
+                <w:szCs w:val="24"/>
+                <w:lang w:val="en-US" w:eastAsia="zh-CN" w:bidi="ar-SA"/>
+              </w:rPr>
+            </w:pPr>
+            <w:r>
+              <w:rPr>
+                <w:rFonts w:hint="default" w:cs="Times New Roman" w:asciiTheme="minorEastAsia" w:hAnsiTheme="minorEastAsia" w:eastAsiaTheme="minorEastAsia"/>
+                <w:kern w:val="2"/>
+                <w:sz w:val="24"/>
+                <w:szCs w:val="24"/>
+                <w:lang w:val="en-US" w:eastAsia="zh-CN" w:bidi="ar-SA"/>
+              </w:rPr>
+              <w:t>来源</w:t>
             </w:r>
           </w:p>
         </w:tc>
@@ -22014,35 +21602,35 @@
               <w:bottom w:val="nil"/>
               <w:right w:val="nil"/>
             </w:tcBorders>
-            <w:shd w:val="clear" w:color="auto" w:fill="auto"/>
-            <w:tcMar>
-              <w:top w:w="120" w:type="dxa"/>
-              <w:left w:w="180" w:type="dxa"/>
-              <w:bottom w:w="120" w:type="dxa"/>
-              <w:right w:w="180" w:type="dxa"/>
-            </w:tcMar>
-            <w:vAlign w:val="center"/>
-          </w:tcPr>
-          <w:p>
-            <w:pPr>
-              <w:ind w:firstLine="240" w:firstLineChars="100"/>
-              <w:rPr>
-                <w:rFonts w:hint="default" w:cs="Times New Roman" w:asciiTheme="minorEastAsia" w:hAnsiTheme="minorEastAsia" w:eastAsiaTheme="minorEastAsia"/>
-                <w:kern w:val="2"/>
-                <w:sz w:val="24"/>
-                <w:szCs w:val="24"/>
-                <w:lang w:val="en-US" w:eastAsia="zh-CN" w:bidi="ar-SA"/>
-              </w:rPr>
-            </w:pPr>
-            <w:r>
-              <w:rPr>
-                <w:rFonts w:hint="default" w:cs="Times New Roman" w:asciiTheme="minorEastAsia" w:hAnsiTheme="minorEastAsia" w:eastAsiaTheme="minorEastAsia"/>
-                <w:kern w:val="2"/>
-                <w:sz w:val="24"/>
-                <w:szCs w:val="24"/>
-                <w:lang w:val="en-US" w:eastAsia="zh-CN" w:bidi="ar-SA"/>
-              </w:rPr>
-              <w:t>传输加密；避免包含敏感信息（如密码）</w:t>
+            <w:shd w:val="clear" w:color="auto" w:fill="F2F2F2"/>
+            <w:tcMar>
+              <w:top w:w="120" w:type="dxa"/>
+              <w:left w:w="180" w:type="dxa"/>
+              <w:bottom w:w="120" w:type="dxa"/>
+              <w:right w:w="180" w:type="dxa"/>
+            </w:tcMar>
+            <w:vAlign w:val="center"/>
+          </w:tcPr>
+          <w:p>
+            <w:pPr>
+              <w:ind w:firstLine="240" w:firstLineChars="100"/>
+              <w:rPr>
+                <w:rFonts w:hint="default" w:cs="Times New Roman" w:asciiTheme="minorEastAsia" w:hAnsiTheme="minorEastAsia" w:eastAsiaTheme="minorEastAsia"/>
+                <w:kern w:val="2"/>
+                <w:sz w:val="24"/>
+                <w:szCs w:val="24"/>
+                <w:lang w:val="en-US" w:eastAsia="zh-CN" w:bidi="ar-SA"/>
+              </w:rPr>
+            </w:pPr>
+            <w:r>
+              <w:rPr>
+                <w:rFonts w:hint="default" w:cs="Times New Roman" w:asciiTheme="minorEastAsia" w:hAnsiTheme="minorEastAsia" w:eastAsiaTheme="minorEastAsia"/>
+                <w:kern w:val="2"/>
+                <w:sz w:val="24"/>
+                <w:szCs w:val="24"/>
+                <w:lang w:val="en-US" w:eastAsia="zh-CN" w:bidi="ar-SA"/>
+              </w:rPr>
+              <w:t>安全条件</w:t>
             </w:r>
           </w:p>
         </w:tc>
@@ -22102,7 +21690,7 @@
                 <w:szCs w:val="24"/>
                 <w:lang w:val="en-US" w:eastAsia="zh-CN" w:bidi="ar-SA"/>
               </w:rPr>
-              <w:t>消息类型</w:t>
+              <w:t>消息内容</w:t>
             </w:r>
           </w:p>
         </w:tc>
@@ -22143,7 +21731,7 @@
                 <w:szCs w:val="24"/>
                 <w:lang w:val="en-US" w:eastAsia="zh-CN" w:bidi="ar-SA"/>
               </w:rPr>
-              <w:t>msgType</w:t>
+              <w:t>content</w:t>
             </w:r>
           </w:p>
         </w:tc>
@@ -22184,7 +21772,7 @@
                 <w:szCs w:val="24"/>
                 <w:lang w:val="en-US" w:eastAsia="zh-CN" w:bidi="ar-SA"/>
               </w:rPr>
-              <w:t>整型（int）</w:t>
+              <w:t>字符串</w:t>
             </w:r>
           </w:p>
         </w:tc>
@@ -22225,7 +21813,7 @@
                 <w:szCs w:val="24"/>
                 <w:lang w:val="en-US" w:eastAsia="zh-CN" w:bidi="ar-SA"/>
               </w:rPr>
-              <w:t>数字编码</w:t>
+              <w:t>中文 + 字母 + 数字 + 符号</w:t>
             </w:r>
           </w:p>
         </w:tc>
@@ -22266,7 +21854,7 @@
                 <w:szCs w:val="24"/>
                 <w:lang w:val="en-US" w:eastAsia="zh-CN" w:bidi="ar-SA"/>
               </w:rPr>
-              <w:t>1 = 系统通知，2 = 面试通知，3 = 申请通知，4 = 录用通知</w:t>
+              <w:t>10-500 字符</w:t>
             </w:r>
           </w:p>
         </w:tc>
@@ -22307,7 +21895,7 @@
                 <w:szCs w:val="24"/>
                 <w:lang w:val="en-US" w:eastAsia="zh-CN" w:bidi="ar-SA"/>
               </w:rPr>
-              <w:t>系统自动指定</w:t>
+              <w:t>系统自动生成 / 人工输入</w:t>
             </w:r>
           </w:p>
         </w:tc>
@@ -22389,7 +21977,7 @@
                 <w:szCs w:val="24"/>
                 <w:lang w:val="en-US" w:eastAsia="zh-CN" w:bidi="ar-SA"/>
               </w:rPr>
-              <w:t>后端接口</w:t>
+              <w:t>后端接口 / PC 端表单</w:t>
             </w:r>
           </w:p>
         </w:tc>
@@ -22430,7 +22018,7 @@
                 <w:szCs w:val="24"/>
                 <w:lang w:val="en-US" w:eastAsia="zh-CN" w:bidi="ar-SA"/>
               </w:rPr>
-              <w:t>系统业务触发</w:t>
+              <w:t>系统业务触发 / HR</w:t>
             </w:r>
           </w:p>
         </w:tc>
@@ -22471,435 +22059,7 @@
                 <w:szCs w:val="24"/>
                 <w:lang w:val="en-US" w:eastAsia="zh-CN" w:bidi="ar-SA"/>
               </w:rPr>
-              <w:t>仅允许预设编码，后端校验合法性</w:t>
-            </w:r>
-          </w:p>
-        </w:tc>
-      </w:tr>
-      <w:tr>
-        <w:tblPrEx>
-          <w:tblBorders>
-            <w:top w:val="single" w:color="auto" w:sz="2" w:space="0"/>
-            <w:left w:val="single" w:color="auto" w:sz="2" w:space="0"/>
-            <w:bottom w:val="single" w:color="auto" w:sz="2" w:space="0"/>
-            <w:right w:val="single" w:color="auto" w:sz="2" w:space="0"/>
-            <w:insideH w:val="none" w:color="auto" w:sz="0" w:space="0"/>
-            <w:insideV w:val="none" w:color="auto" w:sz="0" w:space="0"/>
-          </w:tblBorders>
-          <w:tblCellMar>
-            <w:top w:w="0" w:type="dxa"/>
-            <w:left w:w="0" w:type="dxa"/>
-            <w:bottom w:w="0" w:type="dxa"/>
-            <w:right w:w="0" w:type="dxa"/>
-          </w:tblCellMar>
-        </w:tblPrEx>
-        <w:tc>
-          <w:tcPr>
-            <w:tcW w:w="1766" w:type="dxa"/>
-            <w:tcBorders>
-              <w:top w:val="nil"/>
-              <w:left w:val="nil"/>
-              <w:bottom w:val="nil"/>
-              <w:right w:val="single" w:color="auto" w:sz="2" w:space="0"/>
-            </w:tcBorders>
-            <w:shd w:val="clear" w:color="auto" w:fill="auto"/>
-            <w:tcMar>
-              <w:top w:w="120" w:type="dxa"/>
-              <w:left w:w="180" w:type="dxa"/>
-              <w:bottom w:w="120" w:type="dxa"/>
-              <w:right w:w="180" w:type="dxa"/>
-            </w:tcMar>
-            <w:vAlign w:val="center"/>
-          </w:tcPr>
-          <w:p>
-            <w:pPr>
-              <w:ind w:firstLine="240" w:firstLineChars="100"/>
-              <w:rPr>
-                <w:rFonts w:hint="default" w:cs="Times New Roman" w:asciiTheme="minorEastAsia" w:hAnsiTheme="minorEastAsia" w:eastAsiaTheme="minorEastAsia"/>
-                <w:kern w:val="2"/>
-                <w:sz w:val="24"/>
-                <w:szCs w:val="24"/>
-                <w:lang w:val="en-US" w:eastAsia="zh-CN" w:bidi="ar-SA"/>
-              </w:rPr>
-            </w:pPr>
-            <w:r>
-              <w:rPr>
-                <w:rFonts w:hint="default" w:cs="Times New Roman" w:asciiTheme="minorEastAsia" w:hAnsiTheme="minorEastAsia" w:eastAsiaTheme="minorEastAsia"/>
-                <w:kern w:val="2"/>
-                <w:sz w:val="24"/>
-                <w:szCs w:val="24"/>
-                <w:lang w:val="en-US" w:eastAsia="zh-CN" w:bidi="ar-SA"/>
-              </w:rPr>
-              <w:t>接收人 ID</w:t>
-            </w:r>
-          </w:p>
-        </w:tc>
-        <w:tc>
-          <w:tcPr>
-            <w:tcW w:w="1118" w:type="dxa"/>
-            <w:tcBorders>
-              <w:top w:val="nil"/>
-              <w:left w:val="nil"/>
-              <w:bottom w:val="nil"/>
-              <w:right w:val="single" w:color="auto" w:sz="2" w:space="0"/>
-            </w:tcBorders>
-            <w:shd w:val="clear" w:color="auto" w:fill="auto"/>
-            <w:tcMar>
-              <w:top w:w="120" w:type="dxa"/>
-              <w:left w:w="180" w:type="dxa"/>
-              <w:bottom w:w="120" w:type="dxa"/>
-              <w:right w:w="180" w:type="dxa"/>
-            </w:tcMar>
-            <w:vAlign w:val="center"/>
-          </w:tcPr>
-          <w:p>
-            <w:pPr>
-              <w:ind w:firstLine="240" w:firstLineChars="100"/>
-              <w:rPr>
-                <w:rFonts w:hint="default" w:cs="Times New Roman" w:asciiTheme="minorEastAsia" w:hAnsiTheme="minorEastAsia" w:eastAsiaTheme="minorEastAsia"/>
-                <w:kern w:val="2"/>
-                <w:sz w:val="24"/>
-                <w:szCs w:val="24"/>
-                <w:lang w:val="en-US" w:eastAsia="zh-CN" w:bidi="ar-SA"/>
-              </w:rPr>
-            </w:pPr>
-            <w:r>
-              <w:rPr>
-                <w:rFonts w:hint="default" w:cs="Times New Roman" w:asciiTheme="minorEastAsia" w:hAnsiTheme="minorEastAsia" w:eastAsiaTheme="minorEastAsia"/>
-                <w:kern w:val="2"/>
-                <w:sz w:val="24"/>
-                <w:szCs w:val="24"/>
-                <w:lang w:val="en-US" w:eastAsia="zh-CN" w:bidi="ar-SA"/>
-              </w:rPr>
-              <w:t>receiverId</w:t>
-            </w:r>
-          </w:p>
-        </w:tc>
-        <w:tc>
-          <w:tcPr>
-            <w:tcW w:w="842" w:type="dxa"/>
-            <w:tcBorders>
-              <w:top w:val="nil"/>
-              <w:left w:val="nil"/>
-              <w:bottom w:val="nil"/>
-              <w:right w:val="single" w:color="auto" w:sz="2" w:space="0"/>
-            </w:tcBorders>
-            <w:shd w:val="clear" w:color="auto" w:fill="auto"/>
-            <w:tcMar>
-              <w:top w:w="120" w:type="dxa"/>
-              <w:left w:w="180" w:type="dxa"/>
-              <w:bottom w:w="120" w:type="dxa"/>
-              <w:right w:w="180" w:type="dxa"/>
-            </w:tcMar>
-            <w:vAlign w:val="center"/>
-          </w:tcPr>
-          <w:p>
-            <w:pPr>
-              <w:ind w:firstLine="240" w:firstLineChars="100"/>
-              <w:rPr>
-                <w:rFonts w:hint="default" w:cs="Times New Roman" w:asciiTheme="minorEastAsia" w:hAnsiTheme="minorEastAsia" w:eastAsiaTheme="minorEastAsia"/>
-                <w:kern w:val="2"/>
-                <w:sz w:val="24"/>
-                <w:szCs w:val="24"/>
-                <w:lang w:val="en-US" w:eastAsia="zh-CN" w:bidi="ar-SA"/>
-              </w:rPr>
-            </w:pPr>
-            <w:r>
-              <w:rPr>
-                <w:rFonts w:hint="default" w:cs="Times New Roman" w:asciiTheme="minorEastAsia" w:hAnsiTheme="minorEastAsia" w:eastAsiaTheme="minorEastAsia"/>
-                <w:kern w:val="2"/>
-                <w:sz w:val="24"/>
-                <w:szCs w:val="24"/>
-                <w:lang w:val="en-US" w:eastAsia="zh-CN" w:bidi="ar-SA"/>
-              </w:rPr>
-              <w:t>长整型（bigint）</w:t>
-            </w:r>
-          </w:p>
-        </w:tc>
-        <w:tc>
-          <w:tcPr>
-            <w:tcW w:w="2630" w:type="dxa"/>
-            <w:tcBorders>
-              <w:top w:val="nil"/>
-              <w:left w:val="nil"/>
-              <w:bottom w:val="nil"/>
-              <w:right w:val="single" w:color="auto" w:sz="2" w:space="0"/>
-            </w:tcBorders>
-            <w:shd w:val="clear" w:color="auto" w:fill="auto"/>
-            <w:tcMar>
-              <w:top w:w="120" w:type="dxa"/>
-              <w:left w:w="180" w:type="dxa"/>
-              <w:bottom w:w="120" w:type="dxa"/>
-              <w:right w:w="180" w:type="dxa"/>
-            </w:tcMar>
-            <w:vAlign w:val="center"/>
-          </w:tcPr>
-          <w:p>
-            <w:pPr>
-              <w:ind w:firstLine="240" w:firstLineChars="100"/>
-              <w:rPr>
-                <w:rFonts w:hint="default" w:cs="Times New Roman" w:asciiTheme="minorEastAsia" w:hAnsiTheme="minorEastAsia" w:eastAsiaTheme="minorEastAsia"/>
-                <w:kern w:val="2"/>
-                <w:sz w:val="24"/>
-                <w:szCs w:val="24"/>
-                <w:lang w:val="en-US" w:eastAsia="zh-CN" w:bidi="ar-SA"/>
-              </w:rPr>
-            </w:pPr>
-            <w:r>
-              <w:rPr>
-                <w:rFonts w:hint="default" w:cs="Times New Roman" w:asciiTheme="minorEastAsia" w:hAnsiTheme="minorEastAsia" w:eastAsiaTheme="minorEastAsia"/>
-                <w:kern w:val="2"/>
-                <w:sz w:val="24"/>
-                <w:szCs w:val="24"/>
-                <w:lang w:val="en-US" w:eastAsia="zh-CN" w:bidi="ar-SA"/>
-              </w:rPr>
-              <w:t>数字</w:t>
-            </w:r>
-          </w:p>
-        </w:tc>
-        <w:tc>
-          <w:tcPr>
-            <w:tcW w:w="1234" w:type="dxa"/>
-            <w:tcBorders>
-              <w:top w:val="nil"/>
-              <w:left w:val="nil"/>
-              <w:bottom w:val="nil"/>
-              <w:right w:val="single" w:color="auto" w:sz="2" w:space="0"/>
-            </w:tcBorders>
-            <w:shd w:val="clear" w:color="auto" w:fill="auto"/>
-            <w:tcMar>
-              <w:top w:w="120" w:type="dxa"/>
-              <w:left w:w="180" w:type="dxa"/>
-              <w:bottom w:w="120" w:type="dxa"/>
-              <w:right w:w="180" w:type="dxa"/>
-            </w:tcMar>
-            <w:vAlign w:val="center"/>
-          </w:tcPr>
-          <w:p>
-            <w:pPr>
-              <w:ind w:firstLine="240" w:firstLineChars="100"/>
-              <w:rPr>
-                <w:rFonts w:hint="default" w:cs="Times New Roman" w:asciiTheme="minorEastAsia" w:hAnsiTheme="minorEastAsia" w:eastAsiaTheme="minorEastAsia"/>
-                <w:kern w:val="2"/>
-                <w:sz w:val="24"/>
-                <w:szCs w:val="24"/>
-                <w:lang w:val="en-US" w:eastAsia="zh-CN" w:bidi="ar-SA"/>
-              </w:rPr>
-            </w:pPr>
-            <w:r>
-              <w:rPr>
-                <w:rFonts w:hint="default" w:cs="Times New Roman" w:asciiTheme="minorEastAsia" w:hAnsiTheme="minorEastAsia" w:eastAsiaTheme="minorEastAsia"/>
-                <w:kern w:val="2"/>
-                <w:sz w:val="24"/>
-                <w:szCs w:val="24"/>
-                <w:lang w:val="en-US" w:eastAsia="zh-CN" w:bidi="ar-SA"/>
-              </w:rPr>
-              <w:t>系统中已存在的用户 ID（≥1）</w:t>
-            </w:r>
-          </w:p>
-        </w:tc>
-        <w:tc>
-          <w:tcPr>
-            <w:tcW w:w="543" w:type="dxa"/>
-            <w:tcBorders>
-              <w:top w:val="nil"/>
-              <w:left w:val="nil"/>
-              <w:bottom w:val="nil"/>
-              <w:right w:val="single" w:color="auto" w:sz="2" w:space="0"/>
-            </w:tcBorders>
-            <w:shd w:val="clear" w:color="auto" w:fill="auto"/>
-            <w:tcMar>
-              <w:top w:w="120" w:type="dxa"/>
-              <w:left w:w="180" w:type="dxa"/>
-              <w:bottom w:w="120" w:type="dxa"/>
-              <w:right w:w="180" w:type="dxa"/>
-            </w:tcMar>
-            <w:vAlign w:val="center"/>
-          </w:tcPr>
-          <w:p>
-            <w:pPr>
-              <w:ind w:firstLine="240" w:firstLineChars="100"/>
-              <w:rPr>
-                <w:rFonts w:hint="default" w:cs="Times New Roman" w:asciiTheme="minorEastAsia" w:hAnsiTheme="minorEastAsia" w:eastAsiaTheme="minorEastAsia"/>
-                <w:kern w:val="2"/>
-                <w:sz w:val="24"/>
-                <w:szCs w:val="24"/>
-                <w:lang w:val="en-US" w:eastAsia="zh-CN" w:bidi="ar-SA"/>
-              </w:rPr>
-            </w:pPr>
-            <w:r>
-              <w:rPr>
-                <w:rFonts w:hint="default" w:cs="Times New Roman" w:asciiTheme="minorEastAsia" w:hAnsiTheme="minorEastAsia" w:eastAsiaTheme="minorEastAsia"/>
-                <w:kern w:val="2"/>
-                <w:sz w:val="24"/>
-                <w:szCs w:val="24"/>
-                <w:lang w:val="en-US" w:eastAsia="zh-CN" w:bidi="ar-SA"/>
-              </w:rPr>
-              <w:t>系统自动关联 / 手动选择</w:t>
-            </w:r>
-          </w:p>
-        </w:tc>
-        <w:tc>
-          <w:tcPr>
-            <w:tcW w:w="1089" w:type="dxa"/>
-            <w:tcBorders>
-              <w:top w:val="nil"/>
-              <w:left w:val="nil"/>
-              <w:bottom w:val="nil"/>
-              <w:right w:val="single" w:color="auto" w:sz="2" w:space="0"/>
-            </w:tcBorders>
-            <w:shd w:val="clear" w:color="auto" w:fill="auto"/>
-            <w:tcMar>
-              <w:top w:w="120" w:type="dxa"/>
-              <w:left w:w="180" w:type="dxa"/>
-              <w:bottom w:w="120" w:type="dxa"/>
-              <w:right w:w="180" w:type="dxa"/>
-            </w:tcMar>
-            <w:vAlign w:val="center"/>
-          </w:tcPr>
-          <w:p>
-            <w:pPr>
-              <w:ind w:firstLine="240" w:firstLineChars="100"/>
-              <w:rPr>
-                <w:rFonts w:hint="default" w:cs="Times New Roman" w:asciiTheme="minorEastAsia" w:hAnsiTheme="minorEastAsia" w:eastAsiaTheme="minorEastAsia"/>
-                <w:kern w:val="2"/>
-                <w:sz w:val="24"/>
-                <w:szCs w:val="24"/>
-                <w:lang w:val="en-US" w:eastAsia="zh-CN" w:bidi="ar-SA"/>
-              </w:rPr>
-            </w:pPr>
-            <w:r>
-              <w:rPr>
-                <w:rFonts w:hint="default" w:cs="Times New Roman" w:asciiTheme="minorEastAsia" w:hAnsiTheme="minorEastAsia" w:eastAsiaTheme="minorEastAsia"/>
-                <w:kern w:val="2"/>
-                <w:sz w:val="24"/>
-                <w:szCs w:val="24"/>
-                <w:lang w:val="en-US" w:eastAsia="zh-CN" w:bidi="ar-SA"/>
-              </w:rPr>
-              <w:t>1 个 / 消息</w:t>
-            </w:r>
-          </w:p>
-        </w:tc>
-        <w:tc>
-          <w:tcPr>
-            <w:tcW w:w="536" w:type="dxa"/>
-            <w:tcBorders>
-              <w:top w:val="nil"/>
-              <w:left w:val="nil"/>
-              <w:bottom w:val="nil"/>
-              <w:right w:val="single" w:color="auto" w:sz="2" w:space="0"/>
-            </w:tcBorders>
-            <w:shd w:val="clear" w:color="auto" w:fill="auto"/>
-            <w:tcMar>
-              <w:top w:w="120" w:type="dxa"/>
-              <w:left w:w="180" w:type="dxa"/>
-              <w:bottom w:w="120" w:type="dxa"/>
-              <w:right w:w="180" w:type="dxa"/>
-            </w:tcMar>
-            <w:vAlign w:val="center"/>
-          </w:tcPr>
-          <w:p>
-            <w:pPr>
-              <w:ind w:firstLine="240" w:firstLineChars="100"/>
-              <w:rPr>
-                <w:rFonts w:hint="default" w:cs="Times New Roman" w:asciiTheme="minorEastAsia" w:hAnsiTheme="minorEastAsia" w:eastAsiaTheme="minorEastAsia"/>
-                <w:kern w:val="2"/>
-                <w:sz w:val="24"/>
-                <w:szCs w:val="24"/>
-                <w:lang w:val="en-US" w:eastAsia="zh-CN" w:bidi="ar-SA"/>
-              </w:rPr>
-            </w:pPr>
-            <w:r>
-              <w:rPr>
-                <w:rFonts w:hint="default" w:cs="Times New Roman" w:asciiTheme="minorEastAsia" w:hAnsiTheme="minorEastAsia" w:eastAsiaTheme="minorEastAsia"/>
-                <w:kern w:val="2"/>
-                <w:sz w:val="24"/>
-                <w:szCs w:val="24"/>
-                <w:lang w:val="en-US" w:eastAsia="zh-CN" w:bidi="ar-SA"/>
-              </w:rPr>
-              <w:t>后端接口 / PC 端表单</w:t>
-            </w:r>
-          </w:p>
-        </w:tc>
-        <w:tc>
-          <w:tcPr>
-            <w:tcW w:w="543" w:type="dxa"/>
-            <w:tcBorders>
-              <w:top w:val="nil"/>
-              <w:left w:val="nil"/>
-              <w:bottom w:val="nil"/>
-              <w:right w:val="single" w:color="auto" w:sz="2" w:space="0"/>
-            </w:tcBorders>
-            <w:shd w:val="clear" w:color="auto" w:fill="auto"/>
-            <w:tcMar>
-              <w:top w:w="120" w:type="dxa"/>
-              <w:left w:w="180" w:type="dxa"/>
-              <w:bottom w:w="120" w:type="dxa"/>
-              <w:right w:w="180" w:type="dxa"/>
-            </w:tcMar>
-            <w:vAlign w:val="center"/>
-          </w:tcPr>
-          <w:p>
-            <w:pPr>
-              <w:ind w:firstLine="240" w:firstLineChars="100"/>
-              <w:rPr>
-                <w:rFonts w:hint="default" w:cs="Times New Roman" w:asciiTheme="minorEastAsia" w:hAnsiTheme="minorEastAsia" w:eastAsiaTheme="minorEastAsia"/>
-                <w:kern w:val="2"/>
-                <w:sz w:val="24"/>
-                <w:szCs w:val="24"/>
-                <w:lang w:val="en-US" w:eastAsia="zh-CN" w:bidi="ar-SA"/>
-              </w:rPr>
-            </w:pPr>
-            <w:r>
-              <w:rPr>
-                <w:rFonts w:hint="default" w:cs="Times New Roman" w:asciiTheme="minorEastAsia" w:hAnsiTheme="minorEastAsia" w:eastAsiaTheme="minorEastAsia"/>
-                <w:kern w:val="2"/>
-                <w:sz w:val="24"/>
-                <w:szCs w:val="24"/>
-                <w:lang w:val="en-US" w:eastAsia="zh-CN" w:bidi="ar-SA"/>
-              </w:rPr>
-              <w:t>系统业务触发 / HR</w:t>
-            </w:r>
-          </w:p>
-        </w:tc>
-        <w:tc>
-          <w:tcPr>
-            <w:tcW w:w="988" w:type="dxa"/>
-            <w:tcBorders>
-              <w:top w:val="nil"/>
-              <w:left w:val="nil"/>
-              <w:bottom w:val="nil"/>
-              <w:right w:val="nil"/>
-            </w:tcBorders>
-            <w:shd w:val="clear" w:color="auto" w:fill="auto"/>
-            <w:tcMar>
-              <w:top w:w="120" w:type="dxa"/>
-              <w:left w:w="180" w:type="dxa"/>
-              <w:bottom w:w="120" w:type="dxa"/>
-              <w:right w:w="180" w:type="dxa"/>
-            </w:tcMar>
-            <w:vAlign w:val="center"/>
-          </w:tcPr>
-          <w:p>
-            <w:pPr>
-              <w:ind w:firstLine="240" w:firstLineChars="100"/>
-              <w:rPr>
-                <w:rFonts w:hint="default" w:cs="Times New Roman" w:asciiTheme="minorEastAsia" w:hAnsiTheme="minorEastAsia" w:eastAsiaTheme="minorEastAsia"/>
-                <w:kern w:val="2"/>
-                <w:sz w:val="24"/>
-                <w:szCs w:val="24"/>
-                <w:lang w:val="en-US" w:eastAsia="zh-CN" w:bidi="ar-SA"/>
-              </w:rPr>
-            </w:pPr>
-            <w:r>
-              <w:rPr>
-                <w:rFonts w:hint="default" w:cs="Times New Roman" w:asciiTheme="minorEastAsia" w:hAnsiTheme="minorEastAsia" w:eastAsiaTheme="minorEastAsia"/>
-                <w:kern w:val="2"/>
-                <w:sz w:val="24"/>
-                <w:szCs w:val="24"/>
-                <w:lang w:val="en-US" w:eastAsia="zh-CN" w:bidi="ar-SA"/>
-              </w:rPr>
-              <w:t>仅授权用户可指定接收人；后端校验用户状态（正常）</w:t>
+              <w:t>传输加密；避免包含敏感信息（如密码）</w:t>
             </w:r>
           </w:p>
         </w:tc>
@@ -22959,7 +22119,7 @@
                 <w:szCs w:val="24"/>
                 <w:lang w:val="en-US" w:eastAsia="zh-CN" w:bidi="ar-SA"/>
               </w:rPr>
-              <w:t>操作类型</w:t>
+              <w:t>消息类型</w:t>
             </w:r>
           </w:p>
         </w:tc>
@@ -23000,7 +22160,7 @@
                 <w:szCs w:val="24"/>
                 <w:lang w:val="en-US" w:eastAsia="zh-CN" w:bidi="ar-SA"/>
               </w:rPr>
-              <w:t>operateType</w:t>
+              <w:t>msgType</w:t>
             </w:r>
           </w:p>
         </w:tc>
@@ -23041,7 +22201,7 @@
                 <w:szCs w:val="24"/>
                 <w:lang w:val="en-US" w:eastAsia="zh-CN" w:bidi="ar-SA"/>
               </w:rPr>
-              <w:t>字符串</w:t>
+              <w:t>整型（int）</w:t>
             </w:r>
           </w:p>
         </w:tc>
@@ -23082,7 +22242,7 @@
                 <w:szCs w:val="24"/>
                 <w:lang w:val="en-US" w:eastAsia="zh-CN" w:bidi="ar-SA"/>
               </w:rPr>
-              <w:t>枚举值</w:t>
+              <w:t>数字编码</w:t>
             </w:r>
           </w:p>
         </w:tc>
@@ -23123,7 +22283,7 @@
                 <w:szCs w:val="24"/>
                 <w:lang w:val="en-US" w:eastAsia="zh-CN" w:bidi="ar-SA"/>
               </w:rPr>
-              <w:t>markRead（标记已读）、delete（删除）、query（查询）</w:t>
+              <w:t>1 = 系统通知，2 = 面试通知，3 = 申请通知，4 = 录用通知</w:t>
             </w:r>
           </w:p>
         </w:tc>
@@ -23164,7 +22324,7 @@
                 <w:szCs w:val="24"/>
                 <w:lang w:val="en-US" w:eastAsia="zh-CN" w:bidi="ar-SA"/>
               </w:rPr>
-              <w:t>用户选择 / 接口参数指定</w:t>
+              <w:t>系统自动指定</w:t>
             </w:r>
           </w:p>
         </w:tc>
@@ -23205,7 +22365,7 @@
                 <w:szCs w:val="24"/>
                 <w:lang w:val="en-US" w:eastAsia="zh-CN" w:bidi="ar-SA"/>
               </w:rPr>
-              <w:t>1 次 / 用户操作</w:t>
+              <w:t>1 次 / 消息</w:t>
             </w:r>
           </w:p>
         </w:tc>
@@ -23246,7 +22406,7 @@
                 <w:szCs w:val="24"/>
                 <w:lang w:val="en-US" w:eastAsia="zh-CN" w:bidi="ar-SA"/>
               </w:rPr>
-              <w:t>PC 端 / 移动端界面</w:t>
+              <w:t>后端接口</w:t>
             </w:r>
           </w:p>
         </w:tc>
@@ -23287,7 +22447,7 @@
                 <w:szCs w:val="24"/>
                 <w:lang w:val="en-US" w:eastAsia="zh-CN" w:bidi="ar-SA"/>
               </w:rPr>
-              <w:t>所有登录用户</w:t>
+              <w:t>系统业务触发</w:t>
             </w:r>
           </w:p>
         </w:tc>
@@ -23328,7 +22488,7 @@
                 <w:szCs w:val="24"/>
                 <w:lang w:val="en-US" w:eastAsia="zh-CN" w:bidi="ar-SA"/>
               </w:rPr>
-              <w:t>仅消息接收人可操作；后端校验权限</w:t>
+              <w:t>仅允许预设编码，后端校验合法性</w:t>
             </w:r>
           </w:p>
         </w:tc>
@@ -23343,6 +22503,7 @@
             <w:insideH w:val="none" w:color="auto" w:sz="0" w:space="0"/>
             <w:insideV w:val="none" w:color="auto" w:sz="0" w:space="0"/>
           </w:tblBorders>
+          <w:shd w:val="clear" w:color="auto" w:fill="auto"/>
           <w:tblCellMar>
             <w:top w:w="0" w:type="dxa"/>
             <w:left w:w="0" w:type="dxa"/>
@@ -23387,7 +22548,7 @@
                 <w:szCs w:val="24"/>
                 <w:lang w:val="en-US" w:eastAsia="zh-CN" w:bidi="ar-SA"/>
               </w:rPr>
-              <w:t>消息 ID</w:t>
+              <w:t>接收人 ID</w:t>
             </w:r>
           </w:p>
         </w:tc>
@@ -23428,7 +22589,7 @@
                 <w:szCs w:val="24"/>
                 <w:lang w:val="en-US" w:eastAsia="zh-CN" w:bidi="ar-SA"/>
               </w:rPr>
-              <w:t>messageId</w:t>
+              <w:t>receiverId</w:t>
             </w:r>
           </w:p>
         </w:tc>
@@ -23551,7 +22712,7 @@
                 <w:szCs w:val="24"/>
                 <w:lang w:val="en-US" w:eastAsia="zh-CN" w:bidi="ar-SA"/>
               </w:rPr>
-              <w:t>系统中已存在的消息 ID（≥1）</w:t>
+              <w:t>系统中已存在的用户 ID（≥1）</w:t>
             </w:r>
           </w:p>
         </w:tc>
@@ -23592,7 +22753,7 @@
                 <w:szCs w:val="24"/>
                 <w:lang w:val="en-US" w:eastAsia="zh-CN" w:bidi="ar-SA"/>
               </w:rPr>
-              <w:t>接口参数指定 / 界面选择</w:t>
+              <w:t>系统自动关联 / 手动选择</w:t>
             </w:r>
           </w:p>
         </w:tc>
@@ -23633,7 +22794,7 @@
                 <w:szCs w:val="24"/>
                 <w:lang w:val="en-US" w:eastAsia="zh-CN" w:bidi="ar-SA"/>
               </w:rPr>
-              <w:t>1 个 / 操作</w:t>
+              <w:t>1 个 / 消息</w:t>
             </w:r>
           </w:p>
         </w:tc>
@@ -23674,7 +22835,7 @@
                 <w:szCs w:val="24"/>
                 <w:lang w:val="en-US" w:eastAsia="zh-CN" w:bidi="ar-SA"/>
               </w:rPr>
-              <w:t>PC 端 / 移动端接口</w:t>
+              <w:t>后端接口 / PC 端表单</w:t>
             </w:r>
           </w:p>
         </w:tc>
@@ -23715,7 +22876,7 @@
                 <w:szCs w:val="24"/>
                 <w:lang w:val="en-US" w:eastAsia="zh-CN" w:bidi="ar-SA"/>
               </w:rPr>
-              <w:t>所有登录用户</w:t>
+              <w:t>系统业务触发 / HR</w:t>
             </w:r>
           </w:p>
         </w:tc>
@@ -23756,7 +22917,7 @@
                 <w:szCs w:val="24"/>
                 <w:lang w:val="en-US" w:eastAsia="zh-CN" w:bidi="ar-SA"/>
               </w:rPr>
-              <w:t>仅消息接收人可操作；后端校验消息存在性</w:t>
+              <w:t>仅授权用户可指定接收人；后端校验用户状态（正常）</w:t>
             </w:r>
           </w:p>
         </w:tc>
@@ -23771,6 +22932,865 @@
             <w:insideH w:val="none" w:color="auto" w:sz="0" w:space="0"/>
             <w:insideV w:val="none" w:color="auto" w:sz="0" w:space="0"/>
           </w:tblBorders>
+          <w:shd w:val="clear" w:color="auto" w:fill="auto"/>
+          <w:tblCellMar>
+            <w:top w:w="0" w:type="dxa"/>
+            <w:left w:w="0" w:type="dxa"/>
+            <w:bottom w:w="0" w:type="dxa"/>
+            <w:right w:w="0" w:type="dxa"/>
+          </w:tblCellMar>
+        </w:tblPrEx>
+        <w:tc>
+          <w:tcPr>
+            <w:tcW w:w="1766" w:type="dxa"/>
+            <w:tcBorders>
+              <w:top w:val="nil"/>
+              <w:left w:val="nil"/>
+              <w:bottom w:val="nil"/>
+              <w:right w:val="single" w:color="auto" w:sz="2" w:space="0"/>
+            </w:tcBorders>
+            <w:shd w:val="clear" w:color="auto" w:fill="auto"/>
+            <w:tcMar>
+              <w:top w:w="120" w:type="dxa"/>
+              <w:left w:w="180" w:type="dxa"/>
+              <w:bottom w:w="120" w:type="dxa"/>
+              <w:right w:w="180" w:type="dxa"/>
+            </w:tcMar>
+            <w:vAlign w:val="center"/>
+          </w:tcPr>
+          <w:p>
+            <w:pPr>
+              <w:ind w:firstLine="240" w:firstLineChars="100"/>
+              <w:rPr>
+                <w:rFonts w:hint="default" w:cs="Times New Roman" w:asciiTheme="minorEastAsia" w:hAnsiTheme="minorEastAsia" w:eastAsiaTheme="minorEastAsia"/>
+                <w:kern w:val="2"/>
+                <w:sz w:val="24"/>
+                <w:szCs w:val="24"/>
+                <w:lang w:val="en-US" w:eastAsia="zh-CN" w:bidi="ar-SA"/>
+              </w:rPr>
+            </w:pPr>
+            <w:r>
+              <w:rPr>
+                <w:rFonts w:hint="default" w:cs="Times New Roman" w:asciiTheme="minorEastAsia" w:hAnsiTheme="minorEastAsia" w:eastAsiaTheme="minorEastAsia"/>
+                <w:kern w:val="2"/>
+                <w:sz w:val="24"/>
+                <w:szCs w:val="24"/>
+                <w:lang w:val="en-US" w:eastAsia="zh-CN" w:bidi="ar-SA"/>
+              </w:rPr>
+              <w:t>操作类型</w:t>
+            </w:r>
+          </w:p>
+        </w:tc>
+        <w:tc>
+          <w:tcPr>
+            <w:tcW w:w="1118" w:type="dxa"/>
+            <w:tcBorders>
+              <w:top w:val="nil"/>
+              <w:left w:val="nil"/>
+              <w:bottom w:val="nil"/>
+              <w:right w:val="single" w:color="auto" w:sz="2" w:space="0"/>
+            </w:tcBorders>
+            <w:shd w:val="clear" w:color="auto" w:fill="auto"/>
+            <w:tcMar>
+              <w:top w:w="120" w:type="dxa"/>
+              <w:left w:w="180" w:type="dxa"/>
+              <w:bottom w:w="120" w:type="dxa"/>
+              <w:right w:w="180" w:type="dxa"/>
+            </w:tcMar>
+            <w:vAlign w:val="center"/>
+          </w:tcPr>
+          <w:p>
+            <w:pPr>
+              <w:ind w:firstLine="240" w:firstLineChars="100"/>
+              <w:rPr>
+                <w:rFonts w:hint="default" w:cs="Times New Roman" w:asciiTheme="minorEastAsia" w:hAnsiTheme="minorEastAsia" w:eastAsiaTheme="minorEastAsia"/>
+                <w:kern w:val="2"/>
+                <w:sz w:val="24"/>
+                <w:szCs w:val="24"/>
+                <w:lang w:val="en-US" w:eastAsia="zh-CN" w:bidi="ar-SA"/>
+              </w:rPr>
+            </w:pPr>
+            <w:r>
+              <w:rPr>
+                <w:rFonts w:hint="default" w:cs="Times New Roman" w:asciiTheme="minorEastAsia" w:hAnsiTheme="minorEastAsia" w:eastAsiaTheme="minorEastAsia"/>
+                <w:kern w:val="2"/>
+                <w:sz w:val="24"/>
+                <w:szCs w:val="24"/>
+                <w:lang w:val="en-US" w:eastAsia="zh-CN" w:bidi="ar-SA"/>
+              </w:rPr>
+              <w:t>operateType</w:t>
+            </w:r>
+          </w:p>
+        </w:tc>
+        <w:tc>
+          <w:tcPr>
+            <w:tcW w:w="842" w:type="dxa"/>
+            <w:tcBorders>
+              <w:top w:val="nil"/>
+              <w:left w:val="nil"/>
+              <w:bottom w:val="nil"/>
+              <w:right w:val="single" w:color="auto" w:sz="2" w:space="0"/>
+            </w:tcBorders>
+            <w:shd w:val="clear" w:color="auto" w:fill="auto"/>
+            <w:tcMar>
+              <w:top w:w="120" w:type="dxa"/>
+              <w:left w:w="180" w:type="dxa"/>
+              <w:bottom w:w="120" w:type="dxa"/>
+              <w:right w:w="180" w:type="dxa"/>
+            </w:tcMar>
+            <w:vAlign w:val="center"/>
+          </w:tcPr>
+          <w:p>
+            <w:pPr>
+              <w:ind w:firstLine="240" w:firstLineChars="100"/>
+              <w:rPr>
+                <w:rFonts w:hint="default" w:cs="Times New Roman" w:asciiTheme="minorEastAsia" w:hAnsiTheme="minorEastAsia" w:eastAsiaTheme="minorEastAsia"/>
+                <w:kern w:val="2"/>
+                <w:sz w:val="24"/>
+                <w:szCs w:val="24"/>
+                <w:lang w:val="en-US" w:eastAsia="zh-CN" w:bidi="ar-SA"/>
+              </w:rPr>
+            </w:pPr>
+            <w:r>
+              <w:rPr>
+                <w:rFonts w:hint="default" w:cs="Times New Roman" w:asciiTheme="minorEastAsia" w:hAnsiTheme="minorEastAsia" w:eastAsiaTheme="minorEastAsia"/>
+                <w:kern w:val="2"/>
+                <w:sz w:val="24"/>
+                <w:szCs w:val="24"/>
+                <w:lang w:val="en-US" w:eastAsia="zh-CN" w:bidi="ar-SA"/>
+              </w:rPr>
+              <w:t>字符串</w:t>
+            </w:r>
+          </w:p>
+        </w:tc>
+        <w:tc>
+          <w:tcPr>
+            <w:tcW w:w="2630" w:type="dxa"/>
+            <w:tcBorders>
+              <w:top w:val="nil"/>
+              <w:left w:val="nil"/>
+              <w:bottom w:val="nil"/>
+              <w:right w:val="single" w:color="auto" w:sz="2" w:space="0"/>
+            </w:tcBorders>
+            <w:shd w:val="clear" w:color="auto" w:fill="auto"/>
+            <w:tcMar>
+              <w:top w:w="120" w:type="dxa"/>
+              <w:left w:w="180" w:type="dxa"/>
+              <w:bottom w:w="120" w:type="dxa"/>
+              <w:right w:w="180" w:type="dxa"/>
+            </w:tcMar>
+            <w:vAlign w:val="center"/>
+          </w:tcPr>
+          <w:p>
+            <w:pPr>
+              <w:ind w:firstLine="240" w:firstLineChars="100"/>
+              <w:rPr>
+                <w:rFonts w:hint="default" w:cs="Times New Roman" w:asciiTheme="minorEastAsia" w:hAnsiTheme="minorEastAsia" w:eastAsiaTheme="minorEastAsia"/>
+                <w:kern w:val="2"/>
+                <w:sz w:val="24"/>
+                <w:szCs w:val="24"/>
+                <w:lang w:val="en-US" w:eastAsia="zh-CN" w:bidi="ar-SA"/>
+              </w:rPr>
+            </w:pPr>
+            <w:r>
+              <w:rPr>
+                <w:rFonts w:hint="default" w:cs="Times New Roman" w:asciiTheme="minorEastAsia" w:hAnsiTheme="minorEastAsia" w:eastAsiaTheme="minorEastAsia"/>
+                <w:kern w:val="2"/>
+                <w:sz w:val="24"/>
+                <w:szCs w:val="24"/>
+                <w:lang w:val="en-US" w:eastAsia="zh-CN" w:bidi="ar-SA"/>
+              </w:rPr>
+              <w:t>枚举值</w:t>
+            </w:r>
+          </w:p>
+        </w:tc>
+        <w:tc>
+          <w:tcPr>
+            <w:tcW w:w="1234" w:type="dxa"/>
+            <w:tcBorders>
+              <w:top w:val="nil"/>
+              <w:left w:val="nil"/>
+              <w:bottom w:val="nil"/>
+              <w:right w:val="single" w:color="auto" w:sz="2" w:space="0"/>
+            </w:tcBorders>
+            <w:shd w:val="clear" w:color="auto" w:fill="auto"/>
+            <w:tcMar>
+              <w:top w:w="120" w:type="dxa"/>
+              <w:left w:w="180" w:type="dxa"/>
+              <w:bottom w:w="120" w:type="dxa"/>
+              <w:right w:w="180" w:type="dxa"/>
+            </w:tcMar>
+            <w:vAlign w:val="center"/>
+          </w:tcPr>
+          <w:p>
+            <w:pPr>
+              <w:ind w:firstLine="240" w:firstLineChars="100"/>
+              <w:rPr>
+                <w:rFonts w:hint="default" w:cs="Times New Roman" w:asciiTheme="minorEastAsia" w:hAnsiTheme="minorEastAsia" w:eastAsiaTheme="minorEastAsia"/>
+                <w:kern w:val="2"/>
+                <w:sz w:val="24"/>
+                <w:szCs w:val="24"/>
+                <w:lang w:val="en-US" w:eastAsia="zh-CN" w:bidi="ar-SA"/>
+              </w:rPr>
+            </w:pPr>
+            <w:r>
+              <w:rPr>
+                <w:rFonts w:hint="default" w:cs="Times New Roman" w:asciiTheme="minorEastAsia" w:hAnsiTheme="minorEastAsia" w:eastAsiaTheme="minorEastAsia"/>
+                <w:kern w:val="2"/>
+                <w:sz w:val="24"/>
+                <w:szCs w:val="24"/>
+                <w:lang w:val="en-US" w:eastAsia="zh-CN" w:bidi="ar-SA"/>
+              </w:rPr>
+              <w:t>markRead（标记已读）、delete（删除）、query（查询）</w:t>
+            </w:r>
+          </w:p>
+        </w:tc>
+        <w:tc>
+          <w:tcPr>
+            <w:tcW w:w="543" w:type="dxa"/>
+            <w:tcBorders>
+              <w:top w:val="nil"/>
+              <w:left w:val="nil"/>
+              <w:bottom w:val="nil"/>
+              <w:right w:val="single" w:color="auto" w:sz="2" w:space="0"/>
+            </w:tcBorders>
+            <w:shd w:val="clear" w:color="auto" w:fill="auto"/>
+            <w:tcMar>
+              <w:top w:w="120" w:type="dxa"/>
+              <w:left w:w="180" w:type="dxa"/>
+              <w:bottom w:w="120" w:type="dxa"/>
+              <w:right w:w="180" w:type="dxa"/>
+            </w:tcMar>
+            <w:vAlign w:val="center"/>
+          </w:tcPr>
+          <w:p>
+            <w:pPr>
+              <w:ind w:firstLine="240" w:firstLineChars="100"/>
+              <w:rPr>
+                <w:rFonts w:hint="default" w:cs="Times New Roman" w:asciiTheme="minorEastAsia" w:hAnsiTheme="minorEastAsia" w:eastAsiaTheme="minorEastAsia"/>
+                <w:kern w:val="2"/>
+                <w:sz w:val="24"/>
+                <w:szCs w:val="24"/>
+                <w:lang w:val="en-US" w:eastAsia="zh-CN" w:bidi="ar-SA"/>
+              </w:rPr>
+            </w:pPr>
+            <w:r>
+              <w:rPr>
+                <w:rFonts w:hint="default" w:cs="Times New Roman" w:asciiTheme="minorEastAsia" w:hAnsiTheme="minorEastAsia" w:eastAsiaTheme="minorEastAsia"/>
+                <w:kern w:val="2"/>
+                <w:sz w:val="24"/>
+                <w:szCs w:val="24"/>
+                <w:lang w:val="en-US" w:eastAsia="zh-CN" w:bidi="ar-SA"/>
+              </w:rPr>
+              <w:t>用户选择 / 接口参数指定</w:t>
+            </w:r>
+          </w:p>
+        </w:tc>
+        <w:tc>
+          <w:tcPr>
+            <w:tcW w:w="1089" w:type="dxa"/>
+            <w:tcBorders>
+              <w:top w:val="nil"/>
+              <w:left w:val="nil"/>
+              <w:bottom w:val="nil"/>
+              <w:right w:val="single" w:color="auto" w:sz="2" w:space="0"/>
+            </w:tcBorders>
+            <w:shd w:val="clear" w:color="auto" w:fill="auto"/>
+            <w:tcMar>
+              <w:top w:w="120" w:type="dxa"/>
+              <w:left w:w="180" w:type="dxa"/>
+              <w:bottom w:w="120" w:type="dxa"/>
+              <w:right w:w="180" w:type="dxa"/>
+            </w:tcMar>
+            <w:vAlign w:val="center"/>
+          </w:tcPr>
+          <w:p>
+            <w:pPr>
+              <w:ind w:firstLine="240" w:firstLineChars="100"/>
+              <w:rPr>
+                <w:rFonts w:hint="default" w:cs="Times New Roman" w:asciiTheme="minorEastAsia" w:hAnsiTheme="minorEastAsia" w:eastAsiaTheme="minorEastAsia"/>
+                <w:kern w:val="2"/>
+                <w:sz w:val="24"/>
+                <w:szCs w:val="24"/>
+                <w:lang w:val="en-US" w:eastAsia="zh-CN" w:bidi="ar-SA"/>
+              </w:rPr>
+            </w:pPr>
+            <w:r>
+              <w:rPr>
+                <w:rFonts w:hint="default" w:cs="Times New Roman" w:asciiTheme="minorEastAsia" w:hAnsiTheme="minorEastAsia" w:eastAsiaTheme="minorEastAsia"/>
+                <w:kern w:val="2"/>
+                <w:sz w:val="24"/>
+                <w:szCs w:val="24"/>
+                <w:lang w:val="en-US" w:eastAsia="zh-CN" w:bidi="ar-SA"/>
+              </w:rPr>
+              <w:t>1 次 / 用户操作</w:t>
+            </w:r>
+          </w:p>
+        </w:tc>
+        <w:tc>
+          <w:tcPr>
+            <w:tcW w:w="536" w:type="dxa"/>
+            <w:tcBorders>
+              <w:top w:val="nil"/>
+              <w:left w:val="nil"/>
+              <w:bottom w:val="nil"/>
+              <w:right w:val="single" w:color="auto" w:sz="2" w:space="0"/>
+            </w:tcBorders>
+            <w:shd w:val="clear" w:color="auto" w:fill="auto"/>
+            <w:tcMar>
+              <w:top w:w="120" w:type="dxa"/>
+              <w:left w:w="180" w:type="dxa"/>
+              <w:bottom w:w="120" w:type="dxa"/>
+              <w:right w:w="180" w:type="dxa"/>
+            </w:tcMar>
+            <w:vAlign w:val="center"/>
+          </w:tcPr>
+          <w:p>
+            <w:pPr>
+              <w:ind w:firstLine="240" w:firstLineChars="100"/>
+              <w:rPr>
+                <w:rFonts w:hint="default" w:cs="Times New Roman" w:asciiTheme="minorEastAsia" w:hAnsiTheme="minorEastAsia" w:eastAsiaTheme="minorEastAsia"/>
+                <w:kern w:val="2"/>
+                <w:sz w:val="24"/>
+                <w:szCs w:val="24"/>
+                <w:lang w:val="en-US" w:eastAsia="zh-CN" w:bidi="ar-SA"/>
+              </w:rPr>
+            </w:pPr>
+            <w:r>
+              <w:rPr>
+                <w:rFonts w:hint="default" w:cs="Times New Roman" w:asciiTheme="minorEastAsia" w:hAnsiTheme="minorEastAsia" w:eastAsiaTheme="minorEastAsia"/>
+                <w:kern w:val="2"/>
+                <w:sz w:val="24"/>
+                <w:szCs w:val="24"/>
+                <w:lang w:val="en-US" w:eastAsia="zh-CN" w:bidi="ar-SA"/>
+              </w:rPr>
+              <w:t>PC 端 / 移动端界面</w:t>
+            </w:r>
+          </w:p>
+        </w:tc>
+        <w:tc>
+          <w:tcPr>
+            <w:tcW w:w="543" w:type="dxa"/>
+            <w:tcBorders>
+              <w:top w:val="nil"/>
+              <w:left w:val="nil"/>
+              <w:bottom w:val="nil"/>
+              <w:right w:val="single" w:color="auto" w:sz="2" w:space="0"/>
+            </w:tcBorders>
+            <w:shd w:val="clear" w:color="auto" w:fill="auto"/>
+            <w:tcMar>
+              <w:top w:w="120" w:type="dxa"/>
+              <w:left w:w="180" w:type="dxa"/>
+              <w:bottom w:w="120" w:type="dxa"/>
+              <w:right w:w="180" w:type="dxa"/>
+            </w:tcMar>
+            <w:vAlign w:val="center"/>
+          </w:tcPr>
+          <w:p>
+            <w:pPr>
+              <w:ind w:firstLine="240" w:firstLineChars="100"/>
+              <w:rPr>
+                <w:rFonts w:hint="default" w:cs="Times New Roman" w:asciiTheme="minorEastAsia" w:hAnsiTheme="minorEastAsia" w:eastAsiaTheme="minorEastAsia"/>
+                <w:kern w:val="2"/>
+                <w:sz w:val="24"/>
+                <w:szCs w:val="24"/>
+                <w:lang w:val="en-US" w:eastAsia="zh-CN" w:bidi="ar-SA"/>
+              </w:rPr>
+            </w:pPr>
+            <w:r>
+              <w:rPr>
+                <w:rFonts w:hint="default" w:cs="Times New Roman" w:asciiTheme="minorEastAsia" w:hAnsiTheme="minorEastAsia" w:eastAsiaTheme="minorEastAsia"/>
+                <w:kern w:val="2"/>
+                <w:sz w:val="24"/>
+                <w:szCs w:val="24"/>
+                <w:lang w:val="en-US" w:eastAsia="zh-CN" w:bidi="ar-SA"/>
+              </w:rPr>
+              <w:t>所有登录用户</w:t>
+            </w:r>
+          </w:p>
+        </w:tc>
+        <w:tc>
+          <w:tcPr>
+            <w:tcW w:w="988" w:type="dxa"/>
+            <w:tcBorders>
+              <w:top w:val="nil"/>
+              <w:left w:val="nil"/>
+              <w:bottom w:val="nil"/>
+              <w:right w:val="nil"/>
+            </w:tcBorders>
+            <w:shd w:val="clear" w:color="auto" w:fill="auto"/>
+            <w:tcMar>
+              <w:top w:w="120" w:type="dxa"/>
+              <w:left w:w="180" w:type="dxa"/>
+              <w:bottom w:w="120" w:type="dxa"/>
+              <w:right w:w="180" w:type="dxa"/>
+            </w:tcMar>
+            <w:vAlign w:val="center"/>
+          </w:tcPr>
+          <w:p>
+            <w:pPr>
+              <w:ind w:firstLine="240" w:firstLineChars="100"/>
+              <w:rPr>
+                <w:rFonts w:hint="default" w:cs="Times New Roman" w:asciiTheme="minorEastAsia" w:hAnsiTheme="minorEastAsia" w:eastAsiaTheme="minorEastAsia"/>
+                <w:kern w:val="2"/>
+                <w:sz w:val="24"/>
+                <w:szCs w:val="24"/>
+                <w:lang w:val="en-US" w:eastAsia="zh-CN" w:bidi="ar-SA"/>
+              </w:rPr>
+            </w:pPr>
+            <w:r>
+              <w:rPr>
+                <w:rFonts w:hint="default" w:cs="Times New Roman" w:asciiTheme="minorEastAsia" w:hAnsiTheme="minorEastAsia" w:eastAsiaTheme="minorEastAsia"/>
+                <w:kern w:val="2"/>
+                <w:sz w:val="24"/>
+                <w:szCs w:val="24"/>
+                <w:lang w:val="en-US" w:eastAsia="zh-CN" w:bidi="ar-SA"/>
+              </w:rPr>
+              <w:t>仅消息接收人可操作；后端校验权限</w:t>
+            </w:r>
+          </w:p>
+        </w:tc>
+      </w:tr>
+      <w:tr>
+        <w:tblPrEx>
+          <w:tblBorders>
+            <w:top w:val="single" w:color="auto" w:sz="2" w:space="0"/>
+            <w:left w:val="single" w:color="auto" w:sz="2" w:space="0"/>
+            <w:bottom w:val="single" w:color="auto" w:sz="2" w:space="0"/>
+            <w:right w:val="single" w:color="auto" w:sz="2" w:space="0"/>
+            <w:insideH w:val="none" w:color="auto" w:sz="0" w:space="0"/>
+            <w:insideV w:val="none" w:color="auto" w:sz="0" w:space="0"/>
+          </w:tblBorders>
+          <w:shd w:val="clear" w:color="auto" w:fill="auto"/>
+          <w:tblCellMar>
+            <w:top w:w="0" w:type="dxa"/>
+            <w:left w:w="0" w:type="dxa"/>
+            <w:bottom w:w="0" w:type="dxa"/>
+            <w:right w:w="0" w:type="dxa"/>
+          </w:tblCellMar>
+        </w:tblPrEx>
+        <w:tc>
+          <w:tcPr>
+            <w:tcW w:w="1766" w:type="dxa"/>
+            <w:tcBorders>
+              <w:top w:val="nil"/>
+              <w:left w:val="nil"/>
+              <w:bottom w:val="nil"/>
+              <w:right w:val="single" w:color="auto" w:sz="2" w:space="0"/>
+            </w:tcBorders>
+            <w:shd w:val="clear" w:color="auto" w:fill="auto"/>
+            <w:tcMar>
+              <w:top w:w="120" w:type="dxa"/>
+              <w:left w:w="180" w:type="dxa"/>
+              <w:bottom w:w="120" w:type="dxa"/>
+              <w:right w:w="180" w:type="dxa"/>
+            </w:tcMar>
+            <w:vAlign w:val="center"/>
+          </w:tcPr>
+          <w:p>
+            <w:pPr>
+              <w:ind w:firstLine="240" w:firstLineChars="100"/>
+              <w:rPr>
+                <w:rFonts w:hint="default" w:cs="Times New Roman" w:asciiTheme="minorEastAsia" w:hAnsiTheme="minorEastAsia" w:eastAsiaTheme="minorEastAsia"/>
+                <w:kern w:val="2"/>
+                <w:sz w:val="24"/>
+                <w:szCs w:val="24"/>
+                <w:lang w:val="en-US" w:eastAsia="zh-CN" w:bidi="ar-SA"/>
+              </w:rPr>
+            </w:pPr>
+            <w:r>
+              <w:rPr>
+                <w:rFonts w:hint="default" w:cs="Times New Roman" w:asciiTheme="minorEastAsia" w:hAnsiTheme="minorEastAsia" w:eastAsiaTheme="minorEastAsia"/>
+                <w:kern w:val="2"/>
+                <w:sz w:val="24"/>
+                <w:szCs w:val="24"/>
+                <w:lang w:val="en-US" w:eastAsia="zh-CN" w:bidi="ar-SA"/>
+              </w:rPr>
+              <w:t>消息 ID</w:t>
+            </w:r>
+          </w:p>
+        </w:tc>
+        <w:tc>
+          <w:tcPr>
+            <w:tcW w:w="1118" w:type="dxa"/>
+            <w:tcBorders>
+              <w:top w:val="nil"/>
+              <w:left w:val="nil"/>
+              <w:bottom w:val="nil"/>
+              <w:right w:val="single" w:color="auto" w:sz="2" w:space="0"/>
+            </w:tcBorders>
+            <w:shd w:val="clear" w:color="auto" w:fill="auto"/>
+            <w:tcMar>
+              <w:top w:w="120" w:type="dxa"/>
+              <w:left w:w="180" w:type="dxa"/>
+              <w:bottom w:w="120" w:type="dxa"/>
+              <w:right w:w="180" w:type="dxa"/>
+            </w:tcMar>
+            <w:vAlign w:val="center"/>
+          </w:tcPr>
+          <w:p>
+            <w:pPr>
+              <w:ind w:firstLine="240" w:firstLineChars="100"/>
+              <w:rPr>
+                <w:rFonts w:hint="default" w:cs="Times New Roman" w:asciiTheme="minorEastAsia" w:hAnsiTheme="minorEastAsia" w:eastAsiaTheme="minorEastAsia"/>
+                <w:kern w:val="2"/>
+                <w:sz w:val="24"/>
+                <w:szCs w:val="24"/>
+                <w:lang w:val="en-US" w:eastAsia="zh-CN" w:bidi="ar-SA"/>
+              </w:rPr>
+            </w:pPr>
+            <w:r>
+              <w:rPr>
+                <w:rFonts w:hint="default" w:cs="Times New Roman" w:asciiTheme="minorEastAsia" w:hAnsiTheme="minorEastAsia" w:eastAsiaTheme="minorEastAsia"/>
+                <w:kern w:val="2"/>
+                <w:sz w:val="24"/>
+                <w:szCs w:val="24"/>
+                <w:lang w:val="en-US" w:eastAsia="zh-CN" w:bidi="ar-SA"/>
+              </w:rPr>
+              <w:t>messageId</w:t>
+            </w:r>
+          </w:p>
+        </w:tc>
+        <w:tc>
+          <w:tcPr>
+            <w:tcW w:w="842" w:type="dxa"/>
+            <w:tcBorders>
+              <w:top w:val="nil"/>
+              <w:left w:val="nil"/>
+              <w:bottom w:val="nil"/>
+              <w:right w:val="single" w:color="auto" w:sz="2" w:space="0"/>
+            </w:tcBorders>
+            <w:shd w:val="clear" w:color="auto" w:fill="auto"/>
+            <w:tcMar>
+              <w:top w:w="120" w:type="dxa"/>
+              <w:left w:w="180" w:type="dxa"/>
+              <w:bottom w:w="120" w:type="dxa"/>
+              <w:right w:w="180" w:type="dxa"/>
+            </w:tcMar>
+            <w:vAlign w:val="center"/>
+          </w:tcPr>
+          <w:p>
+            <w:pPr>
+              <w:ind w:firstLine="240" w:firstLineChars="100"/>
+              <w:rPr>
+                <w:rFonts w:hint="default" w:cs="Times New Roman" w:asciiTheme="minorEastAsia" w:hAnsiTheme="minorEastAsia" w:eastAsiaTheme="minorEastAsia"/>
+                <w:kern w:val="2"/>
+                <w:sz w:val="24"/>
+                <w:szCs w:val="24"/>
+                <w:lang w:val="en-US" w:eastAsia="zh-CN" w:bidi="ar-SA"/>
+              </w:rPr>
+            </w:pPr>
+            <w:r>
+              <w:rPr>
+                <w:rFonts w:hint="default" w:cs="Times New Roman" w:asciiTheme="minorEastAsia" w:hAnsiTheme="minorEastAsia" w:eastAsiaTheme="minorEastAsia"/>
+                <w:kern w:val="2"/>
+                <w:sz w:val="24"/>
+                <w:szCs w:val="24"/>
+                <w:lang w:val="en-US" w:eastAsia="zh-CN" w:bidi="ar-SA"/>
+              </w:rPr>
+              <w:t>长整型（bigint）</w:t>
+            </w:r>
+          </w:p>
+        </w:tc>
+        <w:tc>
+          <w:tcPr>
+            <w:tcW w:w="2630" w:type="dxa"/>
+            <w:tcBorders>
+              <w:top w:val="nil"/>
+              <w:left w:val="nil"/>
+              <w:bottom w:val="nil"/>
+              <w:right w:val="single" w:color="auto" w:sz="2" w:space="0"/>
+            </w:tcBorders>
+            <w:shd w:val="clear" w:color="auto" w:fill="auto"/>
+            <w:tcMar>
+              <w:top w:w="120" w:type="dxa"/>
+              <w:left w:w="180" w:type="dxa"/>
+              <w:bottom w:w="120" w:type="dxa"/>
+              <w:right w:w="180" w:type="dxa"/>
+            </w:tcMar>
+            <w:vAlign w:val="center"/>
+          </w:tcPr>
+          <w:p>
+            <w:pPr>
+              <w:ind w:firstLine="240" w:firstLineChars="100"/>
+              <w:rPr>
+                <w:rFonts w:hint="default" w:cs="Times New Roman" w:asciiTheme="minorEastAsia" w:hAnsiTheme="minorEastAsia" w:eastAsiaTheme="minorEastAsia"/>
+                <w:kern w:val="2"/>
+                <w:sz w:val="24"/>
+                <w:szCs w:val="24"/>
+                <w:lang w:val="en-US" w:eastAsia="zh-CN" w:bidi="ar-SA"/>
+              </w:rPr>
+            </w:pPr>
+            <w:r>
+              <w:rPr>
+                <w:rFonts w:hint="default" w:cs="Times New Roman" w:asciiTheme="minorEastAsia" w:hAnsiTheme="minorEastAsia" w:eastAsiaTheme="minorEastAsia"/>
+                <w:kern w:val="2"/>
+                <w:sz w:val="24"/>
+                <w:szCs w:val="24"/>
+                <w:lang w:val="en-US" w:eastAsia="zh-CN" w:bidi="ar-SA"/>
+              </w:rPr>
+              <w:t>数字</w:t>
+            </w:r>
+          </w:p>
+        </w:tc>
+        <w:tc>
+          <w:tcPr>
+            <w:tcW w:w="1234" w:type="dxa"/>
+            <w:tcBorders>
+              <w:top w:val="nil"/>
+              <w:left w:val="nil"/>
+              <w:bottom w:val="nil"/>
+              <w:right w:val="single" w:color="auto" w:sz="2" w:space="0"/>
+            </w:tcBorders>
+            <w:shd w:val="clear" w:color="auto" w:fill="auto"/>
+            <w:tcMar>
+              <w:top w:w="120" w:type="dxa"/>
+              <w:left w:w="180" w:type="dxa"/>
+              <w:bottom w:w="120" w:type="dxa"/>
+              <w:right w:w="180" w:type="dxa"/>
+            </w:tcMar>
+            <w:vAlign w:val="center"/>
+          </w:tcPr>
+          <w:p>
+            <w:pPr>
+              <w:ind w:firstLine="240" w:firstLineChars="100"/>
+              <w:rPr>
+                <w:rFonts w:hint="default" w:cs="Times New Roman" w:asciiTheme="minorEastAsia" w:hAnsiTheme="minorEastAsia" w:eastAsiaTheme="minorEastAsia"/>
+                <w:kern w:val="2"/>
+                <w:sz w:val="24"/>
+                <w:szCs w:val="24"/>
+                <w:lang w:val="en-US" w:eastAsia="zh-CN" w:bidi="ar-SA"/>
+              </w:rPr>
+            </w:pPr>
+            <w:r>
+              <w:rPr>
+                <w:rFonts w:hint="default" w:cs="Times New Roman" w:asciiTheme="minorEastAsia" w:hAnsiTheme="minorEastAsia" w:eastAsiaTheme="minorEastAsia"/>
+                <w:kern w:val="2"/>
+                <w:sz w:val="24"/>
+                <w:szCs w:val="24"/>
+                <w:lang w:val="en-US" w:eastAsia="zh-CN" w:bidi="ar-SA"/>
+              </w:rPr>
+              <w:t>系统中已存在的消息 ID（≥1）</w:t>
+            </w:r>
+          </w:p>
+        </w:tc>
+        <w:tc>
+          <w:tcPr>
+            <w:tcW w:w="543" w:type="dxa"/>
+            <w:tcBorders>
+              <w:top w:val="nil"/>
+              <w:left w:val="nil"/>
+              <w:bottom w:val="nil"/>
+              <w:right w:val="single" w:color="auto" w:sz="2" w:space="0"/>
+            </w:tcBorders>
+            <w:shd w:val="clear" w:color="auto" w:fill="auto"/>
+            <w:tcMar>
+              <w:top w:w="120" w:type="dxa"/>
+              <w:left w:w="180" w:type="dxa"/>
+              <w:bottom w:w="120" w:type="dxa"/>
+              <w:right w:w="180" w:type="dxa"/>
+            </w:tcMar>
+            <w:vAlign w:val="center"/>
+          </w:tcPr>
+          <w:p>
+            <w:pPr>
+              <w:ind w:firstLine="240" w:firstLineChars="100"/>
+              <w:rPr>
+                <w:rFonts w:hint="default" w:cs="Times New Roman" w:asciiTheme="minorEastAsia" w:hAnsiTheme="minorEastAsia" w:eastAsiaTheme="minorEastAsia"/>
+                <w:kern w:val="2"/>
+                <w:sz w:val="24"/>
+                <w:szCs w:val="24"/>
+                <w:lang w:val="en-US" w:eastAsia="zh-CN" w:bidi="ar-SA"/>
+              </w:rPr>
+            </w:pPr>
+            <w:r>
+              <w:rPr>
+                <w:rFonts w:hint="default" w:cs="Times New Roman" w:asciiTheme="minorEastAsia" w:hAnsiTheme="minorEastAsia" w:eastAsiaTheme="minorEastAsia"/>
+                <w:kern w:val="2"/>
+                <w:sz w:val="24"/>
+                <w:szCs w:val="24"/>
+                <w:lang w:val="en-US" w:eastAsia="zh-CN" w:bidi="ar-SA"/>
+              </w:rPr>
+              <w:t>接口参数指定 / 界面选择</w:t>
+            </w:r>
+          </w:p>
+        </w:tc>
+        <w:tc>
+          <w:tcPr>
+            <w:tcW w:w="1089" w:type="dxa"/>
+            <w:tcBorders>
+              <w:top w:val="nil"/>
+              <w:left w:val="nil"/>
+              <w:bottom w:val="nil"/>
+              <w:right w:val="single" w:color="auto" w:sz="2" w:space="0"/>
+            </w:tcBorders>
+            <w:shd w:val="clear" w:color="auto" w:fill="auto"/>
+            <w:tcMar>
+              <w:top w:w="120" w:type="dxa"/>
+              <w:left w:w="180" w:type="dxa"/>
+              <w:bottom w:w="120" w:type="dxa"/>
+              <w:right w:w="180" w:type="dxa"/>
+            </w:tcMar>
+            <w:vAlign w:val="center"/>
+          </w:tcPr>
+          <w:p>
+            <w:pPr>
+              <w:ind w:firstLine="240" w:firstLineChars="100"/>
+              <w:rPr>
+                <w:rFonts w:hint="default" w:cs="Times New Roman" w:asciiTheme="minorEastAsia" w:hAnsiTheme="minorEastAsia" w:eastAsiaTheme="minorEastAsia"/>
+                <w:kern w:val="2"/>
+                <w:sz w:val="24"/>
+                <w:szCs w:val="24"/>
+                <w:lang w:val="en-US" w:eastAsia="zh-CN" w:bidi="ar-SA"/>
+              </w:rPr>
+            </w:pPr>
+            <w:r>
+              <w:rPr>
+                <w:rFonts w:hint="default" w:cs="Times New Roman" w:asciiTheme="minorEastAsia" w:hAnsiTheme="minorEastAsia" w:eastAsiaTheme="minorEastAsia"/>
+                <w:kern w:val="2"/>
+                <w:sz w:val="24"/>
+                <w:szCs w:val="24"/>
+                <w:lang w:val="en-US" w:eastAsia="zh-CN" w:bidi="ar-SA"/>
+              </w:rPr>
+              <w:t>1 个 / 操作</w:t>
+            </w:r>
+          </w:p>
+        </w:tc>
+        <w:tc>
+          <w:tcPr>
+            <w:tcW w:w="536" w:type="dxa"/>
+            <w:tcBorders>
+              <w:top w:val="nil"/>
+              <w:left w:val="nil"/>
+              <w:bottom w:val="nil"/>
+              <w:right w:val="single" w:color="auto" w:sz="2" w:space="0"/>
+            </w:tcBorders>
+            <w:shd w:val="clear" w:color="auto" w:fill="auto"/>
+            <w:tcMar>
+              <w:top w:w="120" w:type="dxa"/>
+              <w:left w:w="180" w:type="dxa"/>
+              <w:bottom w:w="120" w:type="dxa"/>
+              <w:right w:w="180" w:type="dxa"/>
+            </w:tcMar>
+            <w:vAlign w:val="center"/>
+          </w:tcPr>
+          <w:p>
+            <w:pPr>
+              <w:ind w:firstLine="240" w:firstLineChars="100"/>
+              <w:rPr>
+                <w:rFonts w:hint="default" w:cs="Times New Roman" w:asciiTheme="minorEastAsia" w:hAnsiTheme="minorEastAsia" w:eastAsiaTheme="minorEastAsia"/>
+                <w:kern w:val="2"/>
+                <w:sz w:val="24"/>
+                <w:szCs w:val="24"/>
+                <w:lang w:val="en-US" w:eastAsia="zh-CN" w:bidi="ar-SA"/>
+              </w:rPr>
+            </w:pPr>
+            <w:r>
+              <w:rPr>
+                <w:rFonts w:hint="default" w:cs="Times New Roman" w:asciiTheme="minorEastAsia" w:hAnsiTheme="minorEastAsia" w:eastAsiaTheme="minorEastAsia"/>
+                <w:kern w:val="2"/>
+                <w:sz w:val="24"/>
+                <w:szCs w:val="24"/>
+                <w:lang w:val="en-US" w:eastAsia="zh-CN" w:bidi="ar-SA"/>
+              </w:rPr>
+              <w:t>PC 端 / 移动端接口</w:t>
+            </w:r>
+          </w:p>
+        </w:tc>
+        <w:tc>
+          <w:tcPr>
+            <w:tcW w:w="543" w:type="dxa"/>
+            <w:tcBorders>
+              <w:top w:val="nil"/>
+              <w:left w:val="nil"/>
+              <w:bottom w:val="nil"/>
+              <w:right w:val="single" w:color="auto" w:sz="2" w:space="0"/>
+            </w:tcBorders>
+            <w:shd w:val="clear" w:color="auto" w:fill="auto"/>
+            <w:tcMar>
+              <w:top w:w="120" w:type="dxa"/>
+              <w:left w:w="180" w:type="dxa"/>
+              <w:bottom w:w="120" w:type="dxa"/>
+              <w:right w:w="180" w:type="dxa"/>
+            </w:tcMar>
+            <w:vAlign w:val="center"/>
+          </w:tcPr>
+          <w:p>
+            <w:pPr>
+              <w:ind w:firstLine="240" w:firstLineChars="100"/>
+              <w:rPr>
+                <w:rFonts w:hint="default" w:cs="Times New Roman" w:asciiTheme="minorEastAsia" w:hAnsiTheme="minorEastAsia" w:eastAsiaTheme="minorEastAsia"/>
+                <w:kern w:val="2"/>
+                <w:sz w:val="24"/>
+                <w:szCs w:val="24"/>
+                <w:lang w:val="en-US" w:eastAsia="zh-CN" w:bidi="ar-SA"/>
+              </w:rPr>
+            </w:pPr>
+            <w:r>
+              <w:rPr>
+                <w:rFonts w:hint="default" w:cs="Times New Roman" w:asciiTheme="minorEastAsia" w:hAnsiTheme="minorEastAsia" w:eastAsiaTheme="minorEastAsia"/>
+                <w:kern w:val="2"/>
+                <w:sz w:val="24"/>
+                <w:szCs w:val="24"/>
+                <w:lang w:val="en-US" w:eastAsia="zh-CN" w:bidi="ar-SA"/>
+              </w:rPr>
+              <w:t>所有登录用户</w:t>
+            </w:r>
+          </w:p>
+        </w:tc>
+        <w:tc>
+          <w:tcPr>
+            <w:tcW w:w="988" w:type="dxa"/>
+            <w:tcBorders>
+              <w:top w:val="nil"/>
+              <w:left w:val="nil"/>
+              <w:bottom w:val="nil"/>
+              <w:right w:val="nil"/>
+            </w:tcBorders>
+            <w:shd w:val="clear" w:color="auto" w:fill="auto"/>
+            <w:tcMar>
+              <w:top w:w="120" w:type="dxa"/>
+              <w:left w:w="180" w:type="dxa"/>
+              <w:bottom w:w="120" w:type="dxa"/>
+              <w:right w:w="180" w:type="dxa"/>
+            </w:tcMar>
+            <w:vAlign w:val="center"/>
+          </w:tcPr>
+          <w:p>
+            <w:pPr>
+              <w:ind w:firstLine="240" w:firstLineChars="100"/>
+              <w:rPr>
+                <w:rFonts w:hint="default" w:cs="Times New Roman" w:asciiTheme="minorEastAsia" w:hAnsiTheme="minorEastAsia" w:eastAsiaTheme="minorEastAsia"/>
+                <w:kern w:val="2"/>
+                <w:sz w:val="24"/>
+                <w:szCs w:val="24"/>
+                <w:lang w:val="en-US" w:eastAsia="zh-CN" w:bidi="ar-SA"/>
+              </w:rPr>
+            </w:pPr>
+            <w:r>
+              <w:rPr>
+                <w:rFonts w:hint="default" w:cs="Times New Roman" w:asciiTheme="minorEastAsia" w:hAnsiTheme="minorEastAsia" w:eastAsiaTheme="minorEastAsia"/>
+                <w:kern w:val="2"/>
+                <w:sz w:val="24"/>
+                <w:szCs w:val="24"/>
+                <w:lang w:val="en-US" w:eastAsia="zh-CN" w:bidi="ar-SA"/>
+              </w:rPr>
+              <w:t>仅消息接收人可操作；后端校验消息存在性</w:t>
+            </w:r>
+          </w:p>
+        </w:tc>
+      </w:tr>
+      <w:tr>
+        <w:tblPrEx>
+          <w:tblBorders>
+            <w:top w:val="single" w:color="auto" w:sz="2" w:space="0"/>
+            <w:left w:val="single" w:color="auto" w:sz="2" w:space="0"/>
+            <w:bottom w:val="single" w:color="auto" w:sz="2" w:space="0"/>
+            <w:right w:val="single" w:color="auto" w:sz="2" w:space="0"/>
+            <w:insideH w:val="none" w:color="auto" w:sz="0" w:space="0"/>
+            <w:insideV w:val="none" w:color="auto" w:sz="0" w:space="0"/>
+          </w:tblBorders>
+          <w:shd w:val="clear" w:color="auto" w:fill="auto"/>
           <w:tblCellMar>
             <w:top w:w="0" w:type="dxa"/>
             <w:left w:w="0" w:type="dxa"/>
@@ -24314,7 +24334,6 @@
             <w:insideH w:val="none" w:color="auto" w:sz="0" w:space="0"/>
             <w:insideV w:val="none" w:color="auto" w:sz="0" w:space="0"/>
           </w:tblBorders>
-          <w:shd w:val="clear" w:color="auto" w:fill="auto"/>
           <w:tblCellMar>
             <w:top w:w="0" w:type="dxa"/>
             <w:left w:w="0" w:type="dxa"/>
@@ -24746,7 +24765,6 @@
             <w:insideH w:val="none" w:color="auto" w:sz="0" w:space="0"/>
             <w:insideV w:val="none" w:color="auto" w:sz="0" w:space="0"/>
           </w:tblBorders>
-          <w:shd w:val="clear" w:color="auto" w:fill="auto"/>
           <w:tblCellMar>
             <w:top w:w="0" w:type="dxa"/>
             <w:left w:w="0" w:type="dxa"/>
@@ -26029,12 +26047,6 @@
                   <w:insideV w:val="none" w:color="auto" w:sz="0" w:space="0"/>
                 </w:tblBorders>
                 <w:shd w:val="clear" w:color="auto" w:fill="auto"/>
-                <w:tblCellMar>
-                  <w:top w:w="0" w:type="dxa"/>
-                  <w:left w:w="0" w:type="dxa"/>
-                  <w:bottom w:w="0" w:type="dxa"/>
-                  <w:right w:w="0" w:type="dxa"/>
-                </w:tblCellMar>
               </w:tblPrEx>
               <w:tc>
                 <w:tcPr>
@@ -28924,6 +28936,7 @@
             <w:insideH w:val="none" w:color="auto" w:sz="0" w:space="0"/>
             <w:insideV w:val="none" w:color="auto" w:sz="0" w:space="0"/>
           </w:tblBorders>
+          <w:shd w:val="clear" w:color="auto" w:fill="auto"/>
           <w:tblCellMar>
             <w:top w:w="0" w:type="dxa"/>
             <w:left w:w="0" w:type="dxa"/>
@@ -29095,6 +29108,734 @@
                 <w:lang w:val="en-US" w:eastAsia="zh-CN" w:bidi="ar-SA"/>
               </w:rPr>
               <w:t>索引设计</w:t>
+            </w:r>
+          </w:p>
+        </w:tc>
+      </w:tr>
+      <w:tr>
+        <w:tblPrEx>
+          <w:tblBorders>
+            <w:top w:val="single" w:color="auto" w:sz="2" w:space="0"/>
+            <w:left w:val="single" w:color="auto" w:sz="2" w:space="0"/>
+            <w:bottom w:val="single" w:color="auto" w:sz="2" w:space="0"/>
+            <w:right w:val="single" w:color="auto" w:sz="2" w:space="0"/>
+            <w:insideH w:val="none" w:color="auto" w:sz="0" w:space="0"/>
+            <w:insideV w:val="none" w:color="auto" w:sz="0" w:space="0"/>
+          </w:tblBorders>
+          <w:tblCellMar>
+            <w:top w:w="0" w:type="dxa"/>
+            <w:left w:w="0" w:type="dxa"/>
+            <w:bottom w:w="0" w:type="dxa"/>
+            <w:right w:w="0" w:type="dxa"/>
+          </w:tblCellMar>
+        </w:tblPrEx>
+        <w:tc>
+          <w:tcPr>
+            <w:tcW w:w="1656" w:type="dxa"/>
+            <w:tcBorders>
+              <w:top w:val="nil"/>
+              <w:left w:val="nil"/>
+              <w:bottom w:val="nil"/>
+              <w:right w:val="single" w:color="auto" w:sz="2" w:space="0"/>
+            </w:tcBorders>
+            <w:shd w:val="clear" w:color="auto" w:fill="auto"/>
+            <w:tcMar>
+              <w:top w:w="120" w:type="dxa"/>
+              <w:left w:w="180" w:type="dxa"/>
+              <w:bottom w:w="120" w:type="dxa"/>
+              <w:right w:w="180" w:type="dxa"/>
+            </w:tcMar>
+            <w:vAlign w:val="center"/>
+          </w:tcPr>
+          <w:p>
+            <w:pPr>
+              <w:ind w:firstLine="240" w:firstLineChars="100"/>
+              <w:rPr>
+                <w:rFonts w:hint="default" w:cs="Times New Roman" w:asciiTheme="minorEastAsia" w:hAnsiTheme="minorEastAsia" w:eastAsiaTheme="minorEastAsia"/>
+                <w:kern w:val="2"/>
+                <w:sz w:val="24"/>
+                <w:szCs w:val="24"/>
+                <w:lang w:val="en-US" w:eastAsia="zh-CN" w:bidi="ar-SA"/>
+              </w:rPr>
+            </w:pPr>
+            <w:r>
+              <w:rPr>
+                <w:rFonts w:hint="default" w:cs="Times New Roman" w:asciiTheme="minorEastAsia" w:hAnsiTheme="minorEastAsia" w:eastAsiaTheme="minorEastAsia"/>
+                <w:kern w:val="2"/>
+                <w:sz w:val="24"/>
+                <w:szCs w:val="24"/>
+                <w:lang w:val="en-US" w:eastAsia="zh-CN" w:bidi="ar-SA"/>
+              </w:rPr>
+              <w:t>sys_user（用户表）</w:t>
+            </w:r>
+          </w:p>
+        </w:tc>
+        <w:tc>
+          <w:tcPr>
+            <w:tcW w:w="4589" w:type="dxa"/>
+            <w:tcBorders>
+              <w:top w:val="nil"/>
+              <w:left w:val="nil"/>
+              <w:bottom w:val="nil"/>
+              <w:right w:val="single" w:color="auto" w:sz="2" w:space="0"/>
+            </w:tcBorders>
+            <w:shd w:val="clear" w:color="auto" w:fill="auto"/>
+            <w:tcMar>
+              <w:top w:w="120" w:type="dxa"/>
+              <w:left w:w="180" w:type="dxa"/>
+              <w:bottom w:w="120" w:type="dxa"/>
+              <w:right w:w="180" w:type="dxa"/>
+            </w:tcMar>
+            <w:vAlign w:val="center"/>
+          </w:tcPr>
+          <w:p>
+            <w:pPr>
+              <w:ind w:firstLine="240" w:firstLineChars="100"/>
+              <w:rPr>
+                <w:rFonts w:hint="default" w:cs="Times New Roman" w:asciiTheme="minorEastAsia" w:hAnsiTheme="minorEastAsia" w:eastAsiaTheme="minorEastAsia"/>
+                <w:kern w:val="2"/>
+                <w:sz w:val="24"/>
+                <w:szCs w:val="24"/>
+                <w:lang w:val="en-US" w:eastAsia="zh-CN" w:bidi="ar-SA"/>
+              </w:rPr>
+            </w:pPr>
+            <w:r>
+              <w:rPr>
+                <w:rFonts w:hint="default" w:cs="Times New Roman" w:asciiTheme="minorEastAsia" w:hAnsiTheme="minorEastAsia" w:eastAsiaTheme="minorEastAsia"/>
+                <w:kern w:val="2"/>
+                <w:sz w:val="24"/>
+                <w:szCs w:val="24"/>
+                <w:lang w:val="en-US" w:eastAsia="zh-CN" w:bidi="ar-SA"/>
+              </w:rPr>
+              <w:t>user_id (bigint, 主键)、username (varchar (50))、password (varchar (100))、phone (varchar (20))、email (varchar (100))、user_type (int)、status (int)、create_time (datetime)、update_time (datetime)、delete_flag (int)、company_id (bigint)</w:t>
+            </w:r>
+          </w:p>
+        </w:tc>
+        <w:tc>
+          <w:tcPr>
+            <w:tcW w:w="1389" w:type="dxa"/>
+            <w:tcBorders>
+              <w:top w:val="nil"/>
+              <w:left w:val="nil"/>
+              <w:bottom w:val="nil"/>
+              <w:right w:val="single" w:color="auto" w:sz="2" w:space="0"/>
+            </w:tcBorders>
+            <w:shd w:val="clear" w:color="auto" w:fill="auto"/>
+            <w:tcMar>
+              <w:top w:w="120" w:type="dxa"/>
+              <w:left w:w="180" w:type="dxa"/>
+              <w:bottom w:w="120" w:type="dxa"/>
+              <w:right w:w="180" w:type="dxa"/>
+            </w:tcMar>
+            <w:vAlign w:val="center"/>
+          </w:tcPr>
+          <w:p>
+            <w:pPr>
+              <w:ind w:firstLine="240" w:firstLineChars="100"/>
+              <w:rPr>
+                <w:rFonts w:hint="default" w:cs="Times New Roman" w:asciiTheme="minorEastAsia" w:hAnsiTheme="minorEastAsia" w:eastAsiaTheme="minorEastAsia"/>
+                <w:kern w:val="2"/>
+                <w:sz w:val="24"/>
+                <w:szCs w:val="24"/>
+                <w:lang w:val="en-US" w:eastAsia="zh-CN" w:bidi="ar-SA"/>
+              </w:rPr>
+            </w:pPr>
+            <w:r>
+              <w:rPr>
+                <w:rFonts w:hint="default" w:cs="Times New Roman" w:asciiTheme="minorEastAsia" w:hAnsiTheme="minorEastAsia" w:eastAsiaTheme="minorEastAsia"/>
+                <w:kern w:val="2"/>
+                <w:sz w:val="24"/>
+                <w:szCs w:val="24"/>
+                <w:lang w:val="en-US" w:eastAsia="zh-CN" w:bidi="ar-SA"/>
+              </w:rPr>
+              <w:t>InnoDB</w:t>
+            </w:r>
+          </w:p>
+        </w:tc>
+        <w:tc>
+          <w:tcPr>
+            <w:tcW w:w="3859" w:type="dxa"/>
+            <w:tcBorders>
+              <w:top w:val="nil"/>
+              <w:left w:val="nil"/>
+              <w:bottom w:val="nil"/>
+              <w:right w:val="nil"/>
+            </w:tcBorders>
+            <w:shd w:val="clear" w:color="auto" w:fill="auto"/>
+            <w:tcMar>
+              <w:top w:w="120" w:type="dxa"/>
+              <w:left w:w="180" w:type="dxa"/>
+              <w:bottom w:w="120" w:type="dxa"/>
+              <w:right w:w="180" w:type="dxa"/>
+            </w:tcMar>
+            <w:vAlign w:val="center"/>
+          </w:tcPr>
+          <w:p>
+            <w:pPr>
+              <w:ind w:firstLine="240" w:firstLineChars="100"/>
+              <w:rPr>
+                <w:rFonts w:hint="default" w:cs="Times New Roman" w:asciiTheme="minorEastAsia" w:hAnsiTheme="minorEastAsia" w:eastAsiaTheme="minorEastAsia"/>
+                <w:kern w:val="2"/>
+                <w:sz w:val="24"/>
+                <w:szCs w:val="24"/>
+                <w:lang w:val="en-US" w:eastAsia="zh-CN" w:bidi="ar-SA"/>
+              </w:rPr>
+            </w:pPr>
+            <w:r>
+              <w:rPr>
+                <w:rFonts w:hint="default" w:cs="Times New Roman" w:asciiTheme="minorEastAsia" w:hAnsiTheme="minorEastAsia" w:eastAsiaTheme="minorEastAsia"/>
+                <w:kern w:val="2"/>
+                <w:sz w:val="24"/>
+                <w:szCs w:val="24"/>
+                <w:lang w:val="en-US" w:eastAsia="zh-CN" w:bidi="ar-SA"/>
+              </w:rPr>
+              <w:t>1. 主键索引：PRIMARY KEY (user_id)2. 唯一索引：UNIQUE KEY uk_username (username)3. 普通索引：KEY idx_user_type (user_type)4. 普通索引：KEY idx_company_id (company_id)5. 普通索引：KEY idx_status_delete_flag (status, delete_flag)</w:t>
+            </w:r>
+          </w:p>
+        </w:tc>
+      </w:tr>
+      <w:tr>
+        <w:tblPrEx>
+          <w:tblBorders>
+            <w:top w:val="single" w:color="auto" w:sz="2" w:space="0"/>
+            <w:left w:val="single" w:color="auto" w:sz="2" w:space="0"/>
+            <w:bottom w:val="single" w:color="auto" w:sz="2" w:space="0"/>
+            <w:right w:val="single" w:color="auto" w:sz="2" w:space="0"/>
+            <w:insideH w:val="none" w:color="auto" w:sz="0" w:space="0"/>
+            <w:insideV w:val="none" w:color="auto" w:sz="0" w:space="0"/>
+          </w:tblBorders>
+          <w:tblCellMar>
+            <w:top w:w="0" w:type="dxa"/>
+            <w:left w:w="0" w:type="dxa"/>
+            <w:bottom w:w="0" w:type="dxa"/>
+            <w:right w:w="0" w:type="dxa"/>
+          </w:tblCellMar>
+        </w:tblPrEx>
+        <w:tc>
+          <w:tcPr>
+            <w:tcW w:w="1656" w:type="dxa"/>
+            <w:tcBorders>
+              <w:top w:val="nil"/>
+              <w:left w:val="nil"/>
+              <w:bottom w:val="nil"/>
+              <w:right w:val="single" w:color="auto" w:sz="2" w:space="0"/>
+            </w:tcBorders>
+            <w:shd w:val="clear" w:color="auto" w:fill="auto"/>
+            <w:tcMar>
+              <w:top w:w="120" w:type="dxa"/>
+              <w:left w:w="180" w:type="dxa"/>
+              <w:bottom w:w="120" w:type="dxa"/>
+              <w:right w:w="180" w:type="dxa"/>
+            </w:tcMar>
+            <w:vAlign w:val="center"/>
+          </w:tcPr>
+          <w:p>
+            <w:pPr>
+              <w:ind w:firstLine="240" w:firstLineChars="100"/>
+              <w:rPr>
+                <w:rFonts w:hint="default" w:cs="Times New Roman" w:asciiTheme="minorEastAsia" w:hAnsiTheme="minorEastAsia" w:eastAsiaTheme="minorEastAsia"/>
+                <w:kern w:val="2"/>
+                <w:sz w:val="24"/>
+                <w:szCs w:val="24"/>
+                <w:lang w:val="en-US" w:eastAsia="zh-CN" w:bidi="ar-SA"/>
+              </w:rPr>
+            </w:pPr>
+            <w:r>
+              <w:rPr>
+                <w:rFonts w:hint="default" w:cs="Times New Roman" w:asciiTheme="minorEastAsia" w:hAnsiTheme="minorEastAsia" w:eastAsiaTheme="minorEastAsia"/>
+                <w:kern w:val="2"/>
+                <w:sz w:val="24"/>
+                <w:szCs w:val="24"/>
+                <w:lang w:val="en-US" w:eastAsia="zh-CN" w:bidi="ar-SA"/>
+              </w:rPr>
+              <w:t>company_info（公司信息表）</w:t>
+            </w:r>
+          </w:p>
+        </w:tc>
+        <w:tc>
+          <w:tcPr>
+            <w:tcW w:w="4589" w:type="dxa"/>
+            <w:tcBorders>
+              <w:top w:val="nil"/>
+              <w:left w:val="nil"/>
+              <w:bottom w:val="nil"/>
+              <w:right w:val="single" w:color="auto" w:sz="2" w:space="0"/>
+            </w:tcBorders>
+            <w:shd w:val="clear" w:color="auto" w:fill="auto"/>
+            <w:tcMar>
+              <w:top w:w="120" w:type="dxa"/>
+              <w:left w:w="180" w:type="dxa"/>
+              <w:bottom w:w="120" w:type="dxa"/>
+              <w:right w:w="180" w:type="dxa"/>
+            </w:tcMar>
+            <w:vAlign w:val="center"/>
+          </w:tcPr>
+          <w:p>
+            <w:pPr>
+              <w:ind w:firstLine="240" w:firstLineChars="100"/>
+              <w:rPr>
+                <w:rFonts w:hint="default" w:cs="Times New Roman" w:asciiTheme="minorEastAsia" w:hAnsiTheme="minorEastAsia" w:eastAsiaTheme="minorEastAsia"/>
+                <w:kern w:val="2"/>
+                <w:sz w:val="24"/>
+                <w:szCs w:val="24"/>
+                <w:lang w:val="en-US" w:eastAsia="zh-CN" w:bidi="ar-SA"/>
+              </w:rPr>
+            </w:pPr>
+            <w:r>
+              <w:rPr>
+                <w:rFonts w:hint="default" w:cs="Times New Roman" w:asciiTheme="minorEastAsia" w:hAnsiTheme="minorEastAsia" w:eastAsiaTheme="minorEastAsia"/>
+                <w:kern w:val="2"/>
+                <w:sz w:val="24"/>
+                <w:szCs w:val="24"/>
+                <w:lang w:val="en-US" w:eastAsia="zh-CN" w:bidi="ar-SA"/>
+              </w:rPr>
+              <w:t>company_id (bigint, 主键)、company_name (varchar (100))、company_desc (text)、company_address (varchar (200))、contact_person (varchar (50))、contact_phone (varchar (20))、contact_email (varchar (100))、creator_id (bigint)、create_time (datetime)、update_time (datetime)、delete_flag (int)</w:t>
+            </w:r>
+          </w:p>
+        </w:tc>
+        <w:tc>
+          <w:tcPr>
+            <w:tcW w:w="1389" w:type="dxa"/>
+            <w:tcBorders>
+              <w:top w:val="nil"/>
+              <w:left w:val="nil"/>
+              <w:bottom w:val="nil"/>
+              <w:right w:val="single" w:color="auto" w:sz="2" w:space="0"/>
+            </w:tcBorders>
+            <w:shd w:val="clear" w:color="auto" w:fill="auto"/>
+            <w:tcMar>
+              <w:top w:w="120" w:type="dxa"/>
+              <w:left w:w="180" w:type="dxa"/>
+              <w:bottom w:w="120" w:type="dxa"/>
+              <w:right w:w="180" w:type="dxa"/>
+            </w:tcMar>
+            <w:vAlign w:val="center"/>
+          </w:tcPr>
+          <w:p>
+            <w:pPr>
+              <w:ind w:firstLine="240" w:firstLineChars="100"/>
+              <w:rPr>
+                <w:rFonts w:hint="default" w:cs="Times New Roman" w:asciiTheme="minorEastAsia" w:hAnsiTheme="minorEastAsia" w:eastAsiaTheme="minorEastAsia"/>
+                <w:kern w:val="2"/>
+                <w:sz w:val="24"/>
+                <w:szCs w:val="24"/>
+                <w:lang w:val="en-US" w:eastAsia="zh-CN" w:bidi="ar-SA"/>
+              </w:rPr>
+            </w:pPr>
+            <w:r>
+              <w:rPr>
+                <w:rFonts w:hint="default" w:cs="Times New Roman" w:asciiTheme="minorEastAsia" w:hAnsiTheme="minorEastAsia" w:eastAsiaTheme="minorEastAsia"/>
+                <w:kern w:val="2"/>
+                <w:sz w:val="24"/>
+                <w:szCs w:val="24"/>
+                <w:lang w:val="en-US" w:eastAsia="zh-CN" w:bidi="ar-SA"/>
+              </w:rPr>
+              <w:t>InnoDB</w:t>
+            </w:r>
+          </w:p>
+        </w:tc>
+        <w:tc>
+          <w:tcPr>
+            <w:tcW w:w="3859" w:type="dxa"/>
+            <w:tcBorders>
+              <w:top w:val="nil"/>
+              <w:left w:val="nil"/>
+              <w:bottom w:val="nil"/>
+              <w:right w:val="nil"/>
+            </w:tcBorders>
+            <w:shd w:val="clear" w:color="auto" w:fill="auto"/>
+            <w:tcMar>
+              <w:top w:w="120" w:type="dxa"/>
+              <w:left w:w="180" w:type="dxa"/>
+              <w:bottom w:w="120" w:type="dxa"/>
+              <w:right w:w="180" w:type="dxa"/>
+            </w:tcMar>
+            <w:vAlign w:val="center"/>
+          </w:tcPr>
+          <w:p>
+            <w:pPr>
+              <w:ind w:firstLine="240" w:firstLineChars="100"/>
+              <w:rPr>
+                <w:rFonts w:hint="default" w:cs="Times New Roman" w:asciiTheme="minorEastAsia" w:hAnsiTheme="minorEastAsia" w:eastAsiaTheme="minorEastAsia"/>
+                <w:kern w:val="2"/>
+                <w:sz w:val="24"/>
+                <w:szCs w:val="24"/>
+                <w:lang w:val="en-US" w:eastAsia="zh-CN" w:bidi="ar-SA"/>
+              </w:rPr>
+            </w:pPr>
+            <w:r>
+              <w:rPr>
+                <w:rFonts w:hint="default" w:cs="Times New Roman" w:asciiTheme="minorEastAsia" w:hAnsiTheme="minorEastAsia" w:eastAsiaTheme="minorEastAsia"/>
+                <w:kern w:val="2"/>
+                <w:sz w:val="24"/>
+                <w:szCs w:val="24"/>
+                <w:lang w:val="en-US" w:eastAsia="zh-CN" w:bidi="ar-SA"/>
+              </w:rPr>
+              <w:t>1. 主键索引：PRIMARY KEY (company_id)2. 唯一索引：UNIQUE KEY uk_company_name (company_name)3. 普通索引：KEY idx_creator_id (creator_id)4. 普通索引：KEY idx_delete_flag (delete_flag)</w:t>
+            </w:r>
+          </w:p>
+        </w:tc>
+      </w:tr>
+      <w:tr>
+        <w:tblPrEx>
+          <w:tblBorders>
+            <w:top w:val="single" w:color="auto" w:sz="2" w:space="0"/>
+            <w:left w:val="single" w:color="auto" w:sz="2" w:space="0"/>
+            <w:bottom w:val="single" w:color="auto" w:sz="2" w:space="0"/>
+            <w:right w:val="single" w:color="auto" w:sz="2" w:space="0"/>
+            <w:insideH w:val="none" w:color="auto" w:sz="0" w:space="0"/>
+            <w:insideV w:val="none" w:color="auto" w:sz="0" w:space="0"/>
+          </w:tblBorders>
+          <w:tblCellMar>
+            <w:top w:w="0" w:type="dxa"/>
+            <w:left w:w="0" w:type="dxa"/>
+            <w:bottom w:w="0" w:type="dxa"/>
+            <w:right w:w="0" w:type="dxa"/>
+          </w:tblCellMar>
+        </w:tblPrEx>
+        <w:tc>
+          <w:tcPr>
+            <w:tcW w:w="1656" w:type="dxa"/>
+            <w:tcBorders>
+              <w:top w:val="nil"/>
+              <w:left w:val="nil"/>
+              <w:bottom w:val="nil"/>
+              <w:right w:val="single" w:color="auto" w:sz="2" w:space="0"/>
+            </w:tcBorders>
+            <w:shd w:val="clear" w:color="auto" w:fill="auto"/>
+            <w:tcMar>
+              <w:top w:w="120" w:type="dxa"/>
+              <w:left w:w="180" w:type="dxa"/>
+              <w:bottom w:w="120" w:type="dxa"/>
+              <w:right w:w="180" w:type="dxa"/>
+            </w:tcMar>
+            <w:vAlign w:val="center"/>
+          </w:tcPr>
+          <w:p>
+            <w:pPr>
+              <w:ind w:firstLine="240" w:firstLineChars="100"/>
+              <w:rPr>
+                <w:rFonts w:hint="default" w:cs="Times New Roman" w:asciiTheme="minorEastAsia" w:hAnsiTheme="minorEastAsia" w:eastAsiaTheme="minorEastAsia"/>
+                <w:kern w:val="2"/>
+                <w:sz w:val="24"/>
+                <w:szCs w:val="24"/>
+                <w:lang w:val="en-US" w:eastAsia="zh-CN" w:bidi="ar-SA"/>
+              </w:rPr>
+            </w:pPr>
+            <w:r>
+              <w:rPr>
+                <w:rFonts w:hint="default" w:cs="Times New Roman" w:asciiTheme="minorEastAsia" w:hAnsiTheme="minorEastAsia" w:eastAsiaTheme="minorEastAsia"/>
+                <w:kern w:val="2"/>
+                <w:sz w:val="24"/>
+                <w:szCs w:val="24"/>
+                <w:lang w:val="en-US" w:eastAsia="zh-CN" w:bidi="ar-SA"/>
+              </w:rPr>
+              <w:t>job_info（职位信息表）</w:t>
+            </w:r>
+          </w:p>
+        </w:tc>
+        <w:tc>
+          <w:tcPr>
+            <w:tcW w:w="4589" w:type="dxa"/>
+            <w:tcBorders>
+              <w:top w:val="nil"/>
+              <w:left w:val="nil"/>
+              <w:bottom w:val="nil"/>
+              <w:right w:val="single" w:color="auto" w:sz="2" w:space="0"/>
+            </w:tcBorders>
+            <w:shd w:val="clear" w:color="auto" w:fill="auto"/>
+            <w:tcMar>
+              <w:top w:w="120" w:type="dxa"/>
+              <w:left w:w="180" w:type="dxa"/>
+              <w:bottom w:w="120" w:type="dxa"/>
+              <w:right w:w="180" w:type="dxa"/>
+            </w:tcMar>
+            <w:vAlign w:val="center"/>
+          </w:tcPr>
+          <w:p>
+            <w:pPr>
+              <w:ind w:firstLine="240" w:firstLineChars="100"/>
+              <w:rPr>
+                <w:rFonts w:hint="default" w:cs="Times New Roman" w:asciiTheme="minorEastAsia" w:hAnsiTheme="minorEastAsia" w:eastAsiaTheme="minorEastAsia"/>
+                <w:kern w:val="2"/>
+                <w:sz w:val="24"/>
+                <w:szCs w:val="24"/>
+                <w:lang w:val="en-US" w:eastAsia="zh-CN" w:bidi="ar-SA"/>
+              </w:rPr>
+            </w:pPr>
+            <w:r>
+              <w:rPr>
+                <w:rFonts w:hint="default" w:cs="Times New Roman" w:asciiTheme="minorEastAsia" w:hAnsiTheme="minorEastAsia" w:eastAsiaTheme="minorEastAsia"/>
+                <w:kern w:val="2"/>
+                <w:sz w:val="24"/>
+                <w:szCs w:val="24"/>
+                <w:lang w:val="en-US" w:eastAsia="zh-CN" w:bidi="ar-SA"/>
+              </w:rPr>
+              <w:t>job_id (bigint, 主键)、company_id (bigint)、job_name (varchar (100))、department (varchar (50))、province (varchar (50))、city (varchar (50))、district (varchar (50))、salary_min (decimal (10,2))、salary_max (decimal (10,2))、education (int)、work_experience (int)、job_desc (text)、publisher_id (bigint)、publish_status (int)、create_time (datetime)、update_time (datetime)、delete_flag (int)</w:t>
+            </w:r>
+          </w:p>
+        </w:tc>
+        <w:tc>
+          <w:tcPr>
+            <w:tcW w:w="1389" w:type="dxa"/>
+            <w:tcBorders>
+              <w:top w:val="nil"/>
+              <w:left w:val="nil"/>
+              <w:bottom w:val="nil"/>
+              <w:right w:val="single" w:color="auto" w:sz="2" w:space="0"/>
+            </w:tcBorders>
+            <w:shd w:val="clear" w:color="auto" w:fill="auto"/>
+            <w:tcMar>
+              <w:top w:w="120" w:type="dxa"/>
+              <w:left w:w="180" w:type="dxa"/>
+              <w:bottom w:w="120" w:type="dxa"/>
+              <w:right w:w="180" w:type="dxa"/>
+            </w:tcMar>
+            <w:vAlign w:val="center"/>
+          </w:tcPr>
+          <w:p>
+            <w:pPr>
+              <w:ind w:firstLine="240" w:firstLineChars="100"/>
+              <w:rPr>
+                <w:rFonts w:hint="default" w:cs="Times New Roman" w:asciiTheme="minorEastAsia" w:hAnsiTheme="minorEastAsia" w:eastAsiaTheme="minorEastAsia"/>
+                <w:kern w:val="2"/>
+                <w:sz w:val="24"/>
+                <w:szCs w:val="24"/>
+                <w:lang w:val="en-US" w:eastAsia="zh-CN" w:bidi="ar-SA"/>
+              </w:rPr>
+            </w:pPr>
+            <w:r>
+              <w:rPr>
+                <w:rFonts w:hint="default" w:cs="Times New Roman" w:asciiTheme="minorEastAsia" w:hAnsiTheme="minorEastAsia" w:eastAsiaTheme="minorEastAsia"/>
+                <w:kern w:val="2"/>
+                <w:sz w:val="24"/>
+                <w:szCs w:val="24"/>
+                <w:lang w:val="en-US" w:eastAsia="zh-CN" w:bidi="ar-SA"/>
+              </w:rPr>
+              <w:t>InnoDB</w:t>
+            </w:r>
+          </w:p>
+        </w:tc>
+        <w:tc>
+          <w:tcPr>
+            <w:tcW w:w="3859" w:type="dxa"/>
+            <w:tcBorders>
+              <w:top w:val="nil"/>
+              <w:left w:val="nil"/>
+              <w:bottom w:val="nil"/>
+              <w:right w:val="nil"/>
+            </w:tcBorders>
+            <w:shd w:val="clear" w:color="auto" w:fill="auto"/>
+            <w:tcMar>
+              <w:top w:w="120" w:type="dxa"/>
+              <w:left w:w="180" w:type="dxa"/>
+              <w:bottom w:w="120" w:type="dxa"/>
+              <w:right w:w="180" w:type="dxa"/>
+            </w:tcMar>
+            <w:vAlign w:val="center"/>
+          </w:tcPr>
+          <w:p>
+            <w:pPr>
+              <w:ind w:firstLine="240" w:firstLineChars="100"/>
+              <w:rPr>
+                <w:rFonts w:hint="default" w:cs="Times New Roman" w:asciiTheme="minorEastAsia" w:hAnsiTheme="minorEastAsia" w:eastAsiaTheme="minorEastAsia"/>
+                <w:kern w:val="2"/>
+                <w:sz w:val="24"/>
+                <w:szCs w:val="24"/>
+                <w:lang w:val="en-US" w:eastAsia="zh-CN" w:bidi="ar-SA"/>
+              </w:rPr>
+            </w:pPr>
+            <w:r>
+              <w:rPr>
+                <w:rFonts w:hint="default" w:cs="Times New Roman" w:asciiTheme="minorEastAsia" w:hAnsiTheme="minorEastAsia" w:eastAsiaTheme="minorEastAsia"/>
+                <w:kern w:val="2"/>
+                <w:sz w:val="24"/>
+                <w:szCs w:val="24"/>
+                <w:lang w:val="en-US" w:eastAsia="zh-CN" w:bidi="ar-SA"/>
+              </w:rPr>
+              <w:t>1. 主键索引：PRIMARY KEY (job_id)2. 普通索引：KEY idx_company_id (company_id)3. 普通索引：KEY idx_publish_status_delete_flag (publish_status, delete_flag)4. 普通索引：KEY idx_city (city)5. 全文索引：FULLTEXT KEY ft_job_name (job_name)</w:t>
+            </w:r>
+          </w:p>
+        </w:tc>
+      </w:tr>
+      <w:tr>
+        <w:tblPrEx>
+          <w:tblBorders>
+            <w:top w:val="single" w:color="auto" w:sz="2" w:space="0"/>
+            <w:left w:val="single" w:color="auto" w:sz="2" w:space="0"/>
+            <w:bottom w:val="single" w:color="auto" w:sz="2" w:space="0"/>
+            <w:right w:val="single" w:color="auto" w:sz="2" w:space="0"/>
+            <w:insideH w:val="none" w:color="auto" w:sz="0" w:space="0"/>
+            <w:insideV w:val="none" w:color="auto" w:sz="0" w:space="0"/>
+          </w:tblBorders>
+          <w:tblCellMar>
+            <w:top w:w="0" w:type="dxa"/>
+            <w:left w:w="0" w:type="dxa"/>
+            <w:bottom w:w="0" w:type="dxa"/>
+            <w:right w:w="0" w:type="dxa"/>
+          </w:tblCellMar>
+        </w:tblPrEx>
+        <w:tc>
+          <w:tcPr>
+            <w:tcW w:w="1656" w:type="dxa"/>
+            <w:tcBorders>
+              <w:top w:val="nil"/>
+              <w:left w:val="nil"/>
+              <w:bottom w:val="nil"/>
+              <w:right w:val="single" w:color="auto" w:sz="2" w:space="0"/>
+            </w:tcBorders>
+            <w:shd w:val="clear" w:color="auto" w:fill="auto"/>
+            <w:tcMar>
+              <w:top w:w="120" w:type="dxa"/>
+              <w:left w:w="180" w:type="dxa"/>
+              <w:bottom w:w="120" w:type="dxa"/>
+              <w:right w:w="180" w:type="dxa"/>
+            </w:tcMar>
+            <w:vAlign w:val="center"/>
+          </w:tcPr>
+          <w:p>
+            <w:pPr>
+              <w:ind w:firstLine="240" w:firstLineChars="100"/>
+              <w:rPr>
+                <w:rFonts w:hint="default" w:cs="Times New Roman" w:asciiTheme="minorEastAsia" w:hAnsiTheme="minorEastAsia" w:eastAsiaTheme="minorEastAsia"/>
+                <w:kern w:val="2"/>
+                <w:sz w:val="24"/>
+                <w:szCs w:val="24"/>
+                <w:lang w:val="en-US" w:eastAsia="zh-CN" w:bidi="ar-SA"/>
+              </w:rPr>
+            </w:pPr>
+            <w:r>
+              <w:rPr>
+                <w:rFonts w:hint="default" w:cs="Times New Roman" w:asciiTheme="minorEastAsia" w:hAnsiTheme="minorEastAsia" w:eastAsiaTheme="minorEastAsia"/>
+                <w:kern w:val="2"/>
+                <w:sz w:val="24"/>
+                <w:szCs w:val="24"/>
+                <w:lang w:val="en-US" w:eastAsia="zh-CN" w:bidi="ar-SA"/>
+              </w:rPr>
+              <w:t>resume_info（简历信息表）</w:t>
+            </w:r>
+          </w:p>
+        </w:tc>
+        <w:tc>
+          <w:tcPr>
+            <w:tcW w:w="4589" w:type="dxa"/>
+            <w:tcBorders>
+              <w:top w:val="nil"/>
+              <w:left w:val="nil"/>
+              <w:bottom w:val="nil"/>
+              <w:right w:val="single" w:color="auto" w:sz="2" w:space="0"/>
+            </w:tcBorders>
+            <w:shd w:val="clear" w:color="auto" w:fill="auto"/>
+            <w:tcMar>
+              <w:top w:w="120" w:type="dxa"/>
+              <w:left w:w="180" w:type="dxa"/>
+              <w:bottom w:w="120" w:type="dxa"/>
+              <w:right w:w="180" w:type="dxa"/>
+            </w:tcMar>
+            <w:vAlign w:val="center"/>
+          </w:tcPr>
+          <w:p>
+            <w:pPr>
+              <w:ind w:firstLine="240" w:firstLineChars="100"/>
+              <w:rPr>
+                <w:rFonts w:hint="default" w:cs="Times New Roman" w:asciiTheme="minorEastAsia" w:hAnsiTheme="minorEastAsia" w:eastAsiaTheme="minorEastAsia"/>
+                <w:kern w:val="2"/>
+                <w:sz w:val="24"/>
+                <w:szCs w:val="24"/>
+                <w:lang w:val="en-US" w:eastAsia="zh-CN" w:bidi="ar-SA"/>
+              </w:rPr>
+            </w:pPr>
+            <w:r>
+              <w:rPr>
+                <w:rFonts w:hint="default" w:cs="Times New Roman" w:asciiTheme="minorEastAsia" w:hAnsiTheme="minorEastAsia" w:eastAsiaTheme="minorEastAsia"/>
+                <w:kern w:val="2"/>
+                <w:sz w:val="24"/>
+                <w:szCs w:val="24"/>
+                <w:lang w:val="en-US" w:eastAsia="zh-CN" w:bidi="ar-SA"/>
+              </w:rPr>
+              <w:t>resume_id (bigint, 主键)、user_id (bigint)、resume_name (varchar (100))、name (varchar (50))、gender (int)、age (int)、education (int)、work_experience (int)、skill (text)、job_intention (varchar (100))、phone (varchar (20))、email (varchar (100))、create_time (datetime)、update_time (datetime)、delete_flag (int)</w:t>
+            </w:r>
+          </w:p>
+        </w:tc>
+        <w:tc>
+          <w:tcPr>
+            <w:tcW w:w="1389" w:type="dxa"/>
+            <w:tcBorders>
+              <w:top w:val="nil"/>
+              <w:left w:val="nil"/>
+              <w:bottom w:val="nil"/>
+              <w:right w:val="single" w:color="auto" w:sz="2" w:space="0"/>
+            </w:tcBorders>
+            <w:shd w:val="clear" w:color="auto" w:fill="auto"/>
+            <w:tcMar>
+              <w:top w:w="120" w:type="dxa"/>
+              <w:left w:w="180" w:type="dxa"/>
+              <w:bottom w:w="120" w:type="dxa"/>
+              <w:right w:w="180" w:type="dxa"/>
+            </w:tcMar>
+            <w:vAlign w:val="center"/>
+          </w:tcPr>
+          <w:p>
+            <w:pPr>
+              <w:ind w:firstLine="240" w:firstLineChars="100"/>
+              <w:rPr>
+                <w:rFonts w:hint="default" w:cs="Times New Roman" w:asciiTheme="minorEastAsia" w:hAnsiTheme="minorEastAsia" w:eastAsiaTheme="minorEastAsia"/>
+                <w:kern w:val="2"/>
+                <w:sz w:val="24"/>
+                <w:szCs w:val="24"/>
+                <w:lang w:val="en-US" w:eastAsia="zh-CN" w:bidi="ar-SA"/>
+              </w:rPr>
+            </w:pPr>
+            <w:r>
+              <w:rPr>
+                <w:rFonts w:hint="default" w:cs="Times New Roman" w:asciiTheme="minorEastAsia" w:hAnsiTheme="minorEastAsia" w:eastAsiaTheme="minorEastAsia"/>
+                <w:kern w:val="2"/>
+                <w:sz w:val="24"/>
+                <w:szCs w:val="24"/>
+                <w:lang w:val="en-US" w:eastAsia="zh-CN" w:bidi="ar-SA"/>
+              </w:rPr>
+              <w:t>InnoDB</w:t>
+            </w:r>
+          </w:p>
+        </w:tc>
+        <w:tc>
+          <w:tcPr>
+            <w:tcW w:w="3859" w:type="dxa"/>
+            <w:tcBorders>
+              <w:top w:val="nil"/>
+              <w:left w:val="nil"/>
+              <w:bottom w:val="nil"/>
+              <w:right w:val="nil"/>
+            </w:tcBorders>
+            <w:shd w:val="clear" w:color="auto" w:fill="auto"/>
+            <w:tcMar>
+              <w:top w:w="120" w:type="dxa"/>
+              <w:left w:w="180" w:type="dxa"/>
+              <w:bottom w:w="120" w:type="dxa"/>
+              <w:right w:w="180" w:type="dxa"/>
+            </w:tcMar>
+            <w:vAlign w:val="center"/>
+          </w:tcPr>
+          <w:p>
+            <w:pPr>
+              <w:ind w:firstLine="240" w:firstLineChars="100"/>
+              <w:rPr>
+                <w:rFonts w:hint="default" w:cs="Times New Roman" w:asciiTheme="minorEastAsia" w:hAnsiTheme="minorEastAsia" w:eastAsiaTheme="minorEastAsia"/>
+                <w:kern w:val="2"/>
+                <w:sz w:val="24"/>
+                <w:szCs w:val="24"/>
+                <w:lang w:val="en-US" w:eastAsia="zh-CN" w:bidi="ar-SA"/>
+              </w:rPr>
+            </w:pPr>
+            <w:r>
+              <w:rPr>
+                <w:rFonts w:hint="default" w:cs="Times New Roman" w:asciiTheme="minorEastAsia" w:hAnsiTheme="minorEastAsia" w:eastAsiaTheme="minorEastAsia"/>
+                <w:kern w:val="2"/>
+                <w:sz w:val="24"/>
+                <w:szCs w:val="24"/>
+                <w:lang w:val="en-US" w:eastAsia="zh-CN" w:bidi="ar-SA"/>
+              </w:rPr>
+              <w:t>1. 主键索引：PRIMARY KEY (resume_id)2. 普通索引：KEY idx_user_id (user_id)3. 普通索引：KEY idx_delete_flag (delete_flag)</w:t>
             </w:r>
           </w:p>
         </w:tc>
@@ -29154,7 +29895,7 @@
                 <w:szCs w:val="24"/>
                 <w:lang w:val="en-US" w:eastAsia="zh-CN" w:bidi="ar-SA"/>
               </w:rPr>
-              <w:t>sys_user（用户表）</w:t>
+              <w:t>job_application（职位申请表）</w:t>
             </w:r>
           </w:p>
         </w:tc>
@@ -29195,7 +29936,7 @@
                 <w:szCs w:val="24"/>
                 <w:lang w:val="en-US" w:eastAsia="zh-CN" w:bidi="ar-SA"/>
               </w:rPr>
-              <w:t>user_id (bigint, 主键)、username (varchar (50))、password (varchar (100))、phone (varchar (20))、email (varchar (100))、user_type (int)、status (int)、create_time (datetime)、update_time (datetime)、delete_flag (int)、company_id (bigint)</w:t>
+              <w:t>application_id (bigint, 主键)、user_id (bigint)、job_id (bigint)、resume_id (bigint)、status (int)、apply_time (datetime)、update_time (datetime)、resume_snapshot (text)、delete_flag (int)</w:t>
             </w:r>
           </w:p>
         </w:tc>
@@ -29277,7 +30018,7 @@
                 <w:szCs w:val="24"/>
                 <w:lang w:val="en-US" w:eastAsia="zh-CN" w:bidi="ar-SA"/>
               </w:rPr>
-              <w:t>1. 主键索引：PRIMARY KEY (user_id)2. 唯一索引：UNIQUE KEY uk_username (username)3. 普通索引：KEY idx_user_type (user_type)4. 普通索引：KEY idx_company_id (company_id)5. 普通索引：KEY idx_status_delete_flag (status, delete_flag)</w:t>
+              <w:t>1. 主键索引：PRIMARY KEY (application_id)2. 联合索引：KEY idx_user_id_job_id (user_id, job_id)3. 普通索引：KEY idx_job_id (job_id)4. 普通索引：KEY idx_status (status)</w:t>
             </w:r>
           </w:p>
         </w:tc>
@@ -29337,7 +30078,7 @@
                 <w:szCs w:val="24"/>
                 <w:lang w:val="en-US" w:eastAsia="zh-CN" w:bidi="ar-SA"/>
               </w:rPr>
-              <w:t>company_info（公司信息表）</w:t>
+              <w:t>job_favorite（职位收藏表）</w:t>
             </w:r>
           </w:p>
         </w:tc>
@@ -29378,7 +30119,7 @@
                 <w:szCs w:val="24"/>
                 <w:lang w:val="en-US" w:eastAsia="zh-CN" w:bidi="ar-SA"/>
               </w:rPr>
-              <w:t>company_id (bigint, 主键)、company_name (varchar (100))、company_desc (text)、company_address (varchar (200))、contact_person (varchar (50))、contact_phone (varchar (20))、contact_email (varchar (100))、creator_id (bigint)、create_time (datetime)、update_time (datetime)、delete_flag (int)</w:t>
+              <w:t>favorite_id (bigint, 主键)、user_id (bigint)、job_id (bigint)、create_time (datetime)、update_time (datetime)、delete_flag (int)</w:t>
             </w:r>
           </w:p>
         </w:tc>
@@ -29460,7 +30201,189 @@
                 <w:szCs w:val="24"/>
                 <w:lang w:val="en-US" w:eastAsia="zh-CN" w:bidi="ar-SA"/>
               </w:rPr>
-              <w:t>1. 主键索引：PRIMARY KEY (company_id)2. 唯一索引：UNIQUE KEY uk_company_name (company_name)3. 普通索引：KEY idx_creator_id (creator_id)4. 普通索引：KEY idx_delete_flag (delete_flag)</w:t>
+              <w:t>1. 主键索引：PRIMARY KEY (favorite_id)2. 联合唯一索引：UNIQUE KEY uk_user_id_job_id (user_id, job_id)3. 普通索引：KEY idx_user_id (user_id)</w:t>
+            </w:r>
+          </w:p>
+        </w:tc>
+      </w:tr>
+      <w:tr>
+        <w:tblPrEx>
+          <w:tblBorders>
+            <w:top w:val="single" w:color="auto" w:sz="2" w:space="0"/>
+            <w:left w:val="single" w:color="auto" w:sz="2" w:space="0"/>
+            <w:bottom w:val="single" w:color="auto" w:sz="2" w:space="0"/>
+            <w:right w:val="single" w:color="auto" w:sz="2" w:space="0"/>
+            <w:insideH w:val="none" w:color="auto" w:sz="0" w:space="0"/>
+            <w:insideV w:val="none" w:color="auto" w:sz="0" w:space="0"/>
+          </w:tblBorders>
+          <w:tblCellMar>
+            <w:top w:w="0" w:type="dxa"/>
+            <w:left w:w="0" w:type="dxa"/>
+            <w:bottom w:w="0" w:type="dxa"/>
+            <w:right w:w="0" w:type="dxa"/>
+          </w:tblCellMar>
+        </w:tblPrEx>
+        <w:tc>
+          <w:tcPr>
+            <w:tcW w:w="1656" w:type="dxa"/>
+            <w:tcBorders>
+              <w:top w:val="nil"/>
+              <w:left w:val="nil"/>
+              <w:bottom w:val="nil"/>
+              <w:right w:val="single" w:color="auto" w:sz="2" w:space="0"/>
+            </w:tcBorders>
+            <w:shd w:val="clear" w:color="auto" w:fill="auto"/>
+            <w:tcMar>
+              <w:top w:w="120" w:type="dxa"/>
+              <w:left w:w="180" w:type="dxa"/>
+              <w:bottom w:w="120" w:type="dxa"/>
+              <w:right w:w="180" w:type="dxa"/>
+            </w:tcMar>
+            <w:vAlign w:val="center"/>
+          </w:tcPr>
+          <w:p>
+            <w:pPr>
+              <w:ind w:firstLine="240" w:firstLineChars="100"/>
+              <w:rPr>
+                <w:rFonts w:hint="default" w:cs="Times New Roman" w:asciiTheme="minorEastAsia" w:hAnsiTheme="minorEastAsia" w:eastAsiaTheme="minorEastAsia"/>
+                <w:kern w:val="2"/>
+                <w:sz w:val="24"/>
+                <w:szCs w:val="24"/>
+                <w:lang w:val="en-US" w:eastAsia="zh-CN" w:bidi="ar-SA"/>
+              </w:rPr>
+            </w:pPr>
+            <w:r>
+              <w:rPr>
+                <w:rFonts w:hint="default" w:cs="Times New Roman" w:asciiTheme="minorEastAsia" w:hAnsiTheme="minorEastAsia" w:eastAsiaTheme="minorEastAsia"/>
+                <w:kern w:val="2"/>
+                <w:sz w:val="24"/>
+                <w:szCs w:val="24"/>
+                <w:lang w:val="en-US" w:eastAsia="zh-CN" w:bidi="ar-SA"/>
+              </w:rPr>
+              <w:t>interview_info（面试信息表）</w:t>
+            </w:r>
+          </w:p>
+        </w:tc>
+        <w:tc>
+          <w:tcPr>
+            <w:tcW w:w="4589" w:type="dxa"/>
+            <w:tcBorders>
+              <w:top w:val="nil"/>
+              <w:left w:val="nil"/>
+              <w:bottom w:val="nil"/>
+              <w:right w:val="single" w:color="auto" w:sz="2" w:space="0"/>
+            </w:tcBorders>
+            <w:shd w:val="clear" w:color="auto" w:fill="auto"/>
+            <w:tcMar>
+              <w:top w:w="120" w:type="dxa"/>
+              <w:left w:w="180" w:type="dxa"/>
+              <w:bottom w:w="120" w:type="dxa"/>
+              <w:right w:w="180" w:type="dxa"/>
+            </w:tcMar>
+            <w:vAlign w:val="center"/>
+          </w:tcPr>
+          <w:p>
+            <w:pPr>
+              <w:ind w:firstLine="240" w:firstLineChars="100"/>
+              <w:rPr>
+                <w:rFonts w:hint="default" w:cs="Times New Roman" w:asciiTheme="minorEastAsia" w:hAnsiTheme="minorEastAsia" w:eastAsiaTheme="minorEastAsia"/>
+                <w:kern w:val="2"/>
+                <w:sz w:val="24"/>
+                <w:szCs w:val="24"/>
+                <w:lang w:val="en-US" w:eastAsia="zh-CN" w:bidi="ar-SA"/>
+              </w:rPr>
+            </w:pPr>
+            <w:r>
+              <w:rPr>
+                <w:rFonts w:hint="default" w:cs="Times New Roman" w:asciiTheme="minorEastAsia" w:hAnsiTheme="minorEastAsia" w:eastAsiaTheme="minorEastAsia"/>
+                <w:kern w:val="2"/>
+                <w:sz w:val="24"/>
+                <w:szCs w:val="24"/>
+                <w:lang w:val="en-US" w:eastAsia="zh-CN" w:bidi="ar-SA"/>
+              </w:rPr>
+              <w:t>arrange_id (bigint, 主键)、application_id (bigint)、interviewer_id (bigint)、interviewee_id (bigint)、interview_time (datetime)、interview_place (varchar (100))、status (int)、create_time (datetime)、update_time (datetime)、delete_flag (int)</w:t>
+            </w:r>
+          </w:p>
+        </w:tc>
+        <w:tc>
+          <w:tcPr>
+            <w:tcW w:w="1389" w:type="dxa"/>
+            <w:tcBorders>
+              <w:top w:val="nil"/>
+              <w:left w:val="nil"/>
+              <w:bottom w:val="nil"/>
+              <w:right w:val="single" w:color="auto" w:sz="2" w:space="0"/>
+            </w:tcBorders>
+            <w:shd w:val="clear" w:color="auto" w:fill="auto"/>
+            <w:tcMar>
+              <w:top w:w="120" w:type="dxa"/>
+              <w:left w:w="180" w:type="dxa"/>
+              <w:bottom w:w="120" w:type="dxa"/>
+              <w:right w:w="180" w:type="dxa"/>
+            </w:tcMar>
+            <w:vAlign w:val="center"/>
+          </w:tcPr>
+          <w:p>
+            <w:pPr>
+              <w:ind w:firstLine="240" w:firstLineChars="100"/>
+              <w:rPr>
+                <w:rFonts w:hint="default" w:cs="Times New Roman" w:asciiTheme="minorEastAsia" w:hAnsiTheme="minorEastAsia" w:eastAsiaTheme="minorEastAsia"/>
+                <w:kern w:val="2"/>
+                <w:sz w:val="24"/>
+                <w:szCs w:val="24"/>
+                <w:lang w:val="en-US" w:eastAsia="zh-CN" w:bidi="ar-SA"/>
+              </w:rPr>
+            </w:pPr>
+            <w:r>
+              <w:rPr>
+                <w:rFonts w:hint="default" w:cs="Times New Roman" w:asciiTheme="minorEastAsia" w:hAnsiTheme="minorEastAsia" w:eastAsiaTheme="minorEastAsia"/>
+                <w:kern w:val="2"/>
+                <w:sz w:val="24"/>
+                <w:szCs w:val="24"/>
+                <w:lang w:val="en-US" w:eastAsia="zh-CN" w:bidi="ar-SA"/>
+              </w:rPr>
+              <w:t>InnoDB</w:t>
+            </w:r>
+          </w:p>
+        </w:tc>
+        <w:tc>
+          <w:tcPr>
+            <w:tcW w:w="3859" w:type="dxa"/>
+            <w:tcBorders>
+              <w:top w:val="nil"/>
+              <w:left w:val="nil"/>
+              <w:bottom w:val="nil"/>
+              <w:right w:val="nil"/>
+            </w:tcBorders>
+            <w:shd w:val="clear" w:color="auto" w:fill="auto"/>
+            <w:tcMar>
+              <w:top w:w="120" w:type="dxa"/>
+              <w:left w:w="180" w:type="dxa"/>
+              <w:bottom w:w="120" w:type="dxa"/>
+              <w:right w:w="180" w:type="dxa"/>
+            </w:tcMar>
+            <w:vAlign w:val="center"/>
+          </w:tcPr>
+          <w:p>
+            <w:pPr>
+              <w:ind w:firstLine="240" w:firstLineChars="100"/>
+              <w:rPr>
+                <w:rFonts w:hint="default" w:cs="Times New Roman" w:asciiTheme="minorEastAsia" w:hAnsiTheme="minorEastAsia" w:eastAsiaTheme="minorEastAsia"/>
+                <w:kern w:val="2"/>
+                <w:sz w:val="24"/>
+                <w:szCs w:val="24"/>
+                <w:lang w:val="en-US" w:eastAsia="zh-CN" w:bidi="ar-SA"/>
+              </w:rPr>
+            </w:pPr>
+            <w:r>
+              <w:rPr>
+                <w:rFonts w:hint="default" w:cs="Times New Roman" w:asciiTheme="minorEastAsia" w:hAnsiTheme="minorEastAsia" w:eastAsiaTheme="minorEastAsia"/>
+                <w:kern w:val="2"/>
+                <w:sz w:val="24"/>
+                <w:szCs w:val="24"/>
+                <w:lang w:val="en-US" w:eastAsia="zh-CN" w:bidi="ar-SA"/>
+              </w:rPr>
+              <w:t>1. 主键索引：PRIMARY KEY (arrange_id)2. 普通索引：KEY idx_application_id (application_id)3. 普通索引：KEY idx_interviewee_id (interviewee_id)4. 普通索引：KEY idx_interview_time_status (interview_time, status)</w:t>
             </w:r>
           </w:p>
         </w:tc>
@@ -29520,7 +30443,7 @@
                 <w:szCs w:val="24"/>
                 <w:lang w:val="en-US" w:eastAsia="zh-CN" w:bidi="ar-SA"/>
               </w:rPr>
-              <w:t>job_info（职位信息表）</w:t>
+              <w:t>talent_pool（人才库表）</w:t>
             </w:r>
           </w:p>
         </w:tc>
@@ -29561,7 +30484,7 @@
                 <w:szCs w:val="24"/>
                 <w:lang w:val="en-US" w:eastAsia="zh-CN" w:bidi="ar-SA"/>
               </w:rPr>
-              <w:t>job_id (bigint, 主键)、company_id (bigint)、job_name (varchar (100))、department (varchar (50))、province (varchar (50))、city (varchar (50))、district (varchar (50))、salary_min (decimal (10,2))、salary_max (decimal (10,2))、education (int)、work_experience (int)、job_desc (text)、publisher_id (bigint)、publish_status (int)、create_time (datetime)、update_time (datetime)、delete_flag (int)</w:t>
+              <w:t>talent_id (bigint, 主键)、resume_id (bigint)、company_id (bigint)、tag (varchar (100))、operator_id (bigint)、put_in_time (datetime)、update_time (datetime)、delete_flag (int)</w:t>
             </w:r>
           </w:p>
         </w:tc>
@@ -29643,7 +30566,7 @@
                 <w:szCs w:val="24"/>
                 <w:lang w:val="en-US" w:eastAsia="zh-CN" w:bidi="ar-SA"/>
               </w:rPr>
-              <w:t>1. 主键索引：PRIMARY KEY (job_id)2. 普通索引：KEY idx_company_id (company_id)3. 普通索引：KEY idx_publish_status_delete_flag (publish_status, delete_flag)4. 普通索引：KEY idx_city (city)5. 全文索引：FULLTEXT KEY ft_job_name (job_name)</w:t>
+              <w:t>1. 主键索引：PRIMARY KEY (talent_id)2. 联合索引：KEY idx_company_id_resume_id (company_id, resume_id)3. 普通索引：KEY idx_tag (tag)</w:t>
             </w:r>
           </w:p>
         </w:tc>
@@ -29703,7 +30626,7 @@
                 <w:szCs w:val="24"/>
                 <w:lang w:val="en-US" w:eastAsia="zh-CN" w:bidi="ar-SA"/>
               </w:rPr>
-              <w:t>resume_info（简历信息表）</w:t>
+              <w:t>表名</w:t>
             </w:r>
           </w:p>
         </w:tc>
@@ -29744,7 +30667,7 @@
                 <w:szCs w:val="24"/>
                 <w:lang w:val="en-US" w:eastAsia="zh-CN" w:bidi="ar-SA"/>
               </w:rPr>
-              <w:t>resume_id (bigint, 主键)、user_id (bigint)、resume_name (varchar (100))、name (varchar (50))、gender (int)、age (int)、education (int)、work_experience (int)、skill (text)、job_intention (varchar (100))、phone (varchar (20))、email (varchar (100))、create_time (datetime)、update_time (datetime)、delete_flag (int)</w:t>
+              <w:t>核心字段</w:t>
             </w:r>
           </w:p>
         </w:tc>
@@ -29785,7 +30708,7 @@
                 <w:szCs w:val="24"/>
                 <w:lang w:val="en-US" w:eastAsia="zh-CN" w:bidi="ar-SA"/>
               </w:rPr>
-              <w:t>InnoDB</w:t>
+              <w:t>存储引擎</w:t>
             </w:r>
           </w:p>
         </w:tc>
@@ -29826,7 +30749,7 @@
                 <w:szCs w:val="24"/>
                 <w:lang w:val="en-US" w:eastAsia="zh-CN" w:bidi="ar-SA"/>
               </w:rPr>
-              <w:t>1. 主键索引：PRIMARY KEY (resume_id)2. 普通索引：KEY idx_user_id (user_id)3. 普通索引：KEY idx_delete_flag (delete_flag)</w:t>
+              <w:t>索引设计</w:t>
             </w:r>
           </w:p>
         </w:tc>
@@ -29886,7 +30809,7 @@
                 <w:szCs w:val="24"/>
                 <w:lang w:val="en-US" w:eastAsia="zh-CN" w:bidi="ar-SA"/>
               </w:rPr>
-              <w:t>job_application（职位申请表）</w:t>
+              <w:t>sys_user（用户表）</w:t>
             </w:r>
           </w:p>
         </w:tc>
@@ -29927,7 +30850,7 @@
                 <w:szCs w:val="24"/>
                 <w:lang w:val="en-US" w:eastAsia="zh-CN" w:bidi="ar-SA"/>
               </w:rPr>
-              <w:t>application_id (bigint, 主键)、user_id (bigint)、job_id (bigint)、resume_id (bigint)、status (int)、apply_time (datetime)、update_time (datetime)、resume_snapshot (text)、delete_flag (int)</w:t>
+              <w:t>user_id (bigint, 主键)、username (varchar (50))、password (varchar (100))、phone (varchar (20))、email (varchar (100))、user_type (int)、status (int)、create_time (datetime)、update_time (datetime)、delete_flag (int)、company_id (bigint)</w:t>
             </w:r>
           </w:p>
         </w:tc>
@@ -30009,7 +30932,7 @@
                 <w:szCs w:val="24"/>
                 <w:lang w:val="en-US" w:eastAsia="zh-CN" w:bidi="ar-SA"/>
               </w:rPr>
-              <w:t>1. 主键索引：PRIMARY KEY (application_id)2. 联合索引：KEY idx_user_id_job_id (user_id, job_id)3. 普通索引：KEY idx_job_id (job_id)4. 普通索引：KEY idx_status (status)</w:t>
+              <w:t>1. 主键索引：PRIMARY KEY (user_id)2. 唯一索引：UNIQUE KEY uk_username (username)3. 普通索引：KEY idx_user_type (user_type)4. 普通索引：KEY idx_company_id (company_id)5. 普通索引：KEY idx_status_delete_flag (status, delete_flag)</w:t>
             </w:r>
           </w:p>
         </w:tc>
@@ -30024,7 +30947,6 @@
             <w:insideH w:val="none" w:color="auto" w:sz="0" w:space="0"/>
             <w:insideV w:val="none" w:color="auto" w:sz="0" w:space="0"/>
           </w:tblBorders>
-          <w:shd w:val="clear" w:color="auto" w:fill="auto"/>
           <w:tblCellMar>
             <w:top w:w="0" w:type="dxa"/>
             <w:left w:w="0" w:type="dxa"/>
@@ -30069,7 +30991,7 @@
                 <w:szCs w:val="24"/>
                 <w:lang w:val="en-US" w:eastAsia="zh-CN" w:bidi="ar-SA"/>
               </w:rPr>
-              <w:t>job_favorite（职位收藏表）</w:t>
+              <w:t>company_info（公司信息表）</w:t>
             </w:r>
           </w:p>
         </w:tc>
@@ -30110,7 +31032,7 @@
                 <w:szCs w:val="24"/>
                 <w:lang w:val="en-US" w:eastAsia="zh-CN" w:bidi="ar-SA"/>
               </w:rPr>
-              <w:t>favorite_id (bigint, 主键)、user_id (bigint)、job_id (bigint)、create_time (datetime)、update_time (datetime)、delete_flag (int)</w:t>
+              <w:t>company_id (bigint, 主键)、company_name (varchar (100))、company_desc (text)、company_address (varchar (200))、contact_person (varchar (50))、contact_phone (varchar (20))、contact_email (varchar (100))、creator_id (bigint)、create_time (datetime)、update_time (datetime)、delete_flag (int)</w:t>
             </w:r>
           </w:p>
         </w:tc>
@@ -30192,7 +31114,7 @@
                 <w:szCs w:val="24"/>
                 <w:lang w:val="en-US" w:eastAsia="zh-CN" w:bidi="ar-SA"/>
               </w:rPr>
-              <w:t>1. 主键索引：PRIMARY KEY (favorite_id)2. 联合唯一索引：UNIQUE KEY uk_user_id_job_id (user_id, job_id)3. 普通索引：KEY idx_user_id (user_id)</w:t>
+              <w:t>1. 主键索引：PRIMARY KEY (company_id)2. 唯一索引：UNIQUE KEY uk_company_name (company_name)3. 普通索引：KEY idx_creator_id (creator_id)4. 普通索引：KEY idx_delete_flag (delete_flag)</w:t>
             </w:r>
           </w:p>
         </w:tc>
@@ -30207,922 +31129,6 @@
             <w:insideH w:val="none" w:color="auto" w:sz="0" w:space="0"/>
             <w:insideV w:val="none" w:color="auto" w:sz="0" w:space="0"/>
           </w:tblBorders>
-          <w:shd w:val="clear" w:color="auto" w:fill="auto"/>
-          <w:tblCellMar>
-            <w:top w:w="0" w:type="dxa"/>
-            <w:left w:w="0" w:type="dxa"/>
-            <w:bottom w:w="0" w:type="dxa"/>
-            <w:right w:w="0" w:type="dxa"/>
-          </w:tblCellMar>
-        </w:tblPrEx>
-        <w:tc>
-          <w:tcPr>
-            <w:tcW w:w="1656" w:type="dxa"/>
-            <w:tcBorders>
-              <w:top w:val="nil"/>
-              <w:left w:val="nil"/>
-              <w:bottom w:val="nil"/>
-              <w:right w:val="single" w:color="auto" w:sz="2" w:space="0"/>
-            </w:tcBorders>
-            <w:shd w:val="clear" w:color="auto" w:fill="auto"/>
-            <w:tcMar>
-              <w:top w:w="120" w:type="dxa"/>
-              <w:left w:w="180" w:type="dxa"/>
-              <w:bottom w:w="120" w:type="dxa"/>
-              <w:right w:w="180" w:type="dxa"/>
-            </w:tcMar>
-            <w:vAlign w:val="center"/>
-          </w:tcPr>
-          <w:p>
-            <w:pPr>
-              <w:ind w:firstLine="240" w:firstLineChars="100"/>
-              <w:rPr>
-                <w:rFonts w:hint="default" w:cs="Times New Roman" w:asciiTheme="minorEastAsia" w:hAnsiTheme="minorEastAsia" w:eastAsiaTheme="minorEastAsia"/>
-                <w:kern w:val="2"/>
-                <w:sz w:val="24"/>
-                <w:szCs w:val="24"/>
-                <w:lang w:val="en-US" w:eastAsia="zh-CN" w:bidi="ar-SA"/>
-              </w:rPr>
-            </w:pPr>
-            <w:r>
-              <w:rPr>
-                <w:rFonts w:hint="default" w:cs="Times New Roman" w:asciiTheme="minorEastAsia" w:hAnsiTheme="minorEastAsia" w:eastAsiaTheme="minorEastAsia"/>
-                <w:kern w:val="2"/>
-                <w:sz w:val="24"/>
-                <w:szCs w:val="24"/>
-                <w:lang w:val="en-US" w:eastAsia="zh-CN" w:bidi="ar-SA"/>
-              </w:rPr>
-              <w:t>interview_info（面试信息表）</w:t>
-            </w:r>
-          </w:p>
-        </w:tc>
-        <w:tc>
-          <w:tcPr>
-            <w:tcW w:w="4589" w:type="dxa"/>
-            <w:tcBorders>
-              <w:top w:val="nil"/>
-              <w:left w:val="nil"/>
-              <w:bottom w:val="nil"/>
-              <w:right w:val="single" w:color="auto" w:sz="2" w:space="0"/>
-            </w:tcBorders>
-            <w:shd w:val="clear" w:color="auto" w:fill="auto"/>
-            <w:tcMar>
-              <w:top w:w="120" w:type="dxa"/>
-              <w:left w:w="180" w:type="dxa"/>
-              <w:bottom w:w="120" w:type="dxa"/>
-              <w:right w:w="180" w:type="dxa"/>
-            </w:tcMar>
-            <w:vAlign w:val="center"/>
-          </w:tcPr>
-          <w:p>
-            <w:pPr>
-              <w:ind w:firstLine="240" w:firstLineChars="100"/>
-              <w:rPr>
-                <w:rFonts w:hint="default" w:cs="Times New Roman" w:asciiTheme="minorEastAsia" w:hAnsiTheme="minorEastAsia" w:eastAsiaTheme="minorEastAsia"/>
-                <w:kern w:val="2"/>
-                <w:sz w:val="24"/>
-                <w:szCs w:val="24"/>
-                <w:lang w:val="en-US" w:eastAsia="zh-CN" w:bidi="ar-SA"/>
-              </w:rPr>
-            </w:pPr>
-            <w:r>
-              <w:rPr>
-                <w:rFonts w:hint="default" w:cs="Times New Roman" w:asciiTheme="minorEastAsia" w:hAnsiTheme="minorEastAsia" w:eastAsiaTheme="minorEastAsia"/>
-                <w:kern w:val="2"/>
-                <w:sz w:val="24"/>
-                <w:szCs w:val="24"/>
-                <w:lang w:val="en-US" w:eastAsia="zh-CN" w:bidi="ar-SA"/>
-              </w:rPr>
-              <w:t>arrange_id (bigint, 主键)、application_id (bigint)、interviewer_id (bigint)、interviewee_id (bigint)、interview_time (datetime)、interview_place (varchar (100))、status (int)、create_time (datetime)、update_time (datetime)、delete_flag (int)</w:t>
-            </w:r>
-          </w:p>
-        </w:tc>
-        <w:tc>
-          <w:tcPr>
-            <w:tcW w:w="1389" w:type="dxa"/>
-            <w:tcBorders>
-              <w:top w:val="nil"/>
-              <w:left w:val="nil"/>
-              <w:bottom w:val="nil"/>
-              <w:right w:val="single" w:color="auto" w:sz="2" w:space="0"/>
-            </w:tcBorders>
-            <w:shd w:val="clear" w:color="auto" w:fill="auto"/>
-            <w:tcMar>
-              <w:top w:w="120" w:type="dxa"/>
-              <w:left w:w="180" w:type="dxa"/>
-              <w:bottom w:w="120" w:type="dxa"/>
-              <w:right w:w="180" w:type="dxa"/>
-            </w:tcMar>
-            <w:vAlign w:val="center"/>
-          </w:tcPr>
-          <w:p>
-            <w:pPr>
-              <w:ind w:firstLine="240" w:firstLineChars="100"/>
-              <w:rPr>
-                <w:rFonts w:hint="default" w:cs="Times New Roman" w:asciiTheme="minorEastAsia" w:hAnsiTheme="minorEastAsia" w:eastAsiaTheme="minorEastAsia"/>
-                <w:kern w:val="2"/>
-                <w:sz w:val="24"/>
-                <w:szCs w:val="24"/>
-                <w:lang w:val="en-US" w:eastAsia="zh-CN" w:bidi="ar-SA"/>
-              </w:rPr>
-            </w:pPr>
-            <w:r>
-              <w:rPr>
-                <w:rFonts w:hint="default" w:cs="Times New Roman" w:asciiTheme="minorEastAsia" w:hAnsiTheme="minorEastAsia" w:eastAsiaTheme="minorEastAsia"/>
-                <w:kern w:val="2"/>
-                <w:sz w:val="24"/>
-                <w:szCs w:val="24"/>
-                <w:lang w:val="en-US" w:eastAsia="zh-CN" w:bidi="ar-SA"/>
-              </w:rPr>
-              <w:t>InnoDB</w:t>
-            </w:r>
-          </w:p>
-        </w:tc>
-        <w:tc>
-          <w:tcPr>
-            <w:tcW w:w="3859" w:type="dxa"/>
-            <w:tcBorders>
-              <w:top w:val="nil"/>
-              <w:left w:val="nil"/>
-              <w:bottom w:val="nil"/>
-              <w:right w:val="nil"/>
-            </w:tcBorders>
-            <w:shd w:val="clear" w:color="auto" w:fill="auto"/>
-            <w:tcMar>
-              <w:top w:w="120" w:type="dxa"/>
-              <w:left w:w="180" w:type="dxa"/>
-              <w:bottom w:w="120" w:type="dxa"/>
-              <w:right w:w="180" w:type="dxa"/>
-            </w:tcMar>
-            <w:vAlign w:val="center"/>
-          </w:tcPr>
-          <w:p>
-            <w:pPr>
-              <w:ind w:firstLine="240" w:firstLineChars="100"/>
-              <w:rPr>
-                <w:rFonts w:hint="default" w:cs="Times New Roman" w:asciiTheme="minorEastAsia" w:hAnsiTheme="minorEastAsia" w:eastAsiaTheme="minorEastAsia"/>
-                <w:kern w:val="2"/>
-                <w:sz w:val="24"/>
-                <w:szCs w:val="24"/>
-                <w:lang w:val="en-US" w:eastAsia="zh-CN" w:bidi="ar-SA"/>
-              </w:rPr>
-            </w:pPr>
-            <w:r>
-              <w:rPr>
-                <w:rFonts w:hint="default" w:cs="Times New Roman" w:asciiTheme="minorEastAsia" w:hAnsiTheme="minorEastAsia" w:eastAsiaTheme="minorEastAsia"/>
-                <w:kern w:val="2"/>
-                <w:sz w:val="24"/>
-                <w:szCs w:val="24"/>
-                <w:lang w:val="en-US" w:eastAsia="zh-CN" w:bidi="ar-SA"/>
-              </w:rPr>
-              <w:t>1. 主键索引：PRIMARY KEY (arrange_id)2. 普通索引：KEY idx_application_id (application_id)3. 普通索引：KEY idx_interviewee_id (interviewee_id)4. 普通索引：KEY idx_interview_time_status (interview_time, status)</w:t>
-            </w:r>
-          </w:p>
-        </w:tc>
-      </w:tr>
-      <w:tr>
-        <w:tblPrEx>
-          <w:tblBorders>
-            <w:top w:val="single" w:color="auto" w:sz="2" w:space="0"/>
-            <w:left w:val="single" w:color="auto" w:sz="2" w:space="0"/>
-            <w:bottom w:val="single" w:color="auto" w:sz="2" w:space="0"/>
-            <w:right w:val="single" w:color="auto" w:sz="2" w:space="0"/>
-            <w:insideH w:val="none" w:color="auto" w:sz="0" w:space="0"/>
-            <w:insideV w:val="none" w:color="auto" w:sz="0" w:space="0"/>
-          </w:tblBorders>
-          <w:shd w:val="clear" w:color="auto" w:fill="auto"/>
-          <w:tblCellMar>
-            <w:top w:w="0" w:type="dxa"/>
-            <w:left w:w="0" w:type="dxa"/>
-            <w:bottom w:w="0" w:type="dxa"/>
-            <w:right w:w="0" w:type="dxa"/>
-          </w:tblCellMar>
-        </w:tblPrEx>
-        <w:tc>
-          <w:tcPr>
-            <w:tcW w:w="1656" w:type="dxa"/>
-            <w:tcBorders>
-              <w:top w:val="nil"/>
-              <w:left w:val="nil"/>
-              <w:bottom w:val="nil"/>
-              <w:right w:val="single" w:color="auto" w:sz="2" w:space="0"/>
-            </w:tcBorders>
-            <w:shd w:val="clear" w:color="auto" w:fill="auto"/>
-            <w:tcMar>
-              <w:top w:w="120" w:type="dxa"/>
-              <w:left w:w="180" w:type="dxa"/>
-              <w:bottom w:w="120" w:type="dxa"/>
-              <w:right w:w="180" w:type="dxa"/>
-            </w:tcMar>
-            <w:vAlign w:val="center"/>
-          </w:tcPr>
-          <w:p>
-            <w:pPr>
-              <w:ind w:firstLine="240" w:firstLineChars="100"/>
-              <w:rPr>
-                <w:rFonts w:hint="default" w:cs="Times New Roman" w:asciiTheme="minorEastAsia" w:hAnsiTheme="minorEastAsia" w:eastAsiaTheme="minorEastAsia"/>
-                <w:kern w:val="2"/>
-                <w:sz w:val="24"/>
-                <w:szCs w:val="24"/>
-                <w:lang w:val="en-US" w:eastAsia="zh-CN" w:bidi="ar-SA"/>
-              </w:rPr>
-            </w:pPr>
-            <w:r>
-              <w:rPr>
-                <w:rFonts w:hint="default" w:cs="Times New Roman" w:asciiTheme="minorEastAsia" w:hAnsiTheme="minorEastAsia" w:eastAsiaTheme="minorEastAsia"/>
-                <w:kern w:val="2"/>
-                <w:sz w:val="24"/>
-                <w:szCs w:val="24"/>
-                <w:lang w:val="en-US" w:eastAsia="zh-CN" w:bidi="ar-SA"/>
-              </w:rPr>
-              <w:t>talent_pool（人才库表）</w:t>
-            </w:r>
-          </w:p>
-        </w:tc>
-        <w:tc>
-          <w:tcPr>
-            <w:tcW w:w="4589" w:type="dxa"/>
-            <w:tcBorders>
-              <w:top w:val="nil"/>
-              <w:left w:val="nil"/>
-              <w:bottom w:val="nil"/>
-              <w:right w:val="single" w:color="auto" w:sz="2" w:space="0"/>
-            </w:tcBorders>
-            <w:shd w:val="clear" w:color="auto" w:fill="auto"/>
-            <w:tcMar>
-              <w:top w:w="120" w:type="dxa"/>
-              <w:left w:w="180" w:type="dxa"/>
-              <w:bottom w:w="120" w:type="dxa"/>
-              <w:right w:w="180" w:type="dxa"/>
-            </w:tcMar>
-            <w:vAlign w:val="center"/>
-          </w:tcPr>
-          <w:p>
-            <w:pPr>
-              <w:ind w:firstLine="240" w:firstLineChars="100"/>
-              <w:rPr>
-                <w:rFonts w:hint="default" w:cs="Times New Roman" w:asciiTheme="minorEastAsia" w:hAnsiTheme="minorEastAsia" w:eastAsiaTheme="minorEastAsia"/>
-                <w:kern w:val="2"/>
-                <w:sz w:val="24"/>
-                <w:szCs w:val="24"/>
-                <w:lang w:val="en-US" w:eastAsia="zh-CN" w:bidi="ar-SA"/>
-              </w:rPr>
-            </w:pPr>
-            <w:r>
-              <w:rPr>
-                <w:rFonts w:hint="default" w:cs="Times New Roman" w:asciiTheme="minorEastAsia" w:hAnsiTheme="minorEastAsia" w:eastAsiaTheme="minorEastAsia"/>
-                <w:kern w:val="2"/>
-                <w:sz w:val="24"/>
-                <w:szCs w:val="24"/>
-                <w:lang w:val="en-US" w:eastAsia="zh-CN" w:bidi="ar-SA"/>
-              </w:rPr>
-              <w:t>talent_id (bigint, 主键)、resume_id (bigint)、company_id (bigint)、tag (varchar (100))、operator_id (bigint)、put_in_time (datetime)、update_time (datetime)、delete_flag (int)</w:t>
-            </w:r>
-          </w:p>
-        </w:tc>
-        <w:tc>
-          <w:tcPr>
-            <w:tcW w:w="1389" w:type="dxa"/>
-            <w:tcBorders>
-              <w:top w:val="nil"/>
-              <w:left w:val="nil"/>
-              <w:bottom w:val="nil"/>
-              <w:right w:val="single" w:color="auto" w:sz="2" w:space="0"/>
-            </w:tcBorders>
-            <w:shd w:val="clear" w:color="auto" w:fill="auto"/>
-            <w:tcMar>
-              <w:top w:w="120" w:type="dxa"/>
-              <w:left w:w="180" w:type="dxa"/>
-              <w:bottom w:w="120" w:type="dxa"/>
-              <w:right w:w="180" w:type="dxa"/>
-            </w:tcMar>
-            <w:vAlign w:val="center"/>
-          </w:tcPr>
-          <w:p>
-            <w:pPr>
-              <w:ind w:firstLine="240" w:firstLineChars="100"/>
-              <w:rPr>
-                <w:rFonts w:hint="default" w:cs="Times New Roman" w:asciiTheme="minorEastAsia" w:hAnsiTheme="minorEastAsia" w:eastAsiaTheme="minorEastAsia"/>
-                <w:kern w:val="2"/>
-                <w:sz w:val="24"/>
-                <w:szCs w:val="24"/>
-                <w:lang w:val="en-US" w:eastAsia="zh-CN" w:bidi="ar-SA"/>
-              </w:rPr>
-            </w:pPr>
-            <w:r>
-              <w:rPr>
-                <w:rFonts w:hint="default" w:cs="Times New Roman" w:asciiTheme="minorEastAsia" w:hAnsiTheme="minorEastAsia" w:eastAsiaTheme="minorEastAsia"/>
-                <w:kern w:val="2"/>
-                <w:sz w:val="24"/>
-                <w:szCs w:val="24"/>
-                <w:lang w:val="en-US" w:eastAsia="zh-CN" w:bidi="ar-SA"/>
-              </w:rPr>
-              <w:t>InnoDB</w:t>
-            </w:r>
-          </w:p>
-        </w:tc>
-        <w:tc>
-          <w:tcPr>
-            <w:tcW w:w="3859" w:type="dxa"/>
-            <w:tcBorders>
-              <w:top w:val="nil"/>
-              <w:left w:val="nil"/>
-              <w:bottom w:val="nil"/>
-              <w:right w:val="nil"/>
-            </w:tcBorders>
-            <w:shd w:val="clear" w:color="auto" w:fill="auto"/>
-            <w:tcMar>
-              <w:top w:w="120" w:type="dxa"/>
-              <w:left w:w="180" w:type="dxa"/>
-              <w:bottom w:w="120" w:type="dxa"/>
-              <w:right w:w="180" w:type="dxa"/>
-            </w:tcMar>
-            <w:vAlign w:val="center"/>
-          </w:tcPr>
-          <w:p>
-            <w:pPr>
-              <w:ind w:firstLine="240" w:firstLineChars="100"/>
-              <w:rPr>
-                <w:rFonts w:hint="default" w:cs="Times New Roman" w:asciiTheme="minorEastAsia" w:hAnsiTheme="minorEastAsia" w:eastAsiaTheme="minorEastAsia"/>
-                <w:kern w:val="2"/>
-                <w:sz w:val="24"/>
-                <w:szCs w:val="24"/>
-                <w:lang w:val="en-US" w:eastAsia="zh-CN" w:bidi="ar-SA"/>
-              </w:rPr>
-            </w:pPr>
-            <w:r>
-              <w:rPr>
-                <w:rFonts w:hint="default" w:cs="Times New Roman" w:asciiTheme="minorEastAsia" w:hAnsiTheme="minorEastAsia" w:eastAsiaTheme="minorEastAsia"/>
-                <w:kern w:val="2"/>
-                <w:sz w:val="24"/>
-                <w:szCs w:val="24"/>
-                <w:lang w:val="en-US" w:eastAsia="zh-CN" w:bidi="ar-SA"/>
-              </w:rPr>
-              <w:t>1. 主键索引：PRIMARY KEY (talent_id)2. 联合索引：KEY idx_company_id_resume_id (company_id, resume_id)3. 普通索引：KEY idx_tag (tag)</w:t>
-            </w:r>
-          </w:p>
-        </w:tc>
-      </w:tr>
-      <w:tr>
-        <w:tblPrEx>
-          <w:tblBorders>
-            <w:top w:val="single" w:color="auto" w:sz="2" w:space="0"/>
-            <w:left w:val="single" w:color="auto" w:sz="2" w:space="0"/>
-            <w:bottom w:val="single" w:color="auto" w:sz="2" w:space="0"/>
-            <w:right w:val="single" w:color="auto" w:sz="2" w:space="0"/>
-            <w:insideH w:val="none" w:color="auto" w:sz="0" w:space="0"/>
-            <w:insideV w:val="none" w:color="auto" w:sz="0" w:space="0"/>
-          </w:tblBorders>
-          <w:shd w:val="clear" w:color="auto" w:fill="auto"/>
-          <w:tblCellMar>
-            <w:top w:w="0" w:type="dxa"/>
-            <w:left w:w="0" w:type="dxa"/>
-            <w:bottom w:w="0" w:type="dxa"/>
-            <w:right w:w="0" w:type="dxa"/>
-          </w:tblCellMar>
-        </w:tblPrEx>
-        <w:tc>
-          <w:tcPr>
-            <w:tcW w:w="1656" w:type="dxa"/>
-            <w:tcBorders>
-              <w:top w:val="nil"/>
-              <w:left w:val="nil"/>
-              <w:bottom w:val="nil"/>
-              <w:right w:val="single" w:color="auto" w:sz="2" w:space="0"/>
-            </w:tcBorders>
-            <w:shd w:val="clear" w:color="auto" w:fill="auto"/>
-            <w:tcMar>
-              <w:top w:w="120" w:type="dxa"/>
-              <w:left w:w="180" w:type="dxa"/>
-              <w:bottom w:w="120" w:type="dxa"/>
-              <w:right w:w="180" w:type="dxa"/>
-            </w:tcMar>
-            <w:vAlign w:val="center"/>
-          </w:tcPr>
-          <w:p>
-            <w:pPr>
-              <w:ind w:firstLine="240" w:firstLineChars="100"/>
-              <w:rPr>
-                <w:rFonts w:hint="default" w:cs="Times New Roman" w:asciiTheme="minorEastAsia" w:hAnsiTheme="minorEastAsia" w:eastAsiaTheme="minorEastAsia"/>
-                <w:kern w:val="2"/>
-                <w:sz w:val="24"/>
-                <w:szCs w:val="24"/>
-                <w:lang w:val="en-US" w:eastAsia="zh-CN" w:bidi="ar-SA"/>
-              </w:rPr>
-            </w:pPr>
-            <w:r>
-              <w:rPr>
-                <w:rFonts w:hint="default" w:cs="Times New Roman" w:asciiTheme="minorEastAsia" w:hAnsiTheme="minorEastAsia" w:eastAsiaTheme="minorEastAsia"/>
-                <w:kern w:val="2"/>
-                <w:sz w:val="24"/>
-                <w:szCs w:val="24"/>
-                <w:lang w:val="en-US" w:eastAsia="zh-CN" w:bidi="ar-SA"/>
-              </w:rPr>
-              <w:t>表名</w:t>
-            </w:r>
-          </w:p>
-        </w:tc>
-        <w:tc>
-          <w:tcPr>
-            <w:tcW w:w="4589" w:type="dxa"/>
-            <w:tcBorders>
-              <w:top w:val="nil"/>
-              <w:left w:val="nil"/>
-              <w:bottom w:val="nil"/>
-              <w:right w:val="single" w:color="auto" w:sz="2" w:space="0"/>
-            </w:tcBorders>
-            <w:shd w:val="clear" w:color="auto" w:fill="auto"/>
-            <w:tcMar>
-              <w:top w:w="120" w:type="dxa"/>
-              <w:left w:w="180" w:type="dxa"/>
-              <w:bottom w:w="120" w:type="dxa"/>
-              <w:right w:w="180" w:type="dxa"/>
-            </w:tcMar>
-            <w:vAlign w:val="center"/>
-          </w:tcPr>
-          <w:p>
-            <w:pPr>
-              <w:ind w:firstLine="240" w:firstLineChars="100"/>
-              <w:rPr>
-                <w:rFonts w:hint="default" w:cs="Times New Roman" w:asciiTheme="minorEastAsia" w:hAnsiTheme="minorEastAsia" w:eastAsiaTheme="minorEastAsia"/>
-                <w:kern w:val="2"/>
-                <w:sz w:val="24"/>
-                <w:szCs w:val="24"/>
-                <w:lang w:val="en-US" w:eastAsia="zh-CN" w:bidi="ar-SA"/>
-              </w:rPr>
-            </w:pPr>
-            <w:r>
-              <w:rPr>
-                <w:rFonts w:hint="default" w:cs="Times New Roman" w:asciiTheme="minorEastAsia" w:hAnsiTheme="minorEastAsia" w:eastAsiaTheme="minorEastAsia"/>
-                <w:kern w:val="2"/>
-                <w:sz w:val="24"/>
-                <w:szCs w:val="24"/>
-                <w:lang w:val="en-US" w:eastAsia="zh-CN" w:bidi="ar-SA"/>
-              </w:rPr>
-              <w:t>核心字段</w:t>
-            </w:r>
-          </w:p>
-        </w:tc>
-        <w:tc>
-          <w:tcPr>
-            <w:tcW w:w="1389" w:type="dxa"/>
-            <w:tcBorders>
-              <w:top w:val="nil"/>
-              <w:left w:val="nil"/>
-              <w:bottom w:val="nil"/>
-              <w:right w:val="single" w:color="auto" w:sz="2" w:space="0"/>
-            </w:tcBorders>
-            <w:shd w:val="clear" w:color="auto" w:fill="auto"/>
-            <w:tcMar>
-              <w:top w:w="120" w:type="dxa"/>
-              <w:left w:w="180" w:type="dxa"/>
-              <w:bottom w:w="120" w:type="dxa"/>
-              <w:right w:w="180" w:type="dxa"/>
-            </w:tcMar>
-            <w:vAlign w:val="center"/>
-          </w:tcPr>
-          <w:p>
-            <w:pPr>
-              <w:ind w:firstLine="240" w:firstLineChars="100"/>
-              <w:rPr>
-                <w:rFonts w:hint="default" w:cs="Times New Roman" w:asciiTheme="minorEastAsia" w:hAnsiTheme="minorEastAsia" w:eastAsiaTheme="minorEastAsia"/>
-                <w:kern w:val="2"/>
-                <w:sz w:val="24"/>
-                <w:szCs w:val="24"/>
-                <w:lang w:val="en-US" w:eastAsia="zh-CN" w:bidi="ar-SA"/>
-              </w:rPr>
-            </w:pPr>
-            <w:r>
-              <w:rPr>
-                <w:rFonts w:hint="default" w:cs="Times New Roman" w:asciiTheme="minorEastAsia" w:hAnsiTheme="minorEastAsia" w:eastAsiaTheme="minorEastAsia"/>
-                <w:kern w:val="2"/>
-                <w:sz w:val="24"/>
-                <w:szCs w:val="24"/>
-                <w:lang w:val="en-US" w:eastAsia="zh-CN" w:bidi="ar-SA"/>
-              </w:rPr>
-              <w:t>存储引擎</w:t>
-            </w:r>
-          </w:p>
-        </w:tc>
-        <w:tc>
-          <w:tcPr>
-            <w:tcW w:w="3859" w:type="dxa"/>
-            <w:tcBorders>
-              <w:top w:val="nil"/>
-              <w:left w:val="nil"/>
-              <w:bottom w:val="nil"/>
-              <w:right w:val="nil"/>
-            </w:tcBorders>
-            <w:shd w:val="clear" w:color="auto" w:fill="auto"/>
-            <w:tcMar>
-              <w:top w:w="120" w:type="dxa"/>
-              <w:left w:w="180" w:type="dxa"/>
-              <w:bottom w:w="120" w:type="dxa"/>
-              <w:right w:w="180" w:type="dxa"/>
-            </w:tcMar>
-            <w:vAlign w:val="center"/>
-          </w:tcPr>
-          <w:p>
-            <w:pPr>
-              <w:ind w:firstLine="240" w:firstLineChars="100"/>
-              <w:rPr>
-                <w:rFonts w:hint="default" w:cs="Times New Roman" w:asciiTheme="minorEastAsia" w:hAnsiTheme="minorEastAsia" w:eastAsiaTheme="minorEastAsia"/>
-                <w:kern w:val="2"/>
-                <w:sz w:val="24"/>
-                <w:szCs w:val="24"/>
-                <w:lang w:val="en-US" w:eastAsia="zh-CN" w:bidi="ar-SA"/>
-              </w:rPr>
-            </w:pPr>
-            <w:r>
-              <w:rPr>
-                <w:rFonts w:hint="default" w:cs="Times New Roman" w:asciiTheme="minorEastAsia" w:hAnsiTheme="minorEastAsia" w:eastAsiaTheme="minorEastAsia"/>
-                <w:kern w:val="2"/>
-                <w:sz w:val="24"/>
-                <w:szCs w:val="24"/>
-                <w:lang w:val="en-US" w:eastAsia="zh-CN" w:bidi="ar-SA"/>
-              </w:rPr>
-              <w:t>索引设计</w:t>
-            </w:r>
-          </w:p>
-        </w:tc>
-      </w:tr>
-      <w:tr>
-        <w:tblPrEx>
-          <w:tblBorders>
-            <w:top w:val="single" w:color="auto" w:sz="2" w:space="0"/>
-            <w:left w:val="single" w:color="auto" w:sz="2" w:space="0"/>
-            <w:bottom w:val="single" w:color="auto" w:sz="2" w:space="0"/>
-            <w:right w:val="single" w:color="auto" w:sz="2" w:space="0"/>
-            <w:insideH w:val="none" w:color="auto" w:sz="0" w:space="0"/>
-            <w:insideV w:val="none" w:color="auto" w:sz="0" w:space="0"/>
-          </w:tblBorders>
-          <w:shd w:val="clear" w:color="auto" w:fill="auto"/>
-          <w:tblCellMar>
-            <w:top w:w="0" w:type="dxa"/>
-            <w:left w:w="0" w:type="dxa"/>
-            <w:bottom w:w="0" w:type="dxa"/>
-            <w:right w:w="0" w:type="dxa"/>
-          </w:tblCellMar>
-        </w:tblPrEx>
-        <w:tc>
-          <w:tcPr>
-            <w:tcW w:w="1656" w:type="dxa"/>
-            <w:tcBorders>
-              <w:top w:val="nil"/>
-              <w:left w:val="nil"/>
-              <w:bottom w:val="nil"/>
-              <w:right w:val="single" w:color="auto" w:sz="2" w:space="0"/>
-            </w:tcBorders>
-            <w:shd w:val="clear" w:color="auto" w:fill="auto"/>
-            <w:tcMar>
-              <w:top w:w="120" w:type="dxa"/>
-              <w:left w:w="180" w:type="dxa"/>
-              <w:bottom w:w="120" w:type="dxa"/>
-              <w:right w:w="180" w:type="dxa"/>
-            </w:tcMar>
-            <w:vAlign w:val="center"/>
-          </w:tcPr>
-          <w:p>
-            <w:pPr>
-              <w:ind w:firstLine="240" w:firstLineChars="100"/>
-              <w:rPr>
-                <w:rFonts w:hint="default" w:cs="Times New Roman" w:asciiTheme="minorEastAsia" w:hAnsiTheme="minorEastAsia" w:eastAsiaTheme="minorEastAsia"/>
-                <w:kern w:val="2"/>
-                <w:sz w:val="24"/>
-                <w:szCs w:val="24"/>
-                <w:lang w:val="en-US" w:eastAsia="zh-CN" w:bidi="ar-SA"/>
-              </w:rPr>
-            </w:pPr>
-            <w:r>
-              <w:rPr>
-                <w:rFonts w:hint="default" w:cs="Times New Roman" w:asciiTheme="minorEastAsia" w:hAnsiTheme="minorEastAsia" w:eastAsiaTheme="minorEastAsia"/>
-                <w:kern w:val="2"/>
-                <w:sz w:val="24"/>
-                <w:szCs w:val="24"/>
-                <w:lang w:val="en-US" w:eastAsia="zh-CN" w:bidi="ar-SA"/>
-              </w:rPr>
-              <w:t>sys_user（用户表）</w:t>
-            </w:r>
-          </w:p>
-        </w:tc>
-        <w:tc>
-          <w:tcPr>
-            <w:tcW w:w="4589" w:type="dxa"/>
-            <w:tcBorders>
-              <w:top w:val="nil"/>
-              <w:left w:val="nil"/>
-              <w:bottom w:val="nil"/>
-              <w:right w:val="single" w:color="auto" w:sz="2" w:space="0"/>
-            </w:tcBorders>
-            <w:shd w:val="clear" w:color="auto" w:fill="auto"/>
-            <w:tcMar>
-              <w:top w:w="120" w:type="dxa"/>
-              <w:left w:w="180" w:type="dxa"/>
-              <w:bottom w:w="120" w:type="dxa"/>
-              <w:right w:w="180" w:type="dxa"/>
-            </w:tcMar>
-            <w:vAlign w:val="center"/>
-          </w:tcPr>
-          <w:p>
-            <w:pPr>
-              <w:ind w:firstLine="240" w:firstLineChars="100"/>
-              <w:rPr>
-                <w:rFonts w:hint="default" w:cs="Times New Roman" w:asciiTheme="minorEastAsia" w:hAnsiTheme="minorEastAsia" w:eastAsiaTheme="minorEastAsia"/>
-                <w:kern w:val="2"/>
-                <w:sz w:val="24"/>
-                <w:szCs w:val="24"/>
-                <w:lang w:val="en-US" w:eastAsia="zh-CN" w:bidi="ar-SA"/>
-              </w:rPr>
-            </w:pPr>
-            <w:r>
-              <w:rPr>
-                <w:rFonts w:hint="default" w:cs="Times New Roman" w:asciiTheme="minorEastAsia" w:hAnsiTheme="minorEastAsia" w:eastAsiaTheme="minorEastAsia"/>
-                <w:kern w:val="2"/>
-                <w:sz w:val="24"/>
-                <w:szCs w:val="24"/>
-                <w:lang w:val="en-US" w:eastAsia="zh-CN" w:bidi="ar-SA"/>
-              </w:rPr>
-              <w:t>user_id (bigint, 主键)、username (varchar (50))、password (varchar (100))、phone (varchar (20))、email (varchar (100))、user_type (int)、status (int)、create_time (datetime)、update_time (datetime)、delete_flag (int)、company_id (bigint)</w:t>
-            </w:r>
-          </w:p>
-        </w:tc>
-        <w:tc>
-          <w:tcPr>
-            <w:tcW w:w="1389" w:type="dxa"/>
-            <w:tcBorders>
-              <w:top w:val="nil"/>
-              <w:left w:val="nil"/>
-              <w:bottom w:val="nil"/>
-              <w:right w:val="single" w:color="auto" w:sz="2" w:space="0"/>
-            </w:tcBorders>
-            <w:shd w:val="clear" w:color="auto" w:fill="auto"/>
-            <w:tcMar>
-              <w:top w:w="120" w:type="dxa"/>
-              <w:left w:w="180" w:type="dxa"/>
-              <w:bottom w:w="120" w:type="dxa"/>
-              <w:right w:w="180" w:type="dxa"/>
-            </w:tcMar>
-            <w:vAlign w:val="center"/>
-          </w:tcPr>
-          <w:p>
-            <w:pPr>
-              <w:ind w:firstLine="240" w:firstLineChars="100"/>
-              <w:rPr>
-                <w:rFonts w:hint="default" w:cs="Times New Roman" w:asciiTheme="minorEastAsia" w:hAnsiTheme="minorEastAsia" w:eastAsiaTheme="minorEastAsia"/>
-                <w:kern w:val="2"/>
-                <w:sz w:val="24"/>
-                <w:szCs w:val="24"/>
-                <w:lang w:val="en-US" w:eastAsia="zh-CN" w:bidi="ar-SA"/>
-              </w:rPr>
-            </w:pPr>
-            <w:r>
-              <w:rPr>
-                <w:rFonts w:hint="default" w:cs="Times New Roman" w:asciiTheme="minorEastAsia" w:hAnsiTheme="minorEastAsia" w:eastAsiaTheme="minorEastAsia"/>
-                <w:kern w:val="2"/>
-                <w:sz w:val="24"/>
-                <w:szCs w:val="24"/>
-                <w:lang w:val="en-US" w:eastAsia="zh-CN" w:bidi="ar-SA"/>
-              </w:rPr>
-              <w:t>InnoDB</w:t>
-            </w:r>
-          </w:p>
-        </w:tc>
-        <w:tc>
-          <w:tcPr>
-            <w:tcW w:w="3859" w:type="dxa"/>
-            <w:tcBorders>
-              <w:top w:val="nil"/>
-              <w:left w:val="nil"/>
-              <w:bottom w:val="nil"/>
-              <w:right w:val="nil"/>
-            </w:tcBorders>
-            <w:shd w:val="clear" w:color="auto" w:fill="auto"/>
-            <w:tcMar>
-              <w:top w:w="120" w:type="dxa"/>
-              <w:left w:w="180" w:type="dxa"/>
-              <w:bottom w:w="120" w:type="dxa"/>
-              <w:right w:w="180" w:type="dxa"/>
-            </w:tcMar>
-            <w:vAlign w:val="center"/>
-          </w:tcPr>
-          <w:p>
-            <w:pPr>
-              <w:ind w:firstLine="240" w:firstLineChars="100"/>
-              <w:rPr>
-                <w:rFonts w:hint="default" w:cs="Times New Roman" w:asciiTheme="minorEastAsia" w:hAnsiTheme="minorEastAsia" w:eastAsiaTheme="minorEastAsia"/>
-                <w:kern w:val="2"/>
-                <w:sz w:val="24"/>
-                <w:szCs w:val="24"/>
-                <w:lang w:val="en-US" w:eastAsia="zh-CN" w:bidi="ar-SA"/>
-              </w:rPr>
-            </w:pPr>
-            <w:r>
-              <w:rPr>
-                <w:rFonts w:hint="default" w:cs="Times New Roman" w:asciiTheme="minorEastAsia" w:hAnsiTheme="minorEastAsia" w:eastAsiaTheme="minorEastAsia"/>
-                <w:kern w:val="2"/>
-                <w:sz w:val="24"/>
-                <w:szCs w:val="24"/>
-                <w:lang w:val="en-US" w:eastAsia="zh-CN" w:bidi="ar-SA"/>
-              </w:rPr>
-              <w:t>1. 主键索引：PRIMARY KEY (user_id)2. 唯一索引：UNIQUE KEY uk_username (username)3. 普通索引：KEY idx_user_type (user_type)4. 普通索引：KEY idx_company_id (company_id)5. 普通索引：KEY idx_status_delete_flag (status, delete_flag)</w:t>
-            </w:r>
-          </w:p>
-        </w:tc>
-      </w:tr>
-      <w:tr>
-        <w:tblPrEx>
-          <w:tblBorders>
-            <w:top w:val="single" w:color="auto" w:sz="2" w:space="0"/>
-            <w:left w:val="single" w:color="auto" w:sz="2" w:space="0"/>
-            <w:bottom w:val="single" w:color="auto" w:sz="2" w:space="0"/>
-            <w:right w:val="single" w:color="auto" w:sz="2" w:space="0"/>
-            <w:insideH w:val="none" w:color="auto" w:sz="0" w:space="0"/>
-            <w:insideV w:val="none" w:color="auto" w:sz="0" w:space="0"/>
-          </w:tblBorders>
-          <w:shd w:val="clear" w:color="auto" w:fill="auto"/>
-          <w:tblCellMar>
-            <w:top w:w="0" w:type="dxa"/>
-            <w:left w:w="0" w:type="dxa"/>
-            <w:bottom w:w="0" w:type="dxa"/>
-            <w:right w:w="0" w:type="dxa"/>
-          </w:tblCellMar>
-        </w:tblPrEx>
-        <w:tc>
-          <w:tcPr>
-            <w:tcW w:w="1656" w:type="dxa"/>
-            <w:tcBorders>
-              <w:top w:val="nil"/>
-              <w:left w:val="nil"/>
-              <w:bottom w:val="nil"/>
-              <w:right w:val="single" w:color="auto" w:sz="2" w:space="0"/>
-            </w:tcBorders>
-            <w:shd w:val="clear" w:color="auto" w:fill="auto"/>
-            <w:tcMar>
-              <w:top w:w="120" w:type="dxa"/>
-              <w:left w:w="180" w:type="dxa"/>
-              <w:bottom w:w="120" w:type="dxa"/>
-              <w:right w:w="180" w:type="dxa"/>
-            </w:tcMar>
-            <w:vAlign w:val="center"/>
-          </w:tcPr>
-          <w:p>
-            <w:pPr>
-              <w:ind w:firstLine="240" w:firstLineChars="100"/>
-              <w:rPr>
-                <w:rFonts w:hint="default" w:cs="Times New Roman" w:asciiTheme="minorEastAsia" w:hAnsiTheme="minorEastAsia" w:eastAsiaTheme="minorEastAsia"/>
-                <w:kern w:val="2"/>
-                <w:sz w:val="24"/>
-                <w:szCs w:val="24"/>
-                <w:lang w:val="en-US" w:eastAsia="zh-CN" w:bidi="ar-SA"/>
-              </w:rPr>
-            </w:pPr>
-            <w:r>
-              <w:rPr>
-                <w:rFonts w:hint="default" w:cs="Times New Roman" w:asciiTheme="minorEastAsia" w:hAnsiTheme="minorEastAsia" w:eastAsiaTheme="minorEastAsia"/>
-                <w:kern w:val="2"/>
-                <w:sz w:val="24"/>
-                <w:szCs w:val="24"/>
-                <w:lang w:val="en-US" w:eastAsia="zh-CN" w:bidi="ar-SA"/>
-              </w:rPr>
-              <w:t>company_info（公司信息表）</w:t>
-            </w:r>
-          </w:p>
-        </w:tc>
-        <w:tc>
-          <w:tcPr>
-            <w:tcW w:w="4589" w:type="dxa"/>
-            <w:tcBorders>
-              <w:top w:val="nil"/>
-              <w:left w:val="nil"/>
-              <w:bottom w:val="nil"/>
-              <w:right w:val="single" w:color="auto" w:sz="2" w:space="0"/>
-            </w:tcBorders>
-            <w:shd w:val="clear" w:color="auto" w:fill="auto"/>
-            <w:tcMar>
-              <w:top w:w="120" w:type="dxa"/>
-              <w:left w:w="180" w:type="dxa"/>
-              <w:bottom w:w="120" w:type="dxa"/>
-              <w:right w:w="180" w:type="dxa"/>
-            </w:tcMar>
-            <w:vAlign w:val="center"/>
-          </w:tcPr>
-          <w:p>
-            <w:pPr>
-              <w:ind w:firstLine="240" w:firstLineChars="100"/>
-              <w:rPr>
-                <w:rFonts w:hint="default" w:cs="Times New Roman" w:asciiTheme="minorEastAsia" w:hAnsiTheme="minorEastAsia" w:eastAsiaTheme="minorEastAsia"/>
-                <w:kern w:val="2"/>
-                <w:sz w:val="24"/>
-                <w:szCs w:val="24"/>
-                <w:lang w:val="en-US" w:eastAsia="zh-CN" w:bidi="ar-SA"/>
-              </w:rPr>
-            </w:pPr>
-            <w:r>
-              <w:rPr>
-                <w:rFonts w:hint="default" w:cs="Times New Roman" w:asciiTheme="minorEastAsia" w:hAnsiTheme="minorEastAsia" w:eastAsiaTheme="minorEastAsia"/>
-                <w:kern w:val="2"/>
-                <w:sz w:val="24"/>
-                <w:szCs w:val="24"/>
-                <w:lang w:val="en-US" w:eastAsia="zh-CN" w:bidi="ar-SA"/>
-              </w:rPr>
-              <w:t>company_id (bigint, 主键)、company_name (varchar (100))、company_desc (text)、company_address (varchar (200))、contact_person (varchar (50))、contact_phone (varchar (20))、contact_email (varchar (100))、creator_id (bigint)、create_time (datetime)、update_time (datetime)、delete_flag (int)</w:t>
-            </w:r>
-          </w:p>
-        </w:tc>
-        <w:tc>
-          <w:tcPr>
-            <w:tcW w:w="1389" w:type="dxa"/>
-            <w:tcBorders>
-              <w:top w:val="nil"/>
-              <w:left w:val="nil"/>
-              <w:bottom w:val="nil"/>
-              <w:right w:val="single" w:color="auto" w:sz="2" w:space="0"/>
-            </w:tcBorders>
-            <w:shd w:val="clear" w:color="auto" w:fill="auto"/>
-            <w:tcMar>
-              <w:top w:w="120" w:type="dxa"/>
-              <w:left w:w="180" w:type="dxa"/>
-              <w:bottom w:w="120" w:type="dxa"/>
-              <w:right w:w="180" w:type="dxa"/>
-            </w:tcMar>
-            <w:vAlign w:val="center"/>
-          </w:tcPr>
-          <w:p>
-            <w:pPr>
-              <w:ind w:firstLine="240" w:firstLineChars="100"/>
-              <w:rPr>
-                <w:rFonts w:hint="default" w:cs="Times New Roman" w:asciiTheme="minorEastAsia" w:hAnsiTheme="minorEastAsia" w:eastAsiaTheme="minorEastAsia"/>
-                <w:kern w:val="2"/>
-                <w:sz w:val="24"/>
-                <w:szCs w:val="24"/>
-                <w:lang w:val="en-US" w:eastAsia="zh-CN" w:bidi="ar-SA"/>
-              </w:rPr>
-            </w:pPr>
-            <w:r>
-              <w:rPr>
-                <w:rFonts w:hint="default" w:cs="Times New Roman" w:asciiTheme="minorEastAsia" w:hAnsiTheme="minorEastAsia" w:eastAsiaTheme="minorEastAsia"/>
-                <w:kern w:val="2"/>
-                <w:sz w:val="24"/>
-                <w:szCs w:val="24"/>
-                <w:lang w:val="en-US" w:eastAsia="zh-CN" w:bidi="ar-SA"/>
-              </w:rPr>
-              <w:t>InnoDB</w:t>
-            </w:r>
-          </w:p>
-        </w:tc>
-        <w:tc>
-          <w:tcPr>
-            <w:tcW w:w="3859" w:type="dxa"/>
-            <w:tcBorders>
-              <w:top w:val="nil"/>
-              <w:left w:val="nil"/>
-              <w:bottom w:val="nil"/>
-              <w:right w:val="nil"/>
-            </w:tcBorders>
-            <w:shd w:val="clear" w:color="auto" w:fill="auto"/>
-            <w:tcMar>
-              <w:top w:w="120" w:type="dxa"/>
-              <w:left w:w="180" w:type="dxa"/>
-              <w:bottom w:w="120" w:type="dxa"/>
-              <w:right w:w="180" w:type="dxa"/>
-            </w:tcMar>
-            <w:vAlign w:val="center"/>
-          </w:tcPr>
-          <w:p>
-            <w:pPr>
-              <w:ind w:firstLine="240" w:firstLineChars="100"/>
-              <w:rPr>
-                <w:rFonts w:hint="default" w:cs="Times New Roman" w:asciiTheme="minorEastAsia" w:hAnsiTheme="minorEastAsia" w:eastAsiaTheme="minorEastAsia"/>
-                <w:kern w:val="2"/>
-                <w:sz w:val="24"/>
-                <w:szCs w:val="24"/>
-                <w:lang w:val="en-US" w:eastAsia="zh-CN" w:bidi="ar-SA"/>
-              </w:rPr>
-            </w:pPr>
-            <w:r>
-              <w:rPr>
-                <w:rFonts w:hint="default" w:cs="Times New Roman" w:asciiTheme="minorEastAsia" w:hAnsiTheme="minorEastAsia" w:eastAsiaTheme="minorEastAsia"/>
-                <w:kern w:val="2"/>
-                <w:sz w:val="24"/>
-                <w:szCs w:val="24"/>
-                <w:lang w:val="en-US" w:eastAsia="zh-CN" w:bidi="ar-SA"/>
-              </w:rPr>
-              <w:t>1. 主键索引：PRIMARY KEY (company_id)2. 唯一索引：UNIQUE KEY uk_company_name (company_name)3. 普通索引：KEY idx_creator_id (creator_id)4. 普通索引：KEY idx_delete_flag (delete_flag)</w:t>
-            </w:r>
-          </w:p>
-        </w:tc>
-      </w:tr>
-      <w:tr>
-        <w:tblPrEx>
-          <w:tblBorders>
-            <w:top w:val="single" w:color="auto" w:sz="2" w:space="0"/>
-            <w:left w:val="single" w:color="auto" w:sz="2" w:space="0"/>
-            <w:bottom w:val="single" w:color="auto" w:sz="2" w:space="0"/>
-            <w:right w:val="single" w:color="auto" w:sz="2" w:space="0"/>
-            <w:insideH w:val="none" w:color="auto" w:sz="0" w:space="0"/>
-            <w:insideV w:val="none" w:color="auto" w:sz="0" w:space="0"/>
-          </w:tblBorders>
-          <w:shd w:val="clear" w:color="auto" w:fill="auto"/>
           <w:tblCellMar>
             <w:top w:w="0" w:type="dxa"/>
             <w:left w:w="0" w:type="dxa"/>
@@ -31610,6 +31616,7 @@
             <w:insideH w:val="none" w:color="auto" w:sz="0" w:space="0"/>
             <w:insideV w:val="none" w:color="auto" w:sz="0" w:space="0"/>
           </w:tblBorders>
+          <w:shd w:val="clear" w:color="auto" w:fill="auto"/>
           <w:tblCellMar>
             <w:top w:w="0" w:type="dxa"/>
             <w:left w:w="0" w:type="dxa"/>
@@ -31833,6 +31840,7 @@
             <w:insideH w:val="none" w:color="auto" w:sz="0" w:space="0"/>
             <w:insideV w:val="none" w:color="auto" w:sz="0" w:space="0"/>
           </w:tblBorders>
+          <w:shd w:val="clear" w:color="auto" w:fill="auto"/>
           <w:tblCellMar>
             <w:top w:w="0" w:type="dxa"/>
             <w:left w:w="0" w:type="dxa"/>
@@ -32056,6 +32064,7 @@
             <w:insideH w:val="none" w:color="auto" w:sz="0" w:space="0"/>
             <w:insideV w:val="none" w:color="auto" w:sz="0" w:space="0"/>
           </w:tblBorders>
+          <w:shd w:val="clear" w:color="auto" w:fill="auto"/>
           <w:tblCellMar>
             <w:top w:w="0" w:type="dxa"/>
             <w:left w:w="0" w:type="dxa"/>
@@ -32279,6 +32288,7 @@
             <w:insideH w:val="none" w:color="auto" w:sz="0" w:space="0"/>
             <w:insideV w:val="none" w:color="auto" w:sz="0" w:space="0"/>
           </w:tblBorders>
+          <w:shd w:val="clear" w:color="auto" w:fill="auto"/>
           <w:tblCellMar>
             <w:top w:w="0" w:type="dxa"/>
             <w:left w:w="0" w:type="dxa"/>
@@ -36178,7 +36188,6 @@
             <w:insideH w:val="none" w:color="auto" w:sz="0" w:space="0"/>
             <w:insideV w:val="none" w:color="auto" w:sz="0" w:space="0"/>
           </w:tblBorders>
-          <w:shd w:val="clear" w:color="auto" w:fill="auto"/>
           <w:tblCellMar>
             <w:top w:w="0" w:type="dxa"/>
             <w:left w:w="0" w:type="dxa"/>
@@ -36616,7 +36625,6 @@
             <w:insideH w:val="none" w:color="auto" w:sz="0" w:space="0"/>
             <w:insideV w:val="none" w:color="auto" w:sz="0" w:space="0"/>
           </w:tblBorders>
-          <w:shd w:val="clear" w:color="auto" w:fill="auto"/>
           <w:tblCellMar>
             <w:top w:w="0" w:type="dxa"/>
             <w:left w:w="0" w:type="dxa"/>
@@ -36816,6 +36824,229 @@
                 <w:lang w:val="en-US" w:eastAsia="zh-CN" w:bidi="ar-SA"/>
               </w:rPr>
               <w:t>JUnit 5 + Mockito</w:t>
+            </w:r>
+          </w:p>
+        </w:tc>
+      </w:tr>
+      <w:tr>
+        <w:tblPrEx>
+          <w:tblBorders>
+            <w:top w:val="single" w:color="auto" w:sz="2" w:space="0"/>
+            <w:left w:val="single" w:color="auto" w:sz="2" w:space="0"/>
+            <w:bottom w:val="single" w:color="auto" w:sz="2" w:space="0"/>
+            <w:right w:val="single" w:color="auto" w:sz="2" w:space="0"/>
+            <w:insideH w:val="none" w:color="auto" w:sz="0" w:space="0"/>
+            <w:insideV w:val="none" w:color="auto" w:sz="0" w:space="0"/>
+          </w:tblBorders>
+          <w:tblCellMar>
+            <w:top w:w="0" w:type="dxa"/>
+            <w:left w:w="0" w:type="dxa"/>
+            <w:bottom w:w="0" w:type="dxa"/>
+            <w:right w:w="0" w:type="dxa"/>
+          </w:tblCellMar>
+        </w:tblPrEx>
+        <w:tc>
+          <w:tcPr>
+            <w:tcW w:w="1656" w:type="dxa"/>
+            <w:tcBorders>
+              <w:top w:val="nil"/>
+              <w:left w:val="nil"/>
+              <w:bottom w:val="nil"/>
+              <w:right w:val="single" w:color="auto" w:sz="2" w:space="0"/>
+            </w:tcBorders>
+            <w:shd w:val="clear" w:color="auto" w:fill="auto"/>
+            <w:tcMar>
+              <w:top w:w="120" w:type="dxa"/>
+              <w:left w:w="180" w:type="dxa"/>
+              <w:bottom w:w="120" w:type="dxa"/>
+              <w:right w:w="180" w:type="dxa"/>
+            </w:tcMar>
+            <w:vAlign w:val="center"/>
+          </w:tcPr>
+          <w:p>
+            <w:pPr>
+              <w:ind w:firstLine="240" w:firstLineChars="100"/>
+              <w:rPr>
+                <w:rFonts w:hint="default" w:cs="Times New Roman" w:asciiTheme="minorEastAsia" w:hAnsiTheme="minorEastAsia" w:eastAsiaTheme="minorEastAsia"/>
+                <w:kern w:val="2"/>
+                <w:sz w:val="24"/>
+                <w:szCs w:val="24"/>
+                <w:lang w:val="en-US" w:eastAsia="zh-CN" w:bidi="ar-SA"/>
+              </w:rPr>
+            </w:pPr>
+            <w:r>
+              <w:rPr>
+                <w:rFonts w:hint="default" w:cs="Times New Roman" w:asciiTheme="minorEastAsia" w:hAnsiTheme="minorEastAsia" w:eastAsiaTheme="minorEastAsia"/>
+                <w:kern w:val="2"/>
+                <w:sz w:val="24"/>
+                <w:szCs w:val="24"/>
+                <w:lang w:val="en-US" w:eastAsia="zh-CN" w:bidi="ar-SA"/>
+              </w:rPr>
+              <w:t>职位模块</w:t>
+            </w:r>
+          </w:p>
+        </w:tc>
+        <w:tc>
+          <w:tcPr>
+            <w:tcW w:w="3058" w:type="dxa"/>
+            <w:tcBorders>
+              <w:top w:val="nil"/>
+              <w:left w:val="nil"/>
+              <w:bottom w:val="nil"/>
+              <w:right w:val="single" w:color="auto" w:sz="2" w:space="0"/>
+            </w:tcBorders>
+            <w:shd w:val="clear" w:color="auto" w:fill="auto"/>
+            <w:tcMar>
+              <w:top w:w="120" w:type="dxa"/>
+              <w:left w:w="180" w:type="dxa"/>
+              <w:bottom w:w="120" w:type="dxa"/>
+              <w:right w:w="180" w:type="dxa"/>
+            </w:tcMar>
+            <w:vAlign w:val="center"/>
+          </w:tcPr>
+          <w:p>
+            <w:pPr>
+              <w:ind w:firstLine="240" w:firstLineChars="100"/>
+              <w:rPr>
+                <w:rFonts w:hint="default" w:cs="Times New Roman" w:asciiTheme="minorEastAsia" w:hAnsiTheme="minorEastAsia" w:eastAsiaTheme="minorEastAsia"/>
+                <w:kern w:val="2"/>
+                <w:sz w:val="24"/>
+                <w:szCs w:val="24"/>
+                <w:lang w:val="en-US" w:eastAsia="zh-CN" w:bidi="ar-SA"/>
+              </w:rPr>
+            </w:pPr>
+            <w:r>
+              <w:rPr>
+                <w:rFonts w:hint="default" w:cs="Times New Roman" w:asciiTheme="minorEastAsia" w:hAnsiTheme="minorEastAsia" w:eastAsiaTheme="minorEastAsia"/>
+                <w:kern w:val="2"/>
+                <w:sz w:val="24"/>
+                <w:szCs w:val="24"/>
+                <w:lang w:val="en-US" w:eastAsia="zh-CN" w:bidi="ar-SA"/>
+              </w:rPr>
+              <w:t>publishJob(Long jobId, Long publisherId)</w:t>
+            </w:r>
+          </w:p>
+        </w:tc>
+        <w:tc>
+          <w:tcPr>
+            <w:tcW w:w="2174" w:type="dxa"/>
+            <w:tcBorders>
+              <w:top w:val="nil"/>
+              <w:left w:val="nil"/>
+              <w:bottom w:val="nil"/>
+              <w:right w:val="single" w:color="auto" w:sz="2" w:space="0"/>
+            </w:tcBorders>
+            <w:shd w:val="clear" w:color="auto" w:fill="auto"/>
+            <w:tcMar>
+              <w:top w:w="120" w:type="dxa"/>
+              <w:left w:w="180" w:type="dxa"/>
+              <w:bottom w:w="120" w:type="dxa"/>
+              <w:right w:w="180" w:type="dxa"/>
+            </w:tcMar>
+            <w:vAlign w:val="center"/>
+          </w:tcPr>
+          <w:p>
+            <w:pPr>
+              <w:ind w:firstLine="240" w:firstLineChars="100"/>
+              <w:rPr>
+                <w:rFonts w:hint="default" w:cs="Times New Roman" w:asciiTheme="minorEastAsia" w:hAnsiTheme="minorEastAsia" w:eastAsiaTheme="minorEastAsia"/>
+                <w:kern w:val="2"/>
+                <w:sz w:val="24"/>
+                <w:szCs w:val="24"/>
+                <w:lang w:val="en-US" w:eastAsia="zh-CN" w:bidi="ar-SA"/>
+              </w:rPr>
+            </w:pPr>
+            <w:r>
+              <w:rPr>
+                <w:rFonts w:hint="default" w:cs="Times New Roman" w:asciiTheme="minorEastAsia" w:hAnsiTheme="minorEastAsia" w:eastAsiaTheme="minorEastAsia"/>
+                <w:kern w:val="2"/>
+                <w:sz w:val="24"/>
+                <w:szCs w:val="24"/>
+                <w:lang w:val="en-US" w:eastAsia="zh-CN" w:bidi="ar-SA"/>
+              </w:rPr>
+              <w:t>jobId = 草稿状态，publisherId=HR</w:t>
+            </w:r>
+          </w:p>
+        </w:tc>
+        <w:tc>
+          <w:tcPr>
+            <w:tcW w:w="1898" w:type="dxa"/>
+            <w:tcBorders>
+              <w:top w:val="nil"/>
+              <w:left w:val="nil"/>
+              <w:bottom w:val="nil"/>
+              <w:right w:val="single" w:color="auto" w:sz="2" w:space="0"/>
+            </w:tcBorders>
+            <w:shd w:val="clear" w:color="auto" w:fill="auto"/>
+            <w:tcMar>
+              <w:top w:w="120" w:type="dxa"/>
+              <w:left w:w="180" w:type="dxa"/>
+              <w:bottom w:w="120" w:type="dxa"/>
+              <w:right w:w="180" w:type="dxa"/>
+            </w:tcMar>
+            <w:vAlign w:val="center"/>
+          </w:tcPr>
+          <w:p>
+            <w:pPr>
+              <w:ind w:firstLine="240" w:firstLineChars="100"/>
+              <w:rPr>
+                <w:rFonts w:hint="default" w:cs="Times New Roman" w:asciiTheme="minorEastAsia" w:hAnsiTheme="minorEastAsia" w:eastAsiaTheme="minorEastAsia"/>
+                <w:kern w:val="2"/>
+                <w:sz w:val="24"/>
+                <w:szCs w:val="24"/>
+                <w:lang w:val="en-US" w:eastAsia="zh-CN" w:bidi="ar-SA"/>
+              </w:rPr>
+            </w:pPr>
+            <w:r>
+              <w:rPr>
+                <w:rFonts w:hint="default" w:cs="Times New Roman" w:asciiTheme="minorEastAsia" w:hAnsiTheme="minorEastAsia" w:eastAsiaTheme="minorEastAsia"/>
+                <w:kern w:val="2"/>
+                <w:sz w:val="24"/>
+                <w:szCs w:val="24"/>
+                <w:lang w:val="en-US" w:eastAsia="zh-CN" w:bidi="ar-SA"/>
+              </w:rPr>
+              <w:t>job_info 表中 publish_status 更新为 1，返回发布成功</w:t>
+            </w:r>
+          </w:p>
+        </w:tc>
+        <w:tc>
+          <w:tcPr>
+            <w:tcW w:w="1903" w:type="dxa"/>
+            <w:tcBorders>
+              <w:top w:val="nil"/>
+              <w:left w:val="nil"/>
+              <w:bottom w:val="nil"/>
+              <w:right w:val="nil"/>
+            </w:tcBorders>
+            <w:shd w:val="clear" w:color="auto" w:fill="auto"/>
+            <w:tcMar>
+              <w:top w:w="120" w:type="dxa"/>
+              <w:left w:w="180" w:type="dxa"/>
+              <w:bottom w:w="120" w:type="dxa"/>
+              <w:right w:w="180" w:type="dxa"/>
+            </w:tcMar>
+            <w:vAlign w:val="center"/>
+          </w:tcPr>
+          <w:p>
+            <w:pPr>
+              <w:ind w:firstLine="240" w:firstLineChars="100"/>
+              <w:rPr>
+                <w:rFonts w:hint="default" w:cs="Times New Roman" w:asciiTheme="minorEastAsia" w:hAnsiTheme="minorEastAsia" w:eastAsiaTheme="minorEastAsia"/>
+                <w:kern w:val="2"/>
+                <w:sz w:val="24"/>
+                <w:szCs w:val="24"/>
+                <w:lang w:val="en-US" w:eastAsia="zh-CN" w:bidi="ar-SA"/>
+              </w:rPr>
+            </w:pPr>
+            <w:r>
+              <w:rPr>
+                <w:rFonts w:hint="default" w:cs="Times New Roman" w:asciiTheme="minorEastAsia" w:hAnsiTheme="minorEastAsia" w:eastAsiaTheme="minorEastAsia"/>
+                <w:kern w:val="2"/>
+                <w:sz w:val="24"/>
+                <w:szCs w:val="24"/>
+                <w:lang w:val="en-US" w:eastAsia="zh-CN" w:bidi="ar-SA"/>
+              </w:rPr>
+              <w:t>JUnit 5 + H2 内存数据库</w:t>
             </w:r>
           </w:p>
         </w:tc>
@@ -36860,23 +37091,13 @@
             <w:pPr>
               <w:ind w:firstLine="240" w:firstLineChars="100"/>
               <w:rPr>
-                <w:rFonts w:hint="default" w:cs="Times New Roman" w:asciiTheme="minorEastAsia" w:hAnsiTheme="minorEastAsia" w:eastAsiaTheme="minorEastAsia"/>
-                <w:kern w:val="2"/>
-                <w:sz w:val="24"/>
-                <w:szCs w:val="24"/>
-                <w:lang w:val="en-US" w:eastAsia="zh-CN" w:bidi="ar-SA"/>
-              </w:rPr>
-            </w:pPr>
-            <w:r>
-              <w:rPr>
-                <w:rFonts w:hint="default" w:cs="Times New Roman" w:asciiTheme="minorEastAsia" w:hAnsiTheme="minorEastAsia" w:eastAsiaTheme="minorEastAsia"/>
-                <w:kern w:val="2"/>
-                <w:sz w:val="24"/>
-                <w:szCs w:val="24"/>
-                <w:lang w:val="en-US" w:eastAsia="zh-CN" w:bidi="ar-SA"/>
-              </w:rPr>
-              <w:t>职位模块</w:t>
-            </w:r>
+                <w:rFonts w:hint="eastAsia" w:cs="Times New Roman" w:asciiTheme="minorEastAsia" w:hAnsiTheme="minorEastAsia" w:eastAsiaTheme="minorEastAsia"/>
+                <w:kern w:val="2"/>
+                <w:sz w:val="24"/>
+                <w:szCs w:val="24"/>
+                <w:lang w:val="en-US" w:eastAsia="zh-CN" w:bidi="ar-SA"/>
+              </w:rPr>
+            </w:pPr>
           </w:p>
         </w:tc>
         <w:tc>
@@ -36916,7 +37137,7 @@
                 <w:szCs w:val="24"/>
                 <w:lang w:val="en-US" w:eastAsia="zh-CN" w:bidi="ar-SA"/>
               </w:rPr>
-              <w:t>publishJob(Long jobId, Long publisherId)</w:t>
+              <w:t>searchJob(JobQueryDTO dto)</w:t>
             </w:r>
           </w:p>
         </w:tc>
@@ -36957,7 +37178,7 @@
                 <w:szCs w:val="24"/>
                 <w:lang w:val="en-US" w:eastAsia="zh-CN" w:bidi="ar-SA"/>
               </w:rPr>
-              <w:t>jobId = 草稿状态，publisherId=HR</w:t>
+              <w:t>jobName=“Java”，city=“北京”</w:t>
             </w:r>
           </w:p>
         </w:tc>
@@ -36998,7 +37219,230 @@
                 <w:szCs w:val="24"/>
                 <w:lang w:val="en-US" w:eastAsia="zh-CN" w:bidi="ar-SA"/>
               </w:rPr>
-              <w:t>job_info 表中 publish_status 更新为 1，返回发布成功</w:t>
+              <w:t>查询结果仅包含职位名称含 “Java” 且城市为 “北京” 的已发布职位</w:t>
+            </w:r>
+          </w:p>
+        </w:tc>
+        <w:tc>
+          <w:tcPr>
+            <w:tcW w:w="1903" w:type="dxa"/>
+            <w:tcBorders>
+              <w:top w:val="nil"/>
+              <w:left w:val="nil"/>
+              <w:bottom w:val="nil"/>
+              <w:right w:val="nil"/>
+            </w:tcBorders>
+            <w:shd w:val="clear" w:color="auto" w:fill="auto"/>
+            <w:tcMar>
+              <w:top w:w="120" w:type="dxa"/>
+              <w:left w:w="180" w:type="dxa"/>
+              <w:bottom w:w="120" w:type="dxa"/>
+              <w:right w:w="180" w:type="dxa"/>
+            </w:tcMar>
+            <w:vAlign w:val="center"/>
+          </w:tcPr>
+          <w:p>
+            <w:pPr>
+              <w:ind w:firstLine="240" w:firstLineChars="100"/>
+              <w:rPr>
+                <w:rFonts w:hint="default" w:cs="Times New Roman" w:asciiTheme="minorEastAsia" w:hAnsiTheme="minorEastAsia" w:eastAsiaTheme="minorEastAsia"/>
+                <w:kern w:val="2"/>
+                <w:sz w:val="24"/>
+                <w:szCs w:val="24"/>
+                <w:lang w:val="en-US" w:eastAsia="zh-CN" w:bidi="ar-SA"/>
+              </w:rPr>
+            </w:pPr>
+            <w:r>
+              <w:rPr>
+                <w:rFonts w:hint="default" w:cs="Times New Roman" w:asciiTheme="minorEastAsia" w:hAnsiTheme="minorEastAsia" w:eastAsiaTheme="minorEastAsia"/>
+                <w:kern w:val="2"/>
+                <w:sz w:val="24"/>
+                <w:szCs w:val="24"/>
+                <w:lang w:val="en-US" w:eastAsia="zh-CN" w:bidi="ar-SA"/>
+              </w:rPr>
+              <w:t>JUnit 5 + H2 内存数据库</w:t>
+            </w:r>
+          </w:p>
+        </w:tc>
+      </w:tr>
+      <w:tr>
+        <w:tblPrEx>
+          <w:tblBorders>
+            <w:top w:val="single" w:color="auto" w:sz="2" w:space="0"/>
+            <w:left w:val="single" w:color="auto" w:sz="2" w:space="0"/>
+            <w:bottom w:val="single" w:color="auto" w:sz="2" w:space="0"/>
+            <w:right w:val="single" w:color="auto" w:sz="2" w:space="0"/>
+            <w:insideH w:val="none" w:color="auto" w:sz="0" w:space="0"/>
+            <w:insideV w:val="none" w:color="auto" w:sz="0" w:space="0"/>
+          </w:tblBorders>
+          <w:tblCellMar>
+            <w:top w:w="0" w:type="dxa"/>
+            <w:left w:w="0" w:type="dxa"/>
+            <w:bottom w:w="0" w:type="dxa"/>
+            <w:right w:w="0" w:type="dxa"/>
+          </w:tblCellMar>
+        </w:tblPrEx>
+        <w:tc>
+          <w:tcPr>
+            <w:tcW w:w="1656" w:type="dxa"/>
+            <w:tcBorders>
+              <w:top w:val="nil"/>
+              <w:left w:val="nil"/>
+              <w:bottom w:val="nil"/>
+              <w:right w:val="single" w:color="auto" w:sz="2" w:space="0"/>
+            </w:tcBorders>
+            <w:shd w:val="clear" w:color="auto" w:fill="auto"/>
+            <w:tcMar>
+              <w:top w:w="120" w:type="dxa"/>
+              <w:left w:w="180" w:type="dxa"/>
+              <w:bottom w:w="120" w:type="dxa"/>
+              <w:right w:w="180" w:type="dxa"/>
+            </w:tcMar>
+            <w:vAlign w:val="center"/>
+          </w:tcPr>
+          <w:p>
+            <w:pPr>
+              <w:ind w:firstLine="240" w:firstLineChars="100"/>
+              <w:rPr>
+                <w:rFonts w:hint="default" w:cs="Times New Roman" w:asciiTheme="minorEastAsia" w:hAnsiTheme="minorEastAsia" w:eastAsiaTheme="minorEastAsia"/>
+                <w:kern w:val="2"/>
+                <w:sz w:val="24"/>
+                <w:szCs w:val="24"/>
+                <w:lang w:val="en-US" w:eastAsia="zh-CN" w:bidi="ar-SA"/>
+              </w:rPr>
+            </w:pPr>
+            <w:r>
+              <w:rPr>
+                <w:rFonts w:hint="default" w:cs="Times New Roman" w:asciiTheme="minorEastAsia" w:hAnsiTheme="minorEastAsia" w:eastAsiaTheme="minorEastAsia"/>
+                <w:kern w:val="2"/>
+                <w:sz w:val="24"/>
+                <w:szCs w:val="24"/>
+                <w:lang w:val="en-US" w:eastAsia="zh-CN" w:bidi="ar-SA"/>
+              </w:rPr>
+              <w:t>简历模块</w:t>
+            </w:r>
+          </w:p>
+        </w:tc>
+        <w:tc>
+          <w:tcPr>
+            <w:tcW w:w="3058" w:type="dxa"/>
+            <w:tcBorders>
+              <w:top w:val="nil"/>
+              <w:left w:val="nil"/>
+              <w:bottom w:val="nil"/>
+              <w:right w:val="single" w:color="auto" w:sz="2" w:space="0"/>
+            </w:tcBorders>
+            <w:shd w:val="clear" w:color="auto" w:fill="auto"/>
+            <w:tcMar>
+              <w:top w:w="120" w:type="dxa"/>
+              <w:left w:w="180" w:type="dxa"/>
+              <w:bottom w:w="120" w:type="dxa"/>
+              <w:right w:w="180" w:type="dxa"/>
+            </w:tcMar>
+            <w:vAlign w:val="center"/>
+          </w:tcPr>
+          <w:p>
+            <w:pPr>
+              <w:ind w:firstLine="240" w:firstLineChars="100"/>
+              <w:rPr>
+                <w:rFonts w:hint="default" w:cs="Times New Roman" w:asciiTheme="minorEastAsia" w:hAnsiTheme="minorEastAsia" w:eastAsiaTheme="minorEastAsia"/>
+                <w:kern w:val="2"/>
+                <w:sz w:val="24"/>
+                <w:szCs w:val="24"/>
+                <w:lang w:val="en-US" w:eastAsia="zh-CN" w:bidi="ar-SA"/>
+              </w:rPr>
+            </w:pPr>
+            <w:r>
+              <w:rPr>
+                <w:rFonts w:hint="default" w:cs="Times New Roman" w:asciiTheme="minorEastAsia" w:hAnsiTheme="minorEastAsia" w:eastAsiaTheme="minorEastAsia"/>
+                <w:kern w:val="2"/>
+                <w:sz w:val="24"/>
+                <w:szCs w:val="24"/>
+                <w:lang w:val="en-US" w:eastAsia="zh-CN" w:bidi="ar-SA"/>
+              </w:rPr>
+              <w:t>createResume(ResumeCreateDTO dto)</w:t>
+            </w:r>
+          </w:p>
+        </w:tc>
+        <w:tc>
+          <w:tcPr>
+            <w:tcW w:w="2174" w:type="dxa"/>
+            <w:tcBorders>
+              <w:top w:val="nil"/>
+              <w:left w:val="nil"/>
+              <w:bottom w:val="nil"/>
+              <w:right w:val="single" w:color="auto" w:sz="2" w:space="0"/>
+            </w:tcBorders>
+            <w:shd w:val="clear" w:color="auto" w:fill="auto"/>
+            <w:tcMar>
+              <w:top w:w="120" w:type="dxa"/>
+              <w:left w:w="180" w:type="dxa"/>
+              <w:bottom w:w="120" w:type="dxa"/>
+              <w:right w:w="180" w:type="dxa"/>
+            </w:tcMar>
+            <w:vAlign w:val="center"/>
+          </w:tcPr>
+          <w:p>
+            <w:pPr>
+              <w:ind w:firstLine="240" w:firstLineChars="100"/>
+              <w:rPr>
+                <w:rFonts w:hint="default" w:cs="Times New Roman" w:asciiTheme="minorEastAsia" w:hAnsiTheme="minorEastAsia" w:eastAsiaTheme="minorEastAsia"/>
+                <w:kern w:val="2"/>
+                <w:sz w:val="24"/>
+                <w:szCs w:val="24"/>
+                <w:lang w:val="en-US" w:eastAsia="zh-CN" w:bidi="ar-SA"/>
+              </w:rPr>
+            </w:pPr>
+            <w:r>
+              <w:rPr>
+                <w:rFonts w:hint="default" w:cs="Times New Roman" w:asciiTheme="minorEastAsia" w:hAnsiTheme="minorEastAsia" w:eastAsiaTheme="minorEastAsia"/>
+                <w:kern w:val="2"/>
+                <w:sz w:val="24"/>
+                <w:szCs w:val="24"/>
+                <w:lang w:val="en-US" w:eastAsia="zh-CN" w:bidi="ar-SA"/>
+              </w:rPr>
+              <w:t>必填项完整的 DTO</w:t>
+            </w:r>
+          </w:p>
+        </w:tc>
+        <w:tc>
+          <w:tcPr>
+            <w:tcW w:w="1898" w:type="dxa"/>
+            <w:tcBorders>
+              <w:top w:val="nil"/>
+              <w:left w:val="nil"/>
+              <w:bottom w:val="nil"/>
+              <w:right w:val="single" w:color="auto" w:sz="2" w:space="0"/>
+            </w:tcBorders>
+            <w:shd w:val="clear" w:color="auto" w:fill="auto"/>
+            <w:tcMar>
+              <w:top w:w="120" w:type="dxa"/>
+              <w:left w:w="180" w:type="dxa"/>
+              <w:bottom w:w="120" w:type="dxa"/>
+              <w:right w:w="180" w:type="dxa"/>
+            </w:tcMar>
+            <w:vAlign w:val="center"/>
+          </w:tcPr>
+          <w:p>
+            <w:pPr>
+              <w:ind w:firstLine="240" w:firstLineChars="100"/>
+              <w:rPr>
+                <w:rFonts w:hint="default" w:cs="Times New Roman" w:asciiTheme="minorEastAsia" w:hAnsiTheme="minorEastAsia" w:eastAsiaTheme="minorEastAsia"/>
+                <w:kern w:val="2"/>
+                <w:sz w:val="24"/>
+                <w:szCs w:val="24"/>
+                <w:lang w:val="en-US" w:eastAsia="zh-CN" w:bidi="ar-SA"/>
+              </w:rPr>
+            </w:pPr>
+            <w:r>
+              <w:rPr>
+                <w:rFonts w:hint="default" w:cs="Times New Roman" w:asciiTheme="minorEastAsia" w:hAnsiTheme="minorEastAsia" w:eastAsiaTheme="minorEastAsia"/>
+                <w:kern w:val="2"/>
+                <w:sz w:val="24"/>
+                <w:szCs w:val="24"/>
+                <w:lang w:val="en-US" w:eastAsia="zh-CN" w:bidi="ar-SA"/>
+              </w:rPr>
+              <w:t>resume_info 表新增记录，返回 resume_id，无异常抛出</w:t>
             </w:r>
           </w:p>
         </w:tc>
@@ -37130,7 +37574,7 @@
                 <w:szCs w:val="24"/>
                 <w:lang w:val="en-US" w:eastAsia="zh-CN" w:bidi="ar-SA"/>
               </w:rPr>
-              <w:t>searchJob(JobQueryDTO dto)</w:t>
+              <w:t>getResumeById(Long resumeId, Long userId)</w:t>
             </w:r>
           </w:p>
         </w:tc>
@@ -37171,7 +37615,7 @@
                 <w:szCs w:val="24"/>
                 <w:lang w:val="en-US" w:eastAsia="zh-CN" w:bidi="ar-SA"/>
               </w:rPr>
-              <w:t>jobName=“Java”，city=“北京”</w:t>
+              <w:t>resumeId = 当前用户的简历</w:t>
             </w:r>
           </w:p>
         </w:tc>
@@ -37212,7 +37656,230 @@
                 <w:szCs w:val="24"/>
                 <w:lang w:val="en-US" w:eastAsia="zh-CN" w:bidi="ar-SA"/>
               </w:rPr>
-              <w:t>查询结果仅包含职位名称含 “Java” 且城市为 “北京” 的已发布职位</w:t>
+              <w:t>返回完整简历信息；resumeId = 其他用户的简历，抛出 “无权限” 异常</w:t>
+            </w:r>
+          </w:p>
+        </w:tc>
+        <w:tc>
+          <w:tcPr>
+            <w:tcW w:w="1903" w:type="dxa"/>
+            <w:tcBorders>
+              <w:top w:val="nil"/>
+              <w:left w:val="nil"/>
+              <w:bottom w:val="nil"/>
+              <w:right w:val="nil"/>
+            </w:tcBorders>
+            <w:shd w:val="clear" w:color="auto" w:fill="auto"/>
+            <w:tcMar>
+              <w:top w:w="120" w:type="dxa"/>
+              <w:left w:w="180" w:type="dxa"/>
+              <w:bottom w:w="120" w:type="dxa"/>
+              <w:right w:w="180" w:type="dxa"/>
+            </w:tcMar>
+            <w:vAlign w:val="center"/>
+          </w:tcPr>
+          <w:p>
+            <w:pPr>
+              <w:ind w:firstLine="240" w:firstLineChars="100"/>
+              <w:rPr>
+                <w:rFonts w:hint="default" w:cs="Times New Roman" w:asciiTheme="minorEastAsia" w:hAnsiTheme="minorEastAsia" w:eastAsiaTheme="minorEastAsia"/>
+                <w:kern w:val="2"/>
+                <w:sz w:val="24"/>
+                <w:szCs w:val="24"/>
+                <w:lang w:val="en-US" w:eastAsia="zh-CN" w:bidi="ar-SA"/>
+              </w:rPr>
+            </w:pPr>
+            <w:r>
+              <w:rPr>
+                <w:rFonts w:hint="default" w:cs="Times New Roman" w:asciiTheme="minorEastAsia" w:hAnsiTheme="minorEastAsia" w:eastAsiaTheme="minorEastAsia"/>
+                <w:kern w:val="2"/>
+                <w:sz w:val="24"/>
+                <w:szCs w:val="24"/>
+                <w:lang w:val="en-US" w:eastAsia="zh-CN" w:bidi="ar-SA"/>
+              </w:rPr>
+              <w:t>JUnit 5 + Mockito</w:t>
+            </w:r>
+          </w:p>
+        </w:tc>
+      </w:tr>
+      <w:tr>
+        <w:tblPrEx>
+          <w:tblBorders>
+            <w:top w:val="single" w:color="auto" w:sz="2" w:space="0"/>
+            <w:left w:val="single" w:color="auto" w:sz="2" w:space="0"/>
+            <w:bottom w:val="single" w:color="auto" w:sz="2" w:space="0"/>
+            <w:right w:val="single" w:color="auto" w:sz="2" w:space="0"/>
+            <w:insideH w:val="none" w:color="auto" w:sz="0" w:space="0"/>
+            <w:insideV w:val="none" w:color="auto" w:sz="0" w:space="0"/>
+          </w:tblBorders>
+          <w:tblCellMar>
+            <w:top w:w="0" w:type="dxa"/>
+            <w:left w:w="0" w:type="dxa"/>
+            <w:bottom w:w="0" w:type="dxa"/>
+            <w:right w:w="0" w:type="dxa"/>
+          </w:tblCellMar>
+        </w:tblPrEx>
+        <w:tc>
+          <w:tcPr>
+            <w:tcW w:w="1656" w:type="dxa"/>
+            <w:tcBorders>
+              <w:top w:val="nil"/>
+              <w:left w:val="nil"/>
+              <w:bottom w:val="nil"/>
+              <w:right w:val="single" w:color="auto" w:sz="2" w:space="0"/>
+            </w:tcBorders>
+            <w:shd w:val="clear" w:color="auto" w:fill="auto"/>
+            <w:tcMar>
+              <w:top w:w="120" w:type="dxa"/>
+              <w:left w:w="180" w:type="dxa"/>
+              <w:bottom w:w="120" w:type="dxa"/>
+              <w:right w:w="180" w:type="dxa"/>
+            </w:tcMar>
+            <w:vAlign w:val="center"/>
+          </w:tcPr>
+          <w:p>
+            <w:pPr>
+              <w:ind w:firstLine="240" w:firstLineChars="100"/>
+              <w:rPr>
+                <w:rFonts w:hint="default" w:cs="Times New Roman" w:asciiTheme="minorEastAsia" w:hAnsiTheme="minorEastAsia" w:eastAsiaTheme="minorEastAsia"/>
+                <w:kern w:val="2"/>
+                <w:sz w:val="24"/>
+                <w:szCs w:val="24"/>
+                <w:lang w:val="en-US" w:eastAsia="zh-CN" w:bidi="ar-SA"/>
+              </w:rPr>
+            </w:pPr>
+            <w:r>
+              <w:rPr>
+                <w:rFonts w:hint="default" w:cs="Times New Roman" w:asciiTheme="minorEastAsia" w:hAnsiTheme="minorEastAsia" w:eastAsiaTheme="minorEastAsia"/>
+                <w:kern w:val="2"/>
+                <w:sz w:val="24"/>
+                <w:szCs w:val="24"/>
+                <w:lang w:val="en-US" w:eastAsia="zh-CN" w:bidi="ar-SA"/>
+              </w:rPr>
+              <w:t>申请模块</w:t>
+            </w:r>
+          </w:p>
+        </w:tc>
+        <w:tc>
+          <w:tcPr>
+            <w:tcW w:w="3058" w:type="dxa"/>
+            <w:tcBorders>
+              <w:top w:val="nil"/>
+              <w:left w:val="nil"/>
+              <w:bottom w:val="nil"/>
+              <w:right w:val="single" w:color="auto" w:sz="2" w:space="0"/>
+            </w:tcBorders>
+            <w:shd w:val="clear" w:color="auto" w:fill="auto"/>
+            <w:tcMar>
+              <w:top w:w="120" w:type="dxa"/>
+              <w:left w:w="180" w:type="dxa"/>
+              <w:bottom w:w="120" w:type="dxa"/>
+              <w:right w:w="180" w:type="dxa"/>
+            </w:tcMar>
+            <w:vAlign w:val="center"/>
+          </w:tcPr>
+          <w:p>
+            <w:pPr>
+              <w:ind w:firstLine="240" w:firstLineChars="100"/>
+              <w:rPr>
+                <w:rFonts w:hint="default" w:cs="Times New Roman" w:asciiTheme="minorEastAsia" w:hAnsiTheme="minorEastAsia" w:eastAsiaTheme="minorEastAsia"/>
+                <w:kern w:val="2"/>
+                <w:sz w:val="24"/>
+                <w:szCs w:val="24"/>
+                <w:lang w:val="en-US" w:eastAsia="zh-CN" w:bidi="ar-SA"/>
+              </w:rPr>
+            </w:pPr>
+            <w:r>
+              <w:rPr>
+                <w:rFonts w:hint="default" w:cs="Times New Roman" w:asciiTheme="minorEastAsia" w:hAnsiTheme="minorEastAsia" w:eastAsiaTheme="minorEastAsia"/>
+                <w:kern w:val="2"/>
+                <w:sz w:val="24"/>
+                <w:szCs w:val="24"/>
+                <w:lang w:val="en-US" w:eastAsia="zh-CN" w:bidi="ar-SA"/>
+              </w:rPr>
+              <w:t>applyJob(ApplicationCreateDTO dto)</w:t>
+            </w:r>
+          </w:p>
+        </w:tc>
+        <w:tc>
+          <w:tcPr>
+            <w:tcW w:w="2174" w:type="dxa"/>
+            <w:tcBorders>
+              <w:top w:val="nil"/>
+              <w:left w:val="nil"/>
+              <w:bottom w:val="nil"/>
+              <w:right w:val="single" w:color="auto" w:sz="2" w:space="0"/>
+            </w:tcBorders>
+            <w:shd w:val="clear" w:color="auto" w:fill="auto"/>
+            <w:tcMar>
+              <w:top w:w="120" w:type="dxa"/>
+              <w:left w:w="180" w:type="dxa"/>
+              <w:bottom w:w="120" w:type="dxa"/>
+              <w:right w:w="180" w:type="dxa"/>
+            </w:tcMar>
+            <w:vAlign w:val="center"/>
+          </w:tcPr>
+          <w:p>
+            <w:pPr>
+              <w:ind w:firstLine="240" w:firstLineChars="100"/>
+              <w:rPr>
+                <w:rFonts w:hint="default" w:cs="Times New Roman" w:asciiTheme="minorEastAsia" w:hAnsiTheme="minorEastAsia" w:eastAsiaTheme="minorEastAsia"/>
+                <w:kern w:val="2"/>
+                <w:sz w:val="24"/>
+                <w:szCs w:val="24"/>
+                <w:lang w:val="en-US" w:eastAsia="zh-CN" w:bidi="ar-SA"/>
+              </w:rPr>
+            </w:pPr>
+            <w:r>
+              <w:rPr>
+                <w:rFonts w:hint="default" w:cs="Times New Roman" w:asciiTheme="minorEastAsia" w:hAnsiTheme="minorEastAsia" w:eastAsiaTheme="minorEastAsia"/>
+                <w:kern w:val="2"/>
+                <w:sz w:val="24"/>
+                <w:szCs w:val="24"/>
+                <w:lang w:val="en-US" w:eastAsia="zh-CN" w:bidi="ar-SA"/>
+              </w:rPr>
+              <w:t>jobId = 已发布，resumeId = 当前用户所有</w:t>
+            </w:r>
+          </w:p>
+        </w:tc>
+        <w:tc>
+          <w:tcPr>
+            <w:tcW w:w="1898" w:type="dxa"/>
+            <w:tcBorders>
+              <w:top w:val="nil"/>
+              <w:left w:val="nil"/>
+              <w:bottom w:val="nil"/>
+              <w:right w:val="single" w:color="auto" w:sz="2" w:space="0"/>
+            </w:tcBorders>
+            <w:shd w:val="clear" w:color="auto" w:fill="auto"/>
+            <w:tcMar>
+              <w:top w:w="120" w:type="dxa"/>
+              <w:left w:w="180" w:type="dxa"/>
+              <w:bottom w:w="120" w:type="dxa"/>
+              <w:right w:w="180" w:type="dxa"/>
+            </w:tcMar>
+            <w:vAlign w:val="center"/>
+          </w:tcPr>
+          <w:p>
+            <w:pPr>
+              <w:ind w:firstLine="240" w:firstLineChars="100"/>
+              <w:rPr>
+                <w:rFonts w:hint="default" w:cs="Times New Roman" w:asciiTheme="minorEastAsia" w:hAnsiTheme="minorEastAsia" w:eastAsiaTheme="minorEastAsia"/>
+                <w:kern w:val="2"/>
+                <w:sz w:val="24"/>
+                <w:szCs w:val="24"/>
+                <w:lang w:val="en-US" w:eastAsia="zh-CN" w:bidi="ar-SA"/>
+              </w:rPr>
+            </w:pPr>
+            <w:r>
+              <w:rPr>
+                <w:rFonts w:hint="default" w:cs="Times New Roman" w:asciiTheme="minorEastAsia" w:hAnsiTheme="minorEastAsia" w:eastAsiaTheme="minorEastAsia"/>
+                <w:kern w:val="2"/>
+                <w:sz w:val="24"/>
+                <w:szCs w:val="24"/>
+                <w:lang w:val="en-US" w:eastAsia="zh-CN" w:bidi="ar-SA"/>
+              </w:rPr>
+              <w:t>job_application 表新增记录，status=1，返回 application_id</w:t>
             </w:r>
           </w:p>
         </w:tc>
@@ -37298,23 +37965,13 @@
             <w:pPr>
               <w:ind w:firstLine="240" w:firstLineChars="100"/>
               <w:rPr>
-                <w:rFonts w:hint="default" w:cs="Times New Roman" w:asciiTheme="minorEastAsia" w:hAnsiTheme="minorEastAsia" w:eastAsiaTheme="minorEastAsia"/>
-                <w:kern w:val="2"/>
-                <w:sz w:val="24"/>
-                <w:szCs w:val="24"/>
-                <w:lang w:val="en-US" w:eastAsia="zh-CN" w:bidi="ar-SA"/>
-              </w:rPr>
-            </w:pPr>
-            <w:r>
-              <w:rPr>
-                <w:rFonts w:hint="default" w:cs="Times New Roman" w:asciiTheme="minorEastAsia" w:hAnsiTheme="minorEastAsia" w:eastAsiaTheme="minorEastAsia"/>
-                <w:kern w:val="2"/>
-                <w:sz w:val="24"/>
-                <w:szCs w:val="24"/>
-                <w:lang w:val="en-US" w:eastAsia="zh-CN" w:bidi="ar-SA"/>
-              </w:rPr>
-              <w:t>简历模块</w:t>
-            </w:r>
+                <w:rFonts w:hint="eastAsia" w:cs="Times New Roman" w:asciiTheme="minorEastAsia" w:hAnsiTheme="minorEastAsia" w:eastAsiaTheme="minorEastAsia"/>
+                <w:kern w:val="2"/>
+                <w:sz w:val="24"/>
+                <w:szCs w:val="24"/>
+                <w:lang w:val="en-US" w:eastAsia="zh-CN" w:bidi="ar-SA"/>
+              </w:rPr>
+            </w:pPr>
           </w:p>
         </w:tc>
         <w:tc>
@@ -37354,7 +38011,7 @@
                 <w:szCs w:val="24"/>
                 <w:lang w:val="en-US" w:eastAsia="zh-CN" w:bidi="ar-SA"/>
               </w:rPr>
-              <w:t>createResume(ResumeCreateDTO dto)</w:t>
+              <w:t>cancelApply(Long applicationId, Long userId)</w:t>
             </w:r>
           </w:p>
         </w:tc>
@@ -37395,7 +38052,7 @@
                 <w:szCs w:val="24"/>
                 <w:lang w:val="en-US" w:eastAsia="zh-CN" w:bidi="ar-SA"/>
               </w:rPr>
-              <w:t>必填项完整的 DTO</w:t>
+              <w:t>applicationId = 当前用户的申请，status=1</w:t>
             </w:r>
           </w:p>
         </w:tc>
@@ -37436,7 +38093,7 @@
                 <w:szCs w:val="24"/>
                 <w:lang w:val="en-US" w:eastAsia="zh-CN" w:bidi="ar-SA"/>
               </w:rPr>
-              <w:t>resume_info 表新增记录，返回 resume_id，无异常抛出</w:t>
+              <w:t>application 表 status 更新为 4（已撤回），返回取消成功</w:t>
             </w:r>
           </w:p>
         </w:tc>
@@ -37522,13 +38179,23 @@
             <w:pPr>
               <w:ind w:firstLine="240" w:firstLineChars="100"/>
               <w:rPr>
-                <w:rFonts w:hint="eastAsia" w:cs="Times New Roman" w:asciiTheme="minorEastAsia" w:hAnsiTheme="minorEastAsia" w:eastAsiaTheme="minorEastAsia"/>
-                <w:kern w:val="2"/>
-                <w:sz w:val="24"/>
-                <w:szCs w:val="24"/>
-                <w:lang w:val="en-US" w:eastAsia="zh-CN" w:bidi="ar-SA"/>
-              </w:rPr>
-            </w:pPr>
+                <w:rFonts w:hint="default" w:cs="Times New Roman" w:asciiTheme="minorEastAsia" w:hAnsiTheme="minorEastAsia" w:eastAsiaTheme="minorEastAsia"/>
+                <w:kern w:val="2"/>
+                <w:sz w:val="24"/>
+                <w:szCs w:val="24"/>
+                <w:lang w:val="en-US" w:eastAsia="zh-CN" w:bidi="ar-SA"/>
+              </w:rPr>
+            </w:pPr>
+            <w:r>
+              <w:rPr>
+                <w:rFonts w:hint="default" w:cs="Times New Roman" w:asciiTheme="minorEastAsia" w:hAnsiTheme="minorEastAsia" w:eastAsiaTheme="minorEastAsia"/>
+                <w:kern w:val="2"/>
+                <w:sz w:val="24"/>
+                <w:szCs w:val="24"/>
+                <w:lang w:val="en-US" w:eastAsia="zh-CN" w:bidi="ar-SA"/>
+              </w:rPr>
+              <w:t>面试模块</w:t>
+            </w:r>
           </w:p>
         </w:tc>
         <w:tc>
@@ -37568,7 +38235,7 @@
                 <w:szCs w:val="24"/>
                 <w:lang w:val="en-US" w:eastAsia="zh-CN" w:bidi="ar-SA"/>
               </w:rPr>
-              <w:t>getResumeById(Long resumeId, Long userId)</w:t>
+              <w:t>scheduleInterview(InterviewScheduleDTO dto)</w:t>
             </w:r>
           </w:p>
         </w:tc>
@@ -37609,7 +38276,7 @@
                 <w:szCs w:val="24"/>
                 <w:lang w:val="en-US" w:eastAsia="zh-CN" w:bidi="ar-SA"/>
               </w:rPr>
-              <w:t>resumeId = 当前用户的简历</w:t>
+              <w:t>applicationId = 已接受状态，interviewTime = 未来时间</w:t>
             </w:r>
           </w:p>
         </w:tc>
@@ -37650,7 +38317,7 @@
                 <w:szCs w:val="24"/>
                 <w:lang w:val="en-US" w:eastAsia="zh-CN" w:bidi="ar-SA"/>
               </w:rPr>
-              <w:t>返回完整简历信息；resumeId = 其他用户的简历，抛出 “无权限” 异常</w:t>
+              <w:t>interview_info 表新增记录，status=1，发送通知成功</w:t>
             </w:r>
           </w:p>
         </w:tc>
@@ -37736,23 +38403,13 @@
             <w:pPr>
               <w:ind w:firstLine="240" w:firstLineChars="100"/>
               <w:rPr>
-                <w:rFonts w:hint="default" w:cs="Times New Roman" w:asciiTheme="minorEastAsia" w:hAnsiTheme="minorEastAsia" w:eastAsiaTheme="minorEastAsia"/>
-                <w:kern w:val="2"/>
-                <w:sz w:val="24"/>
-                <w:szCs w:val="24"/>
-                <w:lang w:val="en-US" w:eastAsia="zh-CN" w:bidi="ar-SA"/>
-              </w:rPr>
-            </w:pPr>
-            <w:r>
-              <w:rPr>
-                <w:rFonts w:hint="default" w:cs="Times New Roman" w:asciiTheme="minorEastAsia" w:hAnsiTheme="minorEastAsia" w:eastAsiaTheme="minorEastAsia"/>
-                <w:kern w:val="2"/>
-                <w:sz w:val="24"/>
-                <w:szCs w:val="24"/>
-                <w:lang w:val="en-US" w:eastAsia="zh-CN" w:bidi="ar-SA"/>
-              </w:rPr>
-              <w:t>申请模块</w:t>
-            </w:r>
+                <w:rFonts w:hint="eastAsia" w:cs="Times New Roman" w:asciiTheme="minorEastAsia" w:hAnsiTheme="minorEastAsia" w:eastAsiaTheme="minorEastAsia"/>
+                <w:kern w:val="2"/>
+                <w:sz w:val="24"/>
+                <w:szCs w:val="24"/>
+                <w:lang w:val="en-US" w:eastAsia="zh-CN" w:bidi="ar-SA"/>
+              </w:rPr>
+            </w:pPr>
           </w:p>
         </w:tc>
         <w:tc>
@@ -37792,7 +38449,7 @@
                 <w:szCs w:val="24"/>
                 <w:lang w:val="en-US" w:eastAsia="zh-CN" w:bidi="ar-SA"/>
               </w:rPr>
-              <w:t>applyJob(ApplicationCreateDTO dto)</w:t>
+              <w:t>updateInterviewStatus(Long arrangeId, Integer newStatus)</w:t>
             </w:r>
           </w:p>
         </w:tc>
@@ -37833,7 +38490,7 @@
                 <w:szCs w:val="24"/>
                 <w:lang w:val="en-US" w:eastAsia="zh-CN" w:bidi="ar-SA"/>
               </w:rPr>
-              <w:t>jobId = 已发布，resumeId = 当前用户所有</w:t>
+              <w:t>arrangeId = 待确认状态，newStatus=2</w:t>
             </w:r>
           </w:p>
         </w:tc>
@@ -37874,7 +38531,7 @@
                 <w:szCs w:val="24"/>
                 <w:lang w:val="en-US" w:eastAsia="zh-CN" w:bidi="ar-SA"/>
               </w:rPr>
-              <w:t>job_application 表新增记录，status=1，返回 application_id</w:t>
+              <w:t>interview_info 表 status 更新为 2，发送通知成功</w:t>
             </w:r>
           </w:p>
         </w:tc>
@@ -37967,6 +38624,16 @@
                 <w:lang w:val="en-US" w:eastAsia="zh-CN" w:bidi="ar-SA"/>
               </w:rPr>
             </w:pPr>
+            <w:r>
+              <w:rPr>
+                <w:rFonts w:hint="default" w:cs="Times New Roman" w:asciiTheme="minorEastAsia" w:hAnsiTheme="minorEastAsia" w:eastAsiaTheme="minorEastAsia"/>
+                <w:kern w:val="2"/>
+                <w:sz w:val="24"/>
+                <w:szCs w:val="24"/>
+                <w:lang w:val="en-US" w:eastAsia="zh-CN" w:bidi="ar-SA"/>
+              </w:rPr>
+              <w:t>消息通知模块</w:t>
+            </w:r>
           </w:p>
         </w:tc>
         <w:tc>
@@ -38006,7 +38673,7 @@
                 <w:szCs w:val="24"/>
                 <w:lang w:val="en-US" w:eastAsia="zh-CN" w:bidi="ar-SA"/>
               </w:rPr>
-              <w:t>cancelApply(Long applicationId, Long userId)</w:t>
+              <w:t>createNotice(MessageCreateDTO dto)</w:t>
             </w:r>
           </w:p>
         </w:tc>
@@ -38047,7 +38714,7 @@
                 <w:szCs w:val="24"/>
                 <w:lang w:val="en-US" w:eastAsia="zh-CN" w:bidi="ar-SA"/>
               </w:rPr>
-              <w:t>applicationId = 当前用户的申请，status=1</w:t>
+              <w:t>dto = 有效业务 ID、msgType=2（面试通知）、receiverId = 正常用户 ID</w:t>
             </w:r>
           </w:p>
         </w:tc>
@@ -38088,7 +38755,7 @@
                 <w:szCs w:val="24"/>
                 <w:lang w:val="en-US" w:eastAsia="zh-CN" w:bidi="ar-SA"/>
               </w:rPr>
-              <w:t>application 表 status 更新为 4（已撤回），返回取消成功</w:t>
+              <w:t>sys_message 表新增记录，read_status=0；接收人收到推送</w:t>
             </w:r>
           </w:p>
         </w:tc>
@@ -38130,229 +38797,6 @@
                 <w:lang w:val="en-US" w:eastAsia="zh-CN" w:bidi="ar-SA"/>
               </w:rPr>
               <w:t>JUnit 5 + H2 内存数据库</w:t>
-            </w:r>
-          </w:p>
-        </w:tc>
-      </w:tr>
-      <w:tr>
-        <w:tblPrEx>
-          <w:tblBorders>
-            <w:top w:val="single" w:color="auto" w:sz="2" w:space="0"/>
-            <w:left w:val="single" w:color="auto" w:sz="2" w:space="0"/>
-            <w:bottom w:val="single" w:color="auto" w:sz="2" w:space="0"/>
-            <w:right w:val="single" w:color="auto" w:sz="2" w:space="0"/>
-            <w:insideH w:val="none" w:color="auto" w:sz="0" w:space="0"/>
-            <w:insideV w:val="none" w:color="auto" w:sz="0" w:space="0"/>
-          </w:tblBorders>
-          <w:tblCellMar>
-            <w:top w:w="0" w:type="dxa"/>
-            <w:left w:w="0" w:type="dxa"/>
-            <w:bottom w:w="0" w:type="dxa"/>
-            <w:right w:w="0" w:type="dxa"/>
-          </w:tblCellMar>
-        </w:tblPrEx>
-        <w:tc>
-          <w:tcPr>
-            <w:tcW w:w="1656" w:type="dxa"/>
-            <w:tcBorders>
-              <w:top w:val="nil"/>
-              <w:left w:val="nil"/>
-              <w:bottom w:val="nil"/>
-              <w:right w:val="single" w:color="auto" w:sz="2" w:space="0"/>
-            </w:tcBorders>
-            <w:shd w:val="clear" w:color="auto" w:fill="auto"/>
-            <w:tcMar>
-              <w:top w:w="120" w:type="dxa"/>
-              <w:left w:w="180" w:type="dxa"/>
-              <w:bottom w:w="120" w:type="dxa"/>
-              <w:right w:w="180" w:type="dxa"/>
-            </w:tcMar>
-            <w:vAlign w:val="center"/>
-          </w:tcPr>
-          <w:p>
-            <w:pPr>
-              <w:ind w:firstLine="240" w:firstLineChars="100"/>
-              <w:rPr>
-                <w:rFonts w:hint="default" w:cs="Times New Roman" w:asciiTheme="minorEastAsia" w:hAnsiTheme="minorEastAsia" w:eastAsiaTheme="minorEastAsia"/>
-                <w:kern w:val="2"/>
-                <w:sz w:val="24"/>
-                <w:szCs w:val="24"/>
-                <w:lang w:val="en-US" w:eastAsia="zh-CN" w:bidi="ar-SA"/>
-              </w:rPr>
-            </w:pPr>
-            <w:r>
-              <w:rPr>
-                <w:rFonts w:hint="default" w:cs="Times New Roman" w:asciiTheme="minorEastAsia" w:hAnsiTheme="minorEastAsia" w:eastAsiaTheme="minorEastAsia"/>
-                <w:kern w:val="2"/>
-                <w:sz w:val="24"/>
-                <w:szCs w:val="24"/>
-                <w:lang w:val="en-US" w:eastAsia="zh-CN" w:bidi="ar-SA"/>
-              </w:rPr>
-              <w:t>面试模块</w:t>
-            </w:r>
-          </w:p>
-        </w:tc>
-        <w:tc>
-          <w:tcPr>
-            <w:tcW w:w="3058" w:type="dxa"/>
-            <w:tcBorders>
-              <w:top w:val="nil"/>
-              <w:left w:val="nil"/>
-              <w:bottom w:val="nil"/>
-              <w:right w:val="single" w:color="auto" w:sz="2" w:space="0"/>
-            </w:tcBorders>
-            <w:shd w:val="clear" w:color="auto" w:fill="auto"/>
-            <w:tcMar>
-              <w:top w:w="120" w:type="dxa"/>
-              <w:left w:w="180" w:type="dxa"/>
-              <w:bottom w:w="120" w:type="dxa"/>
-              <w:right w:w="180" w:type="dxa"/>
-            </w:tcMar>
-            <w:vAlign w:val="center"/>
-          </w:tcPr>
-          <w:p>
-            <w:pPr>
-              <w:ind w:firstLine="240" w:firstLineChars="100"/>
-              <w:rPr>
-                <w:rFonts w:hint="default" w:cs="Times New Roman" w:asciiTheme="minorEastAsia" w:hAnsiTheme="minorEastAsia" w:eastAsiaTheme="minorEastAsia"/>
-                <w:kern w:val="2"/>
-                <w:sz w:val="24"/>
-                <w:szCs w:val="24"/>
-                <w:lang w:val="en-US" w:eastAsia="zh-CN" w:bidi="ar-SA"/>
-              </w:rPr>
-            </w:pPr>
-            <w:r>
-              <w:rPr>
-                <w:rFonts w:hint="default" w:cs="Times New Roman" w:asciiTheme="minorEastAsia" w:hAnsiTheme="minorEastAsia" w:eastAsiaTheme="minorEastAsia"/>
-                <w:kern w:val="2"/>
-                <w:sz w:val="24"/>
-                <w:szCs w:val="24"/>
-                <w:lang w:val="en-US" w:eastAsia="zh-CN" w:bidi="ar-SA"/>
-              </w:rPr>
-              <w:t>scheduleInterview(InterviewScheduleDTO dto)</w:t>
-            </w:r>
-          </w:p>
-        </w:tc>
-        <w:tc>
-          <w:tcPr>
-            <w:tcW w:w="2174" w:type="dxa"/>
-            <w:tcBorders>
-              <w:top w:val="nil"/>
-              <w:left w:val="nil"/>
-              <w:bottom w:val="nil"/>
-              <w:right w:val="single" w:color="auto" w:sz="2" w:space="0"/>
-            </w:tcBorders>
-            <w:shd w:val="clear" w:color="auto" w:fill="auto"/>
-            <w:tcMar>
-              <w:top w:w="120" w:type="dxa"/>
-              <w:left w:w="180" w:type="dxa"/>
-              <w:bottom w:w="120" w:type="dxa"/>
-              <w:right w:w="180" w:type="dxa"/>
-            </w:tcMar>
-            <w:vAlign w:val="center"/>
-          </w:tcPr>
-          <w:p>
-            <w:pPr>
-              <w:ind w:firstLine="240" w:firstLineChars="100"/>
-              <w:rPr>
-                <w:rFonts w:hint="default" w:cs="Times New Roman" w:asciiTheme="minorEastAsia" w:hAnsiTheme="minorEastAsia" w:eastAsiaTheme="minorEastAsia"/>
-                <w:kern w:val="2"/>
-                <w:sz w:val="24"/>
-                <w:szCs w:val="24"/>
-                <w:lang w:val="en-US" w:eastAsia="zh-CN" w:bidi="ar-SA"/>
-              </w:rPr>
-            </w:pPr>
-            <w:r>
-              <w:rPr>
-                <w:rFonts w:hint="default" w:cs="Times New Roman" w:asciiTheme="minorEastAsia" w:hAnsiTheme="minorEastAsia" w:eastAsiaTheme="minorEastAsia"/>
-                <w:kern w:val="2"/>
-                <w:sz w:val="24"/>
-                <w:szCs w:val="24"/>
-                <w:lang w:val="en-US" w:eastAsia="zh-CN" w:bidi="ar-SA"/>
-              </w:rPr>
-              <w:t>applicationId = 已接受状态，interviewTime = 未来时间</w:t>
-            </w:r>
-          </w:p>
-        </w:tc>
-        <w:tc>
-          <w:tcPr>
-            <w:tcW w:w="1898" w:type="dxa"/>
-            <w:tcBorders>
-              <w:top w:val="nil"/>
-              <w:left w:val="nil"/>
-              <w:bottom w:val="nil"/>
-              <w:right w:val="single" w:color="auto" w:sz="2" w:space="0"/>
-            </w:tcBorders>
-            <w:shd w:val="clear" w:color="auto" w:fill="auto"/>
-            <w:tcMar>
-              <w:top w:w="120" w:type="dxa"/>
-              <w:left w:w="180" w:type="dxa"/>
-              <w:bottom w:w="120" w:type="dxa"/>
-              <w:right w:w="180" w:type="dxa"/>
-            </w:tcMar>
-            <w:vAlign w:val="center"/>
-          </w:tcPr>
-          <w:p>
-            <w:pPr>
-              <w:ind w:firstLine="240" w:firstLineChars="100"/>
-              <w:rPr>
-                <w:rFonts w:hint="default" w:cs="Times New Roman" w:asciiTheme="minorEastAsia" w:hAnsiTheme="minorEastAsia" w:eastAsiaTheme="minorEastAsia"/>
-                <w:kern w:val="2"/>
-                <w:sz w:val="24"/>
-                <w:szCs w:val="24"/>
-                <w:lang w:val="en-US" w:eastAsia="zh-CN" w:bidi="ar-SA"/>
-              </w:rPr>
-            </w:pPr>
-            <w:r>
-              <w:rPr>
-                <w:rFonts w:hint="default" w:cs="Times New Roman" w:asciiTheme="minorEastAsia" w:hAnsiTheme="minorEastAsia" w:eastAsiaTheme="minorEastAsia"/>
-                <w:kern w:val="2"/>
-                <w:sz w:val="24"/>
-                <w:szCs w:val="24"/>
-                <w:lang w:val="en-US" w:eastAsia="zh-CN" w:bidi="ar-SA"/>
-              </w:rPr>
-              <w:t>interview_info 表新增记录，status=1，发送通知成功</w:t>
-            </w:r>
-          </w:p>
-        </w:tc>
-        <w:tc>
-          <w:tcPr>
-            <w:tcW w:w="1903" w:type="dxa"/>
-            <w:tcBorders>
-              <w:top w:val="nil"/>
-              <w:left w:val="nil"/>
-              <w:bottom w:val="nil"/>
-              <w:right w:val="nil"/>
-            </w:tcBorders>
-            <w:shd w:val="clear" w:color="auto" w:fill="auto"/>
-            <w:tcMar>
-              <w:top w:w="120" w:type="dxa"/>
-              <w:left w:w="180" w:type="dxa"/>
-              <w:bottom w:w="120" w:type="dxa"/>
-              <w:right w:w="180" w:type="dxa"/>
-            </w:tcMar>
-            <w:vAlign w:val="center"/>
-          </w:tcPr>
-          <w:p>
-            <w:pPr>
-              <w:ind w:firstLine="240" w:firstLineChars="100"/>
-              <w:rPr>
-                <w:rFonts w:hint="default" w:cs="Times New Roman" w:asciiTheme="minorEastAsia" w:hAnsiTheme="minorEastAsia" w:eastAsiaTheme="minorEastAsia"/>
-                <w:kern w:val="2"/>
-                <w:sz w:val="24"/>
-                <w:szCs w:val="24"/>
-                <w:lang w:val="en-US" w:eastAsia="zh-CN" w:bidi="ar-SA"/>
-              </w:rPr>
-            </w:pPr>
-            <w:r>
-              <w:rPr>
-                <w:rFonts w:hint="default" w:cs="Times New Roman" w:asciiTheme="minorEastAsia" w:hAnsiTheme="minorEastAsia" w:eastAsiaTheme="minorEastAsia"/>
-                <w:kern w:val="2"/>
-                <w:sz w:val="24"/>
-                <w:szCs w:val="24"/>
-                <w:lang w:val="en-US" w:eastAsia="zh-CN" w:bidi="ar-SA"/>
-              </w:rPr>
-              <w:t>JUnit 5 + Mockito</w:t>
             </w:r>
           </w:p>
         </w:tc>
@@ -38443,7 +38887,7 @@
                 <w:szCs w:val="24"/>
                 <w:lang w:val="en-US" w:eastAsia="zh-CN" w:bidi="ar-SA"/>
               </w:rPr>
-              <w:t>updateInterviewStatus(Long arrangeId, Integer newStatus)</w:t>
+              <w:t>markRead(Long messageId, Long userId)</w:t>
             </w:r>
           </w:p>
         </w:tc>
@@ -38484,7 +38928,7 @@
                 <w:szCs w:val="24"/>
                 <w:lang w:val="en-US" w:eastAsia="zh-CN" w:bidi="ar-SA"/>
               </w:rPr>
-              <w:t>arrangeId = 待确认状态，newStatus=2</w:t>
+              <w:t>messageId = 当前用户的未读消息 ID</w:t>
             </w:r>
           </w:p>
         </w:tc>
@@ -38525,7 +38969,7 @@
                 <w:szCs w:val="24"/>
                 <w:lang w:val="en-US" w:eastAsia="zh-CN" w:bidi="ar-SA"/>
               </w:rPr>
-              <w:t>interview_info 表 status 更新为 2，发送通知成功</w:t>
+              <w:t>sys_message 表 read_status 更新为 1，返回操作成功</w:t>
             </w:r>
           </w:p>
         </w:tc>
@@ -38581,445 +39025,6 @@
             <w:insideH w:val="none" w:color="auto" w:sz="0" w:space="0"/>
             <w:insideV w:val="none" w:color="auto" w:sz="0" w:space="0"/>
           </w:tblBorders>
-          <w:shd w:val="clear" w:color="auto" w:fill="auto"/>
-          <w:tblCellMar>
-            <w:top w:w="0" w:type="dxa"/>
-            <w:left w:w="0" w:type="dxa"/>
-            <w:bottom w:w="0" w:type="dxa"/>
-            <w:right w:w="0" w:type="dxa"/>
-          </w:tblCellMar>
-        </w:tblPrEx>
-        <w:tc>
-          <w:tcPr>
-            <w:tcW w:w="1656" w:type="dxa"/>
-            <w:tcBorders>
-              <w:top w:val="nil"/>
-              <w:left w:val="nil"/>
-              <w:bottom w:val="nil"/>
-              <w:right w:val="single" w:color="auto" w:sz="2" w:space="0"/>
-            </w:tcBorders>
-            <w:shd w:val="clear" w:color="auto" w:fill="auto"/>
-            <w:tcMar>
-              <w:top w:w="120" w:type="dxa"/>
-              <w:left w:w="180" w:type="dxa"/>
-              <w:bottom w:w="120" w:type="dxa"/>
-              <w:right w:w="180" w:type="dxa"/>
-            </w:tcMar>
-            <w:vAlign w:val="center"/>
-          </w:tcPr>
-          <w:p>
-            <w:pPr>
-              <w:ind w:firstLine="240" w:firstLineChars="100"/>
-              <w:rPr>
-                <w:rFonts w:hint="eastAsia" w:cs="Times New Roman" w:asciiTheme="minorEastAsia" w:hAnsiTheme="minorEastAsia" w:eastAsiaTheme="minorEastAsia"/>
-                <w:kern w:val="2"/>
-                <w:sz w:val="24"/>
-                <w:szCs w:val="24"/>
-                <w:lang w:val="en-US" w:eastAsia="zh-CN" w:bidi="ar-SA"/>
-              </w:rPr>
-            </w:pPr>
-            <w:r>
-              <w:rPr>
-                <w:rFonts w:hint="default" w:cs="Times New Roman" w:asciiTheme="minorEastAsia" w:hAnsiTheme="minorEastAsia" w:eastAsiaTheme="minorEastAsia"/>
-                <w:kern w:val="2"/>
-                <w:sz w:val="24"/>
-                <w:szCs w:val="24"/>
-                <w:lang w:val="en-US" w:eastAsia="zh-CN" w:bidi="ar-SA"/>
-              </w:rPr>
-              <w:t>消息通知模块</w:t>
-            </w:r>
-          </w:p>
-        </w:tc>
-        <w:tc>
-          <w:tcPr>
-            <w:tcW w:w="3058" w:type="dxa"/>
-            <w:tcBorders>
-              <w:top w:val="nil"/>
-              <w:left w:val="nil"/>
-              <w:bottom w:val="nil"/>
-              <w:right w:val="single" w:color="auto" w:sz="2" w:space="0"/>
-            </w:tcBorders>
-            <w:shd w:val="clear" w:color="auto" w:fill="auto"/>
-            <w:tcMar>
-              <w:top w:w="120" w:type="dxa"/>
-              <w:left w:w="180" w:type="dxa"/>
-              <w:bottom w:w="120" w:type="dxa"/>
-              <w:right w:w="180" w:type="dxa"/>
-            </w:tcMar>
-            <w:vAlign w:val="center"/>
-          </w:tcPr>
-          <w:p>
-            <w:pPr>
-              <w:ind w:firstLine="240" w:firstLineChars="100"/>
-              <w:rPr>
-                <w:rFonts w:hint="default" w:cs="Times New Roman" w:asciiTheme="minorEastAsia" w:hAnsiTheme="minorEastAsia" w:eastAsiaTheme="minorEastAsia"/>
-                <w:kern w:val="2"/>
-                <w:sz w:val="24"/>
-                <w:szCs w:val="24"/>
-                <w:lang w:val="en-US" w:eastAsia="zh-CN" w:bidi="ar-SA"/>
-              </w:rPr>
-            </w:pPr>
-            <w:r>
-              <w:rPr>
-                <w:rFonts w:hint="default" w:cs="Times New Roman" w:asciiTheme="minorEastAsia" w:hAnsiTheme="minorEastAsia" w:eastAsiaTheme="minorEastAsia"/>
-                <w:kern w:val="2"/>
-                <w:sz w:val="24"/>
-                <w:szCs w:val="24"/>
-                <w:lang w:val="en-US" w:eastAsia="zh-CN" w:bidi="ar-SA"/>
-              </w:rPr>
-              <w:t>createNotice(MessageCreateDTO dto)</w:t>
-            </w:r>
-          </w:p>
-        </w:tc>
-        <w:tc>
-          <w:tcPr>
-            <w:tcW w:w="2174" w:type="dxa"/>
-            <w:tcBorders>
-              <w:top w:val="nil"/>
-              <w:left w:val="nil"/>
-              <w:bottom w:val="nil"/>
-              <w:right w:val="single" w:color="auto" w:sz="2" w:space="0"/>
-            </w:tcBorders>
-            <w:shd w:val="clear" w:color="auto" w:fill="auto"/>
-            <w:tcMar>
-              <w:top w:w="120" w:type="dxa"/>
-              <w:left w:w="180" w:type="dxa"/>
-              <w:bottom w:w="120" w:type="dxa"/>
-              <w:right w:w="180" w:type="dxa"/>
-            </w:tcMar>
-            <w:vAlign w:val="center"/>
-          </w:tcPr>
-          <w:p>
-            <w:pPr>
-              <w:ind w:firstLine="240" w:firstLineChars="100"/>
-              <w:rPr>
-                <w:rFonts w:hint="default" w:cs="Times New Roman" w:asciiTheme="minorEastAsia" w:hAnsiTheme="minorEastAsia" w:eastAsiaTheme="minorEastAsia"/>
-                <w:kern w:val="2"/>
-                <w:sz w:val="24"/>
-                <w:szCs w:val="24"/>
-                <w:lang w:val="en-US" w:eastAsia="zh-CN" w:bidi="ar-SA"/>
-              </w:rPr>
-            </w:pPr>
-            <w:r>
-              <w:rPr>
-                <w:rFonts w:hint="default" w:cs="Times New Roman" w:asciiTheme="minorEastAsia" w:hAnsiTheme="minorEastAsia" w:eastAsiaTheme="minorEastAsia"/>
-                <w:kern w:val="2"/>
-                <w:sz w:val="24"/>
-                <w:szCs w:val="24"/>
-                <w:lang w:val="en-US" w:eastAsia="zh-CN" w:bidi="ar-SA"/>
-              </w:rPr>
-              <w:t>dto = 有效业务 ID、msgType=2（面试通知）、receiverId = 正常用户 ID</w:t>
-            </w:r>
-          </w:p>
-        </w:tc>
-        <w:tc>
-          <w:tcPr>
-            <w:tcW w:w="1898" w:type="dxa"/>
-            <w:tcBorders>
-              <w:top w:val="nil"/>
-              <w:left w:val="nil"/>
-              <w:bottom w:val="nil"/>
-              <w:right w:val="single" w:color="auto" w:sz="2" w:space="0"/>
-            </w:tcBorders>
-            <w:shd w:val="clear" w:color="auto" w:fill="auto"/>
-            <w:tcMar>
-              <w:top w:w="120" w:type="dxa"/>
-              <w:left w:w="180" w:type="dxa"/>
-              <w:bottom w:w="120" w:type="dxa"/>
-              <w:right w:w="180" w:type="dxa"/>
-            </w:tcMar>
-            <w:vAlign w:val="center"/>
-          </w:tcPr>
-          <w:p>
-            <w:pPr>
-              <w:ind w:firstLine="240" w:firstLineChars="100"/>
-              <w:rPr>
-                <w:rFonts w:hint="default" w:cs="Times New Roman" w:asciiTheme="minorEastAsia" w:hAnsiTheme="minorEastAsia" w:eastAsiaTheme="minorEastAsia"/>
-                <w:kern w:val="2"/>
-                <w:sz w:val="24"/>
-                <w:szCs w:val="24"/>
-                <w:lang w:val="en-US" w:eastAsia="zh-CN" w:bidi="ar-SA"/>
-              </w:rPr>
-            </w:pPr>
-            <w:r>
-              <w:rPr>
-                <w:rFonts w:hint="default" w:cs="Times New Roman" w:asciiTheme="minorEastAsia" w:hAnsiTheme="minorEastAsia" w:eastAsiaTheme="minorEastAsia"/>
-                <w:kern w:val="2"/>
-                <w:sz w:val="24"/>
-                <w:szCs w:val="24"/>
-                <w:lang w:val="en-US" w:eastAsia="zh-CN" w:bidi="ar-SA"/>
-              </w:rPr>
-              <w:t>sys_message 表新增记录，read_status=0；接收人收到推送</w:t>
-            </w:r>
-          </w:p>
-        </w:tc>
-        <w:tc>
-          <w:tcPr>
-            <w:tcW w:w="1903" w:type="dxa"/>
-            <w:tcBorders>
-              <w:top w:val="nil"/>
-              <w:left w:val="nil"/>
-              <w:bottom w:val="nil"/>
-              <w:right w:val="nil"/>
-            </w:tcBorders>
-            <w:shd w:val="clear" w:color="auto" w:fill="auto"/>
-            <w:tcMar>
-              <w:top w:w="120" w:type="dxa"/>
-              <w:left w:w="180" w:type="dxa"/>
-              <w:bottom w:w="120" w:type="dxa"/>
-              <w:right w:w="180" w:type="dxa"/>
-            </w:tcMar>
-            <w:vAlign w:val="center"/>
-          </w:tcPr>
-          <w:p>
-            <w:pPr>
-              <w:ind w:firstLine="240" w:firstLineChars="100"/>
-              <w:rPr>
-                <w:rFonts w:hint="default" w:cs="Times New Roman" w:asciiTheme="minorEastAsia" w:hAnsiTheme="minorEastAsia" w:eastAsiaTheme="minorEastAsia"/>
-                <w:kern w:val="2"/>
-                <w:sz w:val="24"/>
-                <w:szCs w:val="24"/>
-                <w:lang w:val="en-US" w:eastAsia="zh-CN" w:bidi="ar-SA"/>
-              </w:rPr>
-            </w:pPr>
-            <w:r>
-              <w:rPr>
-                <w:rFonts w:hint="default" w:cs="Times New Roman" w:asciiTheme="minorEastAsia" w:hAnsiTheme="minorEastAsia" w:eastAsiaTheme="minorEastAsia"/>
-                <w:kern w:val="2"/>
-                <w:sz w:val="24"/>
-                <w:szCs w:val="24"/>
-                <w:lang w:val="en-US" w:eastAsia="zh-CN" w:bidi="ar-SA"/>
-              </w:rPr>
-              <w:t>JUnit 5 + H2 内存数据库</w:t>
-            </w:r>
-          </w:p>
-        </w:tc>
-      </w:tr>
-      <w:tr>
-        <w:tblPrEx>
-          <w:tblBorders>
-            <w:top w:val="single" w:color="auto" w:sz="2" w:space="0"/>
-            <w:left w:val="single" w:color="auto" w:sz="2" w:space="0"/>
-            <w:bottom w:val="single" w:color="auto" w:sz="2" w:space="0"/>
-            <w:right w:val="single" w:color="auto" w:sz="2" w:space="0"/>
-            <w:insideH w:val="none" w:color="auto" w:sz="0" w:space="0"/>
-            <w:insideV w:val="none" w:color="auto" w:sz="0" w:space="0"/>
-          </w:tblBorders>
-          <w:shd w:val="clear" w:color="auto" w:fill="auto"/>
-          <w:tblCellMar>
-            <w:top w:w="0" w:type="dxa"/>
-            <w:left w:w="0" w:type="dxa"/>
-            <w:bottom w:w="0" w:type="dxa"/>
-            <w:right w:w="0" w:type="dxa"/>
-          </w:tblCellMar>
-        </w:tblPrEx>
-        <w:tc>
-          <w:tcPr>
-            <w:tcW w:w="1656" w:type="dxa"/>
-            <w:tcBorders>
-              <w:top w:val="nil"/>
-              <w:left w:val="nil"/>
-              <w:bottom w:val="nil"/>
-              <w:right w:val="single" w:color="auto" w:sz="2" w:space="0"/>
-            </w:tcBorders>
-            <w:shd w:val="clear" w:color="auto" w:fill="auto"/>
-            <w:tcMar>
-              <w:top w:w="120" w:type="dxa"/>
-              <w:left w:w="180" w:type="dxa"/>
-              <w:bottom w:w="120" w:type="dxa"/>
-              <w:right w:w="180" w:type="dxa"/>
-            </w:tcMar>
-            <w:vAlign w:val="center"/>
-          </w:tcPr>
-          <w:p>
-            <w:pPr>
-              <w:ind w:firstLine="240" w:firstLineChars="100"/>
-              <w:rPr>
-                <w:rFonts w:hint="eastAsia" w:cs="Times New Roman" w:asciiTheme="minorEastAsia" w:hAnsiTheme="minorEastAsia" w:eastAsiaTheme="minorEastAsia"/>
-                <w:kern w:val="2"/>
-                <w:sz w:val="24"/>
-                <w:szCs w:val="24"/>
-                <w:lang w:val="en-US" w:eastAsia="zh-CN" w:bidi="ar-SA"/>
-              </w:rPr>
-            </w:pPr>
-          </w:p>
-        </w:tc>
-        <w:tc>
-          <w:tcPr>
-            <w:tcW w:w="3058" w:type="dxa"/>
-            <w:tcBorders>
-              <w:top w:val="nil"/>
-              <w:left w:val="nil"/>
-              <w:bottom w:val="nil"/>
-              <w:right w:val="single" w:color="auto" w:sz="2" w:space="0"/>
-            </w:tcBorders>
-            <w:shd w:val="clear" w:color="auto" w:fill="auto"/>
-            <w:tcMar>
-              <w:top w:w="120" w:type="dxa"/>
-              <w:left w:w="180" w:type="dxa"/>
-              <w:bottom w:w="120" w:type="dxa"/>
-              <w:right w:w="180" w:type="dxa"/>
-            </w:tcMar>
-            <w:vAlign w:val="center"/>
-          </w:tcPr>
-          <w:p>
-            <w:pPr>
-              <w:ind w:firstLine="240" w:firstLineChars="100"/>
-              <w:rPr>
-                <w:rFonts w:hint="default" w:cs="Times New Roman" w:asciiTheme="minorEastAsia" w:hAnsiTheme="minorEastAsia" w:eastAsiaTheme="minorEastAsia"/>
-                <w:kern w:val="2"/>
-                <w:sz w:val="24"/>
-                <w:szCs w:val="24"/>
-                <w:lang w:val="en-US" w:eastAsia="zh-CN" w:bidi="ar-SA"/>
-              </w:rPr>
-            </w:pPr>
-            <w:r>
-              <w:rPr>
-                <w:rFonts w:hint="default" w:cs="Times New Roman" w:asciiTheme="minorEastAsia" w:hAnsiTheme="minorEastAsia" w:eastAsiaTheme="minorEastAsia"/>
-                <w:kern w:val="2"/>
-                <w:sz w:val="24"/>
-                <w:szCs w:val="24"/>
-                <w:lang w:val="en-US" w:eastAsia="zh-CN" w:bidi="ar-SA"/>
-              </w:rPr>
-              <w:t>markRead(Long messageId, Long userId)</w:t>
-            </w:r>
-          </w:p>
-        </w:tc>
-        <w:tc>
-          <w:tcPr>
-            <w:tcW w:w="2174" w:type="dxa"/>
-            <w:tcBorders>
-              <w:top w:val="nil"/>
-              <w:left w:val="nil"/>
-              <w:bottom w:val="nil"/>
-              <w:right w:val="single" w:color="auto" w:sz="2" w:space="0"/>
-            </w:tcBorders>
-            <w:shd w:val="clear" w:color="auto" w:fill="auto"/>
-            <w:tcMar>
-              <w:top w:w="120" w:type="dxa"/>
-              <w:left w:w="180" w:type="dxa"/>
-              <w:bottom w:w="120" w:type="dxa"/>
-              <w:right w:w="180" w:type="dxa"/>
-            </w:tcMar>
-            <w:vAlign w:val="center"/>
-          </w:tcPr>
-          <w:p>
-            <w:pPr>
-              <w:ind w:firstLine="240" w:firstLineChars="100"/>
-              <w:rPr>
-                <w:rFonts w:hint="default" w:cs="Times New Roman" w:asciiTheme="minorEastAsia" w:hAnsiTheme="minorEastAsia" w:eastAsiaTheme="minorEastAsia"/>
-                <w:kern w:val="2"/>
-                <w:sz w:val="24"/>
-                <w:szCs w:val="24"/>
-                <w:lang w:val="en-US" w:eastAsia="zh-CN" w:bidi="ar-SA"/>
-              </w:rPr>
-            </w:pPr>
-            <w:r>
-              <w:rPr>
-                <w:rFonts w:hint="default" w:cs="Times New Roman" w:asciiTheme="minorEastAsia" w:hAnsiTheme="minorEastAsia" w:eastAsiaTheme="minorEastAsia"/>
-                <w:kern w:val="2"/>
-                <w:sz w:val="24"/>
-                <w:szCs w:val="24"/>
-                <w:lang w:val="en-US" w:eastAsia="zh-CN" w:bidi="ar-SA"/>
-              </w:rPr>
-              <w:t>messageId = 当前用户的未读消息 ID</w:t>
-            </w:r>
-          </w:p>
-        </w:tc>
-        <w:tc>
-          <w:tcPr>
-            <w:tcW w:w="1898" w:type="dxa"/>
-            <w:tcBorders>
-              <w:top w:val="nil"/>
-              <w:left w:val="nil"/>
-              <w:bottom w:val="nil"/>
-              <w:right w:val="single" w:color="auto" w:sz="2" w:space="0"/>
-            </w:tcBorders>
-            <w:shd w:val="clear" w:color="auto" w:fill="auto"/>
-            <w:tcMar>
-              <w:top w:w="120" w:type="dxa"/>
-              <w:left w:w="180" w:type="dxa"/>
-              <w:bottom w:w="120" w:type="dxa"/>
-              <w:right w:w="180" w:type="dxa"/>
-            </w:tcMar>
-            <w:vAlign w:val="center"/>
-          </w:tcPr>
-          <w:p>
-            <w:pPr>
-              <w:ind w:firstLine="240" w:firstLineChars="100"/>
-              <w:rPr>
-                <w:rFonts w:hint="default" w:cs="Times New Roman" w:asciiTheme="minorEastAsia" w:hAnsiTheme="minorEastAsia" w:eastAsiaTheme="minorEastAsia"/>
-                <w:kern w:val="2"/>
-                <w:sz w:val="24"/>
-                <w:szCs w:val="24"/>
-                <w:lang w:val="en-US" w:eastAsia="zh-CN" w:bidi="ar-SA"/>
-              </w:rPr>
-            </w:pPr>
-            <w:r>
-              <w:rPr>
-                <w:rFonts w:hint="default" w:cs="Times New Roman" w:asciiTheme="minorEastAsia" w:hAnsiTheme="minorEastAsia" w:eastAsiaTheme="minorEastAsia"/>
-                <w:kern w:val="2"/>
-                <w:sz w:val="24"/>
-                <w:szCs w:val="24"/>
-                <w:lang w:val="en-US" w:eastAsia="zh-CN" w:bidi="ar-SA"/>
-              </w:rPr>
-              <w:t>sys_message 表 read_status 更新为 1，返回操作成功</w:t>
-            </w:r>
-          </w:p>
-        </w:tc>
-        <w:tc>
-          <w:tcPr>
-            <w:tcW w:w="1903" w:type="dxa"/>
-            <w:tcBorders>
-              <w:top w:val="nil"/>
-              <w:left w:val="nil"/>
-              <w:bottom w:val="nil"/>
-              <w:right w:val="nil"/>
-            </w:tcBorders>
-            <w:shd w:val="clear" w:color="auto" w:fill="auto"/>
-            <w:tcMar>
-              <w:top w:w="120" w:type="dxa"/>
-              <w:left w:w="180" w:type="dxa"/>
-              <w:bottom w:w="120" w:type="dxa"/>
-              <w:right w:w="180" w:type="dxa"/>
-            </w:tcMar>
-            <w:vAlign w:val="center"/>
-          </w:tcPr>
-          <w:p>
-            <w:pPr>
-              <w:ind w:firstLine="240" w:firstLineChars="100"/>
-              <w:rPr>
-                <w:rFonts w:hint="default" w:cs="Times New Roman" w:asciiTheme="minorEastAsia" w:hAnsiTheme="minorEastAsia" w:eastAsiaTheme="minorEastAsia"/>
-                <w:kern w:val="2"/>
-                <w:sz w:val="24"/>
-                <w:szCs w:val="24"/>
-                <w:lang w:val="en-US" w:eastAsia="zh-CN" w:bidi="ar-SA"/>
-              </w:rPr>
-            </w:pPr>
-            <w:r>
-              <w:rPr>
-                <w:rFonts w:hint="default" w:cs="Times New Roman" w:asciiTheme="minorEastAsia" w:hAnsiTheme="minorEastAsia" w:eastAsiaTheme="minorEastAsia"/>
-                <w:kern w:val="2"/>
-                <w:sz w:val="24"/>
-                <w:szCs w:val="24"/>
-                <w:lang w:val="en-US" w:eastAsia="zh-CN" w:bidi="ar-SA"/>
-              </w:rPr>
-              <w:t>JUnit 5 + H2 内存数据库</w:t>
-            </w:r>
-          </w:p>
-        </w:tc>
-      </w:tr>
-      <w:tr>
-        <w:tblPrEx>
-          <w:tblBorders>
-            <w:top w:val="single" w:color="auto" w:sz="2" w:space="0"/>
-            <w:left w:val="single" w:color="auto" w:sz="2" w:space="0"/>
-            <w:bottom w:val="single" w:color="auto" w:sz="2" w:space="0"/>
-            <w:right w:val="single" w:color="auto" w:sz="2" w:space="0"/>
-            <w:insideH w:val="none" w:color="auto" w:sz="0" w:space="0"/>
-            <w:insideV w:val="none" w:color="auto" w:sz="0" w:space="0"/>
-          </w:tblBorders>
-          <w:shd w:val="clear" w:color="auto" w:fill="auto"/>
           <w:tblCellMar>
             <w:top w:w="0" w:type="dxa"/>
             <w:left w:w="0" w:type="dxa"/>
@@ -39972,6 +39977,7 @@
             <w:insideH w:val="none" w:color="auto" w:sz="0" w:space="0"/>
             <w:insideV w:val="none" w:color="auto" w:sz="0" w:space="0"/>
           </w:tblBorders>
+          <w:shd w:val="clear" w:color="auto" w:fill="auto"/>
           <w:tblCellMar>
             <w:top w:w="0" w:type="dxa"/>
             <w:left w:w="0" w:type="dxa"/>
@@ -41071,6 +41077,7 @@
             <w:insideH w:val="none" w:color="auto" w:sz="0" w:space="0"/>
             <w:insideV w:val="none" w:color="auto" w:sz="0" w:space="0"/>
           </w:tblBorders>
+          <w:shd w:val="clear" w:color="auto" w:fill="auto"/>
           <w:tblCellMar>
             <w:top w:w="0" w:type="dxa"/>
             <w:left w:w="0" w:type="dxa"/>
@@ -41229,6 +41236,229 @@
                 <w:lang w:val="en-US" w:eastAsia="zh-CN" w:bidi="ar-SA"/>
               </w:rPr>
               <w:t>code=400，message=“职位已下架，无法投递”</w:t>
+            </w:r>
+          </w:p>
+        </w:tc>
+        <w:tc>
+          <w:tcPr>
+            <w:tcW w:w="1932" w:type="dxa"/>
+            <w:tcBorders>
+              <w:top w:val="nil"/>
+              <w:left w:val="nil"/>
+              <w:bottom w:val="nil"/>
+              <w:right w:val="nil"/>
+            </w:tcBorders>
+            <w:shd w:val="clear" w:color="auto" w:fill="auto"/>
+            <w:tcMar>
+              <w:top w:w="120" w:type="dxa"/>
+              <w:left w:w="180" w:type="dxa"/>
+              <w:bottom w:w="120" w:type="dxa"/>
+              <w:right w:w="180" w:type="dxa"/>
+            </w:tcMar>
+            <w:vAlign w:val="center"/>
+          </w:tcPr>
+          <w:p>
+            <w:pPr>
+              <w:ind w:firstLine="240" w:firstLineChars="100"/>
+              <w:rPr>
+                <w:rFonts w:hint="default" w:cs="Times New Roman" w:asciiTheme="minorEastAsia" w:hAnsiTheme="minorEastAsia" w:eastAsiaTheme="minorEastAsia"/>
+                <w:kern w:val="2"/>
+                <w:sz w:val="24"/>
+                <w:szCs w:val="24"/>
+                <w:lang w:val="en-US" w:eastAsia="zh-CN" w:bidi="ar-SA"/>
+              </w:rPr>
+            </w:pPr>
+            <w:r>
+              <w:rPr>
+                <w:rFonts w:hint="default" w:cs="Times New Roman" w:asciiTheme="minorEastAsia" w:hAnsiTheme="minorEastAsia" w:eastAsiaTheme="minorEastAsia"/>
+                <w:kern w:val="2"/>
+                <w:sz w:val="24"/>
+                <w:szCs w:val="24"/>
+                <w:lang w:val="en-US" w:eastAsia="zh-CN" w:bidi="ar-SA"/>
+              </w:rPr>
+              <w:t>Postman + JUnit 5</w:t>
+            </w:r>
+          </w:p>
+        </w:tc>
+      </w:tr>
+      <w:tr>
+        <w:tblPrEx>
+          <w:tblBorders>
+            <w:top w:val="single" w:color="auto" w:sz="2" w:space="0"/>
+            <w:left w:val="single" w:color="auto" w:sz="2" w:space="0"/>
+            <w:bottom w:val="single" w:color="auto" w:sz="2" w:space="0"/>
+            <w:right w:val="single" w:color="auto" w:sz="2" w:space="0"/>
+            <w:insideH w:val="none" w:color="auto" w:sz="0" w:space="0"/>
+            <w:insideV w:val="none" w:color="auto" w:sz="0" w:space="0"/>
+          </w:tblBorders>
+          <w:tblCellMar>
+            <w:top w:w="0" w:type="dxa"/>
+            <w:left w:w="0" w:type="dxa"/>
+            <w:bottom w:w="0" w:type="dxa"/>
+            <w:right w:w="0" w:type="dxa"/>
+          </w:tblCellMar>
+        </w:tblPrEx>
+        <w:tc>
+          <w:tcPr>
+            <w:tcW w:w="2124" w:type="dxa"/>
+            <w:tcBorders>
+              <w:top w:val="nil"/>
+              <w:left w:val="nil"/>
+              <w:bottom w:val="nil"/>
+              <w:right w:val="single" w:color="auto" w:sz="2" w:space="0"/>
+            </w:tcBorders>
+            <w:shd w:val="clear" w:color="auto" w:fill="auto"/>
+            <w:tcMar>
+              <w:top w:w="120" w:type="dxa"/>
+              <w:left w:w="180" w:type="dxa"/>
+              <w:bottom w:w="120" w:type="dxa"/>
+              <w:right w:w="180" w:type="dxa"/>
+            </w:tcMar>
+            <w:vAlign w:val="center"/>
+          </w:tcPr>
+          <w:p>
+            <w:pPr>
+              <w:ind w:firstLine="240" w:firstLineChars="100"/>
+              <w:rPr>
+                <w:rFonts w:hint="default" w:cs="Times New Roman" w:asciiTheme="minorEastAsia" w:hAnsiTheme="minorEastAsia" w:eastAsiaTheme="minorEastAsia"/>
+                <w:kern w:val="2"/>
+                <w:sz w:val="24"/>
+                <w:szCs w:val="24"/>
+                <w:lang w:val="en-US" w:eastAsia="zh-CN" w:bidi="ar-SA"/>
+              </w:rPr>
+            </w:pPr>
+            <w:r>
+              <w:rPr>
+                <w:rFonts w:hint="default" w:cs="Times New Roman" w:asciiTheme="minorEastAsia" w:hAnsiTheme="minorEastAsia" w:eastAsiaTheme="minorEastAsia"/>
+                <w:kern w:val="2"/>
+                <w:sz w:val="24"/>
+                <w:szCs w:val="24"/>
+                <w:lang w:val="en-US" w:eastAsia="zh-CN" w:bidi="ar-SA"/>
+              </w:rPr>
+              <w:t>面试安排</w:t>
+            </w:r>
+          </w:p>
+        </w:tc>
+        <w:tc>
+          <w:tcPr>
+            <w:tcW w:w="1189" w:type="dxa"/>
+            <w:tcBorders>
+              <w:top w:val="nil"/>
+              <w:left w:val="nil"/>
+              <w:bottom w:val="nil"/>
+              <w:right w:val="single" w:color="auto" w:sz="2" w:space="0"/>
+            </w:tcBorders>
+            <w:shd w:val="clear" w:color="auto" w:fill="auto"/>
+            <w:tcMar>
+              <w:top w:w="120" w:type="dxa"/>
+              <w:left w:w="180" w:type="dxa"/>
+              <w:bottom w:w="120" w:type="dxa"/>
+              <w:right w:w="180" w:type="dxa"/>
+            </w:tcMar>
+            <w:vAlign w:val="center"/>
+          </w:tcPr>
+          <w:p>
+            <w:pPr>
+              <w:ind w:firstLine="240" w:firstLineChars="100"/>
+              <w:rPr>
+                <w:rFonts w:hint="default" w:cs="Times New Roman" w:asciiTheme="minorEastAsia" w:hAnsiTheme="minorEastAsia" w:eastAsiaTheme="minorEastAsia"/>
+                <w:kern w:val="2"/>
+                <w:sz w:val="24"/>
+                <w:szCs w:val="24"/>
+                <w:lang w:val="en-US" w:eastAsia="zh-CN" w:bidi="ar-SA"/>
+              </w:rPr>
+            </w:pPr>
+            <w:r>
+              <w:rPr>
+                <w:rFonts w:hint="default" w:cs="Times New Roman" w:asciiTheme="minorEastAsia" w:hAnsiTheme="minorEastAsia" w:eastAsiaTheme="minorEastAsia"/>
+                <w:kern w:val="2"/>
+                <w:sz w:val="24"/>
+                <w:szCs w:val="24"/>
+                <w:lang w:val="en-US" w:eastAsia="zh-CN" w:bidi="ar-SA"/>
+              </w:rPr>
+              <w:t>面试时间为过去</w:t>
+            </w:r>
+          </w:p>
+        </w:tc>
+        <w:tc>
+          <w:tcPr>
+            <w:tcW w:w="2470" w:type="dxa"/>
+            <w:tcBorders>
+              <w:top w:val="nil"/>
+              <w:left w:val="nil"/>
+              <w:bottom w:val="nil"/>
+              <w:right w:val="single" w:color="auto" w:sz="2" w:space="0"/>
+            </w:tcBorders>
+            <w:shd w:val="clear" w:color="auto" w:fill="auto"/>
+            <w:tcMar>
+              <w:top w:w="120" w:type="dxa"/>
+              <w:left w:w="180" w:type="dxa"/>
+              <w:bottom w:w="120" w:type="dxa"/>
+              <w:right w:w="180" w:type="dxa"/>
+            </w:tcMar>
+            <w:vAlign w:val="center"/>
+          </w:tcPr>
+          <w:p>
+            <w:pPr>
+              <w:ind w:firstLine="240" w:firstLineChars="100"/>
+              <w:rPr>
+                <w:rFonts w:hint="default" w:cs="Times New Roman" w:asciiTheme="minorEastAsia" w:hAnsiTheme="minorEastAsia" w:eastAsiaTheme="minorEastAsia"/>
+                <w:kern w:val="2"/>
+                <w:sz w:val="24"/>
+                <w:szCs w:val="24"/>
+                <w:lang w:val="en-US" w:eastAsia="zh-CN" w:bidi="ar-SA"/>
+              </w:rPr>
+            </w:pPr>
+            <w:r>
+              <w:rPr>
+                <w:rFonts w:hint="default" w:cs="Times New Roman" w:asciiTheme="minorEastAsia" w:hAnsiTheme="minorEastAsia" w:eastAsiaTheme="minorEastAsia"/>
+                <w:kern w:val="2"/>
+                <w:sz w:val="24"/>
+                <w:szCs w:val="24"/>
+                <w:lang w:val="en-US" w:eastAsia="zh-CN" w:bidi="ar-SA"/>
+              </w:rPr>
+              <w:t>interviewTime = 昨天，其他参数正常</w:t>
+            </w:r>
+          </w:p>
+        </w:tc>
+        <w:tc>
+          <w:tcPr>
+            <w:tcW w:w="2908" w:type="dxa"/>
+            <w:tcBorders>
+              <w:top w:val="nil"/>
+              <w:left w:val="nil"/>
+              <w:bottom w:val="nil"/>
+              <w:right w:val="single" w:color="auto" w:sz="2" w:space="0"/>
+            </w:tcBorders>
+            <w:shd w:val="clear" w:color="auto" w:fill="auto"/>
+            <w:tcMar>
+              <w:top w:w="120" w:type="dxa"/>
+              <w:left w:w="180" w:type="dxa"/>
+              <w:bottom w:w="120" w:type="dxa"/>
+              <w:right w:w="180" w:type="dxa"/>
+            </w:tcMar>
+            <w:vAlign w:val="center"/>
+          </w:tcPr>
+          <w:p>
+            <w:pPr>
+              <w:ind w:firstLine="240" w:firstLineChars="100"/>
+              <w:rPr>
+                <w:rFonts w:hint="default" w:cs="Times New Roman" w:asciiTheme="minorEastAsia" w:hAnsiTheme="minorEastAsia" w:eastAsiaTheme="minorEastAsia"/>
+                <w:kern w:val="2"/>
+                <w:sz w:val="24"/>
+                <w:szCs w:val="24"/>
+                <w:lang w:val="en-US" w:eastAsia="zh-CN" w:bidi="ar-SA"/>
+              </w:rPr>
+            </w:pPr>
+            <w:r>
+              <w:rPr>
+                <w:rFonts w:hint="default" w:cs="Times New Roman" w:asciiTheme="minorEastAsia" w:hAnsiTheme="minorEastAsia" w:eastAsiaTheme="minorEastAsia"/>
+                <w:kern w:val="2"/>
+                <w:sz w:val="24"/>
+                <w:szCs w:val="24"/>
+                <w:lang w:val="en-US" w:eastAsia="zh-CN" w:bidi="ar-SA"/>
+              </w:rPr>
+              <w:t>code=400，message=“面试时间需为未来时间”</w:t>
             </w:r>
           </w:p>
         </w:tc>
@@ -41314,23 +41544,13 @@
             <w:pPr>
               <w:ind w:firstLine="240" w:firstLineChars="100"/>
               <w:rPr>
-                <w:rFonts w:hint="default" w:cs="Times New Roman" w:asciiTheme="minorEastAsia" w:hAnsiTheme="minorEastAsia" w:eastAsiaTheme="minorEastAsia"/>
-                <w:kern w:val="2"/>
-                <w:sz w:val="24"/>
-                <w:szCs w:val="24"/>
-                <w:lang w:val="en-US" w:eastAsia="zh-CN" w:bidi="ar-SA"/>
-              </w:rPr>
-            </w:pPr>
-            <w:r>
-              <w:rPr>
-                <w:rFonts w:hint="default" w:cs="Times New Roman" w:asciiTheme="minorEastAsia" w:hAnsiTheme="minorEastAsia" w:eastAsiaTheme="minorEastAsia"/>
-                <w:kern w:val="2"/>
-                <w:sz w:val="24"/>
-                <w:szCs w:val="24"/>
-                <w:lang w:val="en-US" w:eastAsia="zh-CN" w:bidi="ar-SA"/>
-              </w:rPr>
-              <w:t>面试安排</w:t>
-            </w:r>
+                <w:rFonts w:hint="eastAsia" w:cs="Times New Roman" w:asciiTheme="minorEastAsia" w:hAnsiTheme="minorEastAsia" w:eastAsiaTheme="minorEastAsia"/>
+                <w:kern w:val="2"/>
+                <w:sz w:val="24"/>
+                <w:szCs w:val="24"/>
+                <w:lang w:val="en-US" w:eastAsia="zh-CN" w:bidi="ar-SA"/>
+              </w:rPr>
+            </w:pPr>
           </w:p>
         </w:tc>
         <w:tc>
@@ -41370,7 +41590,7 @@
                 <w:szCs w:val="24"/>
                 <w:lang w:val="en-US" w:eastAsia="zh-CN" w:bidi="ar-SA"/>
               </w:rPr>
-              <w:t>面试时间为过去</w:t>
+              <w:t>申请状态非法</w:t>
             </w:r>
           </w:p>
         </w:tc>
@@ -41411,7 +41631,7 @@
                 <w:szCs w:val="24"/>
                 <w:lang w:val="en-US" w:eastAsia="zh-CN" w:bidi="ar-SA"/>
               </w:rPr>
-              <w:t>interviewTime = 昨天，其他参数正常</w:t>
+              <w:t>applicationId = 已拒绝状态，其他参数正常</w:t>
             </w:r>
           </w:p>
         </w:tc>
@@ -41452,7 +41672,7 @@
                 <w:szCs w:val="24"/>
                 <w:lang w:val="en-US" w:eastAsia="zh-CN" w:bidi="ar-SA"/>
               </w:rPr>
-              <w:t>code=400，message=“面试时间需为未来时间”</w:t>
+              <w:t>code=400，message=“申请状态非法，无法安排面试”</w:t>
             </w:r>
           </w:p>
         </w:tc>
@@ -41545,6 +41765,16 @@
                 <w:lang w:val="en-US" w:eastAsia="zh-CN" w:bidi="ar-SA"/>
               </w:rPr>
             </w:pPr>
+            <w:r>
+              <w:rPr>
+                <w:rFonts w:hint="default" w:cs="Times New Roman" w:asciiTheme="minorEastAsia" w:hAnsiTheme="minorEastAsia" w:eastAsiaTheme="minorEastAsia"/>
+                <w:kern w:val="2"/>
+                <w:sz w:val="24"/>
+                <w:szCs w:val="24"/>
+                <w:lang w:val="en-US" w:eastAsia="zh-CN" w:bidi="ar-SA"/>
+              </w:rPr>
+              <w:t>获取消息列表</w:t>
+            </w:r>
           </w:p>
         </w:tc>
         <w:tc>
@@ -41584,7 +41814,7 @@
                 <w:szCs w:val="24"/>
                 <w:lang w:val="en-US" w:eastAsia="zh-CN" w:bidi="ar-SA"/>
               </w:rPr>
-              <w:t>申请状态非法</w:t>
+              <w:t>查询未读消息</w:t>
             </w:r>
           </w:p>
         </w:tc>
@@ -41625,7 +41855,7 @@
                 <w:szCs w:val="24"/>
                 <w:lang w:val="en-US" w:eastAsia="zh-CN" w:bidi="ar-SA"/>
               </w:rPr>
-              <w:t>applicationId = 已拒绝状态，其他参数正常</w:t>
+              <w:t>readStatus=0，其他参数正常</w:t>
             </w:r>
           </w:p>
         </w:tc>
@@ -41666,7 +41896,230 @@
                 <w:szCs w:val="24"/>
                 <w:lang w:val="en-US" w:eastAsia="zh-CN" w:bidi="ar-SA"/>
               </w:rPr>
-              <w:t>code=400，message=“申请状态非法，无法安排面试”</w:t>
+              <w:t>返回仅包含未读消息的列表，readStatus 均为 0</w:t>
+            </w:r>
+          </w:p>
+        </w:tc>
+        <w:tc>
+          <w:tcPr>
+            <w:tcW w:w="1932" w:type="dxa"/>
+            <w:tcBorders>
+              <w:top w:val="nil"/>
+              <w:left w:val="nil"/>
+              <w:bottom w:val="nil"/>
+              <w:right w:val="nil"/>
+            </w:tcBorders>
+            <w:shd w:val="clear" w:color="auto" w:fill="auto"/>
+            <w:tcMar>
+              <w:top w:w="120" w:type="dxa"/>
+              <w:left w:w="180" w:type="dxa"/>
+              <w:bottom w:w="120" w:type="dxa"/>
+              <w:right w:w="180" w:type="dxa"/>
+            </w:tcMar>
+            <w:vAlign w:val="center"/>
+          </w:tcPr>
+          <w:p>
+            <w:pPr>
+              <w:ind w:firstLine="240" w:firstLineChars="100"/>
+              <w:rPr>
+                <w:rFonts w:hint="default" w:cs="Times New Roman" w:asciiTheme="minorEastAsia" w:hAnsiTheme="minorEastAsia" w:eastAsiaTheme="minorEastAsia"/>
+                <w:kern w:val="2"/>
+                <w:sz w:val="24"/>
+                <w:szCs w:val="24"/>
+                <w:lang w:val="en-US" w:eastAsia="zh-CN" w:bidi="ar-SA"/>
+              </w:rPr>
+            </w:pPr>
+            <w:r>
+              <w:rPr>
+                <w:rFonts w:hint="default" w:cs="Times New Roman" w:asciiTheme="minorEastAsia" w:hAnsiTheme="minorEastAsia" w:eastAsiaTheme="minorEastAsia"/>
+                <w:kern w:val="2"/>
+                <w:sz w:val="24"/>
+                <w:szCs w:val="24"/>
+                <w:lang w:val="en-US" w:eastAsia="zh-CN" w:bidi="ar-SA"/>
+              </w:rPr>
+              <w:t>Postman + JUnit 5</w:t>
+            </w:r>
+          </w:p>
+        </w:tc>
+      </w:tr>
+      <w:tr>
+        <w:tblPrEx>
+          <w:tblBorders>
+            <w:top w:val="single" w:color="auto" w:sz="2" w:space="0"/>
+            <w:left w:val="single" w:color="auto" w:sz="2" w:space="0"/>
+            <w:bottom w:val="single" w:color="auto" w:sz="2" w:space="0"/>
+            <w:right w:val="single" w:color="auto" w:sz="2" w:space="0"/>
+            <w:insideH w:val="none" w:color="auto" w:sz="0" w:space="0"/>
+            <w:insideV w:val="none" w:color="auto" w:sz="0" w:space="0"/>
+          </w:tblBorders>
+          <w:tblCellMar>
+            <w:top w:w="0" w:type="dxa"/>
+            <w:left w:w="0" w:type="dxa"/>
+            <w:bottom w:w="0" w:type="dxa"/>
+            <w:right w:w="0" w:type="dxa"/>
+          </w:tblCellMar>
+        </w:tblPrEx>
+        <w:tc>
+          <w:tcPr>
+            <w:tcW w:w="2124" w:type="dxa"/>
+            <w:tcBorders>
+              <w:top w:val="nil"/>
+              <w:left w:val="nil"/>
+              <w:bottom w:val="nil"/>
+              <w:right w:val="single" w:color="auto" w:sz="2" w:space="0"/>
+            </w:tcBorders>
+            <w:shd w:val="clear" w:color="auto" w:fill="auto"/>
+            <w:tcMar>
+              <w:top w:w="120" w:type="dxa"/>
+              <w:left w:w="180" w:type="dxa"/>
+              <w:bottom w:w="120" w:type="dxa"/>
+              <w:right w:w="180" w:type="dxa"/>
+            </w:tcMar>
+            <w:vAlign w:val="center"/>
+          </w:tcPr>
+          <w:p>
+            <w:pPr>
+              <w:ind w:firstLine="240" w:firstLineChars="100"/>
+              <w:rPr>
+                <w:rFonts w:hint="eastAsia" w:cs="Times New Roman" w:asciiTheme="minorEastAsia" w:hAnsiTheme="minorEastAsia" w:eastAsiaTheme="minorEastAsia"/>
+                <w:kern w:val="2"/>
+                <w:sz w:val="24"/>
+                <w:szCs w:val="24"/>
+                <w:lang w:val="en-US" w:eastAsia="zh-CN" w:bidi="ar-SA"/>
+              </w:rPr>
+            </w:pPr>
+            <w:r>
+              <w:rPr>
+                <w:rFonts w:hint="default" w:cs="Times New Roman" w:asciiTheme="minorEastAsia" w:hAnsiTheme="minorEastAsia" w:eastAsiaTheme="minorEastAsia"/>
+                <w:kern w:val="2"/>
+                <w:sz w:val="24"/>
+                <w:szCs w:val="24"/>
+                <w:lang w:val="en-US" w:eastAsia="zh-CN" w:bidi="ar-SA"/>
+              </w:rPr>
+              <w:t>标记消息已读</w:t>
+            </w:r>
+          </w:p>
+        </w:tc>
+        <w:tc>
+          <w:tcPr>
+            <w:tcW w:w="1189" w:type="dxa"/>
+            <w:tcBorders>
+              <w:top w:val="nil"/>
+              <w:left w:val="nil"/>
+              <w:bottom w:val="nil"/>
+              <w:right w:val="single" w:color="auto" w:sz="2" w:space="0"/>
+            </w:tcBorders>
+            <w:shd w:val="clear" w:color="auto" w:fill="auto"/>
+            <w:tcMar>
+              <w:top w:w="120" w:type="dxa"/>
+              <w:left w:w="180" w:type="dxa"/>
+              <w:bottom w:w="120" w:type="dxa"/>
+              <w:right w:w="180" w:type="dxa"/>
+            </w:tcMar>
+            <w:vAlign w:val="center"/>
+          </w:tcPr>
+          <w:p>
+            <w:pPr>
+              <w:ind w:firstLine="240" w:firstLineChars="100"/>
+              <w:rPr>
+                <w:rFonts w:hint="default" w:cs="Times New Roman" w:asciiTheme="minorEastAsia" w:hAnsiTheme="minorEastAsia" w:eastAsiaTheme="minorEastAsia"/>
+                <w:kern w:val="2"/>
+                <w:sz w:val="24"/>
+                <w:szCs w:val="24"/>
+                <w:lang w:val="en-US" w:eastAsia="zh-CN" w:bidi="ar-SA"/>
+              </w:rPr>
+            </w:pPr>
+            <w:r>
+              <w:rPr>
+                <w:rFonts w:hint="default" w:cs="Times New Roman" w:asciiTheme="minorEastAsia" w:hAnsiTheme="minorEastAsia" w:eastAsiaTheme="minorEastAsia"/>
+                <w:kern w:val="2"/>
+                <w:sz w:val="24"/>
+                <w:szCs w:val="24"/>
+                <w:lang w:val="en-US" w:eastAsia="zh-CN" w:bidi="ar-SA"/>
+              </w:rPr>
+              <w:t>标记他人消息</w:t>
+            </w:r>
+          </w:p>
+        </w:tc>
+        <w:tc>
+          <w:tcPr>
+            <w:tcW w:w="2470" w:type="dxa"/>
+            <w:tcBorders>
+              <w:top w:val="nil"/>
+              <w:left w:val="nil"/>
+              <w:bottom w:val="nil"/>
+              <w:right w:val="single" w:color="auto" w:sz="2" w:space="0"/>
+            </w:tcBorders>
+            <w:shd w:val="clear" w:color="auto" w:fill="auto"/>
+            <w:tcMar>
+              <w:top w:w="120" w:type="dxa"/>
+              <w:left w:w="180" w:type="dxa"/>
+              <w:bottom w:w="120" w:type="dxa"/>
+              <w:right w:w="180" w:type="dxa"/>
+            </w:tcMar>
+            <w:vAlign w:val="center"/>
+          </w:tcPr>
+          <w:p>
+            <w:pPr>
+              <w:ind w:firstLine="240" w:firstLineChars="100"/>
+              <w:rPr>
+                <w:rFonts w:hint="default" w:cs="Times New Roman" w:asciiTheme="minorEastAsia" w:hAnsiTheme="minorEastAsia" w:eastAsiaTheme="minorEastAsia"/>
+                <w:kern w:val="2"/>
+                <w:sz w:val="24"/>
+                <w:szCs w:val="24"/>
+                <w:lang w:val="en-US" w:eastAsia="zh-CN" w:bidi="ar-SA"/>
+              </w:rPr>
+            </w:pPr>
+            <w:r>
+              <w:rPr>
+                <w:rFonts w:hint="default" w:cs="Times New Roman" w:asciiTheme="minorEastAsia" w:hAnsiTheme="minorEastAsia" w:eastAsiaTheme="minorEastAsia"/>
+                <w:kern w:val="2"/>
+                <w:sz w:val="24"/>
+                <w:szCs w:val="24"/>
+                <w:lang w:val="en-US" w:eastAsia="zh-CN" w:bidi="ar-SA"/>
+              </w:rPr>
+              <w:t>messageId = 其他用户的消息 ID</w:t>
+            </w:r>
+          </w:p>
+        </w:tc>
+        <w:tc>
+          <w:tcPr>
+            <w:tcW w:w="2908" w:type="dxa"/>
+            <w:tcBorders>
+              <w:top w:val="nil"/>
+              <w:left w:val="nil"/>
+              <w:bottom w:val="nil"/>
+              <w:right w:val="single" w:color="auto" w:sz="2" w:space="0"/>
+            </w:tcBorders>
+            <w:shd w:val="clear" w:color="auto" w:fill="auto"/>
+            <w:tcMar>
+              <w:top w:w="120" w:type="dxa"/>
+              <w:left w:w="180" w:type="dxa"/>
+              <w:bottom w:w="120" w:type="dxa"/>
+              <w:right w:w="180" w:type="dxa"/>
+            </w:tcMar>
+            <w:vAlign w:val="center"/>
+          </w:tcPr>
+          <w:p>
+            <w:pPr>
+              <w:ind w:firstLine="240" w:firstLineChars="100"/>
+              <w:rPr>
+                <w:rFonts w:hint="default" w:cs="Times New Roman" w:asciiTheme="minorEastAsia" w:hAnsiTheme="minorEastAsia" w:eastAsiaTheme="minorEastAsia"/>
+                <w:kern w:val="2"/>
+                <w:sz w:val="24"/>
+                <w:szCs w:val="24"/>
+                <w:lang w:val="en-US" w:eastAsia="zh-CN" w:bidi="ar-SA"/>
+              </w:rPr>
+            </w:pPr>
+            <w:r>
+              <w:rPr>
+                <w:rFonts w:hint="default" w:cs="Times New Roman" w:asciiTheme="minorEastAsia" w:hAnsiTheme="minorEastAsia" w:eastAsiaTheme="minorEastAsia"/>
+                <w:kern w:val="2"/>
+                <w:sz w:val="24"/>
+                <w:szCs w:val="24"/>
+                <w:lang w:val="en-US" w:eastAsia="zh-CN" w:bidi="ar-SA"/>
+              </w:rPr>
+              <w:t>code=403，message=“无权限操作该消息”</w:t>
             </w:r>
           </w:p>
         </w:tc>
@@ -41767,7 +42220,7 @@
                 <w:szCs w:val="24"/>
                 <w:lang w:val="en-US" w:eastAsia="zh-CN" w:bidi="ar-SA"/>
               </w:rPr>
-              <w:t>获取消息列表</w:t>
+              <w:t>修改接收设置</w:t>
             </w:r>
           </w:p>
         </w:tc>
@@ -41808,7 +42261,7 @@
                 <w:szCs w:val="24"/>
                 <w:lang w:val="en-US" w:eastAsia="zh-CN" w:bidi="ar-SA"/>
               </w:rPr>
-              <w:t>查询未读消息</w:t>
+              <w:t>关闭所有接收方式</w:t>
             </w:r>
           </w:p>
         </w:tc>
@@ -41849,7 +42302,7 @@
                 <w:szCs w:val="24"/>
                 <w:lang w:val="en-US" w:eastAsia="zh-CN" w:bidi="ar-SA"/>
               </w:rPr>
-              <w:t>readStatus=0，其他参数正常</w:t>
+              <w:t>sysMsg=false、emailMsg=false、smsMsg=false</w:t>
             </w:r>
           </w:p>
         </w:tc>
@@ -41890,7 +42343,7 @@
                 <w:szCs w:val="24"/>
                 <w:lang w:val="en-US" w:eastAsia="zh-CN" w:bidi="ar-SA"/>
               </w:rPr>
-              <w:t>返回仅包含未读消息的列表，readStatus 均为 0</w:t>
+              <w:t>code=200，设置成功；后续消息仅存储不推送</w:t>
             </w:r>
           </w:p>
         </w:tc>
@@ -41946,455 +42399,6 @@
             <w:insideH w:val="none" w:color="auto" w:sz="0" w:space="0"/>
             <w:insideV w:val="none" w:color="auto" w:sz="0" w:space="0"/>
           </w:tblBorders>
-          <w:shd w:val="clear" w:color="auto" w:fill="auto"/>
-          <w:tblCellMar>
-            <w:top w:w="0" w:type="dxa"/>
-            <w:left w:w="0" w:type="dxa"/>
-            <w:bottom w:w="0" w:type="dxa"/>
-            <w:right w:w="0" w:type="dxa"/>
-          </w:tblCellMar>
-        </w:tblPrEx>
-        <w:tc>
-          <w:tcPr>
-            <w:tcW w:w="2124" w:type="dxa"/>
-            <w:tcBorders>
-              <w:top w:val="nil"/>
-              <w:left w:val="nil"/>
-              <w:bottom w:val="nil"/>
-              <w:right w:val="single" w:color="auto" w:sz="2" w:space="0"/>
-            </w:tcBorders>
-            <w:shd w:val="clear" w:color="auto" w:fill="auto"/>
-            <w:tcMar>
-              <w:top w:w="120" w:type="dxa"/>
-              <w:left w:w="180" w:type="dxa"/>
-              <w:bottom w:w="120" w:type="dxa"/>
-              <w:right w:w="180" w:type="dxa"/>
-            </w:tcMar>
-            <w:vAlign w:val="center"/>
-          </w:tcPr>
-          <w:p>
-            <w:pPr>
-              <w:ind w:firstLine="240" w:firstLineChars="100"/>
-              <w:rPr>
-                <w:rFonts w:hint="eastAsia" w:cs="Times New Roman" w:asciiTheme="minorEastAsia" w:hAnsiTheme="minorEastAsia" w:eastAsiaTheme="minorEastAsia"/>
-                <w:kern w:val="2"/>
-                <w:sz w:val="24"/>
-                <w:szCs w:val="24"/>
-                <w:lang w:val="en-US" w:eastAsia="zh-CN" w:bidi="ar-SA"/>
-              </w:rPr>
-            </w:pPr>
-            <w:r>
-              <w:rPr>
-                <w:rFonts w:hint="default" w:cs="Times New Roman" w:asciiTheme="minorEastAsia" w:hAnsiTheme="minorEastAsia" w:eastAsiaTheme="minorEastAsia"/>
-                <w:kern w:val="2"/>
-                <w:sz w:val="24"/>
-                <w:szCs w:val="24"/>
-                <w:lang w:val="en-US" w:eastAsia="zh-CN" w:bidi="ar-SA"/>
-              </w:rPr>
-              <w:t>标记消息已读</w:t>
-            </w:r>
-          </w:p>
-        </w:tc>
-        <w:tc>
-          <w:tcPr>
-            <w:tcW w:w="1189" w:type="dxa"/>
-            <w:tcBorders>
-              <w:top w:val="nil"/>
-              <w:left w:val="nil"/>
-              <w:bottom w:val="nil"/>
-              <w:right w:val="single" w:color="auto" w:sz="2" w:space="0"/>
-            </w:tcBorders>
-            <w:shd w:val="clear" w:color="auto" w:fill="auto"/>
-            <w:tcMar>
-              <w:top w:w="120" w:type="dxa"/>
-              <w:left w:w="180" w:type="dxa"/>
-              <w:bottom w:w="120" w:type="dxa"/>
-              <w:right w:w="180" w:type="dxa"/>
-            </w:tcMar>
-            <w:vAlign w:val="center"/>
-          </w:tcPr>
-          <w:p>
-            <w:pPr>
-              <w:ind w:firstLine="240" w:firstLineChars="100"/>
-              <w:rPr>
-                <w:rFonts w:hint="default" w:cs="Times New Roman" w:asciiTheme="minorEastAsia" w:hAnsiTheme="minorEastAsia" w:eastAsiaTheme="minorEastAsia"/>
-                <w:kern w:val="2"/>
-                <w:sz w:val="24"/>
-                <w:szCs w:val="24"/>
-                <w:lang w:val="en-US" w:eastAsia="zh-CN" w:bidi="ar-SA"/>
-              </w:rPr>
-            </w:pPr>
-            <w:r>
-              <w:rPr>
-                <w:rFonts w:hint="default" w:cs="Times New Roman" w:asciiTheme="minorEastAsia" w:hAnsiTheme="minorEastAsia" w:eastAsiaTheme="minorEastAsia"/>
-                <w:kern w:val="2"/>
-                <w:sz w:val="24"/>
-                <w:szCs w:val="24"/>
-                <w:lang w:val="en-US" w:eastAsia="zh-CN" w:bidi="ar-SA"/>
-              </w:rPr>
-              <w:t>标记他人消息</w:t>
-            </w:r>
-          </w:p>
-        </w:tc>
-        <w:tc>
-          <w:tcPr>
-            <w:tcW w:w="2470" w:type="dxa"/>
-            <w:tcBorders>
-              <w:top w:val="nil"/>
-              <w:left w:val="nil"/>
-              <w:bottom w:val="nil"/>
-              <w:right w:val="single" w:color="auto" w:sz="2" w:space="0"/>
-            </w:tcBorders>
-            <w:shd w:val="clear" w:color="auto" w:fill="auto"/>
-            <w:tcMar>
-              <w:top w:w="120" w:type="dxa"/>
-              <w:left w:w="180" w:type="dxa"/>
-              <w:bottom w:w="120" w:type="dxa"/>
-              <w:right w:w="180" w:type="dxa"/>
-            </w:tcMar>
-            <w:vAlign w:val="center"/>
-          </w:tcPr>
-          <w:p>
-            <w:pPr>
-              <w:ind w:firstLine="240" w:firstLineChars="100"/>
-              <w:rPr>
-                <w:rFonts w:hint="default" w:cs="Times New Roman" w:asciiTheme="minorEastAsia" w:hAnsiTheme="minorEastAsia" w:eastAsiaTheme="minorEastAsia"/>
-                <w:kern w:val="2"/>
-                <w:sz w:val="24"/>
-                <w:szCs w:val="24"/>
-                <w:lang w:val="en-US" w:eastAsia="zh-CN" w:bidi="ar-SA"/>
-              </w:rPr>
-            </w:pPr>
-            <w:r>
-              <w:rPr>
-                <w:rFonts w:hint="default" w:cs="Times New Roman" w:asciiTheme="minorEastAsia" w:hAnsiTheme="minorEastAsia" w:eastAsiaTheme="minorEastAsia"/>
-                <w:kern w:val="2"/>
-                <w:sz w:val="24"/>
-                <w:szCs w:val="24"/>
-                <w:lang w:val="en-US" w:eastAsia="zh-CN" w:bidi="ar-SA"/>
-              </w:rPr>
-              <w:t>messageId = 其他用户的消息 ID</w:t>
-            </w:r>
-          </w:p>
-        </w:tc>
-        <w:tc>
-          <w:tcPr>
-            <w:tcW w:w="2908" w:type="dxa"/>
-            <w:tcBorders>
-              <w:top w:val="nil"/>
-              <w:left w:val="nil"/>
-              <w:bottom w:val="nil"/>
-              <w:right w:val="single" w:color="auto" w:sz="2" w:space="0"/>
-            </w:tcBorders>
-            <w:shd w:val="clear" w:color="auto" w:fill="auto"/>
-            <w:tcMar>
-              <w:top w:w="120" w:type="dxa"/>
-              <w:left w:w="180" w:type="dxa"/>
-              <w:bottom w:w="120" w:type="dxa"/>
-              <w:right w:w="180" w:type="dxa"/>
-            </w:tcMar>
-            <w:vAlign w:val="center"/>
-          </w:tcPr>
-          <w:p>
-            <w:pPr>
-              <w:ind w:firstLine="240" w:firstLineChars="100"/>
-              <w:rPr>
-                <w:rFonts w:hint="default" w:cs="Times New Roman" w:asciiTheme="minorEastAsia" w:hAnsiTheme="minorEastAsia" w:eastAsiaTheme="minorEastAsia"/>
-                <w:kern w:val="2"/>
-                <w:sz w:val="24"/>
-                <w:szCs w:val="24"/>
-                <w:lang w:val="en-US" w:eastAsia="zh-CN" w:bidi="ar-SA"/>
-              </w:rPr>
-            </w:pPr>
-            <w:r>
-              <w:rPr>
-                <w:rFonts w:hint="default" w:cs="Times New Roman" w:asciiTheme="minorEastAsia" w:hAnsiTheme="minorEastAsia" w:eastAsiaTheme="minorEastAsia"/>
-                <w:kern w:val="2"/>
-                <w:sz w:val="24"/>
-                <w:szCs w:val="24"/>
-                <w:lang w:val="en-US" w:eastAsia="zh-CN" w:bidi="ar-SA"/>
-              </w:rPr>
-              <w:t>code=403，message=“无权限操作该消息”</w:t>
-            </w:r>
-          </w:p>
-        </w:tc>
-        <w:tc>
-          <w:tcPr>
-            <w:tcW w:w="1932" w:type="dxa"/>
-            <w:tcBorders>
-              <w:top w:val="nil"/>
-              <w:left w:val="nil"/>
-              <w:bottom w:val="nil"/>
-              <w:right w:val="nil"/>
-            </w:tcBorders>
-            <w:shd w:val="clear" w:color="auto" w:fill="auto"/>
-            <w:tcMar>
-              <w:top w:w="120" w:type="dxa"/>
-              <w:left w:w="180" w:type="dxa"/>
-              <w:bottom w:w="120" w:type="dxa"/>
-              <w:right w:w="180" w:type="dxa"/>
-            </w:tcMar>
-            <w:vAlign w:val="center"/>
-          </w:tcPr>
-          <w:p>
-            <w:pPr>
-              <w:ind w:firstLine="240" w:firstLineChars="100"/>
-              <w:rPr>
-                <w:rFonts w:hint="default" w:cs="Times New Roman" w:asciiTheme="minorEastAsia" w:hAnsiTheme="minorEastAsia" w:eastAsiaTheme="minorEastAsia"/>
-                <w:kern w:val="2"/>
-                <w:sz w:val="24"/>
-                <w:szCs w:val="24"/>
-                <w:lang w:val="en-US" w:eastAsia="zh-CN" w:bidi="ar-SA"/>
-              </w:rPr>
-            </w:pPr>
-            <w:r>
-              <w:rPr>
-                <w:rFonts w:hint="default" w:cs="Times New Roman" w:asciiTheme="minorEastAsia" w:hAnsiTheme="minorEastAsia" w:eastAsiaTheme="minorEastAsia"/>
-                <w:kern w:val="2"/>
-                <w:sz w:val="24"/>
-                <w:szCs w:val="24"/>
-                <w:lang w:val="en-US" w:eastAsia="zh-CN" w:bidi="ar-SA"/>
-              </w:rPr>
-              <w:t>Postman + JUnit 5</w:t>
-            </w:r>
-          </w:p>
-        </w:tc>
-      </w:tr>
-      <w:tr>
-        <w:tblPrEx>
-          <w:tblBorders>
-            <w:top w:val="single" w:color="auto" w:sz="2" w:space="0"/>
-            <w:left w:val="single" w:color="auto" w:sz="2" w:space="0"/>
-            <w:bottom w:val="single" w:color="auto" w:sz="2" w:space="0"/>
-            <w:right w:val="single" w:color="auto" w:sz="2" w:space="0"/>
-            <w:insideH w:val="none" w:color="auto" w:sz="0" w:space="0"/>
-            <w:insideV w:val="none" w:color="auto" w:sz="0" w:space="0"/>
-          </w:tblBorders>
-          <w:shd w:val="clear" w:color="auto" w:fill="auto"/>
-          <w:tblCellMar>
-            <w:top w:w="0" w:type="dxa"/>
-            <w:left w:w="0" w:type="dxa"/>
-            <w:bottom w:w="0" w:type="dxa"/>
-            <w:right w:w="0" w:type="dxa"/>
-          </w:tblCellMar>
-        </w:tblPrEx>
-        <w:tc>
-          <w:tcPr>
-            <w:tcW w:w="2124" w:type="dxa"/>
-            <w:tcBorders>
-              <w:top w:val="nil"/>
-              <w:left w:val="nil"/>
-              <w:bottom w:val="nil"/>
-              <w:right w:val="single" w:color="auto" w:sz="2" w:space="0"/>
-            </w:tcBorders>
-            <w:shd w:val="clear" w:color="auto" w:fill="auto"/>
-            <w:tcMar>
-              <w:top w:w="120" w:type="dxa"/>
-              <w:left w:w="180" w:type="dxa"/>
-              <w:bottom w:w="120" w:type="dxa"/>
-              <w:right w:w="180" w:type="dxa"/>
-            </w:tcMar>
-            <w:vAlign w:val="center"/>
-          </w:tcPr>
-          <w:p>
-            <w:pPr>
-              <w:ind w:firstLine="240" w:firstLineChars="100"/>
-              <w:rPr>
-                <w:rFonts w:hint="eastAsia" w:cs="Times New Roman" w:asciiTheme="minorEastAsia" w:hAnsiTheme="minorEastAsia" w:eastAsiaTheme="minorEastAsia"/>
-                <w:kern w:val="2"/>
-                <w:sz w:val="24"/>
-                <w:szCs w:val="24"/>
-                <w:lang w:val="en-US" w:eastAsia="zh-CN" w:bidi="ar-SA"/>
-              </w:rPr>
-            </w:pPr>
-            <w:r>
-              <w:rPr>
-                <w:rFonts w:hint="default" w:cs="Times New Roman" w:asciiTheme="minorEastAsia" w:hAnsiTheme="minorEastAsia" w:eastAsiaTheme="minorEastAsia"/>
-                <w:kern w:val="2"/>
-                <w:sz w:val="24"/>
-                <w:szCs w:val="24"/>
-                <w:lang w:val="en-US" w:eastAsia="zh-CN" w:bidi="ar-SA"/>
-              </w:rPr>
-              <w:t>修改接收设置</w:t>
-            </w:r>
-          </w:p>
-        </w:tc>
-        <w:tc>
-          <w:tcPr>
-            <w:tcW w:w="1189" w:type="dxa"/>
-            <w:tcBorders>
-              <w:top w:val="nil"/>
-              <w:left w:val="nil"/>
-              <w:bottom w:val="nil"/>
-              <w:right w:val="single" w:color="auto" w:sz="2" w:space="0"/>
-            </w:tcBorders>
-            <w:shd w:val="clear" w:color="auto" w:fill="auto"/>
-            <w:tcMar>
-              <w:top w:w="120" w:type="dxa"/>
-              <w:left w:w="180" w:type="dxa"/>
-              <w:bottom w:w="120" w:type="dxa"/>
-              <w:right w:w="180" w:type="dxa"/>
-            </w:tcMar>
-            <w:vAlign w:val="center"/>
-          </w:tcPr>
-          <w:p>
-            <w:pPr>
-              <w:ind w:firstLine="240" w:firstLineChars="100"/>
-              <w:rPr>
-                <w:rFonts w:hint="default" w:cs="Times New Roman" w:asciiTheme="minorEastAsia" w:hAnsiTheme="minorEastAsia" w:eastAsiaTheme="minorEastAsia"/>
-                <w:kern w:val="2"/>
-                <w:sz w:val="24"/>
-                <w:szCs w:val="24"/>
-                <w:lang w:val="en-US" w:eastAsia="zh-CN" w:bidi="ar-SA"/>
-              </w:rPr>
-            </w:pPr>
-            <w:r>
-              <w:rPr>
-                <w:rFonts w:hint="default" w:cs="Times New Roman" w:asciiTheme="minorEastAsia" w:hAnsiTheme="minorEastAsia" w:eastAsiaTheme="minorEastAsia"/>
-                <w:kern w:val="2"/>
-                <w:sz w:val="24"/>
-                <w:szCs w:val="24"/>
-                <w:lang w:val="en-US" w:eastAsia="zh-CN" w:bidi="ar-SA"/>
-              </w:rPr>
-              <w:t>关闭所有接收方式</w:t>
-            </w:r>
-          </w:p>
-        </w:tc>
-        <w:tc>
-          <w:tcPr>
-            <w:tcW w:w="2470" w:type="dxa"/>
-            <w:tcBorders>
-              <w:top w:val="nil"/>
-              <w:left w:val="nil"/>
-              <w:bottom w:val="nil"/>
-              <w:right w:val="single" w:color="auto" w:sz="2" w:space="0"/>
-            </w:tcBorders>
-            <w:shd w:val="clear" w:color="auto" w:fill="auto"/>
-            <w:tcMar>
-              <w:top w:w="120" w:type="dxa"/>
-              <w:left w:w="180" w:type="dxa"/>
-              <w:bottom w:w="120" w:type="dxa"/>
-              <w:right w:w="180" w:type="dxa"/>
-            </w:tcMar>
-            <w:vAlign w:val="center"/>
-          </w:tcPr>
-          <w:p>
-            <w:pPr>
-              <w:ind w:firstLine="240" w:firstLineChars="100"/>
-              <w:rPr>
-                <w:rFonts w:hint="default" w:cs="Times New Roman" w:asciiTheme="minorEastAsia" w:hAnsiTheme="minorEastAsia" w:eastAsiaTheme="minorEastAsia"/>
-                <w:kern w:val="2"/>
-                <w:sz w:val="24"/>
-                <w:szCs w:val="24"/>
-                <w:lang w:val="en-US" w:eastAsia="zh-CN" w:bidi="ar-SA"/>
-              </w:rPr>
-            </w:pPr>
-            <w:r>
-              <w:rPr>
-                <w:rFonts w:hint="default" w:cs="Times New Roman" w:asciiTheme="minorEastAsia" w:hAnsiTheme="minorEastAsia" w:eastAsiaTheme="minorEastAsia"/>
-                <w:kern w:val="2"/>
-                <w:sz w:val="24"/>
-                <w:szCs w:val="24"/>
-                <w:lang w:val="en-US" w:eastAsia="zh-CN" w:bidi="ar-SA"/>
-              </w:rPr>
-              <w:t>sysMsg=false、emailMsg=false、smsMsg=false</w:t>
-            </w:r>
-          </w:p>
-        </w:tc>
-        <w:tc>
-          <w:tcPr>
-            <w:tcW w:w="2908" w:type="dxa"/>
-            <w:tcBorders>
-              <w:top w:val="nil"/>
-              <w:left w:val="nil"/>
-              <w:bottom w:val="nil"/>
-              <w:right w:val="single" w:color="auto" w:sz="2" w:space="0"/>
-            </w:tcBorders>
-            <w:shd w:val="clear" w:color="auto" w:fill="auto"/>
-            <w:tcMar>
-              <w:top w:w="120" w:type="dxa"/>
-              <w:left w:w="180" w:type="dxa"/>
-              <w:bottom w:w="120" w:type="dxa"/>
-              <w:right w:w="180" w:type="dxa"/>
-            </w:tcMar>
-            <w:vAlign w:val="center"/>
-          </w:tcPr>
-          <w:p>
-            <w:pPr>
-              <w:ind w:firstLine="240" w:firstLineChars="100"/>
-              <w:rPr>
-                <w:rFonts w:hint="default" w:cs="Times New Roman" w:asciiTheme="minorEastAsia" w:hAnsiTheme="minorEastAsia" w:eastAsiaTheme="minorEastAsia"/>
-                <w:kern w:val="2"/>
-                <w:sz w:val="24"/>
-                <w:szCs w:val="24"/>
-                <w:lang w:val="en-US" w:eastAsia="zh-CN" w:bidi="ar-SA"/>
-              </w:rPr>
-            </w:pPr>
-            <w:r>
-              <w:rPr>
-                <w:rFonts w:hint="default" w:cs="Times New Roman" w:asciiTheme="minorEastAsia" w:hAnsiTheme="minorEastAsia" w:eastAsiaTheme="minorEastAsia"/>
-                <w:kern w:val="2"/>
-                <w:sz w:val="24"/>
-                <w:szCs w:val="24"/>
-                <w:lang w:val="en-US" w:eastAsia="zh-CN" w:bidi="ar-SA"/>
-              </w:rPr>
-              <w:t>code=200，设置成功；后续消息仅存储不推送</w:t>
-            </w:r>
-          </w:p>
-        </w:tc>
-        <w:tc>
-          <w:tcPr>
-            <w:tcW w:w="1932" w:type="dxa"/>
-            <w:tcBorders>
-              <w:top w:val="nil"/>
-              <w:left w:val="nil"/>
-              <w:bottom w:val="nil"/>
-              <w:right w:val="nil"/>
-            </w:tcBorders>
-            <w:shd w:val="clear" w:color="auto" w:fill="auto"/>
-            <w:tcMar>
-              <w:top w:w="120" w:type="dxa"/>
-              <w:left w:w="180" w:type="dxa"/>
-              <w:bottom w:w="120" w:type="dxa"/>
-              <w:right w:w="180" w:type="dxa"/>
-            </w:tcMar>
-            <w:vAlign w:val="center"/>
-          </w:tcPr>
-          <w:p>
-            <w:pPr>
-              <w:ind w:firstLine="240" w:firstLineChars="100"/>
-              <w:rPr>
-                <w:rFonts w:hint="default" w:cs="Times New Roman" w:asciiTheme="minorEastAsia" w:hAnsiTheme="minorEastAsia" w:eastAsiaTheme="minorEastAsia"/>
-                <w:kern w:val="2"/>
-                <w:sz w:val="24"/>
-                <w:szCs w:val="24"/>
-                <w:lang w:val="en-US" w:eastAsia="zh-CN" w:bidi="ar-SA"/>
-              </w:rPr>
-            </w:pPr>
-            <w:r>
-              <w:rPr>
-                <w:rFonts w:hint="default" w:cs="Times New Roman" w:asciiTheme="minorEastAsia" w:hAnsiTheme="minorEastAsia" w:eastAsiaTheme="minorEastAsia"/>
-                <w:kern w:val="2"/>
-                <w:sz w:val="24"/>
-                <w:szCs w:val="24"/>
-                <w:lang w:val="en-US" w:eastAsia="zh-CN" w:bidi="ar-SA"/>
-              </w:rPr>
-              <w:t>Postman + JUnit 5</w:t>
-            </w:r>
-          </w:p>
-        </w:tc>
-      </w:tr>
-      <w:tr>
-        <w:tblPrEx>
-          <w:tblBorders>
-            <w:top w:val="single" w:color="auto" w:sz="2" w:space="0"/>
-            <w:left w:val="single" w:color="auto" w:sz="2" w:space="0"/>
-            <w:bottom w:val="single" w:color="auto" w:sz="2" w:space="0"/>
-            <w:right w:val="single" w:color="auto" w:sz="2" w:space="0"/>
-            <w:insideH w:val="none" w:color="auto" w:sz="0" w:space="0"/>
-            <w:insideV w:val="none" w:color="auto" w:sz="0" w:space="0"/>
-          </w:tblBorders>
-          <w:shd w:val="clear" w:color="auto" w:fill="auto"/>
           <w:tblCellMar>
             <w:top w:w="0" w:type="dxa"/>
             <w:left w:w="0" w:type="dxa"/>
@@ -42692,12 +42696,6 @@
             <w:insideV w:val="none" w:color="auto" w:sz="0" w:space="0"/>
           </w:tblBorders>
           <w:shd w:val="clear" w:color="auto" w:fill="auto"/>
-          <w:tblCellMar>
-            <w:top w:w="0" w:type="dxa"/>
-            <w:left w:w="0" w:type="dxa"/>
-            <w:bottom w:w="0" w:type="dxa"/>
-            <w:right w:w="0" w:type="dxa"/>
-          </w:tblCellMar>
         </w:tblPrEx>
         <w:trPr>
           <w:tblHeader/>
@@ -43089,8 +43087,6 @@
           <w:lang w:val="en-US" w:eastAsia="zh-CN" w:bidi="ar-SA"/>
         </w:rPr>
       </w:pPr>
-      <w:bookmarkStart w:id="36" w:name="_GoBack"/>
-      <w:bookmarkEnd w:id="36"/>
       <w:r>
         <w:rPr>
           <w:rFonts w:hint="default" w:cs="Times New Roman" w:asciiTheme="minorEastAsia" w:hAnsiTheme="minorEastAsia" w:eastAsiaTheme="minorEastAsia"/>
@@ -43292,7 +43288,7 @@
     <w:lsdException w:qFormat="1" w:unhideWhenUsed="0" w:uiPriority="0" w:semiHidden="0" w:name="Title"/>
     <w:lsdException w:unhideWhenUsed="0" w:uiPriority="0" w:semiHidden="0" w:name="Closing"/>
     <w:lsdException w:unhideWhenUsed="0" w:uiPriority="0" w:semiHidden="0" w:name="Signature"/>
-    <w:lsdException w:uiPriority="1" w:name="Default Paragraph Font"/>
+    <w:lsdException w:qFormat="1" w:uiPriority="1" w:name="Default Paragraph Font"/>
     <w:lsdException w:unhideWhenUsed="0" w:uiPriority="0" w:semiHidden="0" w:name="Body Text"/>
     <w:lsdException w:unhideWhenUsed="0" w:uiPriority="0" w:semiHidden="0" w:name="Body Text Indent"/>
     <w:lsdException w:unhideWhenUsed="0" w:uiPriority="0" w:semiHidden="0" w:name="List Continue"/>
@@ -43580,6 +43576,7 @@
     <w:name w:val="Default Paragraph Font"/>
     <w:semiHidden/>
     <w:unhideWhenUsed/>
+    <w:qFormat/>
     <w:uiPriority w:val="1"/>
   </w:style>
   <w:style w:type="table" w:default="1" w:styleId="12">
